--- a/Final/Report-G3.docx
+++ b/Final/Report-G3.docx
@@ -673,6 +673,434 @@
     </w:p>
     <w:p>
       <w:pPr>
+        <w:pStyle w:val="Heading2"/>
+        <w:rPr/>
+      </w:pPr>
+      <w:bookmarkStart w:colFirst="0" w:colLast="0" w:name="_pw7mauklca5w" w:id="4"/>
+      <w:bookmarkEnd w:id="4"/>
+      <w:r>
+        <w:rPr>
+          <w:rtl w:val="0"/>
+        </w:rPr>
+        <w:t xml:space="preserve">1. Planning / Requirements</w:t>
+      </w:r>
+    </w:p>
+    <w:p>
+      <w:pPr>
+        <w:rPr/>
+      </w:pPr>
+      <w:r>
+        <w:rPr>
+          <w:rtl w:val="0"/>
+        </w:rPr>
+        <w:t xml:space="preserve">In this phase, we defined the project goal and aligned it with SDG 3 – Good Health and Well-Being.</w:t>
+      </w:r>
+    </w:p>
+    <w:p>
+      <w:pPr>
+        <w:rPr/>
+      </w:pPr>
+      <w:r>
+        <w:rPr>
+          <w:rtl w:val="0"/>
+        </w:rPr>
+      </w:r>
+    </w:p>
+    <w:p>
+      <w:pPr>
+        <w:rPr/>
+      </w:pPr>
+      <w:r>
+        <w:rPr>
+          <w:rtl w:val="0"/>
+        </w:rPr>
+        <w:t xml:space="preserve">We identified the main stakeholders, including students and clinic staff.</w:t>
+      </w:r>
+    </w:p>
+    <w:p>
+      <w:pPr>
+        <w:rPr/>
+      </w:pPr>
+      <w:r>
+        <w:rPr>
+          <w:rtl w:val="0"/>
+        </w:rPr>
+      </w:r>
+    </w:p>
+    <w:p>
+      <w:pPr>
+        <w:rPr/>
+      </w:pPr>
+      <w:r>
+        <w:rPr>
+          <w:rtl w:val="0"/>
+        </w:rPr>
+        <w:t xml:space="preserve">We created a Product Vision to explain the purpose of the system.</w:t>
+      </w:r>
+    </w:p>
+    <w:p>
+      <w:pPr>
+        <w:rPr/>
+      </w:pPr>
+      <w:r>
+        <w:rPr>
+          <w:rtl w:val="0"/>
+        </w:rPr>
+      </w:r>
+    </w:p>
+    <w:p>
+      <w:pPr>
+        <w:rPr/>
+      </w:pPr>
+      <w:r>
+        <w:rPr>
+          <w:rtl w:val="0"/>
+        </w:rPr>
+        <w:t xml:space="preserve">We also wrote user stories in the format: “As a student, I want to book an appointment so that I can see a doctor without waiting.”</w:t>
+      </w:r>
+    </w:p>
+    <w:p>
+      <w:pPr>
+        <w:rPr/>
+      </w:pPr>
+      <w:r>
+        <w:rPr>
+          <w:rtl w:val="0"/>
+        </w:rPr>
+      </w:r>
+    </w:p>
+    <w:p>
+      <w:pPr>
+        <w:rPr/>
+      </w:pPr>
+      <w:r>
+        <w:rPr>
+          <w:rtl w:val="0"/>
+        </w:rPr>
+        <w:t xml:space="preserve">All user stories were added to the Product Backlog in Trello. Tasks were prioritised based on importance and feasibility.</w:t>
+      </w:r>
+    </w:p>
+    <w:p>
+      <w:pPr>
+        <w:rPr/>
+      </w:pPr>
+      <w:r>
+        <w:rPr>
+          <w:rtl w:val="0"/>
+        </w:rPr>
+      </w:r>
+    </w:p>
+    <w:p>
+      <w:pPr>
+        <w:pStyle w:val="Heading2"/>
+        <w:rPr/>
+      </w:pPr>
+      <w:bookmarkStart w:colFirst="0" w:colLast="0" w:name="_1frk58tx6rdk" w:id="5"/>
+      <w:bookmarkEnd w:id="5"/>
+      <w:r>
+        <w:rPr>
+          <w:rtl w:val="0"/>
+        </w:rPr>
+        <w:t xml:space="preserve">2. Analysis</w:t>
+      </w:r>
+    </w:p>
+    <w:p>
+      <w:pPr>
+        <w:rPr/>
+      </w:pPr>
+      <w:r>
+        <w:rPr>
+          <w:rtl w:val="0"/>
+        </w:rPr>
+        <w:t xml:space="preserve">In this phase, we analysed the system requirements more clearly.</w:t>
+      </w:r>
+    </w:p>
+    <w:p>
+      <w:pPr>
+        <w:rPr/>
+      </w:pPr>
+      <w:r>
+        <w:rPr>
+          <w:rtl w:val="0"/>
+        </w:rPr>
+      </w:r>
+    </w:p>
+    <w:p>
+      <w:pPr>
+        <w:rPr/>
+      </w:pPr>
+      <w:r>
+        <w:rPr>
+          <w:rtl w:val="0"/>
+        </w:rPr>
+        <w:t xml:space="preserve">We created a Use Case Diagram using proper UML notation. The diagram includes actors such as Student and Clinic Staff. It also shows the main system functions, including booking appointments, managing schedules, and cancelling appointments.</w:t>
+      </w:r>
+    </w:p>
+    <w:p>
+      <w:pPr>
+        <w:rPr/>
+      </w:pPr>
+      <w:r>
+        <w:rPr>
+          <w:rtl w:val="0"/>
+        </w:rPr>
+      </w:r>
+    </w:p>
+    <w:p>
+      <w:pPr>
+        <w:rPr/>
+      </w:pPr>
+      <w:r>
+        <w:rPr>
+          <w:rtl w:val="0"/>
+        </w:rPr>
+        <w:t xml:space="preserve">This helped us understand the functional scope of the system before moving to design.</w:t>
+      </w:r>
+    </w:p>
+    <w:p>
+      <w:pPr>
+        <w:pStyle w:val="Heading2"/>
+        <w:rPr/>
+      </w:pPr>
+      <w:bookmarkStart w:colFirst="0" w:colLast="0" w:name="_jehb1txho4uk" w:id="6"/>
+      <w:bookmarkEnd w:id="6"/>
+      <w:r>
+        <w:rPr>
+          <w:rtl w:val="0"/>
+        </w:rPr>
+        <w:t xml:space="preserve">3. Design</w:t>
+      </w:r>
+    </w:p>
+    <w:p>
+      <w:pPr>
+        <w:rPr/>
+      </w:pPr>
+      <w:r>
+        <w:rPr>
+          <w:rtl w:val="0"/>
+        </w:rPr>
+        <w:t xml:space="preserve">In the design phase, we created wireframes to show how the system interface would look.</w:t>
+      </w:r>
+    </w:p>
+    <w:p>
+      <w:pPr>
+        <w:rPr/>
+      </w:pPr>
+      <w:r>
+        <w:rPr>
+          <w:rtl w:val="0"/>
+        </w:rPr>
+      </w:r>
+    </w:p>
+    <w:p>
+      <w:pPr>
+        <w:rPr/>
+      </w:pPr>
+      <w:r>
+        <w:rPr>
+          <w:rtl w:val="0"/>
+        </w:rPr>
+        <w:t xml:space="preserve">We focused on simple navigation and user-friendly layout. The main pages include login, appointment booking page, schedule management page, and confirmation page.</w:t>
+      </w:r>
+    </w:p>
+    <w:p>
+      <w:pPr>
+        <w:rPr/>
+      </w:pPr>
+      <w:r>
+        <w:rPr>
+          <w:rtl w:val="0"/>
+        </w:rPr>
+      </w:r>
+    </w:p>
+    <w:p>
+      <w:pPr>
+        <w:rPr/>
+      </w:pPr>
+      <w:r>
+        <w:rPr>
+          <w:rtl w:val="0"/>
+        </w:rPr>
+        <w:t xml:space="preserve">All design files were organised in the GitHub design folder with meaningful commit messages to show progress.</w:t>
+      </w:r>
+    </w:p>
+    <w:p>
+      <w:pPr>
+        <w:pStyle w:val="Heading2"/>
+        <w:rPr/>
+      </w:pPr>
+      <w:bookmarkStart w:colFirst="0" w:colLast="0" w:name="_ggi6yv9x4gja" w:id="7"/>
+      <w:bookmarkEnd w:id="7"/>
+      <w:r>
+        <w:rPr>
+          <w:rtl w:val="0"/>
+        </w:rPr>
+        <w:t xml:space="preserve">4. Prototype Development</w:t>
+      </w:r>
+    </w:p>
+    <w:p>
+      <w:pPr>
+        <w:rPr/>
+      </w:pPr>
+      <w:r>
+        <w:rPr>
+          <w:rtl w:val="0"/>
+        </w:rPr>
+        <w:t xml:space="preserve">In this phase, we developed a working prototype to demonstrate the core features of the system.</w:t>
+      </w:r>
+    </w:p>
+    <w:p>
+      <w:pPr>
+        <w:rPr/>
+      </w:pPr>
+      <w:r>
+        <w:rPr>
+          <w:rtl w:val="0"/>
+        </w:rPr>
+      </w:r>
+    </w:p>
+    <w:p>
+      <w:pPr>
+        <w:rPr/>
+      </w:pPr>
+      <w:r>
+        <w:rPr>
+          <w:rtl w:val="0"/>
+        </w:rPr>
+        <w:t xml:space="preserve">The prototype allows students to log in, select available time slots, and confirm bookings. Clinic staff can view and manage daily appointments.</w:t>
+      </w:r>
+    </w:p>
+    <w:p>
+      <w:pPr>
+        <w:rPr/>
+      </w:pPr>
+      <w:r>
+        <w:rPr>
+          <w:rtl w:val="0"/>
+        </w:rPr>
+      </w:r>
+    </w:p>
+    <w:p>
+      <w:pPr>
+        <w:rPr/>
+      </w:pPr>
+      <w:r>
+        <w:rPr>
+          <w:rtl w:val="0"/>
+        </w:rPr>
+        <w:t xml:space="preserve">Development progress was tracked using GitHub commits and linked to Trello tasks.</w:t>
+      </w:r>
+    </w:p>
+    <w:p>
+      <w:pPr>
+        <w:rPr/>
+      </w:pPr>
+      <w:r>
+        <w:rPr>
+          <w:rtl w:val="0"/>
+        </w:rPr>
+      </w:r>
+    </w:p>
+    <w:p>
+      <w:pPr>
+        <w:pStyle w:val="Heading2"/>
+        <w:rPr/>
+      </w:pPr>
+      <w:bookmarkStart w:colFirst="0" w:colLast="0" w:name="_4blxqbq17tkp" w:id="8"/>
+      <w:bookmarkEnd w:id="8"/>
+      <w:r>
+        <w:rPr>
+          <w:rtl w:val="0"/>
+        </w:rPr>
+        <w:t xml:space="preserve">5. Testing / Evaluation</w:t>
+      </w:r>
+    </w:p>
+    <w:p>
+      <w:pPr>
+        <w:rPr/>
+      </w:pPr>
+      <w:r>
+        <w:rPr>
+          <w:rtl w:val="0"/>
+        </w:rPr>
+        <w:t xml:space="preserve">In this phase, we defined clear test goals, such as checking booking accuracy and system usability.</w:t>
+      </w:r>
+    </w:p>
+    <w:p>
+      <w:pPr>
+        <w:rPr/>
+      </w:pPr>
+      <w:r>
+        <w:rPr>
+          <w:rtl w:val="0"/>
+        </w:rPr>
+      </w:r>
+    </w:p>
+    <w:p>
+      <w:pPr>
+        <w:rPr/>
+      </w:pPr>
+      <w:r>
+        <w:rPr>
+          <w:rtl w:val="0"/>
+        </w:rPr>
+        <w:t xml:space="preserve">We conducted basic usability testing with selected users. Users were asked to complete tasks such as booking and cancelling appointments.</w:t>
+      </w:r>
+    </w:p>
+    <w:p>
+      <w:pPr>
+        <w:rPr/>
+      </w:pPr>
+      <w:r>
+        <w:rPr>
+          <w:rtl w:val="0"/>
+        </w:rPr>
+      </w:r>
+    </w:p>
+    <w:p>
+      <w:pPr>
+        <w:rPr/>
+      </w:pPr>
+      <w:r>
+        <w:rPr>
+          <w:rtl w:val="0"/>
+        </w:rPr>
+        <w:t xml:space="preserve">Feedback was collected and analysed. Based on the feedback, we improved the interface and fixed minor issues.</w:t>
+      </w:r>
+    </w:p>
+    <w:p>
+      <w:pPr>
+        <w:rPr/>
+      </w:pPr>
+      <w:r>
+        <w:rPr>
+          <w:rtl w:val="0"/>
+        </w:rPr>
+      </w:r>
+    </w:p>
+    <w:p>
+      <w:pPr>
+        <w:rPr/>
+      </w:pPr>
+      <w:r>
+        <w:rPr>
+          <w:rtl w:val="0"/>
+        </w:rPr>
+        <w:t xml:space="preserve">This testing process helped ensure that the system is functional and user-friendly.</w:t>
+      </w:r>
+    </w:p>
+    <w:p>
+      <w:pPr>
+        <w:rPr/>
+      </w:pPr>
+      <w:r>
+        <w:rPr>
+          <w:rtl w:val="0"/>
+        </w:rPr>
+      </w:r>
+    </w:p>
+    <w:p>
+      <w:pPr>
         <w:rPr/>
       </w:pPr>
       <w:r>
@@ -686,8 +1114,8 @@
         <w:pStyle w:val="Heading1"/>
         <w:rPr/>
       </w:pPr>
-      <w:bookmarkStart w:colFirst="0" w:colLast="0" w:name="_6d5ny3fiz87x" w:id="4"/>
-      <w:bookmarkEnd w:id="4"/>
+      <w:bookmarkStart w:colFirst="0" w:colLast="0" w:name="_6d5ny3fiz87x" w:id="9"/>
+      <w:bookmarkEnd w:id="9"/>
       <w:r>
         <w:rPr>
           <w:rtl w:val="0"/>
@@ -710,8 +1138,8 @@
         <w:pStyle w:val="Heading1"/>
         <w:rPr/>
       </w:pPr>
-      <w:bookmarkStart w:colFirst="0" w:colLast="0" w:name="_hwnny8xy7bju" w:id="5"/>
-      <w:bookmarkEnd w:id="5"/>
+      <w:bookmarkStart w:colFirst="0" w:colLast="0" w:name="_hwnny8xy7bju" w:id="10"/>
+      <w:bookmarkEnd w:id="10"/>
       <w:r>
         <w:rPr>
           <w:rtl w:val="0"/>
@@ -734,8 +1162,8 @@
         <w:pStyle w:val="Heading1"/>
         <w:rPr/>
       </w:pPr>
-      <w:bookmarkStart w:colFirst="0" w:colLast="0" w:name="_qp56i7mm0ojk" w:id="6"/>
-      <w:bookmarkEnd w:id="6"/>
+      <w:bookmarkStart w:colFirst="0" w:colLast="0" w:name="_qp56i7mm0ojk" w:id="11"/>
+      <w:bookmarkEnd w:id="11"/>
       <w:r>
         <w:rPr>
           <w:rtl w:val="0"/>

--- a/Final/Report-G3.docx
+++ b/Final/Report-G3.docx
@@ -20,7 +20,7 @@
           <w:szCs w:val="32"/>
           <w:rtl w:val="0"/>
         </w:rPr>
-        <w:t xml:space="preserve">University Clinic Appointment System</w:t>
+        <w:t xml:space="preserve">DUniversity Clinic Appointment System</w:t>
       </w:r>
     </w:p>
     <w:p>
@@ -376,18 +376,10 @@
         </w:rPr>
         <w:t xml:space="preserve">Jana Ahmed Mohammed Ahmed Mansour (0391558) – UI/UX Designer</w:t>
       </w:r>
-      <w:r>
-        <w:br w:type="page"/>
-      </w:r>
-      <w:r>
-        <w:rPr>
-          <w:rtl w:val="0"/>
-        </w:rPr>
-      </w:r>
-    </w:p>
-    <w:p>
-      <w:pPr>
-        <w:pStyle w:val="Heading1"/>
+    </w:p>
+    <w:p>
+      <w:pPr>
+        <w:jc w:val="center"/>
         <w:rPr>
           <w:b w:val="1"/>
           <w:bCs w:val="1"/>
@@ -395,6 +387,1390 @@
           <w:szCs w:val="24"/>
         </w:rPr>
       </w:pPr>
+      <w:r>
+        <w:rPr>
+          <w:rtl w:val="0"/>
+        </w:rPr>
+      </w:r>
+    </w:p>
+    <w:p>
+      <w:pPr>
+        <w:jc w:val="center"/>
+        <w:rPr>
+          <w:sz w:val="24"/>
+          <w:szCs w:val="24"/>
+        </w:rPr>
+      </w:pPr>
+      <w:r>
+        <w:rPr>
+          <w:rtl w:val="0"/>
+        </w:rPr>
+      </w:r>
+    </w:p>
+    <w:tbl>
+      <w:tblPr>
+        <w:tblStyle w:val="Table1"/>
+        <w:tblW w:w="9810.0" w:type="dxa"/>
+        <w:jc w:val="center"/>
+        <w:tblBorders>
+          <w:top w:color="000000" w:space="0" w:sz="8" w:val="single"/>
+          <w:left w:color="000000" w:space="0" w:sz="8" w:val="single"/>
+          <w:bottom w:color="000000" w:space="0" w:sz="8" w:val="single"/>
+          <w:right w:color="000000" w:space="0" w:sz="8" w:val="single"/>
+          <w:insideH w:color="000000" w:space="0" w:sz="8" w:val="single"/>
+          <w:insideV w:color="000000" w:space="0" w:sz="8" w:val="single"/>
+        </w:tblBorders>
+        <w:tblLayout w:type="fixed"/>
+        <w:tblLook w:val="0600"/>
+      </w:tblPr>
+      <w:tblGrid>
+        <w:gridCol w:w="2340"/>
+        <w:gridCol w:w="2340"/>
+        <w:gridCol w:w="2340"/>
+        <w:gridCol w:w="2790"/>
+        <w:tblGridChange w:id="0">
+          <w:tblGrid>
+            <w:gridCol w:w="2340"/>
+            <w:gridCol w:w="2340"/>
+            <w:gridCol w:w="2340"/>
+            <w:gridCol w:w="2790"/>
+          </w:tblGrid>
+        </w:tblGridChange>
+      </w:tblGrid>
+      <w:tr>
+        <w:trPr>
+          <w:cantSplit w:val="0"/>
+          <w:tblHeader w:val="0"/>
+        </w:trPr>
+        <w:tc>
+          <w:tcPr>
+            <w:shd w:fill="auto" w:val="clear"/>
+            <w:tcMar>
+              <w:top w:w="100.0" w:type="dxa"/>
+              <w:left w:w="100.0" w:type="dxa"/>
+              <w:bottom w:w="100.0" w:type="dxa"/>
+              <w:right w:w="100.0" w:type="dxa"/>
+            </w:tcMar>
+            <w:vAlign w:val="top"/>
+          </w:tcPr>
+          <w:p>
+            <w:pPr>
+              <w:keepNext w:val="0"/>
+              <w:keepLines w:val="0"/>
+              <w:pageBreakBefore w:val="0"/>
+              <w:widowControl w:val="0"/>
+              <w:pBdr>
+                <w:top w:space="0" w:sz="0" w:val="nil"/>
+                <w:left w:space="0" w:sz="0" w:val="nil"/>
+                <w:bottom w:space="0" w:sz="0" w:val="nil"/>
+                <w:right w:space="0" w:sz="0" w:val="nil"/>
+                <w:between w:space="0" w:sz="0" w:val="nil"/>
+              </w:pBdr>
+              <w:shd w:fill="auto" w:val="clear"/>
+              <w:spacing w:after="0" w:before="0" w:line="240" w:lineRule="auto"/>
+              <w:ind w:left="0" w:right="0" w:firstLine="0"/>
+              <w:jc w:val="left"/>
+              <w:rPr>
+                <w:sz w:val="24"/>
+                <w:szCs w:val="24"/>
+              </w:rPr>
+            </w:pPr>
+            <w:r>
+              <w:rPr>
+                <w:sz w:val="24"/>
+                <w:szCs w:val="24"/>
+                <w:rtl w:val="0"/>
+              </w:rPr>
+              <w:t xml:space="preserve">Name</w:t>
+            </w:r>
+          </w:p>
+        </w:tc>
+        <w:tc>
+          <w:tcPr>
+            <w:shd w:fill="auto" w:val="clear"/>
+            <w:tcMar>
+              <w:top w:w="100.0" w:type="dxa"/>
+              <w:left w:w="100.0" w:type="dxa"/>
+              <w:bottom w:w="100.0" w:type="dxa"/>
+              <w:right w:w="100.0" w:type="dxa"/>
+            </w:tcMar>
+            <w:vAlign w:val="top"/>
+          </w:tcPr>
+          <w:p>
+            <w:pPr>
+              <w:keepNext w:val="0"/>
+              <w:keepLines w:val="0"/>
+              <w:pageBreakBefore w:val="0"/>
+              <w:widowControl w:val="0"/>
+              <w:pBdr>
+                <w:top w:space="0" w:sz="0" w:val="nil"/>
+                <w:left w:space="0" w:sz="0" w:val="nil"/>
+                <w:bottom w:space="0" w:sz="0" w:val="nil"/>
+                <w:right w:space="0" w:sz="0" w:val="nil"/>
+                <w:between w:space="0" w:sz="0" w:val="nil"/>
+              </w:pBdr>
+              <w:shd w:fill="auto" w:val="clear"/>
+              <w:spacing w:after="0" w:before="0" w:line="240" w:lineRule="auto"/>
+              <w:ind w:left="0" w:right="0" w:firstLine="0"/>
+              <w:jc w:val="left"/>
+              <w:rPr>
+                <w:sz w:val="24"/>
+                <w:szCs w:val="24"/>
+              </w:rPr>
+            </w:pPr>
+            <w:r>
+              <w:rPr>
+                <w:sz w:val="24"/>
+                <w:szCs w:val="24"/>
+                <w:rtl w:val="0"/>
+              </w:rPr>
+              <w:t xml:space="preserve">ID</w:t>
+            </w:r>
+          </w:p>
+        </w:tc>
+        <w:tc>
+          <w:tcPr>
+            <w:shd w:fill="auto" w:val="clear"/>
+            <w:tcMar>
+              <w:top w:w="100.0" w:type="dxa"/>
+              <w:left w:w="100.0" w:type="dxa"/>
+              <w:bottom w:w="100.0" w:type="dxa"/>
+              <w:right w:w="100.0" w:type="dxa"/>
+            </w:tcMar>
+            <w:vAlign w:val="top"/>
+          </w:tcPr>
+          <w:p>
+            <w:pPr>
+              <w:keepNext w:val="0"/>
+              <w:keepLines w:val="0"/>
+              <w:pageBreakBefore w:val="0"/>
+              <w:widowControl w:val="0"/>
+              <w:pBdr>
+                <w:top w:space="0" w:sz="0" w:val="nil"/>
+                <w:left w:space="0" w:sz="0" w:val="nil"/>
+                <w:bottom w:space="0" w:sz="0" w:val="nil"/>
+                <w:right w:space="0" w:sz="0" w:val="nil"/>
+                <w:between w:space="0" w:sz="0" w:val="nil"/>
+              </w:pBdr>
+              <w:shd w:fill="auto" w:val="clear"/>
+              <w:spacing w:after="0" w:before="0" w:line="240" w:lineRule="auto"/>
+              <w:ind w:left="0" w:right="0" w:firstLine="0"/>
+              <w:jc w:val="left"/>
+              <w:rPr>
+                <w:sz w:val="24"/>
+                <w:szCs w:val="24"/>
+              </w:rPr>
+            </w:pPr>
+            <w:r>
+              <w:rPr>
+                <w:sz w:val="24"/>
+                <w:szCs w:val="24"/>
+                <w:rtl w:val="0"/>
+              </w:rPr>
+              <w:t xml:space="preserve">Role</w:t>
+            </w:r>
+          </w:p>
+        </w:tc>
+        <w:tc>
+          <w:tcPr>
+            <w:shd w:fill="auto" w:val="clear"/>
+            <w:tcMar>
+              <w:top w:w="100.0" w:type="dxa"/>
+              <w:left w:w="100.0" w:type="dxa"/>
+              <w:bottom w:w="100.0" w:type="dxa"/>
+              <w:right w:w="100.0" w:type="dxa"/>
+            </w:tcMar>
+            <w:vAlign w:val="top"/>
+          </w:tcPr>
+          <w:p>
+            <w:pPr>
+              <w:keepNext w:val="0"/>
+              <w:keepLines w:val="0"/>
+              <w:pageBreakBefore w:val="0"/>
+              <w:widowControl w:val="0"/>
+              <w:pBdr>
+                <w:top w:space="0" w:sz="0" w:val="nil"/>
+                <w:left w:space="0" w:sz="0" w:val="nil"/>
+                <w:bottom w:space="0" w:sz="0" w:val="nil"/>
+                <w:right w:space="0" w:sz="0" w:val="nil"/>
+                <w:between w:space="0" w:sz="0" w:val="nil"/>
+              </w:pBdr>
+              <w:shd w:fill="auto" w:val="clear"/>
+              <w:spacing w:after="0" w:before="0" w:line="240" w:lineRule="auto"/>
+              <w:ind w:left="0" w:right="0" w:firstLine="0"/>
+              <w:jc w:val="left"/>
+              <w:rPr>
+                <w:sz w:val="24"/>
+                <w:szCs w:val="24"/>
+              </w:rPr>
+            </w:pPr>
+            <w:r>
+              <w:rPr>
+                <w:sz w:val="24"/>
+                <w:szCs w:val="24"/>
+                <w:rtl w:val="0"/>
+              </w:rPr>
+              <w:t xml:space="preserve">Task</w:t>
+            </w:r>
+          </w:p>
+        </w:tc>
+      </w:tr>
+      <w:tr>
+        <w:trPr>
+          <w:cantSplit w:val="0"/>
+          <w:tblHeader w:val="0"/>
+        </w:trPr>
+        <w:tc>
+          <w:tcPr>
+            <w:shd w:fill="auto" w:val="clear"/>
+            <w:tcMar>
+              <w:top w:w="100.0" w:type="dxa"/>
+              <w:left w:w="100.0" w:type="dxa"/>
+              <w:bottom w:w="100.0" w:type="dxa"/>
+              <w:right w:w="100.0" w:type="dxa"/>
+            </w:tcMar>
+            <w:vAlign w:val="top"/>
+          </w:tcPr>
+          <w:p>
+            <w:pPr>
+              <w:jc w:val="center"/>
+              <w:rPr/>
+            </w:pPr>
+            <w:r>
+              <w:rPr>
+                <w:rtl w:val="0"/>
+              </w:rPr>
+              <w:t xml:space="preserve">Tanzim Daiyan Rahman</w:t>
+            </w:r>
+          </w:p>
+        </w:tc>
+        <w:tc>
+          <w:tcPr>
+            <w:shd w:fill="auto" w:val="clear"/>
+            <w:tcMar>
+              <w:top w:w="100.0" w:type="dxa"/>
+              <w:left w:w="100.0" w:type="dxa"/>
+              <w:bottom w:w="100.0" w:type="dxa"/>
+              <w:right w:w="100.0" w:type="dxa"/>
+            </w:tcMar>
+            <w:vAlign w:val="top"/>
+          </w:tcPr>
+          <w:p>
+            <w:pPr>
+              <w:jc w:val="center"/>
+              <w:rPr/>
+            </w:pPr>
+            <w:r>
+              <w:rPr>
+                <w:rtl w:val="0"/>
+              </w:rPr>
+              <w:t xml:space="preserve">0381809</w:t>
+            </w:r>
+          </w:p>
+        </w:tc>
+        <w:tc>
+          <w:tcPr>
+            <w:shd w:fill="auto" w:val="clear"/>
+            <w:tcMar>
+              <w:top w:w="100.0" w:type="dxa"/>
+              <w:left w:w="100.0" w:type="dxa"/>
+              <w:bottom w:w="100.0" w:type="dxa"/>
+              <w:right w:w="100.0" w:type="dxa"/>
+            </w:tcMar>
+            <w:vAlign w:val="top"/>
+          </w:tcPr>
+          <w:p>
+            <w:pPr>
+              <w:jc w:val="center"/>
+              <w:rPr/>
+            </w:pPr>
+            <w:r>
+              <w:rPr>
+                <w:rtl w:val="0"/>
+              </w:rPr>
+              <w:t xml:space="preserve">Group Leader</w:t>
+            </w:r>
+          </w:p>
+        </w:tc>
+        <w:tc>
+          <w:tcPr>
+            <w:shd w:fill="auto" w:val="clear"/>
+            <w:tcMar>
+              <w:top w:w="100.0" w:type="dxa"/>
+              <w:left w:w="100.0" w:type="dxa"/>
+              <w:bottom w:w="100.0" w:type="dxa"/>
+              <w:right w:w="100.0" w:type="dxa"/>
+            </w:tcMar>
+            <w:vAlign w:val="top"/>
+          </w:tcPr>
+          <w:p>
+            <w:pPr>
+              <w:keepNext w:val="0"/>
+              <w:keepLines w:val="0"/>
+              <w:pageBreakBefore w:val="0"/>
+              <w:widowControl w:val="0"/>
+              <w:numPr>
+                <w:ilvl w:val="0"/>
+                <w:numId w:val="2"/>
+              </w:numPr>
+              <w:pBdr>
+                <w:top w:space="0" w:sz="0" w:val="nil"/>
+                <w:left w:space="0" w:sz="0" w:val="nil"/>
+                <w:bottom w:space="0" w:sz="0" w:val="nil"/>
+                <w:right w:space="0" w:sz="0" w:val="nil"/>
+                <w:between w:space="0" w:sz="0" w:val="nil"/>
+              </w:pBdr>
+              <w:shd w:fill="auto" w:val="clear"/>
+              <w:spacing w:after="0" w:before="0" w:line="240" w:lineRule="auto"/>
+              <w:ind w:left="720" w:right="0" w:hanging="360"/>
+              <w:jc w:val="left"/>
+              <w:rPr>
+                <w:sz w:val="24"/>
+                <w:szCs w:val="24"/>
+                <w:u w:val="none"/>
+              </w:rPr>
+            </w:pPr>
+            <w:r>
+              <w:rPr>
+                <w:sz w:val="24"/>
+                <w:szCs w:val="24"/>
+                <w:rtl w:val="0"/>
+              </w:rPr>
+              <w:t xml:space="preserve">Writing test plan</w:t>
+            </w:r>
+          </w:p>
+          <w:p>
+            <w:pPr>
+              <w:keepNext w:val="0"/>
+              <w:keepLines w:val="0"/>
+              <w:pageBreakBefore w:val="0"/>
+              <w:widowControl w:val="0"/>
+              <w:numPr>
+                <w:ilvl w:val="0"/>
+                <w:numId w:val="2"/>
+              </w:numPr>
+              <w:pBdr>
+                <w:top w:space="0" w:sz="0" w:val="nil"/>
+                <w:left w:space="0" w:sz="0" w:val="nil"/>
+                <w:bottom w:space="0" w:sz="0" w:val="nil"/>
+                <w:right w:space="0" w:sz="0" w:val="nil"/>
+                <w:between w:space="0" w:sz="0" w:val="nil"/>
+              </w:pBdr>
+              <w:shd w:fill="auto" w:val="clear"/>
+              <w:spacing w:after="0" w:before="0" w:line="240" w:lineRule="auto"/>
+              <w:ind w:left="720" w:right="0" w:hanging="360"/>
+              <w:jc w:val="left"/>
+              <w:rPr>
+                <w:sz w:val="24"/>
+                <w:szCs w:val="24"/>
+                <w:u w:val="none"/>
+              </w:rPr>
+            </w:pPr>
+            <w:r>
+              <w:rPr>
+                <w:sz w:val="24"/>
+                <w:szCs w:val="24"/>
+                <w:rtl w:val="0"/>
+              </w:rPr>
+              <w:t xml:space="preserve">                                                      Creating test cases</w:t>
+            </w:r>
+          </w:p>
+          <w:p>
+            <w:pPr>
+              <w:keepNext w:val="0"/>
+              <w:keepLines w:val="0"/>
+              <w:pageBreakBefore w:val="0"/>
+              <w:widowControl w:val="0"/>
+              <w:numPr>
+                <w:ilvl w:val="0"/>
+                <w:numId w:val="2"/>
+              </w:numPr>
+              <w:pBdr>
+                <w:top w:space="0" w:sz="0" w:val="nil"/>
+                <w:left w:space="0" w:sz="0" w:val="nil"/>
+                <w:bottom w:space="0" w:sz="0" w:val="nil"/>
+                <w:right w:space="0" w:sz="0" w:val="nil"/>
+                <w:between w:space="0" w:sz="0" w:val="nil"/>
+              </w:pBdr>
+              <w:shd w:fill="auto" w:val="clear"/>
+              <w:spacing w:after="0" w:before="0" w:line="240" w:lineRule="auto"/>
+              <w:ind w:left="720" w:right="0" w:hanging="360"/>
+              <w:jc w:val="left"/>
+              <w:rPr>
+                <w:sz w:val="24"/>
+                <w:szCs w:val="24"/>
+                <w:u w:val="none"/>
+              </w:rPr>
+            </w:pPr>
+            <w:r>
+              <w:rPr>
+                <w:sz w:val="24"/>
+                <w:szCs w:val="24"/>
+                <w:rtl w:val="0"/>
+              </w:rPr>
+              <w:t xml:space="preserve">                                                             Collecting user feedback</w:t>
+            </w:r>
+          </w:p>
+          <w:p>
+            <w:pPr>
+              <w:keepNext w:val="0"/>
+              <w:keepLines w:val="0"/>
+              <w:pageBreakBefore w:val="0"/>
+              <w:widowControl w:val="0"/>
+              <w:numPr>
+                <w:ilvl w:val="0"/>
+                <w:numId w:val="2"/>
+              </w:numPr>
+              <w:pBdr>
+                <w:top w:space="0" w:sz="0" w:val="nil"/>
+                <w:left w:space="0" w:sz="0" w:val="nil"/>
+                <w:bottom w:space="0" w:sz="0" w:val="nil"/>
+                <w:right w:space="0" w:sz="0" w:val="nil"/>
+                <w:between w:space="0" w:sz="0" w:val="nil"/>
+              </w:pBdr>
+              <w:shd w:fill="auto" w:val="clear"/>
+              <w:spacing w:after="0" w:before="0" w:line="240" w:lineRule="auto"/>
+              <w:ind w:left="720" w:right="0" w:hanging="360"/>
+              <w:jc w:val="left"/>
+              <w:rPr>
+                <w:sz w:val="24"/>
+                <w:szCs w:val="24"/>
+                <w:u w:val="none"/>
+              </w:rPr>
+            </w:pPr>
+            <w:r>
+              <w:rPr>
+                <w:sz w:val="24"/>
+                <w:szCs w:val="24"/>
+                <w:rtl w:val="0"/>
+              </w:rPr>
+              <w:t xml:space="preserve">                                        Recording improvements</w:t>
+            </w:r>
+          </w:p>
+        </w:tc>
+      </w:tr>
+      <w:tr>
+        <w:trPr>
+          <w:cantSplit w:val="0"/>
+          <w:tblHeader w:val="0"/>
+        </w:trPr>
+        <w:tc>
+          <w:tcPr>
+            <w:shd w:fill="auto" w:val="clear"/>
+            <w:tcMar>
+              <w:top w:w="100.0" w:type="dxa"/>
+              <w:left w:w="100.0" w:type="dxa"/>
+              <w:bottom w:w="100.0" w:type="dxa"/>
+              <w:right w:w="100.0" w:type="dxa"/>
+            </w:tcMar>
+            <w:vAlign w:val="top"/>
+          </w:tcPr>
+          <w:p>
+            <w:pPr>
+              <w:jc w:val="center"/>
+              <w:rPr/>
+            </w:pPr>
+            <w:r>
+              <w:rPr>
+                <w:rtl w:val="0"/>
+              </w:rPr>
+              <w:t xml:space="preserve">HU SHUNBO</w:t>
+            </w:r>
+          </w:p>
+        </w:tc>
+        <w:tc>
+          <w:tcPr>
+            <w:shd w:fill="auto" w:val="clear"/>
+            <w:tcMar>
+              <w:top w:w="100.0" w:type="dxa"/>
+              <w:left w:w="100.0" w:type="dxa"/>
+              <w:bottom w:w="100.0" w:type="dxa"/>
+              <w:right w:w="100.0" w:type="dxa"/>
+            </w:tcMar>
+            <w:vAlign w:val="top"/>
+          </w:tcPr>
+          <w:p>
+            <w:pPr>
+              <w:jc w:val="center"/>
+              <w:rPr/>
+            </w:pPr>
+            <w:r>
+              <w:rPr>
+                <w:rtl w:val="0"/>
+              </w:rPr>
+              <w:t xml:space="preserve">0391096</w:t>
+            </w:r>
+          </w:p>
+        </w:tc>
+        <w:tc>
+          <w:tcPr>
+            <w:shd w:fill="auto" w:val="clear"/>
+            <w:tcMar>
+              <w:top w:w="100.0" w:type="dxa"/>
+              <w:left w:w="100.0" w:type="dxa"/>
+              <w:bottom w:w="100.0" w:type="dxa"/>
+              <w:right w:w="100.0" w:type="dxa"/>
+            </w:tcMar>
+            <w:vAlign w:val="top"/>
+          </w:tcPr>
+          <w:p>
+            <w:pPr>
+              <w:jc w:val="center"/>
+              <w:rPr/>
+            </w:pPr>
+            <w:r>
+              <w:rPr>
+                <w:rtl w:val="0"/>
+              </w:rPr>
+              <w:t xml:space="preserve">DevOps Engineer</w:t>
+            </w:r>
+          </w:p>
+        </w:tc>
+        <w:tc>
+          <w:tcPr>
+            <w:shd w:fill="auto" w:val="clear"/>
+            <w:tcMar>
+              <w:top w:w="100.0" w:type="dxa"/>
+              <w:left w:w="100.0" w:type="dxa"/>
+              <w:bottom w:w="100.0" w:type="dxa"/>
+              <w:right w:w="100.0" w:type="dxa"/>
+            </w:tcMar>
+            <w:vAlign w:val="top"/>
+          </w:tcPr>
+          <w:p>
+            <w:pPr>
+              <w:keepNext w:val="0"/>
+              <w:keepLines w:val="0"/>
+              <w:pageBreakBefore w:val="0"/>
+              <w:widowControl w:val="0"/>
+              <w:numPr>
+                <w:ilvl w:val="0"/>
+                <w:numId w:val="3"/>
+              </w:numPr>
+              <w:pBdr>
+                <w:top w:space="0" w:sz="0" w:val="nil"/>
+                <w:left w:space="0" w:sz="0" w:val="nil"/>
+                <w:bottom w:space="0" w:sz="0" w:val="nil"/>
+                <w:right w:space="0" w:sz="0" w:val="nil"/>
+                <w:between w:space="0" w:sz="0" w:val="nil"/>
+              </w:pBdr>
+              <w:shd w:fill="auto" w:val="clear"/>
+              <w:spacing w:after="0" w:before="0" w:line="240" w:lineRule="auto"/>
+              <w:ind w:left="720" w:right="0" w:hanging="360"/>
+              <w:jc w:val="left"/>
+              <w:rPr>
+                <w:sz w:val="24"/>
+                <w:szCs w:val="24"/>
+                <w:u w:val="none"/>
+              </w:rPr>
+            </w:pPr>
+            <w:r>
+              <w:rPr>
+                <w:strike w:val="1"/>
+                <w:sz w:val="24"/>
+                <w:szCs w:val="24"/>
+                <w:rtl w:val="0"/>
+              </w:rPr>
+              <w:t xml:space="preserve">Setting up GitHub repository</w:t>
+            </w:r>
+          </w:p>
+          <w:p>
+            <w:pPr>
+              <w:keepNext w:val="0"/>
+              <w:keepLines w:val="0"/>
+              <w:pageBreakBefore w:val="0"/>
+              <w:widowControl w:val="0"/>
+              <w:numPr>
+                <w:ilvl w:val="0"/>
+                <w:numId w:val="3"/>
+              </w:numPr>
+              <w:pBdr>
+                <w:top w:space="0" w:sz="0" w:val="nil"/>
+                <w:left w:space="0" w:sz="0" w:val="nil"/>
+                <w:bottom w:space="0" w:sz="0" w:val="nil"/>
+                <w:right w:space="0" w:sz="0" w:val="nil"/>
+                <w:between w:space="0" w:sz="0" w:val="nil"/>
+              </w:pBdr>
+              <w:shd w:fill="auto" w:val="clear"/>
+              <w:spacing w:after="0" w:before="0" w:line="240" w:lineRule="auto"/>
+              <w:ind w:left="720" w:right="0" w:hanging="360"/>
+              <w:jc w:val="left"/>
+              <w:rPr>
+                <w:sz w:val="24"/>
+                <w:szCs w:val="24"/>
+                <w:u w:val="none"/>
+              </w:rPr>
+            </w:pPr>
+            <w:r>
+              <w:rPr>
+                <w:strike w:val="1"/>
+                <w:sz w:val="24"/>
+                <w:szCs w:val="24"/>
+                <w:rtl w:val="0"/>
+              </w:rPr>
+              <w:t xml:space="preserve">                                                             Writing README</w:t>
+            </w:r>
+          </w:p>
+          <w:p>
+            <w:pPr>
+              <w:keepNext w:val="0"/>
+              <w:keepLines w:val="0"/>
+              <w:pageBreakBefore w:val="0"/>
+              <w:widowControl w:val="0"/>
+              <w:numPr>
+                <w:ilvl w:val="0"/>
+                <w:numId w:val="3"/>
+              </w:numPr>
+              <w:pBdr>
+                <w:top w:space="0" w:sz="0" w:val="nil"/>
+                <w:left w:space="0" w:sz="0" w:val="nil"/>
+                <w:bottom w:space="0" w:sz="0" w:val="nil"/>
+                <w:right w:space="0" w:sz="0" w:val="nil"/>
+                <w:between w:space="0" w:sz="0" w:val="nil"/>
+              </w:pBdr>
+              <w:shd w:fill="auto" w:val="clear"/>
+              <w:spacing w:after="0" w:before="0" w:line="240" w:lineRule="auto"/>
+              <w:ind w:left="720" w:right="0" w:hanging="360"/>
+              <w:jc w:val="left"/>
+              <w:rPr>
+                <w:sz w:val="24"/>
+                <w:szCs w:val="24"/>
+                <w:u w:val="none"/>
+              </w:rPr>
+            </w:pPr>
+            <w:r>
+              <w:rPr>
+                <w:strike w:val="1"/>
+                <w:sz w:val="24"/>
+                <w:szCs w:val="24"/>
+                <w:rtl w:val="0"/>
+              </w:rPr>
+              <w:t xml:space="preserve">                                                             Organizing folders</w:t>
+            </w:r>
+          </w:p>
+          <w:p>
+            <w:pPr>
+              <w:keepNext w:val="0"/>
+              <w:keepLines w:val="0"/>
+              <w:pageBreakBefore w:val="0"/>
+              <w:widowControl w:val="0"/>
+              <w:numPr>
+                <w:ilvl w:val="0"/>
+                <w:numId w:val="3"/>
+              </w:numPr>
+              <w:pBdr>
+                <w:top w:space="0" w:sz="0" w:val="nil"/>
+                <w:left w:space="0" w:sz="0" w:val="nil"/>
+                <w:bottom w:space="0" w:sz="0" w:val="nil"/>
+                <w:right w:space="0" w:sz="0" w:val="nil"/>
+                <w:between w:space="0" w:sz="0" w:val="nil"/>
+              </w:pBdr>
+              <w:shd w:fill="auto" w:val="clear"/>
+              <w:spacing w:after="0" w:before="0" w:line="240" w:lineRule="auto"/>
+              <w:ind w:left="720" w:right="0" w:hanging="360"/>
+              <w:jc w:val="left"/>
+              <w:rPr>
+                <w:sz w:val="24"/>
+                <w:szCs w:val="24"/>
+                <w:u w:val="none"/>
+              </w:rPr>
+            </w:pPr>
+            <w:r>
+              <w:rPr>
+                <w:sz w:val="24"/>
+                <w:szCs w:val="24"/>
+                <w:rtl w:val="0"/>
+              </w:rPr>
+              <w:t xml:space="preserve">                                                             Managing commit history</w:t>
+            </w:r>
+          </w:p>
+          <w:p>
+            <w:pPr>
+              <w:keepNext w:val="0"/>
+              <w:keepLines w:val="0"/>
+              <w:pageBreakBefore w:val="0"/>
+              <w:widowControl w:val="0"/>
+              <w:numPr>
+                <w:ilvl w:val="0"/>
+                <w:numId w:val="3"/>
+              </w:numPr>
+              <w:pBdr>
+                <w:top w:space="0" w:sz="0" w:val="nil"/>
+                <w:left w:space="0" w:sz="0" w:val="nil"/>
+                <w:bottom w:space="0" w:sz="0" w:val="nil"/>
+                <w:right w:space="0" w:sz="0" w:val="nil"/>
+                <w:between w:space="0" w:sz="0" w:val="nil"/>
+              </w:pBdr>
+              <w:shd w:fill="auto" w:val="clear"/>
+              <w:spacing w:after="0" w:before="0" w:line="240" w:lineRule="auto"/>
+              <w:ind w:left="720" w:right="0" w:hanging="360"/>
+              <w:jc w:val="left"/>
+              <w:rPr>
+                <w:sz w:val="24"/>
+                <w:szCs w:val="24"/>
+                <w:u w:val="none"/>
+              </w:rPr>
+            </w:pPr>
+            <w:r>
+              <w:rPr>
+                <w:sz w:val="24"/>
+                <w:szCs w:val="24"/>
+                <w:rtl w:val="0"/>
+              </w:rPr>
+              <w:t xml:space="preserve">                                                             Compiling report</w:t>
+            </w:r>
+          </w:p>
+        </w:tc>
+      </w:tr>
+      <w:tr>
+        <w:trPr>
+          <w:cantSplit w:val="0"/>
+          <w:tblHeader w:val="0"/>
+        </w:trPr>
+        <w:tc>
+          <w:tcPr>
+            <w:shd w:fill="auto" w:val="clear"/>
+            <w:tcMar>
+              <w:top w:w="100.0" w:type="dxa"/>
+              <w:left w:w="100.0" w:type="dxa"/>
+              <w:bottom w:w="100.0" w:type="dxa"/>
+              <w:right w:w="100.0" w:type="dxa"/>
+            </w:tcMar>
+            <w:vAlign w:val="top"/>
+          </w:tcPr>
+          <w:p>
+            <w:pPr>
+              <w:jc w:val="center"/>
+              <w:rPr/>
+            </w:pPr>
+            <w:r>
+              <w:rPr>
+                <w:rtl w:val="0"/>
+              </w:rPr>
+              <w:t xml:space="preserve">Cui Rongxuan</w:t>
+            </w:r>
+          </w:p>
+        </w:tc>
+        <w:tc>
+          <w:tcPr>
+            <w:shd w:fill="auto" w:val="clear"/>
+            <w:tcMar>
+              <w:top w:w="100.0" w:type="dxa"/>
+              <w:left w:w="100.0" w:type="dxa"/>
+              <w:bottom w:w="100.0" w:type="dxa"/>
+              <w:right w:w="100.0" w:type="dxa"/>
+            </w:tcMar>
+            <w:vAlign w:val="top"/>
+          </w:tcPr>
+          <w:p>
+            <w:pPr>
+              <w:jc w:val="center"/>
+              <w:rPr/>
+            </w:pPr>
+            <w:r>
+              <w:rPr>
+                <w:rtl w:val="0"/>
+              </w:rPr>
+              <w:t xml:space="preserve">0391767</w:t>
+            </w:r>
+          </w:p>
+        </w:tc>
+        <w:tc>
+          <w:tcPr>
+            <w:shd w:fill="auto" w:val="clear"/>
+            <w:tcMar>
+              <w:top w:w="100.0" w:type="dxa"/>
+              <w:left w:w="100.0" w:type="dxa"/>
+              <w:bottom w:w="100.0" w:type="dxa"/>
+              <w:right w:w="100.0" w:type="dxa"/>
+            </w:tcMar>
+            <w:vAlign w:val="top"/>
+          </w:tcPr>
+          <w:p>
+            <w:pPr>
+              <w:jc w:val="center"/>
+              <w:rPr/>
+            </w:pPr>
+            <w:r>
+              <w:rPr>
+                <w:rtl w:val="0"/>
+              </w:rPr>
+              <w:t xml:space="preserve">Scrum Master</w:t>
+            </w:r>
+          </w:p>
+        </w:tc>
+        <w:tc>
+          <w:tcPr>
+            <w:shd w:fill="auto" w:val="clear"/>
+            <w:tcMar>
+              <w:top w:w="100.0" w:type="dxa"/>
+              <w:left w:w="100.0" w:type="dxa"/>
+              <w:bottom w:w="100.0" w:type="dxa"/>
+              <w:right w:w="100.0" w:type="dxa"/>
+            </w:tcMar>
+            <w:vAlign w:val="top"/>
+          </w:tcPr>
+          <w:p>
+            <w:pPr>
+              <w:keepNext w:val="0"/>
+              <w:keepLines w:val="0"/>
+              <w:pageBreakBefore w:val="0"/>
+              <w:widowControl w:val="0"/>
+              <w:numPr>
+                <w:ilvl w:val="0"/>
+                <w:numId w:val="1"/>
+              </w:numPr>
+              <w:pBdr>
+                <w:top w:space="0" w:sz="0" w:val="nil"/>
+                <w:left w:space="0" w:sz="0" w:val="nil"/>
+                <w:bottom w:space="0" w:sz="0" w:val="nil"/>
+                <w:right w:space="0" w:sz="0" w:val="nil"/>
+                <w:between w:space="0" w:sz="0" w:val="nil"/>
+              </w:pBdr>
+              <w:shd w:fill="auto" w:val="clear"/>
+              <w:spacing w:after="0" w:before="0" w:line="240" w:lineRule="auto"/>
+              <w:ind w:left="720" w:right="0" w:hanging="360"/>
+              <w:jc w:val="left"/>
+              <w:rPr>
+                <w:sz w:val="24"/>
+                <w:szCs w:val="24"/>
+                <w:u w:val="none"/>
+              </w:rPr>
+            </w:pPr>
+            <w:r>
+              <w:rPr>
+                <w:strike w:val="1"/>
+                <w:sz w:val="24"/>
+                <w:szCs w:val="24"/>
+                <w:rtl w:val="0"/>
+              </w:rPr>
+              <w:t xml:space="preserve">Managing Trello Board</w:t>
+            </w:r>
+          </w:p>
+          <w:p>
+            <w:pPr>
+              <w:keepNext w:val="0"/>
+              <w:keepLines w:val="0"/>
+              <w:pageBreakBefore w:val="0"/>
+              <w:widowControl w:val="0"/>
+              <w:numPr>
+                <w:ilvl w:val="0"/>
+                <w:numId w:val="1"/>
+              </w:numPr>
+              <w:pBdr>
+                <w:top w:space="0" w:sz="0" w:val="nil"/>
+                <w:left w:space="0" w:sz="0" w:val="nil"/>
+                <w:bottom w:space="0" w:sz="0" w:val="nil"/>
+                <w:right w:space="0" w:sz="0" w:val="nil"/>
+                <w:between w:space="0" w:sz="0" w:val="nil"/>
+              </w:pBdr>
+              <w:shd w:fill="auto" w:val="clear"/>
+              <w:spacing w:after="0" w:before="0" w:line="240" w:lineRule="auto"/>
+              <w:ind w:left="720" w:right="0" w:hanging="360"/>
+              <w:jc w:val="left"/>
+              <w:rPr>
+                <w:sz w:val="24"/>
+                <w:szCs w:val="24"/>
+                <w:u w:val="none"/>
+              </w:rPr>
+            </w:pPr>
+            <w:r>
+              <w:rPr>
+                <w:strike w:val="1"/>
+                <w:sz w:val="24"/>
+                <w:szCs w:val="24"/>
+                <w:rtl w:val="0"/>
+              </w:rPr>
+              <w:t xml:space="preserve">Create burndown chart</w:t>
+            </w:r>
+          </w:p>
+          <w:p>
+            <w:pPr>
+              <w:keepNext w:val="0"/>
+              <w:keepLines w:val="0"/>
+              <w:pageBreakBefore w:val="0"/>
+              <w:widowControl w:val="0"/>
+              <w:numPr>
+                <w:ilvl w:val="0"/>
+                <w:numId w:val="1"/>
+              </w:numPr>
+              <w:pBdr>
+                <w:top w:space="0" w:sz="0" w:val="nil"/>
+                <w:left w:space="0" w:sz="0" w:val="nil"/>
+                <w:bottom w:space="0" w:sz="0" w:val="nil"/>
+                <w:right w:space="0" w:sz="0" w:val="nil"/>
+                <w:between w:space="0" w:sz="0" w:val="nil"/>
+              </w:pBdr>
+              <w:shd w:fill="auto" w:val="clear"/>
+              <w:spacing w:after="0" w:before="0" w:line="240" w:lineRule="auto"/>
+              <w:ind w:left="720" w:right="0" w:hanging="360"/>
+              <w:jc w:val="left"/>
+              <w:rPr>
+                <w:sz w:val="24"/>
+                <w:szCs w:val="24"/>
+                <w:u w:val="none"/>
+              </w:rPr>
+            </w:pPr>
+            <w:r>
+              <w:rPr>
+                <w:strike w:val="1"/>
+                <w:sz w:val="24"/>
+                <w:szCs w:val="24"/>
+                <w:rtl w:val="0"/>
+              </w:rPr>
+              <w:t xml:space="preserve">Monitoring sprint progress</w:t>
+            </w:r>
+          </w:p>
+          <w:p>
+            <w:pPr>
+              <w:keepNext w:val="0"/>
+              <w:keepLines w:val="0"/>
+              <w:pageBreakBefore w:val="0"/>
+              <w:widowControl w:val="0"/>
+              <w:numPr>
+                <w:ilvl w:val="0"/>
+                <w:numId w:val="1"/>
+              </w:numPr>
+              <w:pBdr>
+                <w:top w:space="0" w:sz="0" w:val="nil"/>
+                <w:left w:space="0" w:sz="0" w:val="nil"/>
+                <w:bottom w:space="0" w:sz="0" w:val="nil"/>
+                <w:right w:space="0" w:sz="0" w:val="nil"/>
+                <w:between w:space="0" w:sz="0" w:val="nil"/>
+              </w:pBdr>
+              <w:shd w:fill="auto" w:val="clear"/>
+              <w:spacing w:after="0" w:before="0" w:line="240" w:lineRule="auto"/>
+              <w:ind w:left="720" w:right="0" w:hanging="360"/>
+              <w:jc w:val="left"/>
+              <w:rPr>
+                <w:sz w:val="24"/>
+                <w:szCs w:val="24"/>
+                <w:u w:val="none"/>
+              </w:rPr>
+            </w:pPr>
+            <w:r>
+              <w:rPr>
+                <w:sz w:val="24"/>
+                <w:szCs w:val="24"/>
+                <w:rtl w:val="0"/>
+              </w:rPr>
+              <w:t xml:space="preserve">Making sure deadlines are met</w:t>
+            </w:r>
+          </w:p>
+          <w:p>
+            <w:pPr>
+              <w:keepNext w:val="0"/>
+              <w:keepLines w:val="0"/>
+              <w:pageBreakBefore w:val="0"/>
+              <w:widowControl w:val="0"/>
+              <w:pBdr>
+                <w:top w:space="0" w:sz="0" w:val="nil"/>
+                <w:left w:space="0" w:sz="0" w:val="nil"/>
+                <w:bottom w:space="0" w:sz="0" w:val="nil"/>
+                <w:right w:space="0" w:sz="0" w:val="nil"/>
+                <w:between w:space="0" w:sz="0" w:val="nil"/>
+              </w:pBdr>
+              <w:shd w:fill="auto" w:val="clear"/>
+              <w:spacing w:after="0" w:before="0" w:line="240" w:lineRule="auto"/>
+              <w:ind w:left="720" w:right="0" w:firstLine="0"/>
+              <w:jc w:val="left"/>
+              <w:rPr>
+                <w:sz w:val="24"/>
+                <w:szCs w:val="24"/>
+              </w:rPr>
+            </w:pPr>
+            <w:r>
+              <w:rPr>
+                <w:rtl w:val="0"/>
+              </w:rPr>
+            </w:r>
+          </w:p>
+        </w:tc>
+      </w:tr>
+      <w:tr>
+        <w:trPr>
+          <w:cantSplit w:val="0"/>
+          <w:tblHeader w:val="0"/>
+        </w:trPr>
+        <w:tc>
+          <w:tcPr>
+            <w:shd w:fill="auto" w:val="clear"/>
+            <w:tcMar>
+              <w:top w:w="100.0" w:type="dxa"/>
+              <w:left w:w="100.0" w:type="dxa"/>
+              <w:bottom w:w="100.0" w:type="dxa"/>
+              <w:right w:w="100.0" w:type="dxa"/>
+            </w:tcMar>
+            <w:vAlign w:val="top"/>
+          </w:tcPr>
+          <w:p>
+            <w:pPr>
+              <w:jc w:val="center"/>
+              <w:rPr/>
+            </w:pPr>
+            <w:r>
+              <w:rPr>
+                <w:rtl w:val="0"/>
+              </w:rPr>
+              <w:t xml:space="preserve">Sean Yoong Lok Mun</w:t>
+            </w:r>
+          </w:p>
+        </w:tc>
+        <w:tc>
+          <w:tcPr>
+            <w:shd w:fill="auto" w:val="clear"/>
+            <w:tcMar>
+              <w:top w:w="100.0" w:type="dxa"/>
+              <w:left w:w="100.0" w:type="dxa"/>
+              <w:bottom w:w="100.0" w:type="dxa"/>
+              <w:right w:w="100.0" w:type="dxa"/>
+            </w:tcMar>
+            <w:vAlign w:val="top"/>
+          </w:tcPr>
+          <w:p>
+            <w:pPr>
+              <w:jc w:val="center"/>
+              <w:rPr/>
+            </w:pPr>
+            <w:r>
+              <w:rPr>
+                <w:rtl w:val="0"/>
+              </w:rPr>
+              <w:t xml:space="preserve">0377520</w:t>
+            </w:r>
+          </w:p>
+        </w:tc>
+        <w:tc>
+          <w:tcPr>
+            <w:shd w:fill="auto" w:val="clear"/>
+            <w:tcMar>
+              <w:top w:w="100.0" w:type="dxa"/>
+              <w:left w:w="100.0" w:type="dxa"/>
+              <w:bottom w:w="100.0" w:type="dxa"/>
+              <w:right w:w="100.0" w:type="dxa"/>
+            </w:tcMar>
+            <w:vAlign w:val="top"/>
+          </w:tcPr>
+          <w:p>
+            <w:pPr>
+              <w:jc w:val="center"/>
+              <w:rPr/>
+            </w:pPr>
+            <w:r>
+              <w:rPr>
+                <w:rtl w:val="0"/>
+              </w:rPr>
+              <w:t xml:space="preserve">Product Owner</w:t>
+            </w:r>
+          </w:p>
+        </w:tc>
+        <w:tc>
+          <w:tcPr>
+            <w:shd w:fill="auto" w:val="clear"/>
+            <w:tcMar>
+              <w:top w:w="100.0" w:type="dxa"/>
+              <w:left w:w="100.0" w:type="dxa"/>
+              <w:bottom w:w="100.0" w:type="dxa"/>
+              <w:right w:w="100.0" w:type="dxa"/>
+            </w:tcMar>
+            <w:vAlign w:val="top"/>
+          </w:tcPr>
+          <w:p>
+            <w:pPr>
+              <w:keepNext w:val="0"/>
+              <w:keepLines w:val="0"/>
+              <w:pageBreakBefore w:val="0"/>
+              <w:widowControl w:val="0"/>
+              <w:pBdr>
+                <w:top w:space="0" w:sz="0" w:val="nil"/>
+                <w:left w:space="0" w:sz="0" w:val="nil"/>
+                <w:bottom w:space="0" w:sz="0" w:val="nil"/>
+                <w:right w:space="0" w:sz="0" w:val="nil"/>
+                <w:between w:space="0" w:sz="0" w:val="nil"/>
+              </w:pBdr>
+              <w:shd w:fill="auto" w:val="clear"/>
+              <w:spacing w:after="0" w:before="0" w:line="240" w:lineRule="auto"/>
+              <w:ind w:left="0" w:right="0" w:firstLine="0"/>
+              <w:jc w:val="left"/>
+              <w:rPr>
+                <w:sz w:val="24"/>
+                <w:szCs w:val="24"/>
+              </w:rPr>
+            </w:pPr>
+            <w:r>
+              <w:rPr>
+                <w:rtl w:val="0"/>
+              </w:rPr>
+            </w:r>
+          </w:p>
+        </w:tc>
+      </w:tr>
+      <w:tr>
+        <w:trPr>
+          <w:cantSplit w:val="0"/>
+          <w:tblHeader w:val="0"/>
+        </w:trPr>
+        <w:tc>
+          <w:tcPr>
+            <w:shd w:fill="auto" w:val="clear"/>
+            <w:tcMar>
+              <w:top w:w="100.0" w:type="dxa"/>
+              <w:left w:w="100.0" w:type="dxa"/>
+              <w:bottom w:w="100.0" w:type="dxa"/>
+              <w:right w:w="100.0" w:type="dxa"/>
+            </w:tcMar>
+            <w:vAlign w:val="top"/>
+          </w:tcPr>
+          <w:p>
+            <w:pPr>
+              <w:jc w:val="center"/>
+              <w:rPr/>
+            </w:pPr>
+            <w:r>
+              <w:rPr>
+                <w:rtl w:val="0"/>
+              </w:rPr>
+              <w:t xml:space="preserve">Jana Ahmed Mohammed Ahmed Mansour</w:t>
+            </w:r>
+          </w:p>
+        </w:tc>
+        <w:tc>
+          <w:tcPr>
+            <w:shd w:fill="auto" w:val="clear"/>
+            <w:tcMar>
+              <w:top w:w="100.0" w:type="dxa"/>
+              <w:left w:w="100.0" w:type="dxa"/>
+              <w:bottom w:w="100.0" w:type="dxa"/>
+              <w:right w:w="100.0" w:type="dxa"/>
+            </w:tcMar>
+            <w:vAlign w:val="top"/>
+          </w:tcPr>
+          <w:p>
+            <w:pPr>
+              <w:jc w:val="center"/>
+              <w:rPr/>
+            </w:pPr>
+            <w:r>
+              <w:rPr>
+                <w:rtl w:val="0"/>
+              </w:rPr>
+              <w:t xml:space="preserve">0391558</w:t>
+            </w:r>
+          </w:p>
+        </w:tc>
+        <w:tc>
+          <w:tcPr>
+            <w:shd w:fill="auto" w:val="clear"/>
+            <w:tcMar>
+              <w:top w:w="100.0" w:type="dxa"/>
+              <w:left w:w="100.0" w:type="dxa"/>
+              <w:bottom w:w="100.0" w:type="dxa"/>
+              <w:right w:w="100.0" w:type="dxa"/>
+            </w:tcMar>
+            <w:vAlign w:val="top"/>
+          </w:tcPr>
+          <w:p>
+            <w:pPr>
+              <w:jc w:val="center"/>
+              <w:rPr/>
+            </w:pPr>
+            <w:r>
+              <w:rPr>
+                <w:rtl w:val="0"/>
+              </w:rPr>
+              <w:t xml:space="preserve">UI/UX Designer</w:t>
+            </w:r>
+          </w:p>
+        </w:tc>
+        <w:tc>
+          <w:tcPr>
+            <w:shd w:fill="auto" w:val="clear"/>
+            <w:tcMar>
+              <w:top w:w="100.0" w:type="dxa"/>
+              <w:left w:w="100.0" w:type="dxa"/>
+              <w:bottom w:w="100.0" w:type="dxa"/>
+              <w:right w:w="100.0" w:type="dxa"/>
+            </w:tcMar>
+            <w:vAlign w:val="top"/>
+          </w:tcPr>
+          <w:p>
+            <w:pPr>
+              <w:keepNext w:val="0"/>
+              <w:keepLines w:val="0"/>
+              <w:pageBreakBefore w:val="0"/>
+              <w:widowControl w:val="0"/>
+              <w:numPr>
+                <w:ilvl w:val="0"/>
+                <w:numId w:val="4"/>
+              </w:numPr>
+              <w:pBdr>
+                <w:top w:space="0" w:sz="0" w:val="nil"/>
+                <w:left w:space="0" w:sz="0" w:val="nil"/>
+                <w:bottom w:space="0" w:sz="0" w:val="nil"/>
+                <w:right w:space="0" w:sz="0" w:val="nil"/>
+                <w:between w:space="0" w:sz="0" w:val="nil"/>
+              </w:pBdr>
+              <w:shd w:fill="auto" w:val="clear"/>
+              <w:spacing w:after="0" w:before="0" w:line="240" w:lineRule="auto"/>
+              <w:ind w:left="720" w:right="0" w:hanging="360"/>
+              <w:jc w:val="left"/>
+              <w:rPr>
+                <w:sz w:val="24"/>
+                <w:szCs w:val="24"/>
+                <w:u w:val="none"/>
+              </w:rPr>
+            </w:pPr>
+            <w:r>
+              <w:rPr>
+                <w:strike w:val="1"/>
+                <w:sz w:val="24"/>
+                <w:szCs w:val="24"/>
+                <w:rtl w:val="0"/>
+              </w:rPr>
+              <w:t xml:space="preserve">Design login page</w:t>
+            </w:r>
+          </w:p>
+          <w:p>
+            <w:pPr>
+              <w:keepNext w:val="0"/>
+              <w:keepLines w:val="0"/>
+              <w:pageBreakBefore w:val="0"/>
+              <w:widowControl w:val="0"/>
+              <w:numPr>
+                <w:ilvl w:val="0"/>
+                <w:numId w:val="4"/>
+              </w:numPr>
+              <w:pBdr>
+                <w:top w:space="0" w:sz="0" w:val="nil"/>
+                <w:left w:space="0" w:sz="0" w:val="nil"/>
+                <w:bottom w:space="0" w:sz="0" w:val="nil"/>
+                <w:right w:space="0" w:sz="0" w:val="nil"/>
+                <w:between w:space="0" w:sz="0" w:val="nil"/>
+              </w:pBdr>
+              <w:shd w:fill="auto" w:val="clear"/>
+              <w:spacing w:after="0" w:before="0" w:line="240" w:lineRule="auto"/>
+              <w:ind w:left="720" w:right="0" w:hanging="360"/>
+              <w:jc w:val="left"/>
+              <w:rPr>
+                <w:sz w:val="24"/>
+                <w:szCs w:val="24"/>
+                <w:u w:val="none"/>
+              </w:rPr>
+            </w:pPr>
+            <w:r>
+              <w:rPr>
+                <w:strike w:val="1"/>
+                <w:sz w:val="24"/>
+                <w:szCs w:val="24"/>
+                <w:rtl w:val="0"/>
+              </w:rPr>
+              <w:t xml:space="preserve">Design appointment booking UI</w:t>
+            </w:r>
+          </w:p>
+          <w:p>
+            <w:pPr>
+              <w:keepNext w:val="0"/>
+              <w:keepLines w:val="0"/>
+              <w:pageBreakBefore w:val="0"/>
+              <w:widowControl w:val="0"/>
+              <w:numPr>
+                <w:ilvl w:val="0"/>
+                <w:numId w:val="4"/>
+              </w:numPr>
+              <w:pBdr>
+                <w:top w:space="0" w:sz="0" w:val="nil"/>
+                <w:left w:space="0" w:sz="0" w:val="nil"/>
+                <w:bottom w:space="0" w:sz="0" w:val="nil"/>
+                <w:right w:space="0" w:sz="0" w:val="nil"/>
+                <w:between w:space="0" w:sz="0" w:val="nil"/>
+              </w:pBdr>
+              <w:shd w:fill="auto" w:val="clear"/>
+              <w:spacing w:after="0" w:before="0" w:line="240" w:lineRule="auto"/>
+              <w:ind w:left="720" w:right="0" w:hanging="360"/>
+              <w:jc w:val="left"/>
+              <w:rPr>
+                <w:sz w:val="24"/>
+                <w:szCs w:val="24"/>
+                <w:u w:val="none"/>
+              </w:rPr>
+            </w:pPr>
+            <w:r>
+              <w:rPr>
+                <w:sz w:val="24"/>
+                <w:szCs w:val="24"/>
+                <w:rtl w:val="0"/>
+              </w:rPr>
+              <w:t xml:space="preserve">Draft class Diagram</w:t>
+            </w:r>
+          </w:p>
+          <w:p>
+            <w:pPr>
+              <w:keepNext w:val="0"/>
+              <w:keepLines w:val="0"/>
+              <w:pageBreakBefore w:val="0"/>
+              <w:widowControl w:val="0"/>
+              <w:numPr>
+                <w:ilvl w:val="0"/>
+                <w:numId w:val="4"/>
+              </w:numPr>
+              <w:pBdr>
+                <w:top w:space="0" w:sz="0" w:val="nil"/>
+                <w:left w:space="0" w:sz="0" w:val="nil"/>
+                <w:bottom w:space="0" w:sz="0" w:val="nil"/>
+                <w:right w:space="0" w:sz="0" w:val="nil"/>
+                <w:between w:space="0" w:sz="0" w:val="nil"/>
+              </w:pBdr>
+              <w:shd w:fill="auto" w:val="clear"/>
+              <w:spacing w:after="0" w:before="0" w:line="240" w:lineRule="auto"/>
+              <w:ind w:left="720" w:right="0" w:hanging="360"/>
+              <w:jc w:val="left"/>
+              <w:rPr>
+                <w:sz w:val="24"/>
+                <w:szCs w:val="24"/>
+                <w:u w:val="none"/>
+              </w:rPr>
+            </w:pPr>
+            <w:r>
+              <w:rPr>
+                <w:sz w:val="24"/>
+                <w:szCs w:val="24"/>
+                <w:rtl w:val="0"/>
+              </w:rPr>
+              <w:t xml:space="preserve">Create Wireframe</w:t>
+            </w:r>
+          </w:p>
+        </w:tc>
+      </w:tr>
+    </w:tbl>
+    <w:p>
+      <w:pPr>
+        <w:jc w:val="center"/>
+        <w:rPr>
+          <w:b w:val="1"/>
+          <w:bCs w:val="1"/>
+          <w:sz w:val="24"/>
+          <w:szCs w:val="24"/>
+        </w:rPr>
+      </w:pPr>
+      <w:r>
+        <w:br w:type="page"/>
+      </w:r>
+      <w:r>
+        <w:rPr>
+          <w:rtl w:val="0"/>
+        </w:rPr>
+      </w:r>
+    </w:p>
+    <w:p>
+      <w:pPr>
+        <w:pStyle w:val="Heading1"/>
+        <w:rPr>
+          <w:b w:val="1"/>
+          <w:bCs w:val="1"/>
+          <w:sz w:val="24"/>
+          <w:szCs w:val="24"/>
+        </w:rPr>
+      </w:pPr>
       <w:bookmarkStart w:colFirst="0" w:colLast="0" w:name="_qr0596l9n8cw" w:id="0"/>
       <w:bookmarkEnd w:id="0"/>
       <w:r>
@@ -655,6 +2031,239 @@
         <w:rPr>
           <w:rtl w:val="0"/>
         </w:rPr>
+        <w:t xml:space="preserve">This project followed the Agile development approach using Scrum practices. Agile allows the team to develop the system step by step and improve it through continuous feedback.</w:t>
+      </w:r>
+    </w:p>
+    <w:p>
+      <w:pPr>
+        <w:rPr/>
+      </w:pPr>
+      <w:r>
+        <w:rPr>
+          <w:rtl w:val="0"/>
+        </w:rPr>
+      </w:r>
+    </w:p>
+    <w:p>
+      <w:pPr>
+        <w:rPr/>
+      </w:pPr>
+      <w:r>
+        <w:rPr>
+          <w:rtl w:val="0"/>
+        </w:rPr>
+        <w:t xml:space="preserve">The project work was organised into short development cycles called sprints. Each sprint focused on completing specific tasks from the Product Backlog. Tasks were prioritised based on importance and system requirements.</w:t>
+      </w:r>
+    </w:p>
+    <w:p>
+      <w:pPr>
+        <w:rPr/>
+      </w:pPr>
+      <w:r>
+        <w:rPr>
+          <w:rtl w:val="0"/>
+        </w:rPr>
+      </w:r>
+    </w:p>
+    <w:p>
+      <w:pPr>
+        <w:rPr/>
+      </w:pPr>
+      <w:r>
+        <w:rPr>
+          <w:rtl w:val="0"/>
+        </w:rPr>
+        <w:t xml:space="preserve">To manage the project workflow, the team used Trello as the main project management tool. Trello helped the team organise tasks, track progress, and collaborate more effectively.</w:t>
+      </w:r>
+    </w:p>
+    <w:p>
+      <w:pPr>
+        <w:rPr/>
+      </w:pPr>
+      <w:r>
+        <w:rPr>
+          <w:rtl w:val="0"/>
+        </w:rPr>
+      </w:r>
+    </w:p>
+    <w:p>
+      <w:pPr>
+        <w:rPr/>
+      </w:pPr>
+      <w:r>
+        <w:rPr>
+          <w:rtl w:val="0"/>
+        </w:rPr>
+        <w:t xml:space="preserve">The Trello board was organised into different lists, including:</w:t>
+      </w:r>
+    </w:p>
+    <w:p>
+      <w:pPr>
+        <w:rPr/>
+      </w:pPr>
+      <w:r>
+        <w:rPr>
+          <w:rtl w:val="0"/>
+        </w:rPr>
+      </w:r>
+    </w:p>
+    <w:p>
+      <w:pPr>
+        <w:rPr/>
+      </w:pPr>
+      <w:r>
+        <w:rPr>
+          <w:rtl w:val="0"/>
+        </w:rPr>
+        <w:t xml:space="preserve">1.Product Backlog – a list of all user stories and system requirements</w:t>
+      </w:r>
+    </w:p>
+    <w:p>
+      <w:pPr>
+        <w:rPr/>
+      </w:pPr>
+      <w:r>
+        <w:rPr>
+          <w:rtl w:val="0"/>
+        </w:rPr>
+      </w:r>
+    </w:p>
+    <w:p>
+      <w:pPr>
+        <w:rPr/>
+      </w:pPr>
+      <w:r>
+        <w:rPr>
+          <w:rtl w:val="0"/>
+        </w:rPr>
+        <w:t xml:space="preserve">2.To Do – tasks planned for the current sprint</w:t>
+      </w:r>
+    </w:p>
+    <w:p>
+      <w:pPr>
+        <w:rPr/>
+      </w:pPr>
+      <w:r>
+        <w:rPr>
+          <w:rtl w:val="0"/>
+        </w:rPr>
+      </w:r>
+    </w:p>
+    <w:p>
+      <w:pPr>
+        <w:rPr/>
+      </w:pPr>
+      <w:r>
+        <w:rPr>
+          <w:rtl w:val="0"/>
+        </w:rPr>
+        <w:t xml:space="preserve">3.Doing – tasks currently being worked on by team members</w:t>
+      </w:r>
+    </w:p>
+    <w:p>
+      <w:pPr>
+        <w:rPr/>
+      </w:pPr>
+      <w:r>
+        <w:rPr>
+          <w:rtl w:val="0"/>
+        </w:rPr>
+      </w:r>
+    </w:p>
+    <w:p>
+      <w:pPr>
+        <w:rPr/>
+      </w:pPr>
+      <w:r>
+        <w:rPr>
+          <w:rtl w:val="0"/>
+        </w:rPr>
+        <w:t xml:space="preserve">4.Done – completed tasks</w:t>
+      </w:r>
+    </w:p>
+    <w:p>
+      <w:pPr>
+        <w:rPr/>
+      </w:pPr>
+      <w:r>
+        <w:rPr>
+          <w:rtl w:val="0"/>
+        </w:rPr>
+      </w:r>
+    </w:p>
+    <w:p>
+      <w:pPr>
+        <w:rPr/>
+      </w:pPr>
+      <w:r>
+        <w:rPr>
+          <w:rFonts w:ascii="Arial Unicode MS" w:cs="Arial Unicode MS" w:eastAsia="Arial Unicode MS" w:hAnsi="Arial Unicode MS"/>
+          <w:rtl w:val="0"/>
+        </w:rPr>
+        <w:t xml:space="preserve">Each task was represented as a card on the Trello board. Cards included task descriptions, assigned team members, and deadlines. Team members moved cards across the lists as work progressed from To Do → Doing → Done.</w:t>
+      </w:r>
+    </w:p>
+    <w:p>
+      <w:pPr>
+        <w:rPr/>
+      </w:pPr>
+      <w:r>
+        <w:rPr>
+          <w:rtl w:val="0"/>
+        </w:rPr>
+      </w:r>
+    </w:p>
+    <w:p>
+      <w:pPr>
+        <w:rPr/>
+      </w:pPr>
+      <w:r>
+        <w:rPr>
+          <w:rtl w:val="0"/>
+        </w:rPr>
+        <w:t xml:space="preserve">This workflow helped the team visualise project progress and identify which tasks were completed or still pending.</w:t>
+      </w:r>
+    </w:p>
+    <w:p>
+      <w:pPr>
+        <w:rPr/>
+      </w:pPr>
+      <w:r>
+        <w:rPr>
+          <w:rtl w:val="0"/>
+        </w:rPr>
+      </w:r>
+    </w:p>
+    <w:p>
+      <w:pPr>
+        <w:rPr/>
+      </w:pPr>
+      <w:r>
+        <w:rPr>
+          <w:rtl w:val="0"/>
+        </w:rPr>
+        <w:t xml:space="preserve">Trello also supported Sprint Planning and task prioritisation. The team reviewed the Product Backlog regularly and selected important tasks for each sprint. After completing tasks, the team reviewed the results and made improvements where necessary.</w:t>
+      </w:r>
+    </w:p>
+    <w:p>
+      <w:pPr>
+        <w:rPr/>
+      </w:pPr>
+      <w:r>
+        <w:rPr>
+          <w:rtl w:val="0"/>
+        </w:rPr>
+      </w:r>
+    </w:p>
+    <w:p>
+      <w:pPr>
+        <w:rPr/>
+      </w:pPr>
+      <w:r>
+        <w:rPr>
+          <w:rtl w:val="0"/>
+        </w:rPr>
+        <w:t xml:space="preserve">By using Agile practices and Trello, the team was able to maintain clear task management, improve collaboration, and track project progress throughout the development process.</w:t>
       </w:r>
     </w:p>
     <w:p>
@@ -693,101 +2302,7 @@
         <w:rPr>
           <w:rtl w:val="0"/>
         </w:rPr>
-        <w:t xml:space="preserve">In this phase, we defined the project goal and aligned it with SDG 3 – Good Health and Well-Being.</w:t>
-      </w:r>
-    </w:p>
-    <w:p>
-      <w:pPr>
-        <w:rPr/>
-      </w:pPr>
-      <w:r>
-        <w:rPr>
-          <w:rtl w:val="0"/>
-        </w:rPr>
-      </w:r>
-    </w:p>
-    <w:p>
-      <w:pPr>
-        <w:rPr/>
-      </w:pPr>
-      <w:r>
-        <w:rPr>
-          <w:rtl w:val="0"/>
-        </w:rPr>
-        <w:t xml:space="preserve">We identified the main stakeholders, including students and clinic staff.</w:t>
-      </w:r>
-    </w:p>
-    <w:p>
-      <w:pPr>
-        <w:rPr/>
-      </w:pPr>
-      <w:r>
-        <w:rPr>
-          <w:rtl w:val="0"/>
-        </w:rPr>
-      </w:r>
-    </w:p>
-    <w:p>
-      <w:pPr>
-        <w:rPr/>
-      </w:pPr>
-      <w:r>
-        <w:rPr>
-          <w:rtl w:val="0"/>
-        </w:rPr>
-        <w:t xml:space="preserve">We created a Product Vision to explain the purpose of the system.</w:t>
-      </w:r>
-    </w:p>
-    <w:p>
-      <w:pPr>
-        <w:rPr/>
-      </w:pPr>
-      <w:r>
-        <w:rPr>
-          <w:rtl w:val="0"/>
-        </w:rPr>
-      </w:r>
-    </w:p>
-    <w:p>
-      <w:pPr>
-        <w:rPr/>
-      </w:pPr>
-      <w:r>
-        <w:rPr>
-          <w:rtl w:val="0"/>
-        </w:rPr>
-        <w:t xml:space="preserve">We also wrote user stories in the format: “As a student, I want to book an appointment so that I can see a doctor without waiting.”</w:t>
-      </w:r>
-    </w:p>
-    <w:p>
-      <w:pPr>
-        <w:rPr/>
-      </w:pPr>
-      <w:r>
-        <w:rPr>
-          <w:rtl w:val="0"/>
-        </w:rPr>
-      </w:r>
-    </w:p>
-    <w:p>
-      <w:pPr>
-        <w:rPr/>
-      </w:pPr>
-      <w:r>
-        <w:rPr>
-          <w:rtl w:val="0"/>
-        </w:rPr>
-        <w:t xml:space="preserve">All user stories were added to the Product Backlog in Trello. Tasks were prioritised based on importance and feasibility.</w:t>
-      </w:r>
-    </w:p>
-    <w:p>
-      <w:pPr>
-        <w:rPr/>
-      </w:pPr>
-      <w:r>
-        <w:rPr>
-          <w:rtl w:val="0"/>
-        </w:rPr>
+        <w:t xml:space="preserve">In this phase, we defined the project goal and aligned it with SDG 3 – Good Health and Well-Being. We have gathered the user requirements and wishes by using Google Form and having discussions about it. We discover the Functional requirement and non-Functional requirement of the system.</w:t>
       </w:r>
     </w:p>
     <w:p>
@@ -1091,26 +2606,6 @@
     </w:p>
     <w:p>
       <w:pPr>
-        <w:rPr/>
-      </w:pPr>
-      <w:r>
-        <w:rPr>
-          <w:rtl w:val="0"/>
-        </w:rPr>
-      </w:r>
-    </w:p>
-    <w:p>
-      <w:pPr>
-        <w:rPr/>
-      </w:pPr>
-      <w:r>
-        <w:rPr>
-          <w:rtl w:val="0"/>
-        </w:rPr>
-      </w:r>
-    </w:p>
-    <w:p>
-      <w:pPr>
         <w:pStyle w:val="Heading1"/>
         <w:rPr/>
       </w:pPr>
@@ -1138,23 +2633,1120 @@
         <w:pStyle w:val="Heading1"/>
         <w:rPr/>
       </w:pPr>
-      <w:bookmarkStart w:colFirst="0" w:colLast="0" w:name="_hwnny8xy7bju" w:id="10"/>
+      <w:bookmarkStart w:colFirst="0" w:colLast="0" w:name="_901sb3e8xgz9" w:id="10"/>
       <w:bookmarkEnd w:id="10"/>
       <w:r>
         <w:rPr>
           <w:rtl w:val="0"/>
         </w:rPr>
+      </w:r>
+    </w:p>
+    <w:p>
+      <w:pPr>
+        <w:pStyle w:val="Heading1"/>
+        <w:rPr/>
+      </w:pPr>
+      <w:bookmarkStart w:colFirst="0" w:colLast="0" w:name="_5t37ygidujsg" w:id="11"/>
+      <w:bookmarkEnd w:id="11"/>
+      <w:r>
+        <w:rPr>
+          <w:rtl w:val="0"/>
+        </w:rPr>
+      </w:r>
+    </w:p>
+    <w:p>
+      <w:pPr>
+        <w:pStyle w:val="Heading1"/>
+        <w:rPr/>
+      </w:pPr>
+      <w:bookmarkStart w:colFirst="0" w:colLast="0" w:name="_t7gj4ewduinw" w:id="12"/>
+      <w:bookmarkEnd w:id="12"/>
+      <w:r>
+        <w:rPr>
+          <w:rtl w:val="0"/>
+        </w:rPr>
+      </w:r>
+    </w:p>
+    <w:p>
+      <w:pPr>
+        <w:pStyle w:val="Heading1"/>
+        <w:rPr/>
+      </w:pPr>
+      <w:bookmarkStart w:colFirst="0" w:colLast="0" w:name="_6pwe1jbysbc" w:id="13"/>
+      <w:bookmarkEnd w:id="13"/>
+      <w:r>
+        <w:rPr>
+          <w:rtl w:val="0"/>
+        </w:rPr>
+      </w:r>
+    </w:p>
+    <w:p>
+      <w:pPr>
+        <w:pStyle w:val="Heading1"/>
+        <w:rPr/>
+      </w:pPr>
+      <w:bookmarkStart w:colFirst="0" w:colLast="0" w:name="_hwnny8xy7bju" w:id="14"/>
+      <w:bookmarkEnd w:id="14"/>
+      <w:r>
+        <w:rPr>
+          <w:rtl w:val="0"/>
+        </w:rPr>
         <w:t xml:space="preserve">Prototype Showcase</w:t>
       </w:r>
     </w:p>
     <w:p>
       <w:pPr>
-        <w:rPr/>
-      </w:pPr>
-      <w:r>
-        <w:rPr>
-          <w:rtl w:val="0"/>
-        </w:rPr>
+        <w:pStyle w:val="Heading2"/>
+        <w:rPr/>
+      </w:pPr>
+      <w:bookmarkStart w:colFirst="0" w:colLast="0" w:name="_9de80qcvc92l" w:id="15"/>
+      <w:bookmarkEnd w:id="15"/>
+      <w:r>
+        <w:rPr>
+          <w:rtl w:val="0"/>
+        </w:rPr>
+        <w:t xml:space="preserve">Prototype Overview</w:t>
+      </w:r>
+    </w:p>
+    <w:p>
+      <w:pPr>
+        <w:rPr/>
+      </w:pPr>
+      <w:r>
+        <w:rPr>
+          <w:rtl w:val="0"/>
+        </w:rPr>
+        <w:t xml:space="preserve">The prototype of the University Clinic Appointment System demonstrates the main features of the system and how students interact with the university healthcare portal.</w:t>
+      </w:r>
+    </w:p>
+    <w:p>
+      <w:pPr>
+        <w:rPr/>
+      </w:pPr>
+      <w:r>
+        <w:rPr>
+          <w:rtl w:val="0"/>
+        </w:rPr>
+      </w:r>
+    </w:p>
+    <w:p>
+      <w:pPr>
+        <w:rPr/>
+      </w:pPr>
+      <w:r>
+        <w:rPr>
+          <w:rtl w:val="0"/>
+        </w:rPr>
+        <w:t xml:space="preserve">The prototype focuses on two main functions:</w:t>
+      </w:r>
+    </w:p>
+    <w:p>
+      <w:pPr>
+        <w:rPr/>
+      </w:pPr>
+      <w:r>
+        <w:rPr>
+          <w:rtl w:val="0"/>
+        </w:rPr>
+        <w:t xml:space="preserve">1.Secure student login </w:t>
+      </w:r>
+    </w:p>
+    <w:p>
+      <w:pPr>
+        <w:rPr/>
+      </w:pPr>
+      <w:r>
+        <w:rPr>
+          <w:rtl w:val="0"/>
+        </w:rPr>
+        <w:t xml:space="preserve">2.Appointment booking interface</w:t>
+      </w:r>
+    </w:p>
+    <w:p>
+      <w:pPr>
+        <w:rPr/>
+      </w:pPr>
+      <w:r>
+        <w:rPr>
+          <w:rtl w:val="0"/>
+        </w:rPr>
+      </w:r>
+    </w:p>
+    <w:p>
+      <w:pPr>
+        <w:rPr/>
+      </w:pPr>
+      <w:r>
+        <w:rPr>
+          <w:rtl w:val="0"/>
+        </w:rPr>
+        <w:t xml:space="preserve">These features show how students can access the system, schedule appointments, and interact with the clinic services in a simple and efficient way.</w:t>
+      </w:r>
+    </w:p>
+    <w:p>
+      <w:pPr>
+        <w:rPr/>
+      </w:pPr>
+      <w:r>
+        <w:rPr>
+          <w:rtl w:val="0"/>
+        </w:rPr>
+      </w:r>
+    </w:p>
+    <w:p>
+      <w:pPr>
+        <w:rPr/>
+      </w:pPr>
+      <w:r>
+        <w:rPr>
+          <w:rtl w:val="0"/>
+        </w:rPr>
+        <w:t xml:space="preserve">The prototype was developed as an early demonstration of the system before full development. It allows users to understand the workflow and evaluate usability of the system.</w:t>
+      </w:r>
+    </w:p>
+    <w:p>
+      <w:pPr>
+        <w:rPr/>
+      </w:pPr>
+      <w:r>
+        <w:rPr>
+          <w:rtl w:val="0"/>
+        </w:rPr>
+      </w:r>
+    </w:p>
+    <w:p>
+      <w:pPr>
+        <w:pStyle w:val="Heading2"/>
+        <w:rPr/>
+      </w:pPr>
+      <w:bookmarkStart w:colFirst="0" w:colLast="0" w:name="_792tli1knyuz" w:id="16"/>
+      <w:bookmarkEnd w:id="16"/>
+      <w:r>
+        <w:rPr>
+          <w:rtl w:val="0"/>
+        </w:rPr>
+        <w:t xml:space="preserve">Login Interface</w:t>
+      </w:r>
+    </w:p>
+    <w:p>
+      <w:pPr>
+        <w:rPr/>
+      </w:pPr>
+      <w:r>
+        <w:rPr>
+          <w:rtl w:val="0"/>
+        </w:rPr>
+      </w:r>
+    </w:p>
+    <w:p>
+      <w:pPr>
+        <w:rPr>
+          <w:b w:val="1"/>
+          <w:bCs w:val="1"/>
+          <w:i w:val="1"/>
+          <w:iCs w:val="1"/>
+          <w:u w:val="single"/>
+        </w:rPr>
+      </w:pPr>
+      <w:r>
+        <w:rPr>
+          <w:b w:val="1"/>
+          <w:bCs w:val="1"/>
+          <w:i w:val="1"/>
+          <w:iCs w:val="1"/>
+          <w:u w:val="single"/>
+          <w:rtl w:val="0"/>
+        </w:rPr>
+        <w:t xml:space="preserve">Screenshot: Login Interface</w:t>
+      </w:r>
+    </w:p>
+    <w:p>
+      <w:pPr>
+        <w:rPr/>
+      </w:pPr>
+      <w:r>
+        <w:rPr>
+          <w:rtl w:val="0"/>
+        </w:rPr>
+      </w:r>
+    </w:p>
+    <w:p>
+      <w:pPr>
+        <w:rPr/>
+      </w:pPr>
+      <w:r>
+        <w:rPr>
+          <w:rtl w:val="0"/>
+        </w:rPr>
+        <w:t xml:space="preserve">The User Login Interface Prototype provides a secure way for students to access the university clinic system. </w:t>
+      </w:r>
+    </w:p>
+    <w:p>
+      <w:pPr>
+        <w:rPr/>
+      </w:pPr>
+      <w:r>
+        <w:rPr>
+          <w:rtl w:val="0"/>
+        </w:rPr>
+      </w:r>
+    </w:p>
+    <w:p>
+      <w:pPr>
+        <w:rPr/>
+      </w:pPr>
+      <w:r>
+        <w:rPr>
+          <w:rtl w:val="0"/>
+        </w:rPr>
+        <w:t xml:space="preserve">User Login Interface Prototype</w:t>
+      </w:r>
+    </w:p>
+    <w:p>
+      <w:pPr>
+        <w:rPr/>
+      </w:pPr>
+      <w:r>
+        <w:rPr>
+          <w:rtl w:val="0"/>
+        </w:rPr>
+      </w:r>
+    </w:p>
+    <w:p>
+      <w:pPr>
+        <w:rPr/>
+      </w:pPr>
+      <w:r>
+        <w:rPr>
+          <w:rtl w:val="0"/>
+        </w:rPr>
+        <w:t xml:space="preserve">The interface is divided into two main sections:</w:t>
+      </w:r>
+    </w:p>
+    <w:p>
+      <w:pPr>
+        <w:rPr/>
+      </w:pPr>
+      <w:r>
+        <w:rPr>
+          <w:rtl w:val="0"/>
+        </w:rPr>
+      </w:r>
+    </w:p>
+    <w:p>
+      <w:pPr>
+        <w:rPr/>
+      </w:pPr>
+      <w:r>
+        <w:rPr>
+          <w:rtl w:val="0"/>
+        </w:rPr>
+        <w:t xml:space="preserve">Information Area (Left Side)</w:t>
+      </w:r>
+    </w:p>
+    <w:p>
+      <w:pPr>
+        <w:rPr/>
+      </w:pPr>
+      <w:r>
+        <w:rPr>
+          <w:rtl w:val="0"/>
+        </w:rPr>
+        <w:t xml:space="preserve">This section introduces the university healthcare portal and explains its purpose. It includes:</w:t>
+      </w:r>
+    </w:p>
+    <w:p>
+      <w:pPr>
+        <w:rPr/>
+      </w:pPr>
+      <w:r>
+        <w:rPr>
+          <w:rtl w:val="0"/>
+        </w:rPr>
+      </w:r>
+    </w:p>
+    <w:p>
+      <w:pPr>
+        <w:rPr/>
+      </w:pPr>
+      <w:r>
+        <w:rPr>
+          <w:rtl w:val="0"/>
+        </w:rPr>
+        <w:t xml:space="preserve">1. University name and system title</w:t>
+      </w:r>
+    </w:p>
+    <w:p>
+      <w:pPr>
+        <w:rPr/>
+      </w:pPr>
+      <w:r>
+        <w:rPr>
+          <w:rtl w:val="0"/>
+        </w:rPr>
+      </w:r>
+    </w:p>
+    <w:p>
+      <w:pPr>
+        <w:rPr/>
+      </w:pPr>
+      <w:r>
+        <w:rPr>
+          <w:rtl w:val="0"/>
+        </w:rPr>
+        <w:t xml:space="preserve">2.Short description of the Health &amp; Wellness Centre portal</w:t>
+      </w:r>
+    </w:p>
+    <w:p>
+      <w:pPr>
+        <w:rPr/>
+      </w:pPr>
+      <w:r>
+        <w:rPr>
+          <w:rtl w:val="0"/>
+        </w:rPr>
+      </w:r>
+    </w:p>
+    <w:p>
+      <w:pPr>
+        <w:rPr/>
+      </w:pPr>
+      <w:r>
+        <w:rPr>
+          <w:rtl w:val="0"/>
+        </w:rPr>
+        <w:t xml:space="preserve">3.Key features such as simple appointment scheduling and 24/7 access</w:t>
+      </w:r>
+    </w:p>
+    <w:p>
+      <w:pPr>
+        <w:rPr/>
+      </w:pPr>
+      <w:r>
+        <w:rPr>
+          <w:rtl w:val="0"/>
+        </w:rPr>
+      </w:r>
+    </w:p>
+    <w:p>
+      <w:pPr>
+        <w:rPr/>
+      </w:pPr>
+      <w:r>
+        <w:rPr>
+          <w:rtl w:val="0"/>
+        </w:rPr>
+        <w:t xml:space="preserve">4.This section helps users understand the system before logging in.</w:t>
+      </w:r>
+    </w:p>
+    <w:p>
+      <w:pPr>
+        <w:rPr/>
+      </w:pPr>
+      <w:r>
+        <w:rPr>
+          <w:rtl w:val="0"/>
+        </w:rPr>
+      </w:r>
+    </w:p>
+    <w:p>
+      <w:pPr>
+        <w:rPr>
+          <w:b w:val="1"/>
+          <w:bCs w:val="1"/>
+        </w:rPr>
+      </w:pPr>
+      <w:r>
+        <w:rPr>
+          <w:b w:val="1"/>
+          <w:bCs w:val="1"/>
+          <w:rtl w:val="0"/>
+        </w:rPr>
+        <w:t xml:space="preserve">Login Area (Right Side)</w:t>
+      </w:r>
+    </w:p>
+    <w:p>
+      <w:pPr>
+        <w:rPr/>
+      </w:pPr>
+      <w:r>
+        <w:rPr>
+          <w:rtl w:val="0"/>
+        </w:rPr>
+        <w:t xml:space="preserve">This section allows students to log in using their credentials. It includes:</w:t>
+      </w:r>
+    </w:p>
+    <w:p>
+      <w:pPr>
+        <w:rPr/>
+      </w:pPr>
+      <w:r>
+        <w:rPr>
+          <w:rtl w:val="0"/>
+        </w:rPr>
+      </w:r>
+    </w:p>
+    <w:p>
+      <w:pPr>
+        <w:rPr/>
+      </w:pPr>
+      <w:r>
+        <w:rPr>
+          <w:rtl w:val="0"/>
+        </w:rPr>
+        <w:t xml:space="preserve">1.Student ID Field – students enter their university ID</w:t>
+      </w:r>
+    </w:p>
+    <w:p>
+      <w:pPr>
+        <w:rPr/>
+      </w:pPr>
+      <w:r>
+        <w:rPr>
+          <w:rtl w:val="0"/>
+        </w:rPr>
+      </w:r>
+    </w:p>
+    <w:p>
+      <w:pPr>
+        <w:rPr/>
+      </w:pPr>
+      <w:r>
+        <w:rPr>
+          <w:rtl w:val="0"/>
+        </w:rPr>
+        <w:t xml:space="preserve">2.Password Field – secure password entry with hidden characters</w:t>
+      </w:r>
+    </w:p>
+    <w:p>
+      <w:pPr>
+        <w:rPr/>
+      </w:pPr>
+      <w:r>
+        <w:rPr>
+          <w:rtl w:val="0"/>
+        </w:rPr>
+      </w:r>
+    </w:p>
+    <w:p>
+      <w:pPr>
+        <w:rPr/>
+      </w:pPr>
+      <w:r>
+        <w:rPr>
+          <w:rtl w:val="0"/>
+        </w:rPr>
+        <w:t xml:space="preserve">3.Forgot Password Link – allows users to reset their password</w:t>
+      </w:r>
+    </w:p>
+    <w:p>
+      <w:pPr>
+        <w:rPr/>
+      </w:pPr>
+      <w:r>
+        <w:rPr>
+          <w:rtl w:val="0"/>
+        </w:rPr>
+      </w:r>
+    </w:p>
+    <w:p>
+      <w:pPr>
+        <w:rPr/>
+      </w:pPr>
+      <w:r>
+        <w:rPr>
+          <w:rtl w:val="0"/>
+        </w:rPr>
+        <w:t xml:space="preserve">4.Sign In Button – submits login information to access the system</w:t>
+      </w:r>
+    </w:p>
+    <w:p>
+      <w:pPr>
+        <w:rPr/>
+      </w:pPr>
+      <w:r>
+        <w:rPr>
+          <w:rtl w:val="0"/>
+        </w:rPr>
+      </w:r>
+    </w:p>
+    <w:p>
+      <w:pPr>
+        <w:rPr/>
+      </w:pPr>
+      <w:r>
+        <w:rPr>
+          <w:rtl w:val="0"/>
+        </w:rPr>
+        <w:t xml:space="preserve">5.Support Contact Information – provides help if students face login problems</w:t>
+      </w:r>
+    </w:p>
+    <w:p>
+      <w:pPr>
+        <w:rPr/>
+      </w:pPr>
+      <w:r>
+        <w:rPr>
+          <w:rtl w:val="0"/>
+        </w:rPr>
+      </w:r>
+    </w:p>
+    <w:p>
+      <w:pPr>
+        <w:rPr/>
+      </w:pPr>
+      <w:r>
+        <w:rPr>
+          <w:rtl w:val="0"/>
+        </w:rPr>
+        <w:t xml:space="preserve">The login interface ensures that only authorized students can access the system.</w:t>
+      </w:r>
+    </w:p>
+    <w:p>
+      <w:pPr>
+        <w:rPr/>
+      </w:pPr>
+      <w:r>
+        <w:rPr>
+          <w:rtl w:val="0"/>
+        </w:rPr>
+      </w:r>
+    </w:p>
+    <w:p>
+      <w:pPr>
+        <w:pStyle w:val="Heading2"/>
+        <w:rPr/>
+      </w:pPr>
+      <w:bookmarkStart w:colFirst="0" w:colLast="0" w:name="_xfzaa6imxd8f" w:id="17"/>
+      <w:bookmarkEnd w:id="17"/>
+      <w:r>
+        <w:rPr>
+          <w:rtl w:val="0"/>
+        </w:rPr>
+        <w:t xml:space="preserve">Appointment Booking Interface</w:t>
+      </w:r>
+    </w:p>
+    <w:p>
+      <w:pPr>
+        <w:rPr>
+          <w:b w:val="1"/>
+          <w:bCs w:val="1"/>
+          <w:i w:val="1"/>
+          <w:iCs w:val="1"/>
+          <w:u w:val="single"/>
+        </w:rPr>
+      </w:pPr>
+      <w:r>
+        <w:rPr>
+          <w:b w:val="1"/>
+          <w:bCs w:val="1"/>
+          <w:i w:val="1"/>
+          <w:iCs w:val="1"/>
+          <w:u w:val="single"/>
+          <w:rtl w:val="0"/>
+        </w:rPr>
+        <w:t xml:space="preserve">Screenshot: Appointment Booking Interface</w:t>
+      </w:r>
+    </w:p>
+    <w:p>
+      <w:pPr>
+        <w:rPr/>
+      </w:pPr>
+      <w:r>
+        <w:rPr>
+          <w:rtl w:val="0"/>
+        </w:rPr>
+      </w:r>
+    </w:p>
+    <w:p>
+      <w:pPr>
+        <w:rPr/>
+      </w:pPr>
+      <w:r>
+        <w:rPr>
+          <w:rtl w:val="0"/>
+        </w:rPr>
+        <w:t xml:space="preserve">The Appointment Booking Interface allows students to schedule appointments with the university clinic.</w:t>
+      </w:r>
+    </w:p>
+    <w:p>
+      <w:pPr>
+        <w:rPr/>
+      </w:pPr>
+      <w:r>
+        <w:rPr>
+          <w:rtl w:val="0"/>
+        </w:rPr>
+      </w:r>
+    </w:p>
+    <w:p>
+      <w:pPr>
+        <w:rPr/>
+      </w:pPr>
+      <w:r>
+        <w:rPr>
+          <w:rtl w:val="0"/>
+        </w:rPr>
+        <w:t xml:space="preserve">The interface provides a simple and clear booking process. Students can:</w:t>
+      </w:r>
+    </w:p>
+    <w:p>
+      <w:pPr>
+        <w:rPr/>
+      </w:pPr>
+      <w:r>
+        <w:rPr>
+          <w:rtl w:val="0"/>
+        </w:rPr>
+      </w:r>
+    </w:p>
+    <w:p>
+      <w:pPr>
+        <w:rPr/>
+      </w:pPr>
+      <w:r>
+        <w:rPr>
+          <w:rtl w:val="0"/>
+        </w:rPr>
+        <w:t xml:space="preserve">1.View available appointment time slots</w:t>
+      </w:r>
+    </w:p>
+    <w:p>
+      <w:pPr>
+        <w:rPr/>
+      </w:pPr>
+      <w:r>
+        <w:rPr>
+          <w:rtl w:val="0"/>
+        </w:rPr>
+      </w:r>
+    </w:p>
+    <w:p>
+      <w:pPr>
+        <w:rPr/>
+      </w:pPr>
+      <w:r>
+        <w:rPr>
+          <w:rtl w:val="0"/>
+        </w:rPr>
+        <w:t xml:space="preserve">2.Select a preferred date and time</w:t>
+      </w:r>
+    </w:p>
+    <w:p>
+      <w:pPr>
+        <w:rPr/>
+      </w:pPr>
+      <w:r>
+        <w:rPr>
+          <w:rtl w:val="0"/>
+        </w:rPr>
+      </w:r>
+    </w:p>
+    <w:p>
+      <w:pPr>
+        <w:rPr/>
+      </w:pPr>
+      <w:r>
+        <w:rPr>
+          <w:rtl w:val="0"/>
+        </w:rPr>
+        <w:t xml:space="preserve">3.Confirm their appointment booking</w:t>
+      </w:r>
+    </w:p>
+    <w:p>
+      <w:pPr>
+        <w:rPr/>
+      </w:pPr>
+      <w:r>
+        <w:rPr>
+          <w:rtl w:val="0"/>
+        </w:rPr>
+      </w:r>
+    </w:p>
+    <w:p>
+      <w:pPr>
+        <w:rPr/>
+      </w:pPr>
+      <w:r>
+        <w:rPr>
+          <w:rtl w:val="0"/>
+        </w:rPr>
+        <w:t xml:space="preserve">4.Manage or cancel existing appointments</w:t>
+      </w:r>
+    </w:p>
+    <w:p>
+      <w:pPr>
+        <w:rPr/>
+      </w:pPr>
+      <w:r>
+        <w:rPr>
+          <w:rtl w:val="0"/>
+        </w:rPr>
+        <w:t xml:space="preserve">This interface helps reduce waiting time at the clinic and allows students to plan their medical visits more efficiently.</w:t>
+      </w:r>
+    </w:p>
+    <w:p>
+      <w:pPr>
+        <w:rPr/>
+      </w:pPr>
+      <w:r>
+        <w:rPr>
+          <w:rtl w:val="0"/>
+        </w:rPr>
+      </w:r>
+    </w:p>
+    <w:p>
+      <w:pPr>
+        <w:rPr/>
+      </w:pPr>
+      <w:r>
+        <w:rPr>
+          <w:rtl w:val="0"/>
+        </w:rPr>
+        <w:t xml:space="preserve">The design focuses on usability by using a clear layout, readable text, and simple navigation so that students can book appointments quickly without confusion.</w:t>
+      </w:r>
+    </w:p>
+    <w:p>
+      <w:pPr>
+        <w:rPr/>
+      </w:pPr>
+      <w:r>
+        <w:rPr>
+          <w:rtl w:val="0"/>
+        </w:rPr>
+      </w:r>
+    </w:p>
+    <w:p>
+      <w:pPr>
+        <w:pStyle w:val="Heading2"/>
+        <w:rPr/>
+      </w:pPr>
+      <w:bookmarkStart w:colFirst="0" w:colLast="0" w:name="_hv92o9iviffc" w:id="18"/>
+      <w:bookmarkEnd w:id="18"/>
+      <w:r>
+        <w:rPr>
+          <w:rtl w:val="0"/>
+        </w:rPr>
+        <w:t xml:space="preserve">Usability Features</w:t>
+      </w:r>
+    </w:p>
+    <w:p>
+      <w:pPr>
+        <w:rPr/>
+      </w:pPr>
+      <w:r>
+        <w:rPr>
+          <w:rtl w:val="0"/>
+        </w:rPr>
+        <w:t xml:space="preserve">The prototype was designed with several usability features to improve the user experience: </w:t>
+      </w:r>
+    </w:p>
+    <w:p>
+      <w:pPr>
+        <w:rPr/>
+      </w:pPr>
+      <w:r>
+        <w:rPr>
+          <w:rtl w:val="0"/>
+        </w:rPr>
+      </w:r>
+    </w:p>
+    <w:p>
+      <w:pPr>
+        <w:rPr/>
+      </w:pPr>
+      <w:r>
+        <w:rPr>
+          <w:rtl w:val="0"/>
+        </w:rPr>
+        <w:t xml:space="preserve">1.User Login Interface Prototype</w:t>
+      </w:r>
+    </w:p>
+    <w:p>
+      <w:pPr>
+        <w:rPr/>
+      </w:pPr>
+      <w:r>
+        <w:rPr>
+          <w:rtl w:val="0"/>
+        </w:rPr>
+      </w:r>
+    </w:p>
+    <w:p>
+      <w:pPr>
+        <w:rPr/>
+      </w:pPr>
+      <w:r>
+        <w:rPr>
+          <w:rtl w:val="0"/>
+        </w:rPr>
+        <w:t xml:space="preserve">2.Clearly labeled input fields</w:t>
+      </w:r>
+    </w:p>
+    <w:p>
+      <w:pPr>
+        <w:rPr/>
+      </w:pPr>
+      <w:r>
+        <w:rPr>
+          <w:rtl w:val="0"/>
+        </w:rPr>
+      </w:r>
+    </w:p>
+    <w:p>
+      <w:pPr>
+        <w:rPr/>
+      </w:pPr>
+      <w:r>
+        <w:rPr>
+          <w:rtl w:val="0"/>
+        </w:rPr>
+        <w:t xml:space="preserve">3.Simple and clean layout</w:t>
+      </w:r>
+    </w:p>
+    <w:p>
+      <w:pPr>
+        <w:rPr/>
+      </w:pPr>
+      <w:r>
+        <w:rPr>
+          <w:rtl w:val="0"/>
+        </w:rPr>
+      </w:r>
+    </w:p>
+    <w:p>
+      <w:pPr>
+        <w:rPr/>
+      </w:pPr>
+      <w:r>
+        <w:rPr>
+          <w:rtl w:val="0"/>
+        </w:rPr>
+        <w:t xml:space="preserve">4.Easy-to-read fonts</w:t>
+      </w:r>
+    </w:p>
+    <w:p>
+      <w:pPr>
+        <w:rPr/>
+      </w:pPr>
+      <w:r>
+        <w:rPr>
+          <w:rtl w:val="0"/>
+        </w:rPr>
+      </w:r>
+    </w:p>
+    <w:p>
+      <w:pPr>
+        <w:rPr/>
+      </w:pPr>
+      <w:r>
+        <w:rPr>
+          <w:rtl w:val="0"/>
+        </w:rPr>
+        <w:t xml:space="preserve">5.Strong visual contrast for important buttons</w:t>
+      </w:r>
+    </w:p>
+    <w:p>
+      <w:pPr>
+        <w:rPr/>
+      </w:pPr>
+      <w:r>
+        <w:rPr>
+          <w:rtl w:val="0"/>
+        </w:rPr>
+      </w:r>
+    </w:p>
+    <w:p>
+      <w:pPr>
+        <w:rPr/>
+      </w:pPr>
+      <w:r>
+        <w:rPr>
+          <w:rtl w:val="0"/>
+        </w:rPr>
+        <w:t xml:space="preserve">6.Minimal interface design to reduce confusion</w:t>
+      </w:r>
+    </w:p>
+    <w:p>
+      <w:pPr>
+        <w:rPr/>
+      </w:pPr>
+      <w:r>
+        <w:rPr>
+          <w:rtl w:val="0"/>
+        </w:rPr>
+      </w:r>
+    </w:p>
+    <w:p>
+      <w:pPr>
+        <w:rPr/>
+      </w:pPr>
+      <w:r>
+        <w:rPr>
+          <w:rtl w:val="0"/>
+        </w:rPr>
+        <w:t xml:space="preserve">These features help students interact with the system easily and complete tasks without difficulty.</w:t>
+      </w:r>
+    </w:p>
+    <w:p>
+      <w:pPr>
+        <w:rPr/>
+      </w:pPr>
+      <w:r>
+        <w:rPr>
+          <w:rtl w:val="0"/>
+        </w:rPr>
+      </w:r>
+    </w:p>
+    <w:p>
+      <w:pPr>
+        <w:pStyle w:val="Heading2"/>
+        <w:rPr/>
+      </w:pPr>
+      <w:bookmarkStart w:colFirst="0" w:colLast="0" w:name="_qmmi5qary2jx" w:id="19"/>
+      <w:bookmarkEnd w:id="19"/>
+      <w:r>
+        <w:rPr>
+          <w:rtl w:val="0"/>
+        </w:rPr>
+        <w:t xml:space="preserve">Security Considerations</w:t>
+      </w:r>
+    </w:p>
+    <w:p>
+      <w:pPr>
+        <w:rPr/>
+      </w:pPr>
+      <w:r>
+        <w:rPr>
+          <w:rtl w:val="0"/>
+        </w:rPr>
+        <w:t xml:space="preserve">Because the system handles student health information, security is important.</w:t>
+      </w:r>
+    </w:p>
+    <w:p>
+      <w:pPr>
+        <w:rPr/>
+      </w:pPr>
+      <w:r>
+        <w:rPr>
+          <w:rtl w:val="0"/>
+        </w:rPr>
+      </w:r>
+    </w:p>
+    <w:p>
+      <w:pPr>
+        <w:rPr/>
+      </w:pPr>
+      <w:r>
+        <w:rPr>
+          <w:rtl w:val="0"/>
+        </w:rPr>
+        <w:t xml:space="preserve">The prototype includes several security considerations: </w:t>
+      </w:r>
+    </w:p>
+    <w:p>
+      <w:pPr>
+        <w:rPr/>
+      </w:pPr>
+      <w:r>
+        <w:rPr>
+          <w:rtl w:val="0"/>
+        </w:rPr>
+      </w:r>
+    </w:p>
+    <w:p>
+      <w:pPr>
+        <w:rPr/>
+      </w:pPr>
+      <w:r>
+        <w:rPr>
+          <w:rtl w:val="0"/>
+        </w:rPr>
+        <w:t xml:space="preserve">1.User Login Interface Prototype</w:t>
+      </w:r>
+    </w:p>
+    <w:p>
+      <w:pPr>
+        <w:rPr/>
+      </w:pPr>
+      <w:r>
+        <w:rPr>
+          <w:rtl w:val="0"/>
+        </w:rPr>
+      </w:r>
+    </w:p>
+    <w:p>
+      <w:pPr>
+        <w:rPr/>
+      </w:pPr>
+      <w:r>
+        <w:rPr>
+          <w:rtl w:val="0"/>
+        </w:rPr>
+        <w:t xml:space="preserve">2.Only registered students can log in</w:t>
+      </w:r>
+    </w:p>
+    <w:p>
+      <w:pPr>
+        <w:rPr/>
+      </w:pPr>
+      <w:r>
+        <w:rPr>
+          <w:rtl w:val="0"/>
+        </w:rPr>
+      </w:r>
+    </w:p>
+    <w:p>
+      <w:pPr>
+        <w:rPr/>
+      </w:pPr>
+      <w:r>
+        <w:rPr>
+          <w:rtl w:val="0"/>
+        </w:rPr>
+        <w:t xml:space="preserve">3.Passwords are hidden during entry</w:t>
+      </w:r>
+    </w:p>
+    <w:p>
+      <w:pPr>
+        <w:rPr/>
+      </w:pPr>
+      <w:r>
+        <w:rPr>
+          <w:rtl w:val="0"/>
+        </w:rPr>
+      </w:r>
+    </w:p>
+    <w:p>
+      <w:pPr>
+        <w:rPr/>
+      </w:pPr>
+      <w:r>
+        <w:rPr>
+          <w:rtl w:val="0"/>
+        </w:rPr>
+        <w:t xml:space="preserve">4.Unauthorized access is restricted</w:t>
+      </w:r>
+    </w:p>
+    <w:p>
+      <w:pPr>
+        <w:rPr/>
+      </w:pPr>
+      <w:r>
+        <w:rPr>
+          <w:rtl w:val="0"/>
+        </w:rPr>
+      </w:r>
+    </w:p>
+    <w:p>
+      <w:pPr>
+        <w:rPr/>
+      </w:pPr>
+      <w:r>
+        <w:rPr>
+          <w:rtl w:val="0"/>
+        </w:rPr>
+        <w:t xml:space="preserve">These features help protect student privacy and medical information.</w:t>
       </w:r>
     </w:p>
     <w:p>
@@ -1162,13 +3754,136 @@
         <w:pStyle w:val="Heading1"/>
         <w:rPr/>
       </w:pPr>
-      <w:bookmarkStart w:colFirst="0" w:colLast="0" w:name="_qp56i7mm0ojk" w:id="11"/>
-      <w:bookmarkEnd w:id="11"/>
+      <w:bookmarkStart w:colFirst="0" w:colLast="0" w:name="_ijwc96u8mxrh" w:id="20"/>
+      <w:bookmarkEnd w:id="20"/>
+      <w:r>
+        <w:rPr>
+          <w:rtl w:val="0"/>
+        </w:rPr>
+        <w:t xml:space="preserve"> </w:t>
+      </w:r>
+    </w:p>
+    <w:p>
+      <w:pPr>
+        <w:pStyle w:val="Heading1"/>
+        <w:rPr/>
+      </w:pPr>
+      <w:bookmarkStart w:colFirst="0" w:colLast="0" w:name="_a47kyzlvk5ts" w:id="21"/>
+      <w:bookmarkEnd w:id="21"/>
+      <w:r>
+        <w:rPr>
+          <w:rtl w:val="0"/>
+        </w:rPr>
+      </w:r>
+    </w:p>
+    <w:p>
+      <w:pPr>
+        <w:pStyle w:val="Heading1"/>
+        <w:rPr/>
+      </w:pPr>
+      <w:bookmarkStart w:colFirst="0" w:colLast="0" w:name="_qp56i7mm0ojk" w:id="22"/>
+      <w:bookmarkEnd w:id="22"/>
       <w:r>
         <w:rPr>
           <w:rtl w:val="0"/>
         </w:rPr>
         <w:t xml:space="preserve">Reflection &amp; Lessons Learned</w:t>
+      </w:r>
+    </w:p>
+    <w:p>
+      <w:pPr>
+        <w:rPr/>
+      </w:pPr>
+      <w:r>
+        <w:rPr>
+          <w:rtl w:val="0"/>
+        </w:rPr>
+        <w:t xml:space="preserve">During this project, our team learned many important lessons about Software Development Life Cycle (SDLC) and Agile development. Working in a group helped us understand the importance of communication and collaboration. Each member had different responsibilities, and we needed to coordinate our work to complete the project successfully.</w:t>
+      </w:r>
+    </w:p>
+    <w:p>
+      <w:pPr>
+        <w:rPr/>
+      </w:pPr>
+      <w:r>
+        <w:rPr>
+          <w:rtl w:val="0"/>
+        </w:rPr>
+      </w:r>
+    </w:p>
+    <w:p>
+      <w:pPr>
+        <w:rPr/>
+      </w:pPr>
+      <w:r>
+        <w:rPr>
+          <w:rFonts w:ascii="Arial Unicode MS" w:cs="Arial Unicode MS" w:eastAsia="Arial Unicode MS" w:hAnsi="Arial Unicode MS"/>
+          <w:rtl w:val="0"/>
+        </w:rPr>
+        <w:t xml:space="preserve">Using Trello helped us organise tasks clearly. We created cards for different tasks and moved them from To Do → Doing → Done as the project progressed. This allowed all team members to track progress and understand what tasks were completed or still pending.</w:t>
+      </w:r>
+    </w:p>
+    <w:p>
+      <w:pPr>
+        <w:rPr/>
+      </w:pPr>
+      <w:r>
+        <w:rPr>
+          <w:rtl w:val="0"/>
+        </w:rPr>
+      </w:r>
+    </w:p>
+    <w:p>
+      <w:pPr>
+        <w:rPr/>
+      </w:pPr>
+      <w:r>
+        <w:rPr>
+          <w:rtl w:val="0"/>
+        </w:rPr>
+        <w:t xml:space="preserve">GitHub was used to manage our project files and track development progress. By committing updates regularly with clear commit messages, we were able to maintain a clear record of our work and collaboration. This also helped us avoid confusion and manage different versions of files effectively.</w:t>
+      </w:r>
+    </w:p>
+    <w:p>
+      <w:pPr>
+        <w:rPr/>
+      </w:pPr>
+      <w:r>
+        <w:rPr>
+          <w:rtl w:val="0"/>
+        </w:rPr>
+      </w:r>
+    </w:p>
+    <w:p>
+      <w:pPr>
+        <w:rPr/>
+      </w:pPr>
+      <w:r>
+        <w:rPr>
+          <w:rtl w:val="0"/>
+        </w:rPr>
+        <w:t xml:space="preserve">Through this project, we also learned how Agile practices such as sprint planning, iterative development, and continuous feedback improve the development process. Instead of building the system all at once, we developed the prototype step by step and improved it based on feedback.</w:t>
+      </w:r>
+    </w:p>
+    <w:p>
+      <w:pPr>
+        <w:rPr/>
+      </w:pPr>
+      <w:r>
+        <w:rPr>
+          <w:rtl w:val="0"/>
+        </w:rPr>
+      </w:r>
+    </w:p>
+    <w:p>
+      <w:pPr>
+        <w:rPr/>
+      </w:pPr>
+      <w:r>
+        <w:rPr>
+          <w:rtl w:val="0"/>
+        </w:rPr>
+        <w:t xml:space="preserve">Overall, this project helped us gain practical experience in applying SDLC phases, Agile methods, and software engineering tools in a real development scenario. These skills will be valuable for future software development projects.</w:t>
       </w:r>
     </w:p>
     <w:sectPr>
@@ -1181,7 +3896,460 @@
 </file>
 
 <file path=word/numbering.xml><?xml version="1.0" encoding="utf-8"?>
-<w:numbering xmlns:mc="http://schemas.openxmlformats.org/markup-compatibility/2006" xmlns:o="urn:schemas-microsoft-com:office:office" xmlns:r="http://schemas.openxmlformats.org/officeDocument/2006/relationships" xmlns:m="http://schemas.openxmlformats.org/officeDocument/2006/math" xmlns:v="urn:schemas-microsoft-com:vml" xmlns:wp="http://schemas.openxmlformats.org/drawingml/2006/wordprocessingDrawing" xmlns:w10="urn:schemas-microsoft-com:office:word" xmlns:w="http://schemas.openxmlformats.org/wordprocessingml/2006/main" xmlns:wne="http://schemas.microsoft.com/office/word/2006/wordml" xmlns:sl="http://schemas.openxmlformats.org/schemaLibrary/2006/main" xmlns:a="http://schemas.openxmlformats.org/drawingml/2006/main" xmlns:pic="http://schemas.openxmlformats.org/drawingml/2006/picture" xmlns:c="http://schemas.openxmlformats.org/drawingml/2006/chart" xmlns:lc="http://schemas.openxmlformats.org/drawingml/2006/lockedCanvas" xmlns:dgm="http://schemas.openxmlformats.org/drawingml/2006/diagram" xmlns:wps="http://schemas.microsoft.com/office/word/2010/wordprocessingShape" xmlns:wpg="http://schemas.microsoft.com/office/word/2010/wordprocessingGroup" xmlns:w14="http://schemas.microsoft.com/office/word/2010/wordml" xmlns:w15="http://schemas.microsoft.com/office/word/2012/wordml" xmlns:w16="http://schemas.microsoft.com/office/word/2018/wordml" xmlns:w16cex="http://schemas.microsoft.com/office/word/2018/wordml/cex" xmlns:w16cid="http://schemas.microsoft.com/office/word/2016/wordml/cid" xmlns="http://schemas.microsoft.com/office/tasks/2019/documenttasks" xmlns:cr="http://schemas.microsoft.com/office/comments/2020/reactions"/>
+<w:numbering xmlns:mc="http://schemas.openxmlformats.org/markup-compatibility/2006" xmlns:o="urn:schemas-microsoft-com:office:office" xmlns:r="http://schemas.openxmlformats.org/officeDocument/2006/relationships" xmlns:m="http://schemas.openxmlformats.org/officeDocument/2006/math" xmlns:v="urn:schemas-microsoft-com:vml" xmlns:wp="http://schemas.openxmlformats.org/drawingml/2006/wordprocessingDrawing" xmlns:w10="urn:schemas-microsoft-com:office:word" xmlns:w="http://schemas.openxmlformats.org/wordprocessingml/2006/main" xmlns:wne="http://schemas.microsoft.com/office/word/2006/wordml" xmlns:sl="http://schemas.openxmlformats.org/schemaLibrary/2006/main" xmlns:a="http://schemas.openxmlformats.org/drawingml/2006/main" xmlns:pic="http://schemas.openxmlformats.org/drawingml/2006/picture" xmlns:c="http://schemas.openxmlformats.org/drawingml/2006/chart" xmlns:lc="http://schemas.openxmlformats.org/drawingml/2006/lockedCanvas" xmlns:dgm="http://schemas.openxmlformats.org/drawingml/2006/diagram" xmlns:wps="http://schemas.microsoft.com/office/word/2010/wordprocessingShape" xmlns:wpg="http://schemas.microsoft.com/office/word/2010/wordprocessingGroup" xmlns:w14="http://schemas.microsoft.com/office/word/2010/wordml" xmlns:w15="http://schemas.microsoft.com/office/word/2012/wordml" xmlns:w16="http://schemas.microsoft.com/office/word/2018/wordml" xmlns:w16cex="http://schemas.microsoft.com/office/word/2018/wordml/cex" xmlns:w16cid="http://schemas.microsoft.com/office/word/2016/wordml/cid" xmlns="http://schemas.microsoft.com/office/tasks/2019/documenttasks" xmlns:cr="http://schemas.microsoft.com/office/comments/2020/reactions">
+  <w:abstractNum w:abstractNumId="1">
+    <w:lvl w:ilvl="0">
+      <w:start w:val="1"/>
+      <w:numFmt w:val="bullet"/>
+      <w:lvlText w:val="●"/>
+      <w:lvlJc w:val="left"/>
+      <w:pPr>
+        <w:ind w:left="720" w:hanging="360"/>
+      </w:pPr>
+      <w:rPr>
+        <w:u w:val="none"/>
+      </w:rPr>
+    </w:lvl>
+    <w:lvl w:ilvl="1">
+      <w:start w:val="1"/>
+      <w:numFmt w:val="bullet"/>
+      <w:lvlText w:val="●"/>
+      <w:lvlJc w:val="left"/>
+      <w:pPr>
+        <w:ind w:left="1440" w:hanging="360"/>
+      </w:pPr>
+      <w:rPr>
+        <w:u w:val="none"/>
+      </w:rPr>
+    </w:lvl>
+    <w:lvl w:ilvl="2">
+      <w:start w:val="1"/>
+      <w:numFmt w:val="bullet"/>
+      <w:lvlText w:val="●"/>
+      <w:lvlJc w:val="left"/>
+      <w:pPr>
+        <w:ind w:left="2160" w:hanging="360"/>
+      </w:pPr>
+      <w:rPr>
+        <w:u w:val="none"/>
+      </w:rPr>
+    </w:lvl>
+    <w:lvl w:ilvl="3">
+      <w:start w:val="1"/>
+      <w:numFmt w:val="bullet"/>
+      <w:lvlText w:val="●"/>
+      <w:lvlJc w:val="left"/>
+      <w:pPr>
+        <w:ind w:left="2880" w:hanging="360"/>
+      </w:pPr>
+      <w:rPr>
+        <w:u w:val="none"/>
+      </w:rPr>
+    </w:lvl>
+    <w:lvl w:ilvl="4">
+      <w:start w:val="1"/>
+      <w:numFmt w:val="bullet"/>
+      <w:lvlText w:val="●"/>
+      <w:lvlJc w:val="left"/>
+      <w:pPr>
+        <w:ind w:left="3600" w:hanging="360"/>
+      </w:pPr>
+      <w:rPr>
+        <w:u w:val="none"/>
+      </w:rPr>
+    </w:lvl>
+    <w:lvl w:ilvl="5">
+      <w:start w:val="1"/>
+      <w:numFmt w:val="bullet"/>
+      <w:lvlText w:val="●"/>
+      <w:lvlJc w:val="left"/>
+      <w:pPr>
+        <w:ind w:left="4320" w:hanging="360"/>
+      </w:pPr>
+      <w:rPr>
+        <w:u w:val="none"/>
+      </w:rPr>
+    </w:lvl>
+    <w:lvl w:ilvl="6">
+      <w:start w:val="1"/>
+      <w:numFmt w:val="bullet"/>
+      <w:lvlText w:val="●"/>
+      <w:lvlJc w:val="left"/>
+      <w:pPr>
+        <w:ind w:left="5040" w:hanging="360"/>
+      </w:pPr>
+      <w:rPr>
+        <w:u w:val="none"/>
+      </w:rPr>
+    </w:lvl>
+    <w:lvl w:ilvl="7">
+      <w:start w:val="1"/>
+      <w:numFmt w:val="bullet"/>
+      <w:lvlText w:val="●"/>
+      <w:lvlJc w:val="left"/>
+      <w:pPr>
+        <w:ind w:left="5760" w:hanging="360"/>
+      </w:pPr>
+      <w:rPr>
+        <w:u w:val="none"/>
+      </w:rPr>
+    </w:lvl>
+    <w:lvl w:ilvl="8">
+      <w:start w:val="1"/>
+      <w:numFmt w:val="bullet"/>
+      <w:lvlText w:val="●"/>
+      <w:lvlJc w:val="left"/>
+      <w:pPr>
+        <w:ind w:left="6480" w:hanging="360"/>
+      </w:pPr>
+      <w:rPr>
+        <w:u w:val="none"/>
+      </w:rPr>
+    </w:lvl>
+  </w:abstractNum>
+  <w:abstractNum w:abstractNumId="2">
+    <w:lvl w:ilvl="0">
+      <w:start w:val="1"/>
+      <w:numFmt w:val="bullet"/>
+      <w:lvlText w:val="●"/>
+      <w:lvlJc w:val="left"/>
+      <w:pPr>
+        <w:ind w:left="720" w:hanging="360"/>
+      </w:pPr>
+      <w:rPr>
+        <w:u w:val="none"/>
+      </w:rPr>
+    </w:lvl>
+    <w:lvl w:ilvl="1">
+      <w:start w:val="1"/>
+      <w:numFmt w:val="bullet"/>
+      <w:lvlText w:val="●"/>
+      <w:lvlJc w:val="left"/>
+      <w:pPr>
+        <w:ind w:left="1440" w:hanging="360"/>
+      </w:pPr>
+      <w:rPr>
+        <w:u w:val="none"/>
+      </w:rPr>
+    </w:lvl>
+    <w:lvl w:ilvl="2">
+      <w:start w:val="1"/>
+      <w:numFmt w:val="bullet"/>
+      <w:lvlText w:val="●"/>
+      <w:lvlJc w:val="left"/>
+      <w:pPr>
+        <w:ind w:left="2160" w:hanging="360"/>
+      </w:pPr>
+      <w:rPr>
+        <w:u w:val="none"/>
+      </w:rPr>
+    </w:lvl>
+    <w:lvl w:ilvl="3">
+      <w:start w:val="1"/>
+      <w:numFmt w:val="bullet"/>
+      <w:lvlText w:val="●"/>
+      <w:lvlJc w:val="left"/>
+      <w:pPr>
+        <w:ind w:left="2880" w:hanging="360"/>
+      </w:pPr>
+      <w:rPr>
+        <w:u w:val="none"/>
+      </w:rPr>
+    </w:lvl>
+    <w:lvl w:ilvl="4">
+      <w:start w:val="1"/>
+      <w:numFmt w:val="bullet"/>
+      <w:lvlText w:val="●"/>
+      <w:lvlJc w:val="left"/>
+      <w:pPr>
+        <w:ind w:left="3600" w:hanging="360"/>
+      </w:pPr>
+      <w:rPr>
+        <w:u w:val="none"/>
+      </w:rPr>
+    </w:lvl>
+    <w:lvl w:ilvl="5">
+      <w:start w:val="1"/>
+      <w:numFmt w:val="bullet"/>
+      <w:lvlText w:val="●"/>
+      <w:lvlJc w:val="left"/>
+      <w:pPr>
+        <w:ind w:left="4320" w:hanging="360"/>
+      </w:pPr>
+      <w:rPr>
+        <w:u w:val="none"/>
+      </w:rPr>
+    </w:lvl>
+    <w:lvl w:ilvl="6">
+      <w:start w:val="1"/>
+      <w:numFmt w:val="bullet"/>
+      <w:lvlText w:val="●"/>
+      <w:lvlJc w:val="left"/>
+      <w:pPr>
+        <w:ind w:left="5040" w:hanging="360"/>
+      </w:pPr>
+      <w:rPr>
+        <w:u w:val="none"/>
+      </w:rPr>
+    </w:lvl>
+    <w:lvl w:ilvl="7">
+      <w:start w:val="1"/>
+      <w:numFmt w:val="bullet"/>
+      <w:lvlText w:val="●"/>
+      <w:lvlJc w:val="left"/>
+      <w:pPr>
+        <w:ind w:left="5760" w:hanging="360"/>
+      </w:pPr>
+      <w:rPr>
+        <w:u w:val="none"/>
+      </w:rPr>
+    </w:lvl>
+    <w:lvl w:ilvl="8">
+      <w:start w:val="1"/>
+      <w:numFmt w:val="bullet"/>
+      <w:lvlText w:val="●"/>
+      <w:lvlJc w:val="left"/>
+      <w:pPr>
+        <w:ind w:left="6480" w:hanging="360"/>
+      </w:pPr>
+      <w:rPr>
+        <w:u w:val="none"/>
+      </w:rPr>
+    </w:lvl>
+  </w:abstractNum>
+  <w:abstractNum w:abstractNumId="3">
+    <w:lvl w:ilvl="0">
+      <w:start w:val="1"/>
+      <w:numFmt w:val="bullet"/>
+      <w:lvlText w:val="●"/>
+      <w:lvlJc w:val="left"/>
+      <w:pPr>
+        <w:ind w:left="720" w:hanging="360"/>
+      </w:pPr>
+      <w:rPr>
+        <w:u w:val="none"/>
+      </w:rPr>
+    </w:lvl>
+    <w:lvl w:ilvl="1">
+      <w:start w:val="1"/>
+      <w:numFmt w:val="bullet"/>
+      <w:lvlText w:val="●"/>
+      <w:lvlJc w:val="left"/>
+      <w:pPr>
+        <w:ind w:left="1440" w:hanging="360"/>
+      </w:pPr>
+      <w:rPr>
+        <w:u w:val="none"/>
+      </w:rPr>
+    </w:lvl>
+    <w:lvl w:ilvl="2">
+      <w:start w:val="1"/>
+      <w:numFmt w:val="bullet"/>
+      <w:lvlText w:val="●"/>
+      <w:lvlJc w:val="left"/>
+      <w:pPr>
+        <w:ind w:left="2160" w:hanging="360"/>
+      </w:pPr>
+      <w:rPr>
+        <w:u w:val="none"/>
+      </w:rPr>
+    </w:lvl>
+    <w:lvl w:ilvl="3">
+      <w:start w:val="1"/>
+      <w:numFmt w:val="bullet"/>
+      <w:lvlText w:val="●"/>
+      <w:lvlJc w:val="left"/>
+      <w:pPr>
+        <w:ind w:left="2880" w:hanging="360"/>
+      </w:pPr>
+      <w:rPr>
+        <w:u w:val="none"/>
+      </w:rPr>
+    </w:lvl>
+    <w:lvl w:ilvl="4">
+      <w:start w:val="1"/>
+      <w:numFmt w:val="bullet"/>
+      <w:lvlText w:val="●"/>
+      <w:lvlJc w:val="left"/>
+      <w:pPr>
+        <w:ind w:left="3600" w:hanging="360"/>
+      </w:pPr>
+      <w:rPr>
+        <w:u w:val="none"/>
+      </w:rPr>
+    </w:lvl>
+    <w:lvl w:ilvl="5">
+      <w:start w:val="1"/>
+      <w:numFmt w:val="bullet"/>
+      <w:lvlText w:val="●"/>
+      <w:lvlJc w:val="left"/>
+      <w:pPr>
+        <w:ind w:left="4320" w:hanging="360"/>
+      </w:pPr>
+      <w:rPr>
+        <w:u w:val="none"/>
+      </w:rPr>
+    </w:lvl>
+    <w:lvl w:ilvl="6">
+      <w:start w:val="1"/>
+      <w:numFmt w:val="bullet"/>
+      <w:lvlText w:val="●"/>
+      <w:lvlJc w:val="left"/>
+      <w:pPr>
+        <w:ind w:left="5040" w:hanging="360"/>
+      </w:pPr>
+      <w:rPr>
+        <w:u w:val="none"/>
+      </w:rPr>
+    </w:lvl>
+    <w:lvl w:ilvl="7">
+      <w:start w:val="1"/>
+      <w:numFmt w:val="bullet"/>
+      <w:lvlText w:val="●"/>
+      <w:lvlJc w:val="left"/>
+      <w:pPr>
+        <w:ind w:left="5760" w:hanging="360"/>
+      </w:pPr>
+      <w:rPr>
+        <w:u w:val="none"/>
+      </w:rPr>
+    </w:lvl>
+    <w:lvl w:ilvl="8">
+      <w:start w:val="1"/>
+      <w:numFmt w:val="bullet"/>
+      <w:lvlText w:val="●"/>
+      <w:lvlJc w:val="left"/>
+      <w:pPr>
+        <w:ind w:left="6480" w:hanging="360"/>
+      </w:pPr>
+      <w:rPr>
+        <w:u w:val="none"/>
+      </w:rPr>
+    </w:lvl>
+  </w:abstractNum>
+  <w:abstractNum w:abstractNumId="4">
+    <w:lvl w:ilvl="0">
+      <w:start w:val="1"/>
+      <w:numFmt w:val="bullet"/>
+      <w:lvlText w:val="●"/>
+      <w:lvlJc w:val="left"/>
+      <w:pPr>
+        <w:ind w:left="720" w:hanging="360"/>
+      </w:pPr>
+      <w:rPr>
+        <w:u w:val="none"/>
+      </w:rPr>
+    </w:lvl>
+    <w:lvl w:ilvl="1">
+      <w:start w:val="1"/>
+      <w:numFmt w:val="bullet"/>
+      <w:lvlText w:val="●"/>
+      <w:lvlJc w:val="left"/>
+      <w:pPr>
+        <w:ind w:left="1440" w:hanging="360"/>
+      </w:pPr>
+      <w:rPr>
+        <w:u w:val="none"/>
+      </w:rPr>
+    </w:lvl>
+    <w:lvl w:ilvl="2">
+      <w:start w:val="1"/>
+      <w:numFmt w:val="bullet"/>
+      <w:lvlText w:val="●"/>
+      <w:lvlJc w:val="left"/>
+      <w:pPr>
+        <w:ind w:left="2160" w:hanging="360"/>
+      </w:pPr>
+      <w:rPr>
+        <w:u w:val="none"/>
+      </w:rPr>
+    </w:lvl>
+    <w:lvl w:ilvl="3">
+      <w:start w:val="1"/>
+      <w:numFmt w:val="bullet"/>
+      <w:lvlText w:val="●"/>
+      <w:lvlJc w:val="left"/>
+      <w:pPr>
+        <w:ind w:left="2880" w:hanging="360"/>
+      </w:pPr>
+      <w:rPr>
+        <w:u w:val="none"/>
+      </w:rPr>
+    </w:lvl>
+    <w:lvl w:ilvl="4">
+      <w:start w:val="1"/>
+      <w:numFmt w:val="bullet"/>
+      <w:lvlText w:val="●"/>
+      <w:lvlJc w:val="left"/>
+      <w:pPr>
+        <w:ind w:left="3600" w:hanging="360"/>
+      </w:pPr>
+      <w:rPr>
+        <w:u w:val="none"/>
+      </w:rPr>
+    </w:lvl>
+    <w:lvl w:ilvl="5">
+      <w:start w:val="1"/>
+      <w:numFmt w:val="bullet"/>
+      <w:lvlText w:val="●"/>
+      <w:lvlJc w:val="left"/>
+      <w:pPr>
+        <w:ind w:left="4320" w:hanging="360"/>
+      </w:pPr>
+      <w:rPr>
+        <w:u w:val="none"/>
+      </w:rPr>
+    </w:lvl>
+    <w:lvl w:ilvl="6">
+      <w:start w:val="1"/>
+      <w:numFmt w:val="bullet"/>
+      <w:lvlText w:val="●"/>
+      <w:lvlJc w:val="left"/>
+      <w:pPr>
+        <w:ind w:left="5040" w:hanging="360"/>
+      </w:pPr>
+      <w:rPr>
+        <w:u w:val="none"/>
+      </w:rPr>
+    </w:lvl>
+    <w:lvl w:ilvl="7">
+      <w:start w:val="1"/>
+      <w:numFmt w:val="bullet"/>
+      <w:lvlText w:val="●"/>
+      <w:lvlJc w:val="left"/>
+      <w:pPr>
+        <w:ind w:left="5760" w:hanging="360"/>
+      </w:pPr>
+      <w:rPr>
+        <w:u w:val="none"/>
+      </w:rPr>
+    </w:lvl>
+    <w:lvl w:ilvl="8">
+      <w:start w:val="1"/>
+      <w:numFmt w:val="bullet"/>
+      <w:lvlText w:val="●"/>
+      <w:lvlJc w:val="left"/>
+      <w:pPr>
+        <w:ind w:left="6480" w:hanging="360"/>
+      </w:pPr>
+      <w:rPr>
+        <w:u w:val="none"/>
+      </w:rPr>
+    </w:lvl>
+  </w:abstractNum>
+  <w:num w:numId="1">
+    <w:abstractNumId w:val="1"/>
+  </w:num>
+  <w:num w:numId="2">
+    <w:abstractNumId w:val="2"/>
+  </w:num>
+  <w:num w:numId="3">
+    <w:abstractNumId w:val="3"/>
+  </w:num>
+  <w:num w:numId="4">
+    <w:abstractNumId w:val="4"/>
+  </w:num>
+</w:numbering>
 </file>
 
 <file path=word/styles.xml><?xml version="1.0" encoding="utf-8"?>
@@ -1348,6 +4516,13 @@
       <w:sz w:val="30"/>
       <w:szCs w:val="30"/>
     </w:rPr>
+  </w:style>
+  <w:style w:type="table" w:styleId="Table1">
+    <w:basedOn w:val="TableNormal"/>
+    <w:tblPr>
+      <w:tblStyleRowBandSize w:val="1"/>
+      <w:tblStyleColBandSize w:val="1"/>
+    </w:tblPr>
   </w:style>
 </w:styles>
 </file>

--- a/Final/Report-G3.docx
+++ b/Final/Report-G3.docx
@@ -732,6 +732,7 @@
             </w:pPr>
             <w:r>
               <w:rPr>
+                <w:strike w:val="1"/>
                 <w:sz w:val="24"/>
                 <w:szCs w:val="24"/>
                 <w:rtl w:val="0"/>
@@ -768,6 +769,7 @@
             </w:pPr>
             <w:r>
               <w:rPr>
+                <w:strike w:val="1"/>
                 <w:sz w:val="24"/>
                 <w:szCs w:val="24"/>
                 <w:rtl w:val="0"/>
@@ -804,6 +806,7 @@
             </w:pPr>
             <w:r>
               <w:rPr>
+                <w:strike w:val="1"/>
                 <w:sz w:val="24"/>
                 <w:szCs w:val="24"/>
                 <w:rtl w:val="0"/>
@@ -840,6 +843,7 @@
             </w:pPr>
             <w:r>
               <w:rPr>
+                <w:strike w:val="1"/>
                 <w:sz w:val="24"/>
                 <w:szCs w:val="24"/>
                 <w:rtl w:val="0"/>
@@ -1359,6 +1363,34 @@
           </w:p>
           <w:p>
             <w:pPr>
+              <w:widowControl w:val="0"/>
+              <w:numPr>
+                <w:ilvl w:val="0"/>
+                <w:numId w:val="1"/>
+              </w:numPr>
+              <w:pBdr>
+                <w:top w:color="auto" w:space="0" w:sz="0" w:val="none"/>
+                <w:bottom w:color="auto" w:space="0" w:sz="0" w:val="none"/>
+                <w:right w:color="auto" w:space="0" w:sz="0" w:val="none"/>
+                <w:between w:color="auto" w:space="0" w:sz="0" w:val="none"/>
+              </w:pBdr>
+              <w:spacing w:line="240" w:lineRule="auto"/>
+              <w:ind w:left="720" w:hanging="360"/>
+              <w:rPr>
+                <w:rFonts w:ascii="Times New Roman" w:cs="Times New Roman" w:eastAsia="Times New Roman" w:hAnsi="Times New Roman"/>
+              </w:rPr>
+            </w:pPr>
+            <w:r>
+              <w:rPr>
+                <w:sz w:val="24"/>
+                <w:szCs w:val="24"/>
+                <w:rtl w:val="0"/>
+              </w:rPr>
+              <w:t xml:space="preserve">Explain Agile methodology used </w:t>
+            </w:r>
+          </w:p>
+          <w:p>
+            <w:pPr>
               <w:keepNext w:val="0"/>
               <w:keepLines w:val="0"/>
               <w:pageBreakBefore w:val="0"/>
@@ -1461,124 +1493,6 @@
                 <w:rtl w:val="0"/>
               </w:rPr>
               <w:t xml:space="preserve">Product Owner</w:t>
-            </w:r>
-          </w:p>
-        </w:tc>
-        <w:tc>
-          <w:tcPr>
-            <w:shd w:fill="auto" w:val="clear"/>
-            <w:tcMar>
-              <w:top w:w="100.0" w:type="dxa"/>
-              <w:left w:w="100.0" w:type="dxa"/>
-              <w:bottom w:w="100.0" w:type="dxa"/>
-              <w:right w:w="100.0" w:type="dxa"/>
-            </w:tcMar>
-            <w:vAlign w:val="top"/>
-          </w:tcPr>
-          <w:p>
-            <w:pPr>
-              <w:keepNext w:val="0"/>
-              <w:keepLines w:val="0"/>
-              <w:pageBreakBefore w:val="0"/>
-              <w:widowControl w:val="0"/>
-              <w:pBdr>
-                <w:top w:space="0" w:sz="0" w:val="nil"/>
-                <w:left w:space="0" w:sz="0" w:val="nil"/>
-                <w:bottom w:space="0" w:sz="0" w:val="nil"/>
-                <w:right w:space="0" w:sz="0" w:val="nil"/>
-                <w:between w:space="0" w:sz="0" w:val="nil"/>
-              </w:pBdr>
-              <w:shd w:fill="auto" w:val="clear"/>
-              <w:spacing w:after="0" w:before="0" w:line="240" w:lineRule="auto"/>
-              <w:ind w:left="0" w:right="0" w:firstLine="0"/>
-              <w:jc w:val="left"/>
-              <w:rPr>
-                <w:sz w:val="24"/>
-                <w:szCs w:val="24"/>
-              </w:rPr>
-            </w:pPr>
-            <w:r>
-              <w:rPr>
-                <w:rtl w:val="0"/>
-              </w:rPr>
-            </w:r>
-          </w:p>
-        </w:tc>
-      </w:tr>
-      <w:tr>
-        <w:trPr>
-          <w:cantSplit w:val="0"/>
-          <w:tblHeader w:val="0"/>
-        </w:trPr>
-        <w:tc>
-          <w:tcPr>
-            <w:shd w:fill="auto" w:val="clear"/>
-            <w:tcMar>
-              <w:top w:w="100.0" w:type="dxa"/>
-              <w:left w:w="100.0" w:type="dxa"/>
-              <w:bottom w:w="100.0" w:type="dxa"/>
-              <w:right w:w="100.0" w:type="dxa"/>
-            </w:tcMar>
-            <w:vAlign w:val="top"/>
-          </w:tcPr>
-          <w:p>
-            <w:pPr>
-              <w:jc w:val="center"/>
-              <w:rPr/>
-            </w:pPr>
-            <w:r>
-              <w:rPr>
-                <w:rtl w:val="0"/>
-              </w:rPr>
-              <w:t xml:space="preserve">Jana Ahmed Mohammed Ahmed Mansour</w:t>
-            </w:r>
-          </w:p>
-        </w:tc>
-        <w:tc>
-          <w:tcPr>
-            <w:shd w:fill="auto" w:val="clear"/>
-            <w:tcMar>
-              <w:top w:w="100.0" w:type="dxa"/>
-              <w:left w:w="100.0" w:type="dxa"/>
-              <w:bottom w:w="100.0" w:type="dxa"/>
-              <w:right w:w="100.0" w:type="dxa"/>
-            </w:tcMar>
-            <w:vAlign w:val="top"/>
-          </w:tcPr>
-          <w:p>
-            <w:pPr>
-              <w:jc w:val="center"/>
-              <w:rPr/>
-            </w:pPr>
-            <w:r>
-              <w:rPr>
-                <w:rtl w:val="0"/>
-              </w:rPr>
-              <w:t xml:space="preserve">0391558</w:t>
-            </w:r>
-          </w:p>
-        </w:tc>
-        <w:tc>
-          <w:tcPr>
-            <w:shd w:fill="auto" w:val="clear"/>
-            <w:tcMar>
-              <w:top w:w="100.0" w:type="dxa"/>
-              <w:left w:w="100.0" w:type="dxa"/>
-              <w:bottom w:w="100.0" w:type="dxa"/>
-              <w:right w:w="100.0" w:type="dxa"/>
-            </w:tcMar>
-            <w:vAlign w:val="top"/>
-          </w:tcPr>
-          <w:p>
-            <w:pPr>
-              <w:jc w:val="center"/>
-              <w:rPr/>
-            </w:pPr>
-            <w:r>
-              <w:rPr>
-                <w:rtl w:val="0"/>
-              </w:rPr>
-              <w:t xml:space="preserve">UI/UX Designer</w:t>
             </w:r>
           </w:p>
         </w:tc>
@@ -1622,12 +1536,11 @@
             </w:pPr>
             <w:r>
               <w:rPr>
-                <w:strike w:val="1"/>
                 <w:sz w:val="24"/>
                 <w:szCs w:val="24"/>
                 <w:rtl w:val="0"/>
               </w:rPr>
-              <w:t xml:space="preserve">Design login page</w:t>
+              <w:t xml:space="preserve">Writing Product Vision </w:t>
             </w:r>
           </w:p>
           <w:p>
@@ -1664,7 +1577,7 @@
                 <w:szCs w:val="24"/>
                 <w:rtl w:val="0"/>
               </w:rPr>
-              <w:t xml:space="preserve">Design appointment booking UI</w:t>
+              <w:t xml:space="preserve">Creating User stories</w:t>
             </w:r>
           </w:p>
           <w:p>
@@ -1700,7 +1613,7 @@
                 <w:szCs w:val="24"/>
                 <w:rtl w:val="0"/>
               </w:rPr>
-              <w:t xml:space="preserve">Draft class Diagram</w:t>
+              <w:t xml:space="preserve">Managing Product backlog</w:t>
             </w:r>
           </w:p>
           <w:p>
@@ -1732,6 +1645,281 @@
             </w:pPr>
             <w:r>
               <w:rPr>
+                <w:strike w:val="1"/>
+                <w:sz w:val="24"/>
+                <w:szCs w:val="24"/>
+                <w:rtl w:val="0"/>
+              </w:rPr>
+              <w:t xml:space="preserve">Draw Use Case Diagram</w:t>
+            </w:r>
+          </w:p>
+          <w:p>
+            <w:pPr>
+              <w:keepNext w:val="0"/>
+              <w:keepLines w:val="0"/>
+              <w:pageBreakBefore w:val="0"/>
+              <w:widowControl w:val="0"/>
+              <w:numPr>
+                <w:ilvl w:val="0"/>
+                <w:numId w:val="4"/>
+              </w:numPr>
+              <w:pBdr>
+                <w:top w:space="0" w:sz="0" w:val="nil"/>
+                <w:left w:space="0" w:sz="0" w:val="nil"/>
+                <w:bottom w:space="0" w:sz="0" w:val="nil"/>
+                <w:right w:space="0" w:sz="0" w:val="nil"/>
+                <w:between w:space="0" w:sz="0" w:val="nil"/>
+              </w:pBdr>
+              <w:shd w:fill="auto" w:val="clear"/>
+              <w:spacing w:after="0" w:before="0" w:line="240" w:lineRule="auto"/>
+              <w:ind w:left="720" w:right="0" w:hanging="360"/>
+              <w:jc w:val="left"/>
+              <w:rPr>
+                <w:sz w:val="24"/>
+                <w:szCs w:val="24"/>
+                <w:u w:val="none"/>
+              </w:rPr>
+            </w:pPr>
+            <w:r>
+              <w:rPr>
+                <w:strike w:val="1"/>
+                <w:sz w:val="24"/>
+                <w:szCs w:val="24"/>
+                <w:rtl w:val="0"/>
+              </w:rPr>
+              <w:t xml:space="preserve">Organizing weekly meeting</w:t>
+            </w:r>
+          </w:p>
+        </w:tc>
+      </w:tr>
+      <w:tr>
+        <w:trPr>
+          <w:cantSplit w:val="0"/>
+          <w:tblHeader w:val="0"/>
+        </w:trPr>
+        <w:tc>
+          <w:tcPr>
+            <w:shd w:fill="auto" w:val="clear"/>
+            <w:tcMar>
+              <w:top w:w="100.0" w:type="dxa"/>
+              <w:left w:w="100.0" w:type="dxa"/>
+              <w:bottom w:w="100.0" w:type="dxa"/>
+              <w:right w:w="100.0" w:type="dxa"/>
+            </w:tcMar>
+            <w:vAlign w:val="top"/>
+          </w:tcPr>
+          <w:p>
+            <w:pPr>
+              <w:jc w:val="center"/>
+              <w:rPr/>
+            </w:pPr>
+            <w:r>
+              <w:rPr>
+                <w:rtl w:val="0"/>
+              </w:rPr>
+              <w:t xml:space="preserve">Jana Ahmed Mohammed Ahmed Mansour</w:t>
+            </w:r>
+          </w:p>
+        </w:tc>
+        <w:tc>
+          <w:tcPr>
+            <w:shd w:fill="auto" w:val="clear"/>
+            <w:tcMar>
+              <w:top w:w="100.0" w:type="dxa"/>
+              <w:left w:w="100.0" w:type="dxa"/>
+              <w:bottom w:w="100.0" w:type="dxa"/>
+              <w:right w:w="100.0" w:type="dxa"/>
+            </w:tcMar>
+            <w:vAlign w:val="top"/>
+          </w:tcPr>
+          <w:p>
+            <w:pPr>
+              <w:jc w:val="center"/>
+              <w:rPr/>
+            </w:pPr>
+            <w:r>
+              <w:rPr>
+                <w:rtl w:val="0"/>
+              </w:rPr>
+              <w:t xml:space="preserve">0391558</w:t>
+            </w:r>
+          </w:p>
+        </w:tc>
+        <w:tc>
+          <w:tcPr>
+            <w:shd w:fill="auto" w:val="clear"/>
+            <w:tcMar>
+              <w:top w:w="100.0" w:type="dxa"/>
+              <w:left w:w="100.0" w:type="dxa"/>
+              <w:bottom w:w="100.0" w:type="dxa"/>
+              <w:right w:w="100.0" w:type="dxa"/>
+            </w:tcMar>
+            <w:vAlign w:val="top"/>
+          </w:tcPr>
+          <w:p>
+            <w:pPr>
+              <w:jc w:val="center"/>
+              <w:rPr/>
+            </w:pPr>
+            <w:r>
+              <w:rPr>
+                <w:rtl w:val="0"/>
+              </w:rPr>
+              <w:t xml:space="preserve">UI/UX Designer</w:t>
+            </w:r>
+          </w:p>
+        </w:tc>
+        <w:tc>
+          <w:tcPr>
+            <w:shd w:fill="auto" w:val="clear"/>
+            <w:tcMar>
+              <w:top w:w="100.0" w:type="dxa"/>
+              <w:left w:w="100.0" w:type="dxa"/>
+              <w:bottom w:w="100.0" w:type="dxa"/>
+              <w:right w:w="100.0" w:type="dxa"/>
+            </w:tcMar>
+            <w:vAlign w:val="top"/>
+          </w:tcPr>
+          <w:p>
+            <w:pPr>
+              <w:keepNext w:val="0"/>
+              <w:keepLines w:val="0"/>
+              <w:pageBreakBefore w:val="0"/>
+              <w:widowControl w:val="0"/>
+              <w:numPr>
+                <w:ilvl w:val="0"/>
+                <w:numId w:val="5"/>
+              </w:numPr>
+              <w:pBdr>
+                <w:top w:space="0" w:sz="0" w:val="nil"/>
+                <w:left w:space="0" w:sz="0" w:val="nil"/>
+                <w:bottom w:space="0" w:sz="0" w:val="nil"/>
+                <w:right w:space="0" w:sz="0" w:val="nil"/>
+                <w:between w:space="0" w:sz="0" w:val="nil"/>
+              </w:pBdr>
+              <w:shd w:fill="auto" w:val="clear"/>
+              <w:spacing w:after="0" w:before="0" w:line="240" w:lineRule="auto"/>
+              <w:ind w:left="720" w:right="0" w:hanging="360"/>
+              <w:jc w:val="left"/>
+              <w:rPr>
+                <w:sz w:val="24"/>
+                <w:szCs w:val="24"/>
+                <w:u w:val="none"/>
+              </w:rPr>
+            </w:pPr>
+            <w:r>
+              <w:rPr>
+                <w:strike w:val="1"/>
+                <w:sz w:val="24"/>
+                <w:szCs w:val="24"/>
+                <w:rtl w:val="0"/>
+              </w:rPr>
+              <w:t xml:space="preserve">Design login page</w:t>
+            </w:r>
+          </w:p>
+          <w:p>
+            <w:pPr>
+              <w:keepNext w:val="0"/>
+              <w:keepLines w:val="0"/>
+              <w:pageBreakBefore w:val="0"/>
+              <w:widowControl w:val="0"/>
+              <w:numPr>
+                <w:ilvl w:val="0"/>
+                <w:numId w:val="5"/>
+              </w:numPr>
+              <w:pBdr>
+                <w:top w:space="0" w:sz="0" w:val="nil"/>
+                <w:left w:space="0" w:sz="0" w:val="nil"/>
+                <w:bottom w:space="0" w:sz="0" w:val="nil"/>
+                <w:right w:space="0" w:sz="0" w:val="nil"/>
+                <w:between w:space="0" w:sz="0" w:val="nil"/>
+              </w:pBdr>
+              <w:shd w:fill="auto" w:val="clear"/>
+              <w:spacing w:after="0" w:before="0" w:line="240" w:lineRule="auto"/>
+              <w:ind w:left="720" w:right="0" w:hanging="360"/>
+              <w:jc w:val="left"/>
+              <w:rPr>
+                <w:sz w:val="24"/>
+                <w:szCs w:val="24"/>
+                <w:u w:val="none"/>
+              </w:rPr>
+            </w:pPr>
+            <w:r>
+              <w:rPr>
+                <w:strike w:val="1"/>
+                <w:sz w:val="24"/>
+                <w:szCs w:val="24"/>
+                <w:rtl w:val="0"/>
+              </w:rPr>
+              <w:t xml:space="preserve">Design appointment booking UI</w:t>
+            </w:r>
+          </w:p>
+          <w:p>
+            <w:pPr>
+              <w:keepNext w:val="0"/>
+              <w:keepLines w:val="0"/>
+              <w:pageBreakBefore w:val="0"/>
+              <w:widowControl w:val="0"/>
+              <w:numPr>
+                <w:ilvl w:val="0"/>
+                <w:numId w:val="5"/>
+              </w:numPr>
+              <w:pBdr>
+                <w:top w:space="0" w:sz="0" w:val="nil"/>
+                <w:left w:space="0" w:sz="0" w:val="nil"/>
+                <w:bottom w:space="0" w:sz="0" w:val="nil"/>
+                <w:right w:space="0" w:sz="0" w:val="nil"/>
+                <w:between w:space="0" w:sz="0" w:val="nil"/>
+              </w:pBdr>
+              <w:shd w:fill="auto" w:val="clear"/>
+              <w:spacing w:after="0" w:before="0" w:line="240" w:lineRule="auto"/>
+              <w:ind w:left="720" w:right="0" w:hanging="360"/>
+              <w:jc w:val="left"/>
+              <w:rPr>
+                <w:sz w:val="24"/>
+                <w:szCs w:val="24"/>
+                <w:u w:val="none"/>
+              </w:rPr>
+            </w:pPr>
+            <w:r>
+              <w:rPr>
+                <w:strike w:val="1"/>
+                <w:sz w:val="24"/>
+                <w:szCs w:val="24"/>
+                <w:rtl w:val="0"/>
+              </w:rPr>
+              <w:t xml:space="preserve">Draft class Diagram</w:t>
+            </w:r>
+          </w:p>
+          <w:p>
+            <w:pPr>
+              <w:keepNext w:val="0"/>
+              <w:keepLines w:val="0"/>
+              <w:pageBreakBefore w:val="0"/>
+              <w:widowControl w:val="0"/>
+              <w:numPr>
+                <w:ilvl w:val="0"/>
+                <w:numId w:val="5"/>
+              </w:numPr>
+              <w:pBdr>
+                <w:top w:space="0" w:sz="0" w:val="nil"/>
+                <w:left w:space="0" w:sz="0" w:val="nil"/>
+                <w:bottom w:space="0" w:sz="0" w:val="nil"/>
+                <w:right w:space="0" w:sz="0" w:val="nil"/>
+                <w:between w:space="0" w:sz="0" w:val="nil"/>
+              </w:pBdr>
+              <w:shd w:fill="auto" w:val="clear"/>
+              <w:spacing w:after="0" w:before="0" w:line="240" w:lineRule="auto"/>
+              <w:ind w:left="720" w:right="0" w:hanging="360"/>
+              <w:jc w:val="left"/>
+              <w:rPr>
+                <w:sz w:val="24"/>
+                <w:szCs w:val="24"/>
+                <w:u w:val="none"/>
+              </w:rPr>
+            </w:pPr>
+            <w:r>
+              <w:rPr>
                 <w:sz w:val="24"/>
                 <w:szCs w:val="24"/>
                 <w:rtl w:val="0"/>
@@ -2833,6 +3021,468 @@
         <w:rPr/>
       </w:pPr>
       <w:r>
+        <w:rPr/>
+        <w:drawing>
+          <wp:inline distB="114300" distT="114300" distL="114300" distR="114300">
+            <wp:extent cx="5943600" cy="2959100"/>
+            <wp:effectExtent b="0" l="0" r="0" t="0"/>
+            <wp:docPr id="1" name="image1.png"/>
+            <a:graphic>
+              <a:graphicData uri="http://schemas.openxmlformats.org/drawingml/2006/picture">
+                <pic:pic>
+                  <pic:nvPicPr>
+                    <pic:cNvPr id="0" name="image1.png"/>
+                    <pic:cNvPicPr preferRelativeResize="0"/>
+                  </pic:nvPicPr>
+                  <pic:blipFill>
+                    <a:blip r:embed="rId6"/>
+                    <a:srcRect b="0" l="0" r="0" t="0"/>
+                    <a:stretch>
+                      <a:fillRect/>
+                    </a:stretch>
+                  </pic:blipFill>
+                  <pic:spPr>
+                    <a:xfrm>
+                      <a:off x="0" y="0"/>
+                      <a:ext cx="5943600" cy="2959100"/>
+                    </a:xfrm>
+                    <a:prstGeom prst="rect"/>
+                    <a:ln/>
+                  </pic:spPr>
+                </pic:pic>
+              </a:graphicData>
+            </a:graphic>
+          </wp:inline>
+        </w:drawing>
+      </w:r>
+      <w:r>
+        <w:rPr>
+          <w:rtl w:val="0"/>
+        </w:rPr>
+      </w:r>
+    </w:p>
+    <w:p>
+      <w:pPr>
+        <w:rPr>
+          <w:i w:val="1"/>
+          <w:iCs w:val="1"/>
+        </w:rPr>
+      </w:pPr>
+      <w:r>
+        <w:rPr>
+          <w:i w:val="1"/>
+          <w:iCs w:val="1"/>
+          <w:rtl w:val="0"/>
+        </w:rPr>
+        <w:t xml:space="preserve">Screenshot: Login Interface</w:t>
+      </w:r>
+    </w:p>
+    <w:p>
+      <w:pPr>
+        <w:rPr/>
+      </w:pPr>
+      <w:r>
+        <w:rPr>
+          <w:rtl w:val="0"/>
+        </w:rPr>
+      </w:r>
+    </w:p>
+    <w:p>
+      <w:pPr>
+        <w:rPr/>
+      </w:pPr>
+      <w:r>
+        <w:rPr>
+          <w:rtl w:val="0"/>
+        </w:rPr>
+        <w:t xml:space="preserve">The User Login Interface Prototype provides a secure way for students to access the university clinic system. </w:t>
+      </w:r>
+    </w:p>
+    <w:p>
+      <w:pPr>
+        <w:rPr/>
+      </w:pPr>
+      <w:r>
+        <w:rPr>
+          <w:rtl w:val="0"/>
+        </w:rPr>
+      </w:r>
+    </w:p>
+    <w:p>
+      <w:pPr>
+        <w:rPr/>
+      </w:pPr>
+      <w:r>
+        <w:rPr>
+          <w:rtl w:val="0"/>
+        </w:rPr>
+        <w:t xml:space="preserve">User Login Interface Prototype</w:t>
+      </w:r>
+    </w:p>
+    <w:p>
+      <w:pPr>
+        <w:rPr/>
+      </w:pPr>
+      <w:r>
+        <w:rPr>
+          <w:rtl w:val="0"/>
+        </w:rPr>
+      </w:r>
+    </w:p>
+    <w:p>
+      <w:pPr>
+        <w:rPr/>
+      </w:pPr>
+      <w:r>
+        <w:rPr>
+          <w:rtl w:val="0"/>
+        </w:rPr>
+        <w:t xml:space="preserve">The interface is divided into two main sections:</w:t>
+      </w:r>
+    </w:p>
+    <w:p>
+      <w:pPr>
+        <w:rPr/>
+      </w:pPr>
+      <w:r>
+        <w:rPr>
+          <w:rtl w:val="0"/>
+        </w:rPr>
+      </w:r>
+    </w:p>
+    <w:p>
+      <w:pPr>
+        <w:rPr/>
+      </w:pPr>
+      <w:r>
+        <w:rPr>
+          <w:rtl w:val="0"/>
+        </w:rPr>
+        <w:t xml:space="preserve">Information Area (Left Side)</w:t>
+      </w:r>
+    </w:p>
+    <w:p>
+      <w:pPr>
+        <w:rPr/>
+      </w:pPr>
+      <w:r>
+        <w:rPr>
+          <w:rtl w:val="0"/>
+        </w:rPr>
+        <w:t xml:space="preserve">This section introduces the university healthcare portal and explains its purpose. It includes:</w:t>
+      </w:r>
+    </w:p>
+    <w:p>
+      <w:pPr>
+        <w:rPr/>
+      </w:pPr>
+      <w:r>
+        <w:rPr>
+          <w:rtl w:val="0"/>
+        </w:rPr>
+      </w:r>
+    </w:p>
+    <w:p>
+      <w:pPr>
+        <w:rPr/>
+      </w:pPr>
+      <w:r>
+        <w:rPr>
+          <w:rtl w:val="0"/>
+        </w:rPr>
+        <w:t xml:space="preserve">1. University name and system title</w:t>
+      </w:r>
+    </w:p>
+    <w:p>
+      <w:pPr>
+        <w:rPr/>
+      </w:pPr>
+      <w:r>
+        <w:rPr>
+          <w:rtl w:val="0"/>
+        </w:rPr>
+      </w:r>
+    </w:p>
+    <w:p>
+      <w:pPr>
+        <w:rPr/>
+      </w:pPr>
+      <w:r>
+        <w:rPr>
+          <w:rtl w:val="0"/>
+        </w:rPr>
+        <w:t xml:space="preserve">2.Short description of the Health &amp; Wellness Centre portal</w:t>
+      </w:r>
+    </w:p>
+    <w:p>
+      <w:pPr>
+        <w:rPr/>
+      </w:pPr>
+      <w:r>
+        <w:rPr>
+          <w:rtl w:val="0"/>
+        </w:rPr>
+      </w:r>
+    </w:p>
+    <w:p>
+      <w:pPr>
+        <w:rPr/>
+      </w:pPr>
+      <w:r>
+        <w:rPr>
+          <w:rtl w:val="0"/>
+        </w:rPr>
+        <w:t xml:space="preserve">3.Key features such as simple appointment scheduling and 24/7 access</w:t>
+      </w:r>
+    </w:p>
+    <w:p>
+      <w:pPr>
+        <w:rPr/>
+      </w:pPr>
+      <w:r>
+        <w:rPr>
+          <w:rtl w:val="0"/>
+        </w:rPr>
+      </w:r>
+    </w:p>
+    <w:p>
+      <w:pPr>
+        <w:rPr/>
+      </w:pPr>
+      <w:r>
+        <w:rPr>
+          <w:rtl w:val="0"/>
+        </w:rPr>
+        <w:t xml:space="preserve">4.This section helps users understand the system before logging in.</w:t>
+      </w:r>
+    </w:p>
+    <w:p>
+      <w:pPr>
+        <w:rPr/>
+      </w:pPr>
+      <w:r>
+        <w:rPr>
+          <w:rtl w:val="0"/>
+        </w:rPr>
+      </w:r>
+    </w:p>
+    <w:p>
+      <w:pPr>
+        <w:rPr>
+          <w:b w:val="1"/>
+          <w:bCs w:val="1"/>
+        </w:rPr>
+      </w:pPr>
+      <w:r>
+        <w:rPr>
+          <w:b w:val="1"/>
+          <w:bCs w:val="1"/>
+          <w:rtl w:val="0"/>
+        </w:rPr>
+        <w:t xml:space="preserve">Login Area (Right Side)</w:t>
+      </w:r>
+    </w:p>
+    <w:p>
+      <w:pPr>
+        <w:rPr/>
+      </w:pPr>
+      <w:r>
+        <w:rPr>
+          <w:rtl w:val="0"/>
+        </w:rPr>
+        <w:t xml:space="preserve">This section allows students to log in using their credentials. It includes:</w:t>
+      </w:r>
+    </w:p>
+    <w:p>
+      <w:pPr>
+        <w:rPr/>
+      </w:pPr>
+      <w:r>
+        <w:rPr>
+          <w:rtl w:val="0"/>
+        </w:rPr>
+      </w:r>
+    </w:p>
+    <w:p>
+      <w:pPr>
+        <w:rPr/>
+      </w:pPr>
+      <w:r>
+        <w:rPr>
+          <w:rtl w:val="0"/>
+        </w:rPr>
+        <w:t xml:space="preserve">1.Student ID Field – students enter their university ID</w:t>
+      </w:r>
+    </w:p>
+    <w:p>
+      <w:pPr>
+        <w:rPr/>
+      </w:pPr>
+      <w:r>
+        <w:rPr>
+          <w:rtl w:val="0"/>
+        </w:rPr>
+      </w:r>
+    </w:p>
+    <w:p>
+      <w:pPr>
+        <w:rPr/>
+      </w:pPr>
+      <w:r>
+        <w:rPr>
+          <w:rtl w:val="0"/>
+        </w:rPr>
+        <w:t xml:space="preserve">2.Password Field – secure password entry with hidden characters</w:t>
+      </w:r>
+    </w:p>
+    <w:p>
+      <w:pPr>
+        <w:rPr/>
+      </w:pPr>
+      <w:r>
+        <w:rPr>
+          <w:rtl w:val="0"/>
+        </w:rPr>
+      </w:r>
+    </w:p>
+    <w:p>
+      <w:pPr>
+        <w:rPr/>
+      </w:pPr>
+      <w:r>
+        <w:rPr>
+          <w:rtl w:val="0"/>
+        </w:rPr>
+        <w:t xml:space="preserve">3.Forgot Password Link – allows users to reset their password</w:t>
+      </w:r>
+    </w:p>
+    <w:p>
+      <w:pPr>
+        <w:rPr/>
+      </w:pPr>
+      <w:r>
+        <w:rPr>
+          <w:rtl w:val="0"/>
+        </w:rPr>
+      </w:r>
+    </w:p>
+    <w:p>
+      <w:pPr>
+        <w:rPr/>
+      </w:pPr>
+      <w:r>
+        <w:rPr>
+          <w:rtl w:val="0"/>
+        </w:rPr>
+        <w:t xml:space="preserve">4.Sign In Button – submits login information to access the system</w:t>
+      </w:r>
+    </w:p>
+    <w:p>
+      <w:pPr>
+        <w:rPr/>
+      </w:pPr>
+      <w:r>
+        <w:rPr>
+          <w:rtl w:val="0"/>
+        </w:rPr>
+      </w:r>
+    </w:p>
+    <w:p>
+      <w:pPr>
+        <w:rPr/>
+      </w:pPr>
+      <w:r>
+        <w:rPr>
+          <w:rtl w:val="0"/>
+        </w:rPr>
+        <w:t xml:space="preserve">5.Support Contact Information – provides help if students face login problems</w:t>
+      </w:r>
+    </w:p>
+    <w:p>
+      <w:pPr>
+        <w:rPr/>
+      </w:pPr>
+      <w:r>
+        <w:rPr>
+          <w:rtl w:val="0"/>
+        </w:rPr>
+      </w:r>
+    </w:p>
+    <w:p>
+      <w:pPr>
+        <w:rPr/>
+      </w:pPr>
+      <w:r>
+        <w:rPr>
+          <w:rtl w:val="0"/>
+        </w:rPr>
+        <w:t xml:space="preserve">The login interface ensures that only authorized students can access the system.</w:t>
+      </w:r>
+    </w:p>
+    <w:p>
+      <w:pPr>
+        <w:rPr/>
+      </w:pPr>
+      <w:r>
+        <w:rPr>
+          <w:rtl w:val="0"/>
+        </w:rPr>
+      </w:r>
+    </w:p>
+    <w:p>
+      <w:pPr>
+        <w:pStyle w:val="Heading2"/>
+        <w:rPr/>
+      </w:pPr>
+      <w:bookmarkStart w:colFirst="0" w:colLast="0" w:name="_xfzaa6imxd8f" w:id="17"/>
+      <w:bookmarkEnd w:id="17"/>
+      <w:r>
+        <w:rPr>
+          <w:rtl w:val="0"/>
+        </w:rPr>
+        <w:t xml:space="preserve">Appointment Booking Interface</w:t>
+      </w:r>
+    </w:p>
+    <w:p>
+      <w:pPr>
+        <w:rPr/>
+      </w:pPr>
+      <w:r>
+        <w:rPr/>
+        <w:drawing>
+          <wp:inline distB="114300" distT="114300" distL="114300" distR="114300">
+            <wp:extent cx="5943600" cy="2971800"/>
+            <wp:effectExtent b="0" l="0" r="0" t="0"/>
+            <wp:docPr id="2" name="image2.png"/>
+            <a:graphic>
+              <a:graphicData uri="http://schemas.openxmlformats.org/drawingml/2006/picture">
+                <pic:pic>
+                  <pic:nvPicPr>
+                    <pic:cNvPr id="0" name="image2.png"/>
+                    <pic:cNvPicPr preferRelativeResize="0"/>
+                  </pic:nvPicPr>
+                  <pic:blipFill>
+                    <a:blip r:embed="rId7"/>
+                    <a:srcRect b="0" l="0" r="0" t="0"/>
+                    <a:stretch>
+                      <a:fillRect/>
+                    </a:stretch>
+                  </pic:blipFill>
+                  <pic:spPr>
+                    <a:xfrm>
+                      <a:off x="0" y="0"/>
+                      <a:ext cx="5943600" cy="2971800"/>
+                    </a:xfrm>
+                    <a:prstGeom prst="rect"/>
+                    <a:ln/>
+                  </pic:spPr>
+                </pic:pic>
+              </a:graphicData>
+            </a:graphic>
+          </wp:inline>
+        </w:drawing>
+      </w:r>
+      <w:r>
         <w:rPr>
           <w:rtl w:val="0"/>
         </w:rPr>
@@ -2857,394 +3507,6 @@
           <w:u w:val="single"/>
           <w:rtl w:val="0"/>
         </w:rPr>
-        <w:t xml:space="preserve">Screenshot: Login Interface</w:t>
-      </w:r>
-    </w:p>
-    <w:p>
-      <w:pPr>
-        <w:rPr/>
-      </w:pPr>
-      <w:r>
-        <w:rPr>
-          <w:rtl w:val="0"/>
-        </w:rPr>
-      </w:r>
-    </w:p>
-    <w:p>
-      <w:pPr>
-        <w:rPr/>
-      </w:pPr>
-      <w:r>
-        <w:rPr>
-          <w:rtl w:val="0"/>
-        </w:rPr>
-        <w:t xml:space="preserve">The User Login Interface Prototype provides a secure way for students to access the university clinic system. </w:t>
-      </w:r>
-    </w:p>
-    <w:p>
-      <w:pPr>
-        <w:rPr/>
-      </w:pPr>
-      <w:r>
-        <w:rPr>
-          <w:rtl w:val="0"/>
-        </w:rPr>
-      </w:r>
-    </w:p>
-    <w:p>
-      <w:pPr>
-        <w:rPr/>
-      </w:pPr>
-      <w:r>
-        <w:rPr>
-          <w:rtl w:val="0"/>
-        </w:rPr>
-        <w:t xml:space="preserve">User Login Interface Prototype</w:t>
-      </w:r>
-    </w:p>
-    <w:p>
-      <w:pPr>
-        <w:rPr/>
-      </w:pPr>
-      <w:r>
-        <w:rPr>
-          <w:rtl w:val="0"/>
-        </w:rPr>
-      </w:r>
-    </w:p>
-    <w:p>
-      <w:pPr>
-        <w:rPr/>
-      </w:pPr>
-      <w:r>
-        <w:rPr>
-          <w:rtl w:val="0"/>
-        </w:rPr>
-        <w:t xml:space="preserve">The interface is divided into two main sections:</w:t>
-      </w:r>
-    </w:p>
-    <w:p>
-      <w:pPr>
-        <w:rPr/>
-      </w:pPr>
-      <w:r>
-        <w:rPr>
-          <w:rtl w:val="0"/>
-        </w:rPr>
-      </w:r>
-    </w:p>
-    <w:p>
-      <w:pPr>
-        <w:rPr/>
-      </w:pPr>
-      <w:r>
-        <w:rPr>
-          <w:rtl w:val="0"/>
-        </w:rPr>
-        <w:t xml:space="preserve">Information Area (Left Side)</w:t>
-      </w:r>
-    </w:p>
-    <w:p>
-      <w:pPr>
-        <w:rPr/>
-      </w:pPr>
-      <w:r>
-        <w:rPr>
-          <w:rtl w:val="0"/>
-        </w:rPr>
-        <w:t xml:space="preserve">This section introduces the university healthcare portal and explains its purpose. It includes:</w:t>
-      </w:r>
-    </w:p>
-    <w:p>
-      <w:pPr>
-        <w:rPr/>
-      </w:pPr>
-      <w:r>
-        <w:rPr>
-          <w:rtl w:val="0"/>
-        </w:rPr>
-      </w:r>
-    </w:p>
-    <w:p>
-      <w:pPr>
-        <w:rPr/>
-      </w:pPr>
-      <w:r>
-        <w:rPr>
-          <w:rtl w:val="0"/>
-        </w:rPr>
-        <w:t xml:space="preserve">1. University name and system title</w:t>
-      </w:r>
-    </w:p>
-    <w:p>
-      <w:pPr>
-        <w:rPr/>
-      </w:pPr>
-      <w:r>
-        <w:rPr>
-          <w:rtl w:val="0"/>
-        </w:rPr>
-      </w:r>
-    </w:p>
-    <w:p>
-      <w:pPr>
-        <w:rPr/>
-      </w:pPr>
-      <w:r>
-        <w:rPr>
-          <w:rtl w:val="0"/>
-        </w:rPr>
-        <w:t xml:space="preserve">2.Short description of the Health &amp; Wellness Centre portal</w:t>
-      </w:r>
-    </w:p>
-    <w:p>
-      <w:pPr>
-        <w:rPr/>
-      </w:pPr>
-      <w:r>
-        <w:rPr>
-          <w:rtl w:val="0"/>
-        </w:rPr>
-      </w:r>
-    </w:p>
-    <w:p>
-      <w:pPr>
-        <w:rPr/>
-      </w:pPr>
-      <w:r>
-        <w:rPr>
-          <w:rtl w:val="0"/>
-        </w:rPr>
-        <w:t xml:space="preserve">3.Key features such as simple appointment scheduling and 24/7 access</w:t>
-      </w:r>
-    </w:p>
-    <w:p>
-      <w:pPr>
-        <w:rPr/>
-      </w:pPr>
-      <w:r>
-        <w:rPr>
-          <w:rtl w:val="0"/>
-        </w:rPr>
-      </w:r>
-    </w:p>
-    <w:p>
-      <w:pPr>
-        <w:rPr/>
-      </w:pPr>
-      <w:r>
-        <w:rPr>
-          <w:rtl w:val="0"/>
-        </w:rPr>
-        <w:t xml:space="preserve">4.This section helps users understand the system before logging in.</w:t>
-      </w:r>
-    </w:p>
-    <w:p>
-      <w:pPr>
-        <w:rPr/>
-      </w:pPr>
-      <w:r>
-        <w:rPr>
-          <w:rtl w:val="0"/>
-        </w:rPr>
-      </w:r>
-    </w:p>
-    <w:p>
-      <w:pPr>
-        <w:rPr>
-          <w:b w:val="1"/>
-          <w:bCs w:val="1"/>
-        </w:rPr>
-      </w:pPr>
-      <w:r>
-        <w:rPr>
-          <w:b w:val="1"/>
-          <w:bCs w:val="1"/>
-          <w:rtl w:val="0"/>
-        </w:rPr>
-        <w:t xml:space="preserve">Login Area (Right Side)</w:t>
-      </w:r>
-    </w:p>
-    <w:p>
-      <w:pPr>
-        <w:rPr/>
-      </w:pPr>
-      <w:r>
-        <w:rPr>
-          <w:rtl w:val="0"/>
-        </w:rPr>
-        <w:t xml:space="preserve">This section allows students to log in using their credentials. It includes:</w:t>
-      </w:r>
-    </w:p>
-    <w:p>
-      <w:pPr>
-        <w:rPr/>
-      </w:pPr>
-      <w:r>
-        <w:rPr>
-          <w:rtl w:val="0"/>
-        </w:rPr>
-      </w:r>
-    </w:p>
-    <w:p>
-      <w:pPr>
-        <w:rPr/>
-      </w:pPr>
-      <w:r>
-        <w:rPr>
-          <w:rtl w:val="0"/>
-        </w:rPr>
-        <w:t xml:space="preserve">1.Student ID Field – students enter their university ID</w:t>
-      </w:r>
-    </w:p>
-    <w:p>
-      <w:pPr>
-        <w:rPr/>
-      </w:pPr>
-      <w:r>
-        <w:rPr>
-          <w:rtl w:val="0"/>
-        </w:rPr>
-      </w:r>
-    </w:p>
-    <w:p>
-      <w:pPr>
-        <w:rPr/>
-      </w:pPr>
-      <w:r>
-        <w:rPr>
-          <w:rtl w:val="0"/>
-        </w:rPr>
-        <w:t xml:space="preserve">2.Password Field – secure password entry with hidden characters</w:t>
-      </w:r>
-    </w:p>
-    <w:p>
-      <w:pPr>
-        <w:rPr/>
-      </w:pPr>
-      <w:r>
-        <w:rPr>
-          <w:rtl w:val="0"/>
-        </w:rPr>
-      </w:r>
-    </w:p>
-    <w:p>
-      <w:pPr>
-        <w:rPr/>
-      </w:pPr>
-      <w:r>
-        <w:rPr>
-          <w:rtl w:val="0"/>
-        </w:rPr>
-        <w:t xml:space="preserve">3.Forgot Password Link – allows users to reset their password</w:t>
-      </w:r>
-    </w:p>
-    <w:p>
-      <w:pPr>
-        <w:rPr/>
-      </w:pPr>
-      <w:r>
-        <w:rPr>
-          <w:rtl w:val="0"/>
-        </w:rPr>
-      </w:r>
-    </w:p>
-    <w:p>
-      <w:pPr>
-        <w:rPr/>
-      </w:pPr>
-      <w:r>
-        <w:rPr>
-          <w:rtl w:val="0"/>
-        </w:rPr>
-        <w:t xml:space="preserve">4.Sign In Button – submits login information to access the system</w:t>
-      </w:r>
-    </w:p>
-    <w:p>
-      <w:pPr>
-        <w:rPr/>
-      </w:pPr>
-      <w:r>
-        <w:rPr>
-          <w:rtl w:val="0"/>
-        </w:rPr>
-      </w:r>
-    </w:p>
-    <w:p>
-      <w:pPr>
-        <w:rPr/>
-      </w:pPr>
-      <w:r>
-        <w:rPr>
-          <w:rtl w:val="0"/>
-        </w:rPr>
-        <w:t xml:space="preserve">5.Support Contact Information – provides help if students face login problems</w:t>
-      </w:r>
-    </w:p>
-    <w:p>
-      <w:pPr>
-        <w:rPr/>
-      </w:pPr>
-      <w:r>
-        <w:rPr>
-          <w:rtl w:val="0"/>
-        </w:rPr>
-      </w:r>
-    </w:p>
-    <w:p>
-      <w:pPr>
-        <w:rPr/>
-      </w:pPr>
-      <w:r>
-        <w:rPr>
-          <w:rtl w:val="0"/>
-        </w:rPr>
-        <w:t xml:space="preserve">The login interface ensures that only authorized students can access the system.</w:t>
-      </w:r>
-    </w:p>
-    <w:p>
-      <w:pPr>
-        <w:rPr/>
-      </w:pPr>
-      <w:r>
-        <w:rPr>
-          <w:rtl w:val="0"/>
-        </w:rPr>
-      </w:r>
-    </w:p>
-    <w:p>
-      <w:pPr>
-        <w:pStyle w:val="Heading2"/>
-        <w:rPr/>
-      </w:pPr>
-      <w:bookmarkStart w:colFirst="0" w:colLast="0" w:name="_xfzaa6imxd8f" w:id="17"/>
-      <w:bookmarkEnd w:id="17"/>
-      <w:r>
-        <w:rPr>
-          <w:rtl w:val="0"/>
-        </w:rPr>
-        <w:t xml:space="preserve">Appointment Booking Interface</w:t>
-      </w:r>
-    </w:p>
-    <w:p>
-      <w:pPr>
-        <w:rPr>
-          <w:b w:val="1"/>
-          <w:bCs w:val="1"/>
-          <w:i w:val="1"/>
-          <w:iCs w:val="1"/>
-          <w:u w:val="single"/>
-        </w:rPr>
-      </w:pPr>
-      <w:r>
-        <w:rPr>
-          <w:b w:val="1"/>
-          <w:bCs w:val="1"/>
-          <w:i w:val="1"/>
-          <w:iCs w:val="1"/>
-          <w:u w:val="single"/>
-          <w:rtl w:val="0"/>
-        </w:rPr>
         <w:t xml:space="preserve">Screenshot: Appointment Booking Interface</w:t>
       </w:r>
     </w:p>
@@ -3884,6 +4146,128 @@
           <w:rtl w:val="0"/>
         </w:rPr>
         <w:t xml:space="preserve">Overall, this project helped us gain practical experience in applying SDLC phases, Agile methods, and software engineering tools in a real development scenario. These skills will be valuable for future software development projects.</w:t>
+      </w:r>
+    </w:p>
+    <w:p>
+      <w:pPr>
+        <w:rPr/>
+      </w:pPr>
+      <w:r>
+        <w:rPr>
+          <w:rtl w:val="0"/>
+        </w:rPr>
+      </w:r>
+    </w:p>
+    <w:p>
+      <w:pPr>
+        <w:pStyle w:val="Heading1"/>
+        <w:rPr/>
+      </w:pPr>
+      <w:bookmarkStart w:colFirst="0" w:colLast="0" w:name="_dx6cpms2rjbu" w:id="23"/>
+      <w:bookmarkEnd w:id="23"/>
+      <w:r>
+        <w:rPr>
+          <w:rtl w:val="0"/>
+        </w:rPr>
+        <w:t xml:space="preserve">Conclusion</w:t>
+      </w:r>
+    </w:p>
+    <w:p>
+      <w:pPr>
+        <w:rPr/>
+      </w:pPr>
+      <w:r>
+        <w:rPr>
+          <w:rtl w:val="0"/>
+        </w:rPr>
+        <w:t xml:space="preserve">This project developed a prototype of the University Clinic Appointment System to support SDG 3 – Good Health and Well-Being. The system aims to improve healthcare access in the university by providing a simple and efficient appointment booking platform.</w:t>
+      </w:r>
+    </w:p>
+    <w:p>
+      <w:pPr>
+        <w:rPr/>
+      </w:pPr>
+      <w:r>
+        <w:rPr>
+          <w:rtl w:val="0"/>
+        </w:rPr>
+      </w:r>
+    </w:p>
+    <w:p>
+      <w:pPr>
+        <w:rPr/>
+      </w:pPr>
+      <w:r>
+        <w:rPr>
+          <w:rtl w:val="0"/>
+        </w:rPr>
+        <w:t xml:space="preserve">Throughout the project, our team applied Software Development Life Cycle (SDLC) phases including planning, analysis, design, prototype development, and testing. By following the Agile methodology, the team was able to organise tasks, manage progress, and continuously improve the prototype.</w:t>
+      </w:r>
+    </w:p>
+    <w:p>
+      <w:pPr>
+        <w:rPr/>
+      </w:pPr>
+      <w:r>
+        <w:rPr>
+          <w:rtl w:val="0"/>
+        </w:rPr>
+      </w:r>
+    </w:p>
+    <w:p>
+      <w:pPr>
+        <w:rPr/>
+      </w:pPr>
+      <w:r>
+        <w:rPr>
+          <w:rtl w:val="0"/>
+        </w:rPr>
+        <w:t xml:space="preserve">Tools such as Trello and GitHub helped the team manage tasks, track development progress, and collaborate effectively. The prototype demonstrates key features such as secure login and appointment booking, which help reduce waiting time and improve clinic service efficiency.</w:t>
+      </w:r>
+    </w:p>
+    <w:p>
+      <w:pPr>
+        <w:rPr/>
+      </w:pPr>
+      <w:r>
+        <w:rPr>
+          <w:rtl w:val="0"/>
+        </w:rPr>
+      </w:r>
+    </w:p>
+    <w:p>
+      <w:pPr>
+        <w:rPr/>
+      </w:pPr>
+      <w:r>
+        <w:rPr>
+          <w:rtl w:val="0"/>
+        </w:rPr>
+        <w:t xml:space="preserve">Overall, this project provided valuable experience in applying software engineering concepts, Agile practices, and teamwork to develop a practical system that supports better healthcare services for university students.</w:t>
+      </w:r>
+    </w:p>
+    <w:p>
+      <w:pPr>
+        <w:rPr/>
+      </w:pPr>
+      <w:r>
+        <w:rPr>
+          <w:rtl w:val="0"/>
+        </w:rPr>
+      </w:r>
+    </w:p>
+    <w:p>
+      <w:pPr>
+        <w:pStyle w:val="Heading1"/>
+        <w:rPr/>
+      </w:pPr>
+      <w:bookmarkStart w:colFirst="0" w:colLast="0" w:name="_8naeicepv7sj" w:id="24"/>
+      <w:bookmarkEnd w:id="24"/>
+      <w:r>
+        <w:rPr>
+          <w:rtl w:val="0"/>
+        </w:rPr>
+        <w:t xml:space="preserve">Appendix</w:t>
       </w:r>
     </w:p>
     <w:sectPr>
@@ -4337,6 +4721,116 @@
       </w:rPr>
     </w:lvl>
   </w:abstractNum>
+  <w:abstractNum w:abstractNumId="5">
+    <w:lvl w:ilvl="0">
+      <w:start w:val="1"/>
+      <w:numFmt w:val="bullet"/>
+      <w:lvlText w:val="●"/>
+      <w:lvlJc w:val="left"/>
+      <w:pPr>
+        <w:ind w:left="720" w:hanging="360"/>
+      </w:pPr>
+      <w:rPr>
+        <w:u w:val="none"/>
+      </w:rPr>
+    </w:lvl>
+    <w:lvl w:ilvl="1">
+      <w:start w:val="1"/>
+      <w:numFmt w:val="bullet"/>
+      <w:lvlText w:val="●"/>
+      <w:lvlJc w:val="left"/>
+      <w:pPr>
+        <w:ind w:left="1440" w:hanging="360"/>
+      </w:pPr>
+      <w:rPr>
+        <w:u w:val="none"/>
+      </w:rPr>
+    </w:lvl>
+    <w:lvl w:ilvl="2">
+      <w:start w:val="1"/>
+      <w:numFmt w:val="bullet"/>
+      <w:lvlText w:val="●"/>
+      <w:lvlJc w:val="left"/>
+      <w:pPr>
+        <w:ind w:left="2160" w:hanging="360"/>
+      </w:pPr>
+      <w:rPr>
+        <w:u w:val="none"/>
+      </w:rPr>
+    </w:lvl>
+    <w:lvl w:ilvl="3">
+      <w:start w:val="1"/>
+      <w:numFmt w:val="bullet"/>
+      <w:lvlText w:val="●"/>
+      <w:lvlJc w:val="left"/>
+      <w:pPr>
+        <w:ind w:left="2880" w:hanging="360"/>
+      </w:pPr>
+      <w:rPr>
+        <w:u w:val="none"/>
+      </w:rPr>
+    </w:lvl>
+    <w:lvl w:ilvl="4">
+      <w:start w:val="1"/>
+      <w:numFmt w:val="bullet"/>
+      <w:lvlText w:val="●"/>
+      <w:lvlJc w:val="left"/>
+      <w:pPr>
+        <w:ind w:left="3600" w:hanging="360"/>
+      </w:pPr>
+      <w:rPr>
+        <w:u w:val="none"/>
+      </w:rPr>
+    </w:lvl>
+    <w:lvl w:ilvl="5">
+      <w:start w:val="1"/>
+      <w:numFmt w:val="bullet"/>
+      <w:lvlText w:val="●"/>
+      <w:lvlJc w:val="left"/>
+      <w:pPr>
+        <w:ind w:left="4320" w:hanging="360"/>
+      </w:pPr>
+      <w:rPr>
+        <w:u w:val="none"/>
+      </w:rPr>
+    </w:lvl>
+    <w:lvl w:ilvl="6">
+      <w:start w:val="1"/>
+      <w:numFmt w:val="bullet"/>
+      <w:lvlText w:val="●"/>
+      <w:lvlJc w:val="left"/>
+      <w:pPr>
+        <w:ind w:left="5040" w:hanging="360"/>
+      </w:pPr>
+      <w:rPr>
+        <w:u w:val="none"/>
+      </w:rPr>
+    </w:lvl>
+    <w:lvl w:ilvl="7">
+      <w:start w:val="1"/>
+      <w:numFmt w:val="bullet"/>
+      <w:lvlText w:val="●"/>
+      <w:lvlJc w:val="left"/>
+      <w:pPr>
+        <w:ind w:left="5760" w:hanging="360"/>
+      </w:pPr>
+      <w:rPr>
+        <w:u w:val="none"/>
+      </w:rPr>
+    </w:lvl>
+    <w:lvl w:ilvl="8">
+      <w:start w:val="1"/>
+      <w:numFmt w:val="bullet"/>
+      <w:lvlText w:val="●"/>
+      <w:lvlJc w:val="left"/>
+      <w:pPr>
+        <w:ind w:left="6480" w:hanging="360"/>
+      </w:pPr>
+      <w:rPr>
+        <w:u w:val="none"/>
+      </w:rPr>
+    </w:lvl>
+  </w:abstractNum>
   <w:num w:numId="1">
     <w:abstractNumId w:val="1"/>
   </w:num>
@@ -4348,6 +4842,9 @@
   </w:num>
   <w:num w:numId="4">
     <w:abstractNumId w:val="4"/>
+  </w:num>
+  <w:num w:numId="5">
+    <w:abstractNumId w:val="5"/>
   </w:num>
 </w:numbering>
 </file>

--- a/Final/Report-G3.docx
+++ b/Final/Report-G3.docx
@@ -4,6 +4,7 @@
   <w:body>
     <w:p>
       <w:pPr>
+        <w:spacing w:line="360" w:lineRule="auto"/>
         <w:jc w:val="center"/>
         <w:rPr>
           <w:b w:val="1"/>
@@ -20,11 +21,12 @@
           <w:szCs w:val="32"/>
           <w:rtl w:val="0"/>
         </w:rPr>
-        <w:t xml:space="preserve">DUniversity Clinic Appointment System</w:t>
-      </w:r>
-    </w:p>
-    <w:p>
-      <w:pPr>
+        <w:t xml:space="preserve">University Clinic Appointment System</w:t>
+      </w:r>
+    </w:p>
+    <w:p>
+      <w:pPr>
+        <w:spacing w:line="360" w:lineRule="auto"/>
         <w:jc w:val="center"/>
         <w:rPr>
           <w:b w:val="1"/>
@@ -46,22 +48,24 @@
     </w:p>
     <w:p>
       <w:pPr>
+        <w:spacing w:line="360" w:lineRule="auto"/>
         <w:jc w:val="center"/>
         <w:rPr>
           <w:b w:val="1"/>
           <w:bCs w:val="1"/>
-          <w:sz w:val="24"/>
-          <w:szCs w:val="24"/>
-        </w:rPr>
-      </w:pPr>
-      <w:r>
-        <w:rPr>
-          <w:rtl w:val="0"/>
-        </w:rPr>
-      </w:r>
-    </w:p>
-    <w:p>
-      <w:pPr>
+          <w:sz w:val="32"/>
+          <w:szCs w:val="32"/>
+        </w:rPr>
+      </w:pPr>
+      <w:r>
+        <w:rPr>
+          <w:rtl w:val="0"/>
+        </w:rPr>
+      </w:r>
+    </w:p>
+    <w:p>
+      <w:pPr>
+        <w:spacing w:line="360" w:lineRule="auto"/>
         <w:jc w:val="center"/>
         <w:rPr>
           <w:b w:val="1"/>
@@ -78,11 +82,12 @@
           <w:szCs w:val="24"/>
           <w:rtl w:val="0"/>
         </w:rPr>
-        <w:t xml:space="preserve">Course: ITS 610204 / ITS 64604 – Principles of Software Engineering</w:t>
-      </w:r>
-    </w:p>
-    <w:p>
-      <w:pPr>
+        <w:t xml:space="preserve">Sustainable Development Goal: Good Health and Well-Being</w:t>
+      </w:r>
+    </w:p>
+    <w:p>
+      <w:pPr>
+        <w:spacing w:line="360" w:lineRule="auto"/>
         <w:jc w:val="center"/>
         <w:rPr>
           <w:b w:val="1"/>
@@ -93,33 +98,35 @@
       </w:pPr>
       <w:r>
         <w:rPr>
+          <w:rtl w:val="0"/>
+        </w:rPr>
+      </w:r>
+    </w:p>
+    <w:p>
+      <w:pPr>
+        <w:spacing w:line="360" w:lineRule="auto"/>
+        <w:jc w:val="center"/>
+        <w:rPr>
           <w:b w:val="1"/>
           <w:bCs w:val="1"/>
           <w:sz w:val="24"/>
           <w:szCs w:val="24"/>
-          <w:rtl w:val="0"/>
-        </w:rPr>
-        <w:t xml:space="preserve">Semester: February 2026</w:t>
-      </w:r>
-    </w:p>
-    <w:p>
-      <w:pPr>
-        <w:jc w:val="center"/>
+        </w:rPr>
+      </w:pPr>
+      <w:r>
         <w:rPr>
           <w:b w:val="1"/>
           <w:bCs w:val="1"/>
           <w:sz w:val="24"/>
           <w:szCs w:val="24"/>
-        </w:rPr>
-      </w:pPr>
-      <w:r>
-        <w:rPr>
-          <w:rtl w:val="0"/>
-        </w:rPr>
-      </w:r>
-    </w:p>
-    <w:p>
-      <w:pPr>
+          <w:rtl w:val="0"/>
+        </w:rPr>
+        <w:t xml:space="preserve">Course: ITS 610204 / ITS 64604 – Principles of Software Engineering</w:t>
+      </w:r>
+    </w:p>
+    <w:p>
+      <w:pPr>
+        <w:spacing w:line="360" w:lineRule="auto"/>
         <w:jc w:val="center"/>
         <w:rPr>
           <w:b w:val="1"/>
@@ -136,11 +143,12 @@
           <w:szCs w:val="24"/>
           <w:rtl w:val="0"/>
         </w:rPr>
-        <w:t xml:space="preserve">    Sustainable Development Goal: Good Health and Well-Being</w:t>
-      </w:r>
-    </w:p>
-    <w:p>
-      <w:pPr>
+        <w:t xml:space="preserve">Semester: February 2026</w:t>
+      </w:r>
+    </w:p>
+    <w:p>
+      <w:pPr>
+        <w:spacing w:line="360" w:lineRule="auto"/>
         <w:jc w:val="center"/>
         <w:rPr>
           <w:b w:val="1"/>
@@ -151,29 +159,19 @@
       </w:pPr>
       <w:r>
         <w:rPr>
-          <w:rtl w:val="0"/>
-        </w:rPr>
-      </w:r>
-    </w:p>
-    <w:p>
-      <w:pPr>
-        <w:jc w:val="center"/>
-        <w:rPr>
           <w:b w:val="1"/>
           <w:bCs w:val="1"/>
           <w:sz w:val="24"/>
           <w:szCs w:val="24"/>
-        </w:rPr>
-      </w:pPr>
-      <w:r>
-        <w:rPr>
-          <w:rtl w:val="0"/>
-        </w:rPr>
-      </w:r>
-    </w:p>
-    <w:p>
-      <w:pPr>
-        <w:jc w:val="center"/>
+          <w:rtl w:val="0"/>
+        </w:rPr>
+        <w:t xml:space="preserve">    </w:t>
+      </w:r>
+    </w:p>
+    <w:p>
+      <w:pPr>
+        <w:spacing w:line="360" w:lineRule="auto"/>
+        <w:jc w:val="left"/>
         <w:rPr>
           <w:b w:val="1"/>
           <w:bCs w:val="1"/>
@@ -183,33 +181,35 @@
       </w:pPr>
       <w:r>
         <w:rPr>
+          <w:rtl w:val="0"/>
+        </w:rPr>
+      </w:r>
+    </w:p>
+    <w:p>
+      <w:pPr>
+        <w:spacing w:line="360" w:lineRule="auto"/>
+        <w:jc w:val="center"/>
+        <w:rPr>
           <w:b w:val="1"/>
           <w:bCs w:val="1"/>
           <w:sz w:val="24"/>
           <w:szCs w:val="24"/>
-          <w:rtl w:val="0"/>
-        </w:rPr>
-        <w:t xml:space="preserve">Group Members:</w:t>
-      </w:r>
-    </w:p>
-    <w:p>
-      <w:pPr>
-        <w:jc w:val="center"/>
+        </w:rPr>
+      </w:pPr>
+      <w:r>
         <w:rPr>
           <w:b w:val="1"/>
           <w:bCs w:val="1"/>
           <w:sz w:val="24"/>
           <w:szCs w:val="24"/>
-        </w:rPr>
-      </w:pPr>
-      <w:r>
-        <w:rPr>
-          <w:rtl w:val="0"/>
-        </w:rPr>
-      </w:r>
-    </w:p>
-    <w:p>
-      <w:pPr>
+          <w:rtl w:val="0"/>
+        </w:rPr>
+        <w:t xml:space="preserve">Group Members:</w:t>
+      </w:r>
+    </w:p>
+    <w:p>
+      <w:pPr>
+        <w:spacing w:line="360" w:lineRule="auto"/>
         <w:jc w:val="center"/>
         <w:rPr>
           <w:b w:val="1"/>
@@ -231,6 +231,7 @@
     </w:p>
     <w:p>
       <w:pPr>
+        <w:spacing w:line="360" w:lineRule="auto"/>
         <w:jc w:val="center"/>
         <w:rPr>
           <w:b w:val="1"/>
@@ -241,49 +242,40 @@
       </w:pPr>
       <w:r>
         <w:rPr>
-          <w:rtl w:val="0"/>
-        </w:rPr>
-      </w:r>
-    </w:p>
-    <w:p>
-      <w:pPr>
-        <w:jc w:val="center"/>
-        <w:rPr>
           <w:b w:val="1"/>
           <w:bCs w:val="1"/>
           <w:sz w:val="24"/>
           <w:szCs w:val="24"/>
-        </w:rPr>
-      </w:pPr>
-      <w:r>
+          <w:rtl w:val="0"/>
+        </w:rPr>
+        <w:t xml:space="preserve">HU SHUNBO (0391096) – DevOps Engineer</w:t>
+      </w:r>
+    </w:p>
+    <w:p>
+      <w:pPr>
+        <w:spacing w:line="360" w:lineRule="auto"/>
+        <w:jc w:val="center"/>
         <w:rPr>
           <w:b w:val="1"/>
           <w:bCs w:val="1"/>
           <w:sz w:val="24"/>
           <w:szCs w:val="24"/>
-          <w:rtl w:val="0"/>
-        </w:rPr>
-        <w:t xml:space="preserve">HU SHUNBO (0391096) – DevOps Engineer</w:t>
-      </w:r>
-    </w:p>
-    <w:p>
-      <w:pPr>
-        <w:jc w:val="center"/>
+        </w:rPr>
+      </w:pPr>
+      <w:r>
         <w:rPr>
           <w:b w:val="1"/>
           <w:bCs w:val="1"/>
           <w:sz w:val="24"/>
           <w:szCs w:val="24"/>
-        </w:rPr>
-      </w:pPr>
-      <w:r>
-        <w:rPr>
-          <w:rtl w:val="0"/>
-        </w:rPr>
-      </w:r>
-    </w:p>
-    <w:p>
-      <w:pPr>
+          <w:rtl w:val="0"/>
+        </w:rPr>
+        <w:t xml:space="preserve"> Cui Rongxuan (0391767) – Scrum Master</w:t>
+      </w:r>
+    </w:p>
+    <w:p>
+      <w:pPr>
+        <w:spacing w:line="360" w:lineRule="auto"/>
         <w:jc w:val="center"/>
         <w:rPr>
           <w:b w:val="1"/>
@@ -300,11 +292,12 @@
           <w:szCs w:val="24"/>
           <w:rtl w:val="0"/>
         </w:rPr>
-        <w:t xml:space="preserve"> Cui Rongxuan (0391767) – Scrum Master</w:t>
-      </w:r>
-    </w:p>
-    <w:p>
-      <w:pPr>
+        <w:t xml:space="preserve">Sean Yoong Lok Mun (0377520) – Product Owner</w:t>
+      </w:r>
+    </w:p>
+    <w:p>
+      <w:pPr>
+        <w:spacing w:line="360" w:lineRule="auto"/>
         <w:jc w:val="center"/>
         <w:rPr>
           <w:b w:val="1"/>
@@ -315,86 +308,35 @@
       </w:pPr>
       <w:r>
         <w:rPr>
-          <w:rtl w:val="0"/>
-        </w:rPr>
-      </w:r>
-    </w:p>
-    <w:p>
-      <w:pPr>
-        <w:jc w:val="center"/>
-        <w:rPr>
           <w:b w:val="1"/>
           <w:bCs w:val="1"/>
           <w:sz w:val="24"/>
           <w:szCs w:val="24"/>
-        </w:rPr>
-      </w:pPr>
-      <w:r>
+          <w:rtl w:val="0"/>
+        </w:rPr>
+        <w:t xml:space="preserve">Jana Ahmed Mohammed Ahmed Mansour (0391558) – UI/UX Designer</w:t>
+      </w:r>
+    </w:p>
+    <w:p>
+      <w:pPr>
+        <w:spacing w:line="360" w:lineRule="auto"/>
+        <w:jc w:val="center"/>
         <w:rPr>
           <w:b w:val="1"/>
           <w:bCs w:val="1"/>
           <w:sz w:val="24"/>
           <w:szCs w:val="24"/>
-          <w:rtl w:val="0"/>
-        </w:rPr>
-        <w:t xml:space="preserve">Sean Yoong Lok Mun (0377520) – Product Owner</w:t>
-      </w:r>
-    </w:p>
-    <w:p>
-      <w:pPr>
-        <w:jc w:val="center"/>
-        <w:rPr>
-          <w:b w:val="1"/>
-          <w:bCs w:val="1"/>
-          <w:sz w:val="24"/>
-          <w:szCs w:val="24"/>
-        </w:rPr>
-      </w:pPr>
-      <w:r>
-        <w:rPr>
-          <w:rtl w:val="0"/>
-        </w:rPr>
-      </w:r>
-    </w:p>
-    <w:p>
-      <w:pPr>
-        <w:jc w:val="center"/>
-        <w:rPr>
-          <w:b w:val="1"/>
-          <w:bCs w:val="1"/>
-          <w:sz w:val="24"/>
-          <w:szCs w:val="24"/>
-        </w:rPr>
-      </w:pPr>
-      <w:r>
-        <w:rPr>
-          <w:b w:val="1"/>
-          <w:bCs w:val="1"/>
-          <w:sz w:val="24"/>
-          <w:szCs w:val="24"/>
-          <w:rtl w:val="0"/>
-        </w:rPr>
-        <w:t xml:space="preserve">Jana Ahmed Mohammed Ahmed Mansour (0391558) – UI/UX Designer</w:t>
-      </w:r>
-    </w:p>
-    <w:p>
-      <w:pPr>
-        <w:jc w:val="center"/>
-        <w:rPr>
-          <w:b w:val="1"/>
-          <w:bCs w:val="1"/>
-          <w:sz w:val="24"/>
-          <w:szCs w:val="24"/>
-        </w:rPr>
-      </w:pPr>
-      <w:r>
-        <w:rPr>
-          <w:rtl w:val="0"/>
-        </w:rPr>
-      </w:r>
-    </w:p>
-    <w:p>
-      <w:pPr>
+        </w:rPr>
+      </w:pPr>
+      <w:r>
+        <w:rPr>
+          <w:rtl w:val="0"/>
+        </w:rPr>
+      </w:r>
+    </w:p>
+    <w:p>
+      <w:pPr>
+        <w:spacing w:line="360" w:lineRule="auto"/>
         <w:jc w:val="center"/>
         <w:rPr>
           <w:sz w:val="24"/>
@@ -467,9 +409,8 @@
                 <w:between w:space="0" w:sz="0" w:val="nil"/>
               </w:pBdr>
               <w:shd w:fill="auto" w:val="clear"/>
-              <w:spacing w:after="0" w:before="0" w:line="240" w:lineRule="auto"/>
+              <w:spacing w:after="0" w:before="0" w:line="360" w:lineRule="auto"/>
               <w:ind w:left="0" w:right="0" w:firstLine="0"/>
-              <w:jc w:val="left"/>
               <w:rPr>
                 <w:sz w:val="24"/>
                 <w:szCs w:val="24"/>
@@ -510,9 +451,8 @@
                 <w:between w:space="0" w:sz="0" w:val="nil"/>
               </w:pBdr>
               <w:shd w:fill="auto" w:val="clear"/>
-              <w:spacing w:after="0" w:before="0" w:line="240" w:lineRule="auto"/>
+              <w:spacing w:after="0" w:before="0" w:line="360" w:lineRule="auto"/>
               <w:ind w:left="0" w:right="0" w:firstLine="0"/>
-              <w:jc w:val="left"/>
               <w:rPr>
                 <w:sz w:val="24"/>
                 <w:szCs w:val="24"/>
@@ -553,9 +493,8 @@
                 <w:between w:space="0" w:sz="0" w:val="nil"/>
               </w:pBdr>
               <w:shd w:fill="auto" w:val="clear"/>
-              <w:spacing w:after="0" w:before="0" w:line="240" w:lineRule="auto"/>
+              <w:spacing w:after="0" w:before="0" w:line="360" w:lineRule="auto"/>
               <w:ind w:left="0" w:right="0" w:firstLine="0"/>
-              <w:jc w:val="left"/>
               <w:rPr>
                 <w:sz w:val="24"/>
                 <w:szCs w:val="24"/>
@@ -596,9 +535,8 @@
                 <w:between w:space="0" w:sz="0" w:val="nil"/>
               </w:pBdr>
               <w:shd w:fill="auto" w:val="clear"/>
-              <w:spacing w:after="0" w:before="0" w:line="240" w:lineRule="auto"/>
+              <w:spacing w:after="0" w:before="0" w:line="360" w:lineRule="auto"/>
               <w:ind w:left="0" w:right="0" w:firstLine="0"/>
-              <w:jc w:val="left"/>
               <w:rPr>
                 <w:sz w:val="24"/>
                 <w:szCs w:val="24"/>
@@ -633,11 +571,16 @@
           </w:tcPr>
           <w:p>
             <w:pPr>
-              <w:jc w:val="center"/>
-              <w:rPr/>
+              <w:spacing w:line="360" w:lineRule="auto"/>
+              <w:rPr>
+                <w:sz w:val="24"/>
+                <w:szCs w:val="24"/>
+              </w:rPr>
             </w:pPr>
             <w:r>
               <w:rPr>
+                <w:sz w:val="24"/>
+                <w:szCs w:val="24"/>
                 <w:rtl w:val="0"/>
               </w:rPr>
               <w:t xml:space="preserve">Tanzim Daiyan Rahman</w:t>
@@ -657,11 +600,16 @@
           </w:tcPr>
           <w:p>
             <w:pPr>
-              <w:jc w:val="center"/>
-              <w:rPr/>
+              <w:spacing w:line="360" w:lineRule="auto"/>
+              <w:rPr>
+                <w:sz w:val="24"/>
+                <w:szCs w:val="24"/>
+              </w:rPr>
             </w:pPr>
             <w:r>
               <w:rPr>
+                <w:sz w:val="24"/>
+                <w:szCs w:val="24"/>
                 <w:rtl w:val="0"/>
               </w:rPr>
               <w:t xml:space="preserve">0381809</w:t>
@@ -681,11 +629,16 @@
           </w:tcPr>
           <w:p>
             <w:pPr>
-              <w:jc w:val="center"/>
-              <w:rPr/>
+              <w:spacing w:line="360" w:lineRule="auto"/>
+              <w:rPr>
+                <w:sz w:val="24"/>
+                <w:szCs w:val="24"/>
+              </w:rPr>
             </w:pPr>
             <w:r>
               <w:rPr>
+                <w:sz w:val="24"/>
+                <w:szCs w:val="24"/>
                 <w:rtl w:val="0"/>
               </w:rPr>
               <w:t xml:space="preserve">Group Leader</w:t>
@@ -711,7 +664,7 @@
               <w:widowControl w:val="0"/>
               <w:numPr>
                 <w:ilvl w:val="0"/>
-                <w:numId w:val="2"/>
+                <w:numId w:val="9"/>
               </w:numPr>
               <w:pBdr>
                 <w:top w:space="0" w:sz="0" w:val="nil"/>
@@ -721,9 +674,8 @@
                 <w:between w:space="0" w:sz="0" w:val="nil"/>
               </w:pBdr>
               <w:shd w:fill="auto" w:val="clear"/>
-              <w:spacing w:after="0" w:before="0" w:line="240" w:lineRule="auto"/>
+              <w:spacing w:after="0" w:before="0" w:line="360" w:lineRule="auto"/>
               <w:ind w:left="720" w:right="0" w:hanging="360"/>
-              <w:jc w:val="left"/>
               <w:rPr>
                 <w:sz w:val="24"/>
                 <w:szCs w:val="24"/>
@@ -732,12 +684,11 @@
             </w:pPr>
             <w:r>
               <w:rPr>
-                <w:strike w:val="1"/>
                 <w:sz w:val="24"/>
                 <w:szCs w:val="24"/>
                 <w:rtl w:val="0"/>
               </w:rPr>
-              <w:t xml:space="preserve">Writing test plan</w:t>
+              <w:t xml:space="preserve">Writing test plan           </w:t>
             </w:r>
           </w:p>
           <w:p>
@@ -748,7 +699,7 @@
               <w:widowControl w:val="0"/>
               <w:numPr>
                 <w:ilvl w:val="0"/>
-                <w:numId w:val="2"/>
+                <w:numId w:val="9"/>
               </w:numPr>
               <w:pBdr>
                 <w:top w:space="0" w:sz="0" w:val="nil"/>
@@ -758,9 +709,8 @@
                 <w:between w:space="0" w:sz="0" w:val="nil"/>
               </w:pBdr>
               <w:shd w:fill="auto" w:val="clear"/>
-              <w:spacing w:after="0" w:before="0" w:line="240" w:lineRule="auto"/>
+              <w:spacing w:after="0" w:before="0" w:line="360" w:lineRule="auto"/>
               <w:ind w:left="720" w:right="0" w:hanging="360"/>
-              <w:jc w:val="left"/>
               <w:rPr>
                 <w:sz w:val="24"/>
                 <w:szCs w:val="24"/>
@@ -769,12 +719,11 @@
             </w:pPr>
             <w:r>
               <w:rPr>
-                <w:strike w:val="1"/>
                 <w:sz w:val="24"/>
                 <w:szCs w:val="24"/>
                 <w:rtl w:val="0"/>
               </w:rPr>
-              <w:t xml:space="preserve">                                                      Creating test cases</w:t>
+              <w:t xml:space="preserve">Creating test cases</w:t>
             </w:r>
           </w:p>
           <w:p>
@@ -785,7 +734,7 @@
               <w:widowControl w:val="0"/>
               <w:numPr>
                 <w:ilvl w:val="0"/>
-                <w:numId w:val="2"/>
+                <w:numId w:val="9"/>
               </w:numPr>
               <w:pBdr>
                 <w:top w:space="0" w:sz="0" w:val="nil"/>
@@ -795,9 +744,8 @@
                 <w:between w:space="0" w:sz="0" w:val="nil"/>
               </w:pBdr>
               <w:shd w:fill="auto" w:val="clear"/>
-              <w:spacing w:after="0" w:before="0" w:line="240" w:lineRule="auto"/>
+              <w:spacing w:after="0" w:before="0" w:line="360" w:lineRule="auto"/>
               <w:ind w:left="720" w:right="0" w:hanging="360"/>
-              <w:jc w:val="left"/>
               <w:rPr>
                 <w:sz w:val="24"/>
                 <w:szCs w:val="24"/>
@@ -806,12 +754,11 @@
             </w:pPr>
             <w:r>
               <w:rPr>
-                <w:strike w:val="1"/>
                 <w:sz w:val="24"/>
                 <w:szCs w:val="24"/>
                 <w:rtl w:val="0"/>
               </w:rPr>
-              <w:t xml:space="preserve">                                                             Collecting user feedback</w:t>
+              <w:t xml:space="preserve">Collecting user feedback</w:t>
             </w:r>
           </w:p>
           <w:p>
@@ -822,7 +769,7 @@
               <w:widowControl w:val="0"/>
               <w:numPr>
                 <w:ilvl w:val="0"/>
-                <w:numId w:val="2"/>
+                <w:numId w:val="9"/>
               </w:numPr>
               <w:pBdr>
                 <w:top w:space="0" w:sz="0" w:val="nil"/>
@@ -832,9 +779,8 @@
                 <w:between w:space="0" w:sz="0" w:val="nil"/>
               </w:pBdr>
               <w:shd w:fill="auto" w:val="clear"/>
-              <w:spacing w:after="0" w:before="0" w:line="240" w:lineRule="auto"/>
+              <w:spacing w:after="0" w:before="0" w:line="360" w:lineRule="auto"/>
               <w:ind w:left="720" w:right="0" w:hanging="360"/>
-              <w:jc w:val="left"/>
               <w:rPr>
                 <w:sz w:val="24"/>
                 <w:szCs w:val="24"/>
@@ -843,12 +789,11 @@
             </w:pPr>
             <w:r>
               <w:rPr>
-                <w:strike w:val="1"/>
                 <w:sz w:val="24"/>
                 <w:szCs w:val="24"/>
                 <w:rtl w:val="0"/>
               </w:rPr>
-              <w:t xml:space="preserve">                                        Recording improvements</w:t>
+              <w:t xml:space="preserve">Recording improvements</w:t>
             </w:r>
           </w:p>
         </w:tc>
@@ -871,11 +816,16 @@
           </w:tcPr>
           <w:p>
             <w:pPr>
-              <w:jc w:val="center"/>
-              <w:rPr/>
+              <w:spacing w:line="360" w:lineRule="auto"/>
+              <w:rPr>
+                <w:sz w:val="24"/>
+                <w:szCs w:val="24"/>
+              </w:rPr>
             </w:pPr>
             <w:r>
               <w:rPr>
+                <w:sz w:val="24"/>
+                <w:szCs w:val="24"/>
                 <w:rtl w:val="0"/>
               </w:rPr>
               <w:t xml:space="preserve">HU SHUNBO</w:t>
@@ -895,11 +845,16 @@
           </w:tcPr>
           <w:p>
             <w:pPr>
-              <w:jc w:val="center"/>
-              <w:rPr/>
+              <w:spacing w:line="360" w:lineRule="auto"/>
+              <w:rPr>
+                <w:sz w:val="24"/>
+                <w:szCs w:val="24"/>
+              </w:rPr>
             </w:pPr>
             <w:r>
               <w:rPr>
+                <w:sz w:val="24"/>
+                <w:szCs w:val="24"/>
                 <w:rtl w:val="0"/>
               </w:rPr>
               <w:t xml:space="preserve">0391096</w:t>
@@ -919,14 +874,264 @@
           </w:tcPr>
           <w:p>
             <w:pPr>
-              <w:jc w:val="center"/>
-              <w:rPr/>
+              <w:spacing w:line="360" w:lineRule="auto"/>
+              <w:rPr>
+                <w:sz w:val="24"/>
+                <w:szCs w:val="24"/>
+              </w:rPr>
             </w:pPr>
             <w:r>
               <w:rPr>
+                <w:sz w:val="24"/>
+                <w:szCs w:val="24"/>
                 <w:rtl w:val="0"/>
               </w:rPr>
               <w:t xml:space="preserve">DevOps Engineer</w:t>
+            </w:r>
+          </w:p>
+        </w:tc>
+        <w:tc>
+          <w:tcPr>
+            <w:shd w:fill="auto" w:val="clear"/>
+            <w:tcMar>
+              <w:top w:w="100.0" w:type="dxa"/>
+              <w:left w:w="100.0" w:type="dxa"/>
+              <w:bottom w:w="100.0" w:type="dxa"/>
+              <w:right w:w="100.0" w:type="dxa"/>
+            </w:tcMar>
+            <w:vAlign w:val="top"/>
+          </w:tcPr>
+          <w:p>
+            <w:pPr>
+              <w:keepNext w:val="0"/>
+              <w:keepLines w:val="0"/>
+              <w:pageBreakBefore w:val="0"/>
+              <w:widowControl w:val="0"/>
+              <w:numPr>
+                <w:ilvl w:val="0"/>
+                <w:numId w:val="12"/>
+              </w:numPr>
+              <w:pBdr>
+                <w:top w:space="0" w:sz="0" w:val="nil"/>
+                <w:left w:space="0" w:sz="0" w:val="nil"/>
+                <w:bottom w:space="0" w:sz="0" w:val="nil"/>
+                <w:right w:space="0" w:sz="0" w:val="nil"/>
+                <w:between w:space="0" w:sz="0" w:val="nil"/>
+              </w:pBdr>
+              <w:shd w:fill="auto" w:val="clear"/>
+              <w:spacing w:after="0" w:before="0" w:line="360" w:lineRule="auto"/>
+              <w:ind w:left="720" w:right="0" w:hanging="360"/>
+              <w:rPr>
+                <w:sz w:val="24"/>
+                <w:szCs w:val="24"/>
+                <w:u w:val="none"/>
+              </w:rPr>
+            </w:pPr>
+            <w:r>
+              <w:rPr>
+                <w:sz w:val="24"/>
+                <w:szCs w:val="24"/>
+                <w:rtl w:val="0"/>
+              </w:rPr>
+              <w:t xml:space="preserve">Setting up GitHub repository                  Writing README</w:t>
+            </w:r>
+          </w:p>
+          <w:p>
+            <w:pPr>
+              <w:keepNext w:val="0"/>
+              <w:keepLines w:val="0"/>
+              <w:pageBreakBefore w:val="0"/>
+              <w:widowControl w:val="0"/>
+              <w:numPr>
+                <w:ilvl w:val="0"/>
+                <w:numId w:val="12"/>
+              </w:numPr>
+              <w:pBdr>
+                <w:top w:space="0" w:sz="0" w:val="nil"/>
+                <w:left w:space="0" w:sz="0" w:val="nil"/>
+                <w:bottom w:space="0" w:sz="0" w:val="nil"/>
+                <w:right w:space="0" w:sz="0" w:val="nil"/>
+                <w:between w:space="0" w:sz="0" w:val="nil"/>
+              </w:pBdr>
+              <w:shd w:fill="auto" w:val="clear"/>
+              <w:spacing w:after="0" w:before="0" w:line="360" w:lineRule="auto"/>
+              <w:ind w:left="720" w:right="0" w:hanging="360"/>
+              <w:rPr>
+                <w:sz w:val="24"/>
+                <w:szCs w:val="24"/>
+                <w:u w:val="none"/>
+              </w:rPr>
+            </w:pPr>
+            <w:r>
+              <w:rPr>
+                <w:sz w:val="24"/>
+                <w:szCs w:val="24"/>
+                <w:rtl w:val="0"/>
+              </w:rPr>
+              <w:t xml:space="preserve">Organizing folders</w:t>
+            </w:r>
+          </w:p>
+          <w:p>
+            <w:pPr>
+              <w:keepNext w:val="0"/>
+              <w:keepLines w:val="0"/>
+              <w:pageBreakBefore w:val="0"/>
+              <w:widowControl w:val="0"/>
+              <w:numPr>
+                <w:ilvl w:val="0"/>
+                <w:numId w:val="12"/>
+              </w:numPr>
+              <w:pBdr>
+                <w:top w:space="0" w:sz="0" w:val="nil"/>
+                <w:left w:space="0" w:sz="0" w:val="nil"/>
+                <w:bottom w:space="0" w:sz="0" w:val="nil"/>
+                <w:right w:space="0" w:sz="0" w:val="nil"/>
+                <w:between w:space="0" w:sz="0" w:val="nil"/>
+              </w:pBdr>
+              <w:shd w:fill="auto" w:val="clear"/>
+              <w:spacing w:after="0" w:before="0" w:line="360" w:lineRule="auto"/>
+              <w:ind w:left="720" w:right="0" w:hanging="360"/>
+              <w:rPr>
+                <w:sz w:val="24"/>
+                <w:szCs w:val="24"/>
+                <w:u w:val="none"/>
+              </w:rPr>
+            </w:pPr>
+            <w:r>
+              <w:rPr>
+                <w:sz w:val="24"/>
+                <w:szCs w:val="24"/>
+                <w:rtl w:val="0"/>
+              </w:rPr>
+              <w:t xml:space="preserve">Managing commit history</w:t>
+            </w:r>
+          </w:p>
+          <w:p>
+            <w:pPr>
+              <w:keepNext w:val="0"/>
+              <w:keepLines w:val="0"/>
+              <w:pageBreakBefore w:val="0"/>
+              <w:widowControl w:val="0"/>
+              <w:numPr>
+                <w:ilvl w:val="0"/>
+                <w:numId w:val="12"/>
+              </w:numPr>
+              <w:pBdr>
+                <w:top w:space="0" w:sz="0" w:val="nil"/>
+                <w:left w:space="0" w:sz="0" w:val="nil"/>
+                <w:bottom w:space="0" w:sz="0" w:val="nil"/>
+                <w:right w:space="0" w:sz="0" w:val="nil"/>
+                <w:between w:space="0" w:sz="0" w:val="nil"/>
+              </w:pBdr>
+              <w:shd w:fill="auto" w:val="clear"/>
+              <w:spacing w:after="0" w:before="0" w:line="360" w:lineRule="auto"/>
+              <w:ind w:left="720" w:right="0" w:hanging="360"/>
+              <w:rPr>
+                <w:sz w:val="24"/>
+                <w:szCs w:val="24"/>
+                <w:u w:val="none"/>
+              </w:rPr>
+            </w:pPr>
+            <w:r>
+              <w:rPr>
+                <w:sz w:val="24"/>
+                <w:szCs w:val="24"/>
+                <w:rtl w:val="0"/>
+              </w:rPr>
+              <w:t xml:space="preserve">Compiling report</w:t>
+            </w:r>
+          </w:p>
+        </w:tc>
+      </w:tr>
+      <w:tr>
+        <w:trPr>
+          <w:cantSplit w:val="0"/>
+          <w:tblHeader w:val="0"/>
+        </w:trPr>
+        <w:tc>
+          <w:tcPr>
+            <w:shd w:fill="auto" w:val="clear"/>
+            <w:tcMar>
+              <w:top w:w="100.0" w:type="dxa"/>
+              <w:left w:w="100.0" w:type="dxa"/>
+              <w:bottom w:w="100.0" w:type="dxa"/>
+              <w:right w:w="100.0" w:type="dxa"/>
+            </w:tcMar>
+            <w:vAlign w:val="top"/>
+          </w:tcPr>
+          <w:p>
+            <w:pPr>
+              <w:spacing w:line="360" w:lineRule="auto"/>
+              <w:rPr>
+                <w:sz w:val="24"/>
+                <w:szCs w:val="24"/>
+              </w:rPr>
+            </w:pPr>
+            <w:r>
+              <w:rPr>
+                <w:sz w:val="24"/>
+                <w:szCs w:val="24"/>
+                <w:rtl w:val="0"/>
+              </w:rPr>
+              <w:t xml:space="preserve">Cui Rongxuan</w:t>
+            </w:r>
+          </w:p>
+        </w:tc>
+        <w:tc>
+          <w:tcPr>
+            <w:shd w:fill="auto" w:val="clear"/>
+            <w:tcMar>
+              <w:top w:w="100.0" w:type="dxa"/>
+              <w:left w:w="100.0" w:type="dxa"/>
+              <w:bottom w:w="100.0" w:type="dxa"/>
+              <w:right w:w="100.0" w:type="dxa"/>
+            </w:tcMar>
+            <w:vAlign w:val="top"/>
+          </w:tcPr>
+          <w:p>
+            <w:pPr>
+              <w:spacing w:line="360" w:lineRule="auto"/>
+              <w:rPr>
+                <w:sz w:val="24"/>
+                <w:szCs w:val="24"/>
+              </w:rPr>
+            </w:pPr>
+            <w:r>
+              <w:rPr>
+                <w:sz w:val="24"/>
+                <w:szCs w:val="24"/>
+                <w:rtl w:val="0"/>
+              </w:rPr>
+              <w:t xml:space="preserve">0391767</w:t>
+            </w:r>
+          </w:p>
+        </w:tc>
+        <w:tc>
+          <w:tcPr>
+            <w:shd w:fill="auto" w:val="clear"/>
+            <w:tcMar>
+              <w:top w:w="100.0" w:type="dxa"/>
+              <w:left w:w="100.0" w:type="dxa"/>
+              <w:bottom w:w="100.0" w:type="dxa"/>
+              <w:right w:w="100.0" w:type="dxa"/>
+            </w:tcMar>
+            <w:vAlign w:val="top"/>
+          </w:tcPr>
+          <w:p>
+            <w:pPr>
+              <w:spacing w:line="360" w:lineRule="auto"/>
+              <w:rPr>
+                <w:sz w:val="24"/>
+                <w:szCs w:val="24"/>
+              </w:rPr>
+            </w:pPr>
+            <w:r>
+              <w:rPr>
+                <w:sz w:val="24"/>
+                <w:szCs w:val="24"/>
+                <w:rtl w:val="0"/>
+              </w:rPr>
+              <w:t xml:space="preserve">Scrum Master</w:t>
             </w:r>
           </w:p>
         </w:tc>
@@ -959,13 +1164,11 @@
                 <w:between w:space="0" w:sz="0" w:val="nil"/>
               </w:pBdr>
               <w:shd w:fill="auto" w:val="clear"/>
-              <w:spacing w:after="0" w:before="0" w:line="240" w:lineRule="auto"/>
+              <w:spacing w:after="0" w:before="0" w:line="360" w:lineRule="auto"/>
               <w:ind w:left="720" w:right="0" w:hanging="360"/>
-              <w:jc w:val="left"/>
-              <w:rPr>
-                <w:sz w:val="24"/>
-                <w:szCs w:val="24"/>
-                <w:u w:val="none"/>
+              <w:rPr>
+                <w:sz w:val="24"/>
+                <w:szCs w:val="24"/>
               </w:rPr>
             </w:pPr>
             <w:r>
@@ -975,7 +1178,7 @@
                 <w:szCs w:val="24"/>
                 <w:rtl w:val="0"/>
               </w:rPr>
-              <w:t xml:space="preserve">Setting up GitHub repository</w:t>
+              <w:t xml:space="preserve">Managing Trello Board</w:t>
             </w:r>
           </w:p>
           <w:p>
@@ -996,13 +1199,11 @@
                 <w:between w:space="0" w:sz="0" w:val="nil"/>
               </w:pBdr>
               <w:shd w:fill="auto" w:val="clear"/>
-              <w:spacing w:after="0" w:before="0" w:line="240" w:lineRule="auto"/>
+              <w:spacing w:after="0" w:before="0" w:line="360" w:lineRule="auto"/>
               <w:ind w:left="720" w:right="0" w:hanging="360"/>
-              <w:jc w:val="left"/>
-              <w:rPr>
-                <w:sz w:val="24"/>
-                <w:szCs w:val="24"/>
-                <w:u w:val="none"/>
+              <w:rPr>
+                <w:sz w:val="24"/>
+                <w:szCs w:val="24"/>
               </w:rPr>
             </w:pPr>
             <w:r>
@@ -1012,7 +1213,7 @@
                 <w:szCs w:val="24"/>
                 <w:rtl w:val="0"/>
               </w:rPr>
-              <w:t xml:space="preserve">                                                             Writing README</w:t>
+              <w:t xml:space="preserve">Create burndown chart</w:t>
             </w:r>
           </w:p>
           <w:p>
@@ -1033,13 +1234,11 @@
                 <w:between w:space="0" w:sz="0" w:val="nil"/>
               </w:pBdr>
               <w:shd w:fill="auto" w:val="clear"/>
-              <w:spacing w:after="0" w:before="0" w:line="240" w:lineRule="auto"/>
+              <w:spacing w:after="0" w:before="0" w:line="360" w:lineRule="auto"/>
               <w:ind w:left="720" w:right="0" w:hanging="360"/>
-              <w:jc w:val="left"/>
-              <w:rPr>
-                <w:sz w:val="24"/>
-                <w:szCs w:val="24"/>
-                <w:u w:val="none"/>
+              <w:rPr>
+                <w:sz w:val="24"/>
+                <w:szCs w:val="24"/>
               </w:rPr>
             </w:pPr>
             <w:r>
@@ -1049,7 +1248,7 @@
                 <w:szCs w:val="24"/>
                 <w:rtl w:val="0"/>
               </w:rPr>
-              <w:t xml:space="preserve">                                                             Organizing folders</w:t>
+              <w:t xml:space="preserve">Monitoring sprint progress</w:t>
             </w:r>
           </w:p>
           <w:p>
@@ -1070,13 +1269,11 @@
                 <w:between w:space="0" w:sz="0" w:val="nil"/>
               </w:pBdr>
               <w:shd w:fill="auto" w:val="clear"/>
-              <w:spacing w:after="0" w:before="0" w:line="240" w:lineRule="auto"/>
+              <w:spacing w:after="0" w:before="0" w:line="360" w:lineRule="auto"/>
               <w:ind w:left="720" w:right="0" w:hanging="360"/>
-              <w:jc w:val="left"/>
-              <w:rPr>
-                <w:sz w:val="24"/>
-                <w:szCs w:val="24"/>
-                <w:u w:val="none"/>
+              <w:rPr>
+                <w:sz w:val="24"/>
+                <w:szCs w:val="24"/>
               </w:rPr>
             </w:pPr>
             <w:r>
@@ -1085,34 +1282,28 @@
                 <w:szCs w:val="24"/>
                 <w:rtl w:val="0"/>
               </w:rPr>
-              <w:t xml:space="preserve">                                                             Managing commit history</w:t>
+              <w:t xml:space="preserve">Making sure deadlines are met</w:t>
             </w:r>
           </w:p>
           <w:p>
             <w:pPr>
-              <w:keepNext w:val="0"/>
-              <w:keepLines w:val="0"/>
-              <w:pageBreakBefore w:val="0"/>
               <w:widowControl w:val="0"/>
               <w:numPr>
                 <w:ilvl w:val="0"/>
                 <w:numId w:val="3"/>
               </w:numPr>
               <w:pBdr>
-                <w:top w:space="0" w:sz="0" w:val="nil"/>
-                <w:left w:space="0" w:sz="0" w:val="nil"/>
-                <w:bottom w:space="0" w:sz="0" w:val="nil"/>
-                <w:right w:space="0" w:sz="0" w:val="nil"/>
-                <w:between w:space="0" w:sz="0" w:val="nil"/>
+                <w:top w:color="auto" w:space="0" w:sz="0" w:val="none"/>
+                <w:bottom w:color="auto" w:space="0" w:sz="0" w:val="none"/>
+                <w:right w:color="auto" w:space="0" w:sz="0" w:val="none"/>
+                <w:between w:color="auto" w:space="0" w:sz="0" w:val="none"/>
               </w:pBdr>
-              <w:shd w:fill="auto" w:val="clear"/>
-              <w:spacing w:after="0" w:before="0" w:line="240" w:lineRule="auto"/>
-              <w:ind w:left="720" w:right="0" w:hanging="360"/>
-              <w:jc w:val="left"/>
-              <w:rPr>
-                <w:sz w:val="24"/>
-                <w:szCs w:val="24"/>
-                <w:u w:val="none"/>
+              <w:spacing w:line="360" w:lineRule="auto"/>
+              <w:ind w:left="720" w:hanging="360"/>
+              <w:rPr>
+                <w:rFonts w:ascii="Times New Roman" w:cs="Times New Roman" w:eastAsia="Times New Roman" w:hAnsi="Times New Roman"/>
+                <w:sz w:val="24"/>
+                <w:szCs w:val="24"/>
               </w:rPr>
             </w:pPr>
             <w:r>
@@ -1121,7 +1312,7 @@
                 <w:szCs w:val="24"/>
                 <w:rtl w:val="0"/>
               </w:rPr>
-              <w:t xml:space="preserve">                                                             Compiling report</w:t>
+              <w:t xml:space="preserve">Explain Agile methodology used </w:t>
             </w:r>
           </w:p>
         </w:tc>
@@ -1144,304 +1335,16 @@
           </w:tcPr>
           <w:p>
             <w:pPr>
-              <w:jc w:val="center"/>
-              <w:rPr/>
+              <w:spacing w:line="360" w:lineRule="auto"/>
+              <w:rPr>
+                <w:sz w:val="24"/>
+                <w:szCs w:val="24"/>
+              </w:rPr>
             </w:pPr>
             <w:r>
               <w:rPr>
-                <w:rtl w:val="0"/>
-              </w:rPr>
-              <w:t xml:space="preserve">Cui Rongxuan</w:t>
-            </w:r>
-          </w:p>
-        </w:tc>
-        <w:tc>
-          <w:tcPr>
-            <w:shd w:fill="auto" w:val="clear"/>
-            <w:tcMar>
-              <w:top w:w="100.0" w:type="dxa"/>
-              <w:left w:w="100.0" w:type="dxa"/>
-              <w:bottom w:w="100.0" w:type="dxa"/>
-              <w:right w:w="100.0" w:type="dxa"/>
-            </w:tcMar>
-            <w:vAlign w:val="top"/>
-          </w:tcPr>
-          <w:p>
-            <w:pPr>
-              <w:jc w:val="center"/>
-              <w:rPr/>
-            </w:pPr>
-            <w:r>
-              <w:rPr>
-                <w:rtl w:val="0"/>
-              </w:rPr>
-              <w:t xml:space="preserve">0391767</w:t>
-            </w:r>
-          </w:p>
-        </w:tc>
-        <w:tc>
-          <w:tcPr>
-            <w:shd w:fill="auto" w:val="clear"/>
-            <w:tcMar>
-              <w:top w:w="100.0" w:type="dxa"/>
-              <w:left w:w="100.0" w:type="dxa"/>
-              <w:bottom w:w="100.0" w:type="dxa"/>
-              <w:right w:w="100.0" w:type="dxa"/>
-            </w:tcMar>
-            <w:vAlign w:val="top"/>
-          </w:tcPr>
-          <w:p>
-            <w:pPr>
-              <w:jc w:val="center"/>
-              <w:rPr/>
-            </w:pPr>
-            <w:r>
-              <w:rPr>
-                <w:rtl w:val="0"/>
-              </w:rPr>
-              <w:t xml:space="preserve">Scrum Master</w:t>
-            </w:r>
-          </w:p>
-        </w:tc>
-        <w:tc>
-          <w:tcPr>
-            <w:shd w:fill="auto" w:val="clear"/>
-            <w:tcMar>
-              <w:top w:w="100.0" w:type="dxa"/>
-              <w:left w:w="100.0" w:type="dxa"/>
-              <w:bottom w:w="100.0" w:type="dxa"/>
-              <w:right w:w="100.0" w:type="dxa"/>
-            </w:tcMar>
-            <w:vAlign w:val="top"/>
-          </w:tcPr>
-          <w:p>
-            <w:pPr>
-              <w:keepNext w:val="0"/>
-              <w:keepLines w:val="0"/>
-              <w:pageBreakBefore w:val="0"/>
-              <w:widowControl w:val="0"/>
-              <w:numPr>
-                <w:ilvl w:val="0"/>
-                <w:numId w:val="1"/>
-              </w:numPr>
-              <w:pBdr>
-                <w:top w:space="0" w:sz="0" w:val="nil"/>
-                <w:left w:space="0" w:sz="0" w:val="nil"/>
-                <w:bottom w:space="0" w:sz="0" w:val="nil"/>
-                <w:right w:space="0" w:sz="0" w:val="nil"/>
-                <w:between w:space="0" w:sz="0" w:val="nil"/>
-              </w:pBdr>
-              <w:shd w:fill="auto" w:val="clear"/>
-              <w:spacing w:after="0" w:before="0" w:line="240" w:lineRule="auto"/>
-              <w:ind w:left="720" w:right="0" w:hanging="360"/>
-              <w:jc w:val="left"/>
-              <w:rPr>
-                <w:sz w:val="24"/>
-                <w:szCs w:val="24"/>
-                <w:u w:val="none"/>
-              </w:rPr>
-            </w:pPr>
-            <w:r>
-              <w:rPr>
-                <w:strike w:val="1"/>
-                <w:sz w:val="24"/>
-                <w:szCs w:val="24"/>
-                <w:rtl w:val="0"/>
-              </w:rPr>
-              <w:t xml:space="preserve">Managing Trello Board</w:t>
-            </w:r>
-          </w:p>
-          <w:p>
-            <w:pPr>
-              <w:keepNext w:val="0"/>
-              <w:keepLines w:val="0"/>
-              <w:pageBreakBefore w:val="0"/>
-              <w:widowControl w:val="0"/>
-              <w:numPr>
-                <w:ilvl w:val="0"/>
-                <w:numId w:val="1"/>
-              </w:numPr>
-              <w:pBdr>
-                <w:top w:space="0" w:sz="0" w:val="nil"/>
-                <w:left w:space="0" w:sz="0" w:val="nil"/>
-                <w:bottom w:space="0" w:sz="0" w:val="nil"/>
-                <w:right w:space="0" w:sz="0" w:val="nil"/>
-                <w:between w:space="0" w:sz="0" w:val="nil"/>
-              </w:pBdr>
-              <w:shd w:fill="auto" w:val="clear"/>
-              <w:spacing w:after="0" w:before="0" w:line="240" w:lineRule="auto"/>
-              <w:ind w:left="720" w:right="0" w:hanging="360"/>
-              <w:jc w:val="left"/>
-              <w:rPr>
-                <w:sz w:val="24"/>
-                <w:szCs w:val="24"/>
-                <w:u w:val="none"/>
-              </w:rPr>
-            </w:pPr>
-            <w:r>
-              <w:rPr>
-                <w:strike w:val="1"/>
-                <w:sz w:val="24"/>
-                <w:szCs w:val="24"/>
-                <w:rtl w:val="0"/>
-              </w:rPr>
-              <w:t xml:space="preserve">Create burndown chart</w:t>
-            </w:r>
-          </w:p>
-          <w:p>
-            <w:pPr>
-              <w:keepNext w:val="0"/>
-              <w:keepLines w:val="0"/>
-              <w:pageBreakBefore w:val="0"/>
-              <w:widowControl w:val="0"/>
-              <w:numPr>
-                <w:ilvl w:val="0"/>
-                <w:numId w:val="1"/>
-              </w:numPr>
-              <w:pBdr>
-                <w:top w:space="0" w:sz="0" w:val="nil"/>
-                <w:left w:space="0" w:sz="0" w:val="nil"/>
-                <w:bottom w:space="0" w:sz="0" w:val="nil"/>
-                <w:right w:space="0" w:sz="0" w:val="nil"/>
-                <w:between w:space="0" w:sz="0" w:val="nil"/>
-              </w:pBdr>
-              <w:shd w:fill="auto" w:val="clear"/>
-              <w:spacing w:after="0" w:before="0" w:line="240" w:lineRule="auto"/>
-              <w:ind w:left="720" w:right="0" w:hanging="360"/>
-              <w:jc w:val="left"/>
-              <w:rPr>
-                <w:sz w:val="24"/>
-                <w:szCs w:val="24"/>
-                <w:u w:val="none"/>
-              </w:rPr>
-            </w:pPr>
-            <w:r>
-              <w:rPr>
-                <w:strike w:val="1"/>
-                <w:sz w:val="24"/>
-                <w:szCs w:val="24"/>
-                <w:rtl w:val="0"/>
-              </w:rPr>
-              <w:t xml:space="preserve">Monitoring sprint progress</w:t>
-            </w:r>
-          </w:p>
-          <w:p>
-            <w:pPr>
-              <w:keepNext w:val="0"/>
-              <w:keepLines w:val="0"/>
-              <w:pageBreakBefore w:val="0"/>
-              <w:widowControl w:val="0"/>
-              <w:numPr>
-                <w:ilvl w:val="0"/>
-                <w:numId w:val="1"/>
-              </w:numPr>
-              <w:pBdr>
-                <w:top w:space="0" w:sz="0" w:val="nil"/>
-                <w:left w:space="0" w:sz="0" w:val="nil"/>
-                <w:bottom w:space="0" w:sz="0" w:val="nil"/>
-                <w:right w:space="0" w:sz="0" w:val="nil"/>
-                <w:between w:space="0" w:sz="0" w:val="nil"/>
-              </w:pBdr>
-              <w:shd w:fill="auto" w:val="clear"/>
-              <w:spacing w:after="0" w:before="0" w:line="240" w:lineRule="auto"/>
-              <w:ind w:left="720" w:right="0" w:hanging="360"/>
-              <w:jc w:val="left"/>
-              <w:rPr>
-                <w:sz w:val="24"/>
-                <w:szCs w:val="24"/>
-                <w:u w:val="none"/>
-              </w:rPr>
-            </w:pPr>
-            <w:r>
-              <w:rPr>
-                <w:sz w:val="24"/>
-                <w:szCs w:val="24"/>
-                <w:rtl w:val="0"/>
-              </w:rPr>
-              <w:t xml:space="preserve">Making sure deadlines are met</w:t>
-            </w:r>
-          </w:p>
-          <w:p>
-            <w:pPr>
-              <w:widowControl w:val="0"/>
-              <w:numPr>
-                <w:ilvl w:val="0"/>
-                <w:numId w:val="1"/>
-              </w:numPr>
-              <w:pBdr>
-                <w:top w:color="auto" w:space="0" w:sz="0" w:val="none"/>
-                <w:bottom w:color="auto" w:space="0" w:sz="0" w:val="none"/>
-                <w:right w:color="auto" w:space="0" w:sz="0" w:val="none"/>
-                <w:between w:color="auto" w:space="0" w:sz="0" w:val="none"/>
-              </w:pBdr>
-              <w:spacing w:line="240" w:lineRule="auto"/>
-              <w:ind w:left="720" w:hanging="360"/>
-              <w:rPr>
-                <w:rFonts w:ascii="Times New Roman" w:cs="Times New Roman" w:eastAsia="Times New Roman" w:hAnsi="Times New Roman"/>
-              </w:rPr>
-            </w:pPr>
-            <w:r>
-              <w:rPr>
-                <w:sz w:val="24"/>
-                <w:szCs w:val="24"/>
-                <w:rtl w:val="0"/>
-              </w:rPr>
-              <w:t xml:space="preserve">Explain Agile methodology used </w:t>
-            </w:r>
-          </w:p>
-          <w:p>
-            <w:pPr>
-              <w:keepNext w:val="0"/>
-              <w:keepLines w:val="0"/>
-              <w:pageBreakBefore w:val="0"/>
-              <w:widowControl w:val="0"/>
-              <w:pBdr>
-                <w:top w:space="0" w:sz="0" w:val="nil"/>
-                <w:left w:space="0" w:sz="0" w:val="nil"/>
-                <w:bottom w:space="0" w:sz="0" w:val="nil"/>
-                <w:right w:space="0" w:sz="0" w:val="nil"/>
-                <w:between w:space="0" w:sz="0" w:val="nil"/>
-              </w:pBdr>
-              <w:shd w:fill="auto" w:val="clear"/>
-              <w:spacing w:after="0" w:before="0" w:line="240" w:lineRule="auto"/>
-              <w:ind w:left="720" w:right="0" w:firstLine="0"/>
-              <w:jc w:val="left"/>
-              <w:rPr>
-                <w:sz w:val="24"/>
-                <w:szCs w:val="24"/>
-              </w:rPr>
-            </w:pPr>
-            <w:r>
-              <w:rPr>
-                <w:rtl w:val="0"/>
-              </w:rPr>
-            </w:r>
-          </w:p>
-        </w:tc>
-      </w:tr>
-      <w:tr>
-        <w:trPr>
-          <w:cantSplit w:val="0"/>
-          <w:tblHeader w:val="0"/>
-        </w:trPr>
-        <w:tc>
-          <w:tcPr>
-            <w:shd w:fill="auto" w:val="clear"/>
-            <w:tcMar>
-              <w:top w:w="100.0" w:type="dxa"/>
-              <w:left w:w="100.0" w:type="dxa"/>
-              <w:bottom w:w="100.0" w:type="dxa"/>
-              <w:right w:w="100.0" w:type="dxa"/>
-            </w:tcMar>
-            <w:vAlign w:val="top"/>
-          </w:tcPr>
-          <w:p>
-            <w:pPr>
-              <w:jc w:val="center"/>
-              <w:rPr/>
-            </w:pPr>
-            <w:r>
-              <w:rPr>
+                <w:sz w:val="24"/>
+                <w:szCs w:val="24"/>
                 <w:rtl w:val="0"/>
               </w:rPr>
               <w:t xml:space="preserve">Sean Yoong Lok Mun</w:t>
@@ -1461,11 +1364,16 @@
           </w:tcPr>
           <w:p>
             <w:pPr>
-              <w:jc w:val="center"/>
-              <w:rPr/>
+              <w:spacing w:line="360" w:lineRule="auto"/>
+              <w:rPr>
+                <w:sz w:val="24"/>
+                <w:szCs w:val="24"/>
+              </w:rPr>
             </w:pPr>
             <w:r>
               <w:rPr>
+                <w:sz w:val="24"/>
+                <w:szCs w:val="24"/>
                 <w:rtl w:val="0"/>
               </w:rPr>
               <w:t xml:space="preserve">0377520</w:t>
@@ -1485,11 +1393,16 @@
           </w:tcPr>
           <w:p>
             <w:pPr>
-              <w:jc w:val="center"/>
-              <w:rPr/>
+              <w:spacing w:line="360" w:lineRule="auto"/>
+              <w:rPr>
+                <w:sz w:val="24"/>
+                <w:szCs w:val="24"/>
+              </w:rPr>
             </w:pPr>
             <w:r>
               <w:rPr>
+                <w:sz w:val="24"/>
+                <w:szCs w:val="24"/>
                 <w:rtl w:val="0"/>
               </w:rPr>
               <w:t xml:space="preserve">Product Owner</w:t>
@@ -1515,7 +1428,7 @@
               <w:widowControl w:val="0"/>
               <w:numPr>
                 <w:ilvl w:val="0"/>
-                <w:numId w:val="4"/>
+                <w:numId w:val="10"/>
               </w:numPr>
               <w:pBdr>
                 <w:top w:space="0" w:sz="0" w:val="nil"/>
@@ -1525,13 +1438,11 @@
                 <w:between w:space="0" w:sz="0" w:val="nil"/>
               </w:pBdr>
               <w:shd w:fill="auto" w:val="clear"/>
-              <w:spacing w:after="0" w:before="0" w:line="240" w:lineRule="auto"/>
+              <w:spacing w:after="0" w:before="0" w:line="360" w:lineRule="auto"/>
               <w:ind w:left="720" w:right="0" w:hanging="360"/>
-              <w:jc w:val="left"/>
-              <w:rPr>
-                <w:sz w:val="24"/>
-                <w:szCs w:val="24"/>
-                <w:u w:val="none"/>
+              <w:rPr>
+                <w:sz w:val="24"/>
+                <w:szCs w:val="24"/>
               </w:rPr>
             </w:pPr>
             <w:r>
@@ -1551,7 +1462,7 @@
               <w:widowControl w:val="0"/>
               <w:numPr>
                 <w:ilvl w:val="0"/>
-                <w:numId w:val="4"/>
+                <w:numId w:val="10"/>
               </w:numPr>
               <w:pBdr>
                 <w:top w:space="0" w:sz="0" w:val="nil"/>
@@ -1561,13 +1472,11 @@
                 <w:between w:space="0" w:sz="0" w:val="nil"/>
               </w:pBdr>
               <w:shd w:fill="auto" w:val="clear"/>
-              <w:spacing w:after="0" w:before="0" w:line="240" w:lineRule="auto"/>
+              <w:spacing w:after="0" w:before="0" w:line="360" w:lineRule="auto"/>
               <w:ind w:left="720" w:right="0" w:hanging="360"/>
-              <w:jc w:val="left"/>
-              <w:rPr>
-                <w:sz w:val="24"/>
-                <w:szCs w:val="24"/>
-                <w:u w:val="none"/>
+              <w:rPr>
+                <w:sz w:val="24"/>
+                <w:szCs w:val="24"/>
               </w:rPr>
             </w:pPr>
             <w:r>
@@ -1588,7 +1497,7 @@
               <w:widowControl w:val="0"/>
               <w:numPr>
                 <w:ilvl w:val="0"/>
-                <w:numId w:val="4"/>
+                <w:numId w:val="10"/>
               </w:numPr>
               <w:pBdr>
                 <w:top w:space="0" w:sz="0" w:val="nil"/>
@@ -1598,13 +1507,11 @@
                 <w:between w:space="0" w:sz="0" w:val="nil"/>
               </w:pBdr>
               <w:shd w:fill="auto" w:val="clear"/>
-              <w:spacing w:after="0" w:before="0" w:line="240" w:lineRule="auto"/>
+              <w:spacing w:after="0" w:before="0" w:line="360" w:lineRule="auto"/>
               <w:ind w:left="720" w:right="0" w:hanging="360"/>
-              <w:jc w:val="left"/>
-              <w:rPr>
-                <w:sz w:val="24"/>
-                <w:szCs w:val="24"/>
-                <w:u w:val="none"/>
+              <w:rPr>
+                <w:sz w:val="24"/>
+                <w:szCs w:val="24"/>
               </w:rPr>
             </w:pPr>
             <w:r>
@@ -1624,7 +1531,7 @@
               <w:widowControl w:val="0"/>
               <w:numPr>
                 <w:ilvl w:val="0"/>
-                <w:numId w:val="4"/>
+                <w:numId w:val="10"/>
               </w:numPr>
               <w:pBdr>
                 <w:top w:space="0" w:sz="0" w:val="nil"/>
@@ -1634,13 +1541,11 @@
                 <w:between w:space="0" w:sz="0" w:val="nil"/>
               </w:pBdr>
               <w:shd w:fill="auto" w:val="clear"/>
-              <w:spacing w:after="0" w:before="0" w:line="240" w:lineRule="auto"/>
+              <w:spacing w:after="0" w:before="0" w:line="360" w:lineRule="auto"/>
               <w:ind w:left="720" w:right="0" w:hanging="360"/>
-              <w:jc w:val="left"/>
-              <w:rPr>
-                <w:sz w:val="24"/>
-                <w:szCs w:val="24"/>
-                <w:u w:val="none"/>
+              <w:rPr>
+                <w:sz w:val="24"/>
+                <w:szCs w:val="24"/>
               </w:rPr>
             </w:pPr>
             <w:r>
@@ -1661,7 +1566,7 @@
               <w:widowControl w:val="0"/>
               <w:numPr>
                 <w:ilvl w:val="0"/>
-                <w:numId w:val="4"/>
+                <w:numId w:val="10"/>
               </w:numPr>
               <w:pBdr>
                 <w:top w:space="0" w:sz="0" w:val="nil"/>
@@ -1671,13 +1576,11 @@
                 <w:between w:space="0" w:sz="0" w:val="nil"/>
               </w:pBdr>
               <w:shd w:fill="auto" w:val="clear"/>
-              <w:spacing w:after="0" w:before="0" w:line="240" w:lineRule="auto"/>
+              <w:spacing w:after="0" w:before="0" w:line="360" w:lineRule="auto"/>
               <w:ind w:left="720" w:right="0" w:hanging="360"/>
-              <w:jc w:val="left"/>
-              <w:rPr>
-                <w:sz w:val="24"/>
-                <w:szCs w:val="24"/>
-                <w:u w:val="none"/>
+              <w:rPr>
+                <w:sz w:val="24"/>
+                <w:szCs w:val="24"/>
               </w:rPr>
             </w:pPr>
             <w:r>
@@ -1710,11 +1613,16 @@
           </w:tcPr>
           <w:p>
             <w:pPr>
-              <w:jc w:val="center"/>
-              <w:rPr/>
+              <w:spacing w:line="360" w:lineRule="auto"/>
+              <w:rPr>
+                <w:sz w:val="24"/>
+                <w:szCs w:val="24"/>
+              </w:rPr>
             </w:pPr>
             <w:r>
               <w:rPr>
+                <w:sz w:val="24"/>
+                <w:szCs w:val="24"/>
                 <w:rtl w:val="0"/>
               </w:rPr>
               <w:t xml:space="preserve">Jana Ahmed Mohammed Ahmed Mansour</w:t>
@@ -1734,11 +1642,16 @@
           </w:tcPr>
           <w:p>
             <w:pPr>
-              <w:jc w:val="center"/>
-              <w:rPr/>
+              <w:spacing w:line="360" w:lineRule="auto"/>
+              <w:rPr>
+                <w:sz w:val="24"/>
+                <w:szCs w:val="24"/>
+              </w:rPr>
             </w:pPr>
             <w:r>
               <w:rPr>
+                <w:sz w:val="24"/>
+                <w:szCs w:val="24"/>
                 <w:rtl w:val="0"/>
               </w:rPr>
               <w:t xml:space="preserve">0391558</w:t>
@@ -1758,11 +1671,16 @@
           </w:tcPr>
           <w:p>
             <w:pPr>
-              <w:jc w:val="center"/>
-              <w:rPr/>
+              <w:spacing w:line="360" w:lineRule="auto"/>
+              <w:rPr>
+                <w:sz w:val="24"/>
+                <w:szCs w:val="24"/>
+              </w:rPr>
             </w:pPr>
             <w:r>
               <w:rPr>
+                <w:sz w:val="24"/>
+                <w:szCs w:val="24"/>
                 <w:rtl w:val="0"/>
               </w:rPr>
               <w:t xml:space="preserve">UI/UX Designer</w:t>
@@ -1788,7 +1706,7 @@
               <w:widowControl w:val="0"/>
               <w:numPr>
                 <w:ilvl w:val="0"/>
-                <w:numId w:val="5"/>
+                <w:numId w:val="11"/>
               </w:numPr>
               <w:pBdr>
                 <w:top w:space="0" w:sz="0" w:val="nil"/>
@@ -1798,13 +1716,11 @@
                 <w:between w:space="0" w:sz="0" w:val="nil"/>
               </w:pBdr>
               <w:shd w:fill="auto" w:val="clear"/>
-              <w:spacing w:after="0" w:before="0" w:line="240" w:lineRule="auto"/>
+              <w:spacing w:after="0" w:before="0" w:line="360" w:lineRule="auto"/>
               <w:ind w:left="720" w:right="0" w:hanging="360"/>
-              <w:jc w:val="left"/>
-              <w:rPr>
-                <w:sz w:val="24"/>
-                <w:szCs w:val="24"/>
-                <w:u w:val="none"/>
+              <w:rPr>
+                <w:sz w:val="24"/>
+                <w:szCs w:val="24"/>
               </w:rPr>
             </w:pPr>
             <w:r>
@@ -1825,7 +1741,7 @@
               <w:widowControl w:val="0"/>
               <w:numPr>
                 <w:ilvl w:val="0"/>
-                <w:numId w:val="5"/>
+                <w:numId w:val="11"/>
               </w:numPr>
               <w:pBdr>
                 <w:top w:space="0" w:sz="0" w:val="nil"/>
@@ -1835,13 +1751,11 @@
                 <w:between w:space="0" w:sz="0" w:val="nil"/>
               </w:pBdr>
               <w:shd w:fill="auto" w:val="clear"/>
-              <w:spacing w:after="0" w:before="0" w:line="240" w:lineRule="auto"/>
+              <w:spacing w:after="0" w:before="0" w:line="360" w:lineRule="auto"/>
               <w:ind w:left="720" w:right="0" w:hanging="360"/>
-              <w:jc w:val="left"/>
-              <w:rPr>
-                <w:sz w:val="24"/>
-                <w:szCs w:val="24"/>
-                <w:u w:val="none"/>
+              <w:rPr>
+                <w:sz w:val="24"/>
+                <w:szCs w:val="24"/>
               </w:rPr>
             </w:pPr>
             <w:r>
@@ -1862,7 +1776,7 @@
               <w:widowControl w:val="0"/>
               <w:numPr>
                 <w:ilvl w:val="0"/>
-                <w:numId w:val="5"/>
+                <w:numId w:val="11"/>
               </w:numPr>
               <w:pBdr>
                 <w:top w:space="0" w:sz="0" w:val="nil"/>
@@ -1872,13 +1786,11 @@
                 <w:between w:space="0" w:sz="0" w:val="nil"/>
               </w:pBdr>
               <w:shd w:fill="auto" w:val="clear"/>
-              <w:spacing w:after="0" w:before="0" w:line="240" w:lineRule="auto"/>
+              <w:spacing w:after="0" w:before="0" w:line="360" w:lineRule="auto"/>
               <w:ind w:left="720" w:right="0" w:hanging="360"/>
-              <w:jc w:val="left"/>
-              <w:rPr>
-                <w:sz w:val="24"/>
-                <w:szCs w:val="24"/>
-                <w:u w:val="none"/>
+              <w:rPr>
+                <w:sz w:val="24"/>
+                <w:szCs w:val="24"/>
               </w:rPr>
             </w:pPr>
             <w:r>
@@ -1899,7 +1811,7 @@
               <w:widowControl w:val="0"/>
               <w:numPr>
                 <w:ilvl w:val="0"/>
-                <w:numId w:val="5"/>
+                <w:numId w:val="11"/>
               </w:numPr>
               <w:pBdr>
                 <w:top w:space="0" w:sz="0" w:val="nil"/>
@@ -1909,13 +1821,11 @@
                 <w:between w:space="0" w:sz="0" w:val="nil"/>
               </w:pBdr>
               <w:shd w:fill="auto" w:val="clear"/>
-              <w:spacing w:after="0" w:before="0" w:line="240" w:lineRule="auto"/>
+              <w:spacing w:after="0" w:before="0" w:line="360" w:lineRule="auto"/>
               <w:ind w:left="720" w:right="0" w:hanging="360"/>
-              <w:jc w:val="left"/>
-              <w:rPr>
-                <w:sz w:val="24"/>
-                <w:szCs w:val="24"/>
-                <w:u w:val="none"/>
+              <w:rPr>
+                <w:sz w:val="24"/>
+                <w:szCs w:val="24"/>
               </w:rPr>
             </w:pPr>
             <w:r>
@@ -1932,6 +1842,7 @@
     </w:tbl>
     <w:p>
       <w:pPr>
+        <w:spacing w:line="360" w:lineRule="auto"/>
         <w:jc w:val="center"/>
         <w:rPr>
           <w:b w:val="1"/>
@@ -1952,29 +1863,30 @@
     <w:p>
       <w:pPr>
         <w:pStyle w:val="Heading1"/>
+        <w:spacing w:line="360" w:lineRule="auto"/>
         <w:rPr>
           <w:b w:val="1"/>
           <w:bCs w:val="1"/>
-          <w:sz w:val="24"/>
-          <w:szCs w:val="24"/>
+          <w:sz w:val="28"/>
+          <w:szCs w:val="28"/>
         </w:rPr>
       </w:pPr>
       <w:bookmarkStart w:colFirst="0" w:colLast="0" w:name="_qr0596l9n8cw" w:id="0"/>
       <w:bookmarkEnd w:id="0"/>
       <w:r>
         <w:rPr>
+          <w:b w:val="1"/>
+          <w:bCs w:val="1"/>
+          <w:sz w:val="28"/>
+          <w:szCs w:val="28"/>
           <w:rtl w:val="0"/>
         </w:rPr>
         <w:t xml:space="preserve">Abstract</w:t>
       </w:r>
-      <w:r>
-        <w:rPr>
-          <w:rtl w:val="0"/>
-        </w:rPr>
-      </w:r>
-    </w:p>
-    <w:p>
-      <w:pPr>
+    </w:p>
+    <w:p>
+      <w:pPr>
+        <w:spacing w:line="360" w:lineRule="auto"/>
         <w:rPr>
           <w:sz w:val="24"/>
           <w:szCs w:val="24"/>
@@ -1991,19 +1903,21 @@
     </w:p>
     <w:p>
       <w:pPr>
-        <w:rPr>
-          <w:sz w:val="24"/>
-          <w:szCs w:val="24"/>
-        </w:rPr>
-      </w:pPr>
-      <w:r>
-        <w:rPr>
-          <w:rtl w:val="0"/>
-        </w:rPr>
-      </w:r>
-    </w:p>
-    <w:p>
-      <w:pPr>
+        <w:spacing w:line="360" w:lineRule="auto"/>
+        <w:rPr>
+          <w:sz w:val="24"/>
+          <w:szCs w:val="24"/>
+        </w:rPr>
+      </w:pPr>
+      <w:r>
+        <w:rPr>
+          <w:rtl w:val="0"/>
+        </w:rPr>
+      </w:r>
+    </w:p>
+    <w:p>
+      <w:pPr>
+        <w:spacing w:line="360" w:lineRule="auto"/>
         <w:rPr>
           <w:sz w:val="24"/>
           <w:szCs w:val="24"/>
@@ -2020,19 +1934,21 @@
     </w:p>
     <w:p>
       <w:pPr>
-        <w:rPr>
-          <w:sz w:val="24"/>
-          <w:szCs w:val="24"/>
-        </w:rPr>
-      </w:pPr>
-      <w:r>
-        <w:rPr>
-          <w:rtl w:val="0"/>
-        </w:rPr>
-      </w:r>
-    </w:p>
-    <w:p>
-      <w:pPr>
+        <w:spacing w:line="360" w:lineRule="auto"/>
+        <w:rPr>
+          <w:sz w:val="24"/>
+          <w:szCs w:val="24"/>
+        </w:rPr>
+      </w:pPr>
+      <w:r>
+        <w:rPr>
+          <w:rtl w:val="0"/>
+        </w:rPr>
+      </w:r>
+    </w:p>
+    <w:p>
+      <w:pPr>
+        <w:spacing w:line="360" w:lineRule="auto"/>
         <w:rPr>
           <w:sz w:val="24"/>
           <w:szCs w:val="24"/>
@@ -2049,19 +1965,21 @@
     </w:p>
     <w:p>
       <w:pPr>
-        <w:rPr>
-          <w:sz w:val="24"/>
-          <w:szCs w:val="24"/>
-        </w:rPr>
-      </w:pPr>
-      <w:r>
-        <w:rPr>
-          <w:rtl w:val="0"/>
-        </w:rPr>
-      </w:r>
-    </w:p>
-    <w:p>
-      <w:pPr>
+        <w:spacing w:line="360" w:lineRule="auto"/>
+        <w:rPr>
+          <w:sz w:val="24"/>
+          <w:szCs w:val="24"/>
+        </w:rPr>
+      </w:pPr>
+      <w:r>
+        <w:rPr>
+          <w:rtl w:val="0"/>
+        </w:rPr>
+      </w:r>
+    </w:p>
+    <w:p>
+      <w:pPr>
+        <w:spacing w:line="360" w:lineRule="auto"/>
         <w:rPr>
           <w:sz w:val="24"/>
           <w:szCs w:val="24"/>
@@ -2078,6 +1996,7 @@
     </w:p>
     <w:p>
       <w:pPr>
+        <w:spacing w:line="360" w:lineRule="auto"/>
         <w:rPr>
           <w:sz w:val="24"/>
           <w:szCs w:val="24"/>
@@ -2092,12 +2011,22 @@
     <w:p>
       <w:pPr>
         <w:pStyle w:val="Heading1"/>
-        <w:rPr/>
+        <w:spacing w:line="360" w:lineRule="auto"/>
+        <w:rPr>
+          <w:b w:val="1"/>
+          <w:bCs w:val="1"/>
+          <w:sz w:val="28"/>
+          <w:szCs w:val="28"/>
+        </w:rPr>
       </w:pPr>
       <w:bookmarkStart w:colFirst="0" w:colLast="0" w:name="_xdsyn8a7hf2z" w:id="1"/>
       <w:bookmarkEnd w:id="1"/>
       <w:r>
         <w:rPr>
+          <w:b w:val="1"/>
+          <w:bCs w:val="1"/>
+          <w:sz w:val="28"/>
+          <w:szCs w:val="28"/>
           <w:rtl w:val="0"/>
         </w:rPr>
         <w:t xml:space="preserve">Project Introduction</w:t>
@@ -2105,92 +2034,110 @@
     </w:p>
     <w:p>
       <w:pPr>
+        <w:spacing w:line="360" w:lineRule="auto"/>
+        <w:rPr>
+          <w:sz w:val="24"/>
+          <w:szCs w:val="24"/>
+        </w:rPr>
+      </w:pPr>
+      <w:r>
+        <w:rPr>
+          <w:sz w:val="24"/>
+          <w:szCs w:val="24"/>
+          <w:rtl w:val="0"/>
+        </w:rPr>
+        <w:t xml:space="preserve">Sustainable Development Goal 3 (SDG 3) focuses on Good Health and Well-Being. It aims to ensure healthy lives and improve access to healthcare services for all people. In a university environment, students need fast and reliable access to medical services.</w:t>
+      </w:r>
+    </w:p>
+    <w:p>
+      <w:pPr>
+        <w:spacing w:line="360" w:lineRule="auto"/>
+        <w:rPr>
+          <w:sz w:val="24"/>
+          <w:szCs w:val="24"/>
+        </w:rPr>
+      </w:pPr>
+      <w:r>
+        <w:rPr>
+          <w:rtl w:val="0"/>
+        </w:rPr>
+      </w:r>
+    </w:p>
+    <w:p>
+      <w:pPr>
+        <w:spacing w:line="360" w:lineRule="auto"/>
+        <w:rPr>
+          <w:sz w:val="24"/>
+          <w:szCs w:val="24"/>
+        </w:rPr>
+      </w:pPr>
+      <w:r>
+        <w:rPr>
+          <w:sz w:val="24"/>
+          <w:szCs w:val="24"/>
+          <w:rtl w:val="0"/>
+        </w:rPr>
+        <w:t xml:space="preserve">Currently, many university clinics still use manual or semi-manual appointment systems. Students may need to walk in, wait in long queues, or call the clinic to book appointments. This process can cause long waiting times, poor time management, and overcrowding in the clinic.</w:t>
+      </w:r>
+    </w:p>
+    <w:p>
+      <w:pPr>
+        <w:spacing w:line="360" w:lineRule="auto"/>
+        <w:rPr>
+          <w:sz w:val="24"/>
+          <w:szCs w:val="24"/>
+        </w:rPr>
+      </w:pPr>
+      <w:r>
+        <w:rPr>
+          <w:rtl w:val="0"/>
+        </w:rPr>
+      </w:r>
+    </w:p>
+    <w:p>
+      <w:pPr>
+        <w:spacing w:line="360" w:lineRule="auto"/>
+        <w:rPr>
+          <w:sz w:val="24"/>
+          <w:szCs w:val="24"/>
+        </w:rPr>
+      </w:pPr>
+      <w:r>
+        <w:rPr>
+          <w:sz w:val="24"/>
+          <w:szCs w:val="24"/>
+          <w:rtl w:val="0"/>
+        </w:rPr>
+        <w:t xml:space="preserve">To solve this problem, our group developed the University Clinic Appointment System. This system provides an online platform for students to book, reschedule, or cancel appointments easily. It also helps clinic staff manage daily schedules more efficiently.</w:t>
+      </w:r>
+    </w:p>
+    <w:p>
+      <w:pPr>
+        <w:spacing w:line="360" w:lineRule="auto"/>
+        <w:rPr>
+          <w:sz w:val="24"/>
+          <w:szCs w:val="24"/>
+        </w:rPr>
+      </w:pPr>
+      <w:r>
+        <w:rPr>
+          <w:rtl w:val="0"/>
+        </w:rPr>
+      </w:r>
+    </w:p>
+    <w:p>
+      <w:pPr>
+        <w:spacing w:line="360" w:lineRule="auto"/>
         <w:rPr/>
       </w:pPr>
       <w:r>
         <w:rPr>
-          <w:rtl w:val="0"/>
-        </w:rPr>
-        <w:t xml:space="preserve">Sustainable Development Goal 3 (SDG 3) focuses on Good Health and Well-Being. It aims to ensure healthy lives and improve access to healthcare services for all people. In a university environment, students need fast and reliable access to medical services.</w:t>
-      </w:r>
-    </w:p>
-    <w:p>
-      <w:pPr>
-        <w:rPr/>
-      </w:pPr>
-      <w:r>
-        <w:rPr>
-          <w:rtl w:val="0"/>
-        </w:rPr>
-      </w:r>
-    </w:p>
-    <w:p>
-      <w:pPr>
-        <w:rPr/>
-      </w:pPr>
-      <w:r>
-        <w:rPr>
-          <w:rtl w:val="0"/>
-        </w:rPr>
-        <w:t xml:space="preserve">Currently, many university clinics still use manual or semi-manual appointment systems. Students may need to walk in, wait in long queues, or call the clinic to book appointments. This process can cause long waiting times, poor time management, and overcrowding in the clinic.</w:t>
-      </w:r>
-    </w:p>
-    <w:p>
-      <w:pPr>
-        <w:rPr/>
-      </w:pPr>
-      <w:r>
-        <w:rPr>
-          <w:rtl w:val="0"/>
-        </w:rPr>
-      </w:r>
-    </w:p>
-    <w:p>
-      <w:pPr>
-        <w:rPr/>
-      </w:pPr>
-      <w:r>
-        <w:rPr>
-          <w:rtl w:val="0"/>
-        </w:rPr>
-        <w:t xml:space="preserve">To solve this problem, our group developed the University Clinic Appointment System. This system provides an online platform for students to book, reschedule, or cancel appointments easily. It also helps clinic staff manage daily schedules more efficiently.</w:t>
-      </w:r>
-    </w:p>
-    <w:p>
-      <w:pPr>
-        <w:rPr/>
-      </w:pPr>
-      <w:r>
-        <w:rPr>
-          <w:rtl w:val="0"/>
-        </w:rPr>
-      </w:r>
-    </w:p>
-    <w:p>
-      <w:pPr>
-        <w:rPr/>
-      </w:pPr>
-      <w:r>
-        <w:rPr>
+          <w:sz w:val="24"/>
+          <w:szCs w:val="24"/>
           <w:rtl w:val="0"/>
         </w:rPr>
         <w:t xml:space="preserve">The main objective of this project is to improve appointment management, reduce waiting time, and increase service efficiency in the university clinic. By digitalising the booking process, the system supports SDG 3 and promotes better health management among students.</w:t>
       </w:r>
-    </w:p>
-    <w:p>
-      <w:pPr>
-        <w:rPr/>
-      </w:pPr>
-      <w:r>
-        <w:rPr>
-          <w:rtl w:val="0"/>
-        </w:rPr>
-      </w:r>
-    </w:p>
-    <w:p>
-      <w:pPr>
-        <w:rPr/>
-      </w:pPr>
       <w:r>
         <w:rPr>
           <w:rtl w:val="0"/>
@@ -2200,12 +2147,22 @@
     <w:p>
       <w:pPr>
         <w:pStyle w:val="Heading1"/>
-        <w:rPr/>
+        <w:spacing w:line="360" w:lineRule="auto"/>
+        <w:rPr>
+          <w:b w:val="1"/>
+          <w:bCs w:val="1"/>
+          <w:sz w:val="28"/>
+          <w:szCs w:val="28"/>
+        </w:rPr>
       </w:pPr>
       <w:bookmarkStart w:colFirst="0" w:colLast="0" w:name="_vmqx8114bv2r" w:id="2"/>
       <w:bookmarkEnd w:id="2"/>
       <w:r>
         <w:rPr>
+          <w:b w:val="1"/>
+          <w:bCs w:val="1"/>
+          <w:sz w:val="28"/>
+          <w:szCs w:val="28"/>
           <w:rtl w:val="0"/>
         </w:rPr>
         <w:t xml:space="preserve">Agile Process / Trello Usage</w:t>
@@ -2213,10 +2170,16 @@
     </w:p>
     <w:p>
       <w:pPr>
-        <w:rPr/>
-      </w:pPr>
-      <w:r>
-        <w:rPr>
+        <w:spacing w:line="360" w:lineRule="auto"/>
+        <w:rPr>
+          <w:sz w:val="24"/>
+          <w:szCs w:val="24"/>
+        </w:rPr>
+      </w:pPr>
+      <w:r>
+        <w:rPr>
+          <w:sz w:val="24"/>
+          <w:szCs w:val="24"/>
           <w:rtl w:val="0"/>
         </w:rPr>
         <w:t xml:space="preserve">This project followed the Agile development approach using Scrum practices. Agile allows the team to develop the system step by step and improve it through continuous feedback.</w:t>
@@ -2224,20 +2187,30 @@
     </w:p>
     <w:p>
       <w:pPr>
-        <w:rPr/>
-      </w:pPr>
-      <w:r>
-        <w:rPr>
-          <w:rtl w:val="0"/>
-        </w:rPr>
-      </w:r>
-    </w:p>
-    <w:p>
-      <w:pPr>
-        <w:rPr/>
-      </w:pPr>
-      <w:r>
-        <w:rPr>
+        <w:spacing w:line="360" w:lineRule="auto"/>
+        <w:rPr>
+          <w:sz w:val="24"/>
+          <w:szCs w:val="24"/>
+        </w:rPr>
+      </w:pPr>
+      <w:r>
+        <w:rPr>
+          <w:rtl w:val="0"/>
+        </w:rPr>
+      </w:r>
+    </w:p>
+    <w:p>
+      <w:pPr>
+        <w:spacing w:line="360" w:lineRule="auto"/>
+        <w:rPr>
+          <w:sz w:val="24"/>
+          <w:szCs w:val="24"/>
+        </w:rPr>
+      </w:pPr>
+      <w:r>
+        <w:rPr>
+          <w:sz w:val="24"/>
+          <w:szCs w:val="24"/>
           <w:rtl w:val="0"/>
         </w:rPr>
         <w:t xml:space="preserve">The project work was organised into short development cycles called sprints. Each sprint focused on completing specific tasks from the Product Backlog. Tasks were prioritised based on importance and system requirements.</w:t>
@@ -2245,20 +2218,30 @@
     </w:p>
     <w:p>
       <w:pPr>
-        <w:rPr/>
-      </w:pPr>
-      <w:r>
-        <w:rPr>
-          <w:rtl w:val="0"/>
-        </w:rPr>
-      </w:r>
-    </w:p>
-    <w:p>
-      <w:pPr>
-        <w:rPr/>
-      </w:pPr>
-      <w:r>
-        <w:rPr>
+        <w:spacing w:line="360" w:lineRule="auto"/>
+        <w:rPr>
+          <w:sz w:val="24"/>
+          <w:szCs w:val="24"/>
+        </w:rPr>
+      </w:pPr>
+      <w:r>
+        <w:rPr>
+          <w:rtl w:val="0"/>
+        </w:rPr>
+      </w:r>
+    </w:p>
+    <w:p>
+      <w:pPr>
+        <w:spacing w:line="360" w:lineRule="auto"/>
+        <w:rPr>
+          <w:sz w:val="24"/>
+          <w:szCs w:val="24"/>
+        </w:rPr>
+      </w:pPr>
+      <w:r>
+        <w:rPr>
+          <w:sz w:val="24"/>
+          <w:szCs w:val="24"/>
           <w:rtl w:val="0"/>
         </w:rPr>
         <w:t xml:space="preserve">To manage the project workflow, the team used Trello as the main project management tool. Trello helped the team organise tasks, track progress, and collaborate more effectively.</w:t>
@@ -2266,20 +2249,30 @@
     </w:p>
     <w:p>
       <w:pPr>
-        <w:rPr/>
-      </w:pPr>
-      <w:r>
-        <w:rPr>
-          <w:rtl w:val="0"/>
-        </w:rPr>
-      </w:r>
-    </w:p>
-    <w:p>
-      <w:pPr>
-        <w:rPr/>
-      </w:pPr>
-      <w:r>
-        <w:rPr>
+        <w:spacing w:line="360" w:lineRule="auto"/>
+        <w:rPr>
+          <w:sz w:val="24"/>
+          <w:szCs w:val="24"/>
+        </w:rPr>
+      </w:pPr>
+      <w:r>
+        <w:rPr>
+          <w:rtl w:val="0"/>
+        </w:rPr>
+      </w:r>
+    </w:p>
+    <w:p>
+      <w:pPr>
+        <w:spacing w:line="360" w:lineRule="auto"/>
+        <w:rPr>
+          <w:sz w:val="24"/>
+          <w:szCs w:val="24"/>
+        </w:rPr>
+      </w:pPr>
+      <w:r>
+        <w:rPr>
+          <w:sz w:val="24"/>
+          <w:szCs w:val="24"/>
           <w:rtl w:val="0"/>
         </w:rPr>
         <w:t xml:space="preserve">The Trello board was organised into different lists, including:</w:t>
@@ -2287,105 +2280,123 @@
     </w:p>
     <w:p>
       <w:pPr>
-        <w:rPr/>
-      </w:pPr>
-      <w:r>
-        <w:rPr>
-          <w:rtl w:val="0"/>
-        </w:rPr>
-      </w:r>
-    </w:p>
-    <w:p>
-      <w:pPr>
-        <w:rPr/>
-      </w:pPr>
-      <w:r>
-        <w:rPr>
-          <w:rtl w:val="0"/>
-        </w:rPr>
-        <w:t xml:space="preserve">1.Product Backlog – a list of all user stories and system requirements</w:t>
-      </w:r>
-    </w:p>
-    <w:p>
-      <w:pPr>
-        <w:rPr/>
-      </w:pPr>
-      <w:r>
-        <w:rPr>
-          <w:rtl w:val="0"/>
-        </w:rPr>
-      </w:r>
-    </w:p>
-    <w:p>
-      <w:pPr>
-        <w:rPr/>
-      </w:pPr>
-      <w:r>
-        <w:rPr>
-          <w:rtl w:val="0"/>
-        </w:rPr>
-        <w:t xml:space="preserve">2.To Do – tasks planned for the current sprint</w:t>
-      </w:r>
-    </w:p>
-    <w:p>
-      <w:pPr>
-        <w:rPr/>
-      </w:pPr>
-      <w:r>
-        <w:rPr>
-          <w:rtl w:val="0"/>
-        </w:rPr>
-      </w:r>
-    </w:p>
-    <w:p>
-      <w:pPr>
-        <w:rPr/>
-      </w:pPr>
-      <w:r>
-        <w:rPr>
-          <w:rtl w:val="0"/>
-        </w:rPr>
-        <w:t xml:space="preserve">3.Doing – tasks currently being worked on by team members</w:t>
-      </w:r>
-    </w:p>
-    <w:p>
-      <w:pPr>
-        <w:rPr/>
-      </w:pPr>
-      <w:r>
-        <w:rPr>
-          <w:rtl w:val="0"/>
-        </w:rPr>
-      </w:r>
-    </w:p>
-    <w:p>
-      <w:pPr>
-        <w:rPr/>
-      </w:pPr>
-      <w:r>
-        <w:rPr>
-          <w:rtl w:val="0"/>
-        </w:rPr>
-        <w:t xml:space="preserve">4.Done – completed tasks</w:t>
-      </w:r>
-    </w:p>
-    <w:p>
-      <w:pPr>
-        <w:rPr/>
-      </w:pPr>
-      <w:r>
-        <w:rPr>
-          <w:rtl w:val="0"/>
-        </w:rPr>
-      </w:r>
-    </w:p>
-    <w:p>
-      <w:pPr>
-        <w:rPr/>
+        <w:numPr>
+          <w:ilvl w:val="0"/>
+          <w:numId w:val="8"/>
+        </w:numPr>
+        <w:spacing w:line="360" w:lineRule="auto"/>
+        <w:ind w:left="720" w:hanging="360"/>
+        <w:rPr>
+          <w:sz w:val="24"/>
+          <w:szCs w:val="24"/>
+          <w:u w:val="none"/>
+        </w:rPr>
+      </w:pPr>
+      <w:r>
+        <w:rPr>
+          <w:sz w:val="24"/>
+          <w:szCs w:val="24"/>
+          <w:rtl w:val="0"/>
+        </w:rPr>
+        <w:t xml:space="preserve">Product Backlog – a list of all user stories and system requirements</w:t>
+      </w:r>
+    </w:p>
+    <w:p>
+      <w:pPr>
+        <w:numPr>
+          <w:ilvl w:val="0"/>
+          <w:numId w:val="8"/>
+        </w:numPr>
+        <w:spacing w:line="360" w:lineRule="auto"/>
+        <w:ind w:left="720" w:hanging="360"/>
+        <w:rPr>
+          <w:sz w:val="24"/>
+          <w:szCs w:val="24"/>
+          <w:u w:val="none"/>
+        </w:rPr>
+      </w:pPr>
+      <w:r>
+        <w:rPr>
+          <w:sz w:val="24"/>
+          <w:szCs w:val="24"/>
+          <w:rtl w:val="0"/>
+        </w:rPr>
+        <w:t xml:space="preserve">To Do – tasks planned for the current sprint</w:t>
+      </w:r>
+    </w:p>
+    <w:p>
+      <w:pPr>
+        <w:numPr>
+          <w:ilvl w:val="0"/>
+          <w:numId w:val="8"/>
+        </w:numPr>
+        <w:spacing w:line="360" w:lineRule="auto"/>
+        <w:ind w:left="720" w:hanging="360"/>
+        <w:rPr>
+          <w:sz w:val="24"/>
+          <w:szCs w:val="24"/>
+          <w:u w:val="none"/>
+        </w:rPr>
+      </w:pPr>
+      <w:r>
+        <w:rPr>
+          <w:sz w:val="24"/>
+          <w:szCs w:val="24"/>
+          <w:rtl w:val="0"/>
+        </w:rPr>
+        <w:t xml:space="preserve">Doing – tasks currently being worked on by team members</w:t>
+      </w:r>
+    </w:p>
+    <w:p>
+      <w:pPr>
+        <w:numPr>
+          <w:ilvl w:val="0"/>
+          <w:numId w:val="8"/>
+        </w:numPr>
+        <w:spacing w:line="360" w:lineRule="auto"/>
+        <w:ind w:left="720" w:hanging="360"/>
+        <w:rPr>
+          <w:sz w:val="24"/>
+          <w:szCs w:val="24"/>
+          <w:u w:val="none"/>
+        </w:rPr>
+      </w:pPr>
+      <w:r>
+        <w:rPr>
+          <w:sz w:val="24"/>
+          <w:szCs w:val="24"/>
+          <w:rtl w:val="0"/>
+        </w:rPr>
+        <w:t xml:space="preserve">Done – completed tasks</w:t>
+      </w:r>
+    </w:p>
+    <w:p>
+      <w:pPr>
+        <w:spacing w:line="360" w:lineRule="auto"/>
+        <w:rPr>
+          <w:sz w:val="24"/>
+          <w:szCs w:val="24"/>
+        </w:rPr>
+      </w:pPr>
+      <w:r>
+        <w:rPr>
+          <w:rtl w:val="0"/>
+        </w:rPr>
+      </w:r>
+    </w:p>
+    <w:p>
+      <w:pPr>
+        <w:spacing w:line="360" w:lineRule="auto"/>
+        <w:rPr>
+          <w:sz w:val="24"/>
+          <w:szCs w:val="24"/>
+        </w:rPr>
       </w:pPr>
       <w:r>
         <w:rPr>
           <w:rFonts w:ascii="Arial Unicode MS" w:cs="Arial Unicode MS" w:eastAsia="Arial Unicode MS" w:hAnsi="Arial Unicode MS"/>
+          <w:sz w:val="24"/>
+          <w:szCs w:val="24"/>
           <w:rtl w:val="0"/>
         </w:rPr>
         <w:t xml:space="preserve">Each task was represented as a card on the Trello board. Cards included task descriptions, assigned team members, and deadlines. Team members moved cards across the lists as work progressed from To Do → Doing → Done.</w:t>
@@ -2393,20 +2404,30 @@
     </w:p>
     <w:p>
       <w:pPr>
-        <w:rPr/>
-      </w:pPr>
-      <w:r>
-        <w:rPr>
-          <w:rtl w:val="0"/>
-        </w:rPr>
-      </w:r>
-    </w:p>
-    <w:p>
-      <w:pPr>
-        <w:rPr/>
-      </w:pPr>
-      <w:r>
-        <w:rPr>
+        <w:spacing w:line="360" w:lineRule="auto"/>
+        <w:rPr>
+          <w:sz w:val="24"/>
+          <w:szCs w:val="24"/>
+        </w:rPr>
+      </w:pPr>
+      <w:r>
+        <w:rPr>
+          <w:rtl w:val="0"/>
+        </w:rPr>
+      </w:r>
+    </w:p>
+    <w:p>
+      <w:pPr>
+        <w:spacing w:line="360" w:lineRule="auto"/>
+        <w:rPr>
+          <w:sz w:val="24"/>
+          <w:szCs w:val="24"/>
+        </w:rPr>
+      </w:pPr>
+      <w:r>
+        <w:rPr>
+          <w:sz w:val="24"/>
+          <w:szCs w:val="24"/>
           <w:rtl w:val="0"/>
         </w:rPr>
         <w:t xml:space="preserve">This workflow helped the team visualise project progress and identify which tasks were completed or still pending.</w:t>
@@ -2414,20 +2435,30 @@
     </w:p>
     <w:p>
       <w:pPr>
-        <w:rPr/>
-      </w:pPr>
-      <w:r>
-        <w:rPr>
-          <w:rtl w:val="0"/>
-        </w:rPr>
-      </w:r>
-    </w:p>
-    <w:p>
-      <w:pPr>
-        <w:rPr/>
-      </w:pPr>
-      <w:r>
-        <w:rPr>
+        <w:spacing w:line="360" w:lineRule="auto"/>
+        <w:rPr>
+          <w:sz w:val="24"/>
+          <w:szCs w:val="24"/>
+        </w:rPr>
+      </w:pPr>
+      <w:r>
+        <w:rPr>
+          <w:rtl w:val="0"/>
+        </w:rPr>
+      </w:r>
+    </w:p>
+    <w:p>
+      <w:pPr>
+        <w:spacing w:line="360" w:lineRule="auto"/>
+        <w:rPr>
+          <w:sz w:val="24"/>
+          <w:szCs w:val="24"/>
+        </w:rPr>
+      </w:pPr>
+      <w:r>
+        <w:rPr>
+          <w:sz w:val="24"/>
+          <w:szCs w:val="24"/>
           <w:rtl w:val="0"/>
         </w:rPr>
         <w:t xml:space="preserve">Trello also supported Sprint Planning and task prioritisation. The team reviewed the Product Backlog regularly and selected important tasks for each sprint. After completing tasks, the team reviewed the results and made improvements where necessary.</w:t>
@@ -2435,20 +2466,30 @@
     </w:p>
     <w:p>
       <w:pPr>
-        <w:rPr/>
-      </w:pPr>
-      <w:r>
-        <w:rPr>
-          <w:rtl w:val="0"/>
-        </w:rPr>
-      </w:r>
-    </w:p>
-    <w:p>
-      <w:pPr>
-        <w:rPr/>
-      </w:pPr>
-      <w:r>
-        <w:rPr>
+        <w:spacing w:line="360" w:lineRule="auto"/>
+        <w:rPr>
+          <w:sz w:val="24"/>
+          <w:szCs w:val="24"/>
+        </w:rPr>
+      </w:pPr>
+      <w:r>
+        <w:rPr>
+          <w:rtl w:val="0"/>
+        </w:rPr>
+      </w:r>
+    </w:p>
+    <w:p>
+      <w:pPr>
+        <w:spacing w:line="360" w:lineRule="auto"/>
+        <w:rPr>
+          <w:sz w:val="24"/>
+          <w:szCs w:val="24"/>
+        </w:rPr>
+      </w:pPr>
+      <w:r>
+        <w:rPr>
+          <w:sz w:val="24"/>
+          <w:szCs w:val="24"/>
           <w:rtl w:val="0"/>
         </w:rPr>
         <w:t xml:space="preserve">By using Agile practices and Trello, the team was able to maintain clear task management, improve collaboration, and track project progress throughout the development process.</w:t>
@@ -2457,12 +2498,22 @@
     <w:p>
       <w:pPr>
         <w:pStyle w:val="Heading1"/>
-        <w:rPr/>
+        <w:spacing w:line="360" w:lineRule="auto"/>
+        <w:rPr>
+          <w:b w:val="1"/>
+          <w:bCs w:val="1"/>
+          <w:sz w:val="28"/>
+          <w:szCs w:val="28"/>
+        </w:rPr>
       </w:pPr>
       <w:bookmarkStart w:colFirst="0" w:colLast="0" w:name="_s5dmpielxu94" w:id="3"/>
       <w:bookmarkEnd w:id="3"/>
       <w:r>
         <w:rPr>
+          <w:b w:val="1"/>
+          <w:bCs w:val="1"/>
+          <w:sz w:val="28"/>
+          <w:szCs w:val="28"/>
           <w:rtl w:val="0"/>
         </w:rPr>
         <w:t xml:space="preserve">SDLC Phases</w:t>
@@ -2471,12 +2522,18 @@
     <w:p>
       <w:pPr>
         <w:pStyle w:val="Heading2"/>
-        <w:rPr/>
+        <w:spacing w:line="360" w:lineRule="auto"/>
+        <w:rPr>
+          <w:sz w:val="28"/>
+          <w:szCs w:val="28"/>
+        </w:rPr>
       </w:pPr>
       <w:bookmarkStart w:colFirst="0" w:colLast="0" w:name="_pw7mauklca5w" w:id="4"/>
       <w:bookmarkEnd w:id="4"/>
       <w:r>
         <w:rPr>
+          <w:sz w:val="28"/>
+          <w:szCs w:val="28"/>
           <w:rtl w:val="0"/>
         </w:rPr>
         <w:t xml:space="preserve">1. Planning / Requirements</w:t>
@@ -2484,10 +2541,16 @@
     </w:p>
     <w:p>
       <w:pPr>
-        <w:rPr/>
-      </w:pPr>
-      <w:r>
-        <w:rPr>
+        <w:spacing w:line="360" w:lineRule="auto"/>
+        <w:rPr>
+          <w:sz w:val="24"/>
+          <w:szCs w:val="24"/>
+        </w:rPr>
+      </w:pPr>
+      <w:r>
+        <w:rPr>
+          <w:sz w:val="24"/>
+          <w:szCs w:val="24"/>
           <w:rtl w:val="0"/>
         </w:rPr>
         <w:t xml:space="preserve">In this phase, we defined the project goal and aligned it with SDG 3 – Good Health and Well-Being. We have gathered the user requirements and wishes by using Google Form and having discussions about it. We discover the Functional requirement and non-Functional requirement of the system.</w:t>
@@ -2496,12 +2559,18 @@
     <w:p>
       <w:pPr>
         <w:pStyle w:val="Heading2"/>
-        <w:rPr/>
+        <w:spacing w:line="360" w:lineRule="auto"/>
+        <w:rPr>
+          <w:sz w:val="28"/>
+          <w:szCs w:val="28"/>
+        </w:rPr>
       </w:pPr>
       <w:bookmarkStart w:colFirst="0" w:colLast="0" w:name="_1frk58tx6rdk" w:id="5"/>
       <w:bookmarkEnd w:id="5"/>
       <w:r>
         <w:rPr>
+          <w:sz w:val="28"/>
+          <w:szCs w:val="28"/>
           <w:rtl w:val="0"/>
         </w:rPr>
         <w:t xml:space="preserve">2. Analysis</w:t>
@@ -2509,10 +2578,16 @@
     </w:p>
     <w:p>
       <w:pPr>
-        <w:rPr/>
-      </w:pPr>
-      <w:r>
-        <w:rPr>
+        <w:spacing w:line="360" w:lineRule="auto"/>
+        <w:rPr>
+          <w:sz w:val="24"/>
+          <w:szCs w:val="24"/>
+        </w:rPr>
+      </w:pPr>
+      <w:r>
+        <w:rPr>
+          <w:sz w:val="24"/>
+          <w:szCs w:val="24"/>
           <w:rtl w:val="0"/>
         </w:rPr>
         <w:t xml:space="preserve">In this phase, we analysed the system requirements more clearly.</w:t>
@@ -2520,20 +2595,30 @@
     </w:p>
     <w:p>
       <w:pPr>
-        <w:rPr/>
-      </w:pPr>
-      <w:r>
-        <w:rPr>
-          <w:rtl w:val="0"/>
-        </w:rPr>
-      </w:r>
-    </w:p>
-    <w:p>
-      <w:pPr>
-        <w:rPr/>
-      </w:pPr>
-      <w:r>
-        <w:rPr>
+        <w:spacing w:line="360" w:lineRule="auto"/>
+        <w:rPr>
+          <w:sz w:val="24"/>
+          <w:szCs w:val="24"/>
+        </w:rPr>
+      </w:pPr>
+      <w:r>
+        <w:rPr>
+          <w:rtl w:val="0"/>
+        </w:rPr>
+      </w:r>
+    </w:p>
+    <w:p>
+      <w:pPr>
+        <w:spacing w:line="360" w:lineRule="auto"/>
+        <w:rPr>
+          <w:sz w:val="24"/>
+          <w:szCs w:val="24"/>
+        </w:rPr>
+      </w:pPr>
+      <w:r>
+        <w:rPr>
+          <w:sz w:val="24"/>
+          <w:szCs w:val="24"/>
           <w:rtl w:val="0"/>
         </w:rPr>
         <w:t xml:space="preserve">We created a Use Case Diagram using proper UML notation. The diagram includes actors such as Student and Clinic Staff. It also shows the main system functions, including booking appointments, managing schedules, and cancelling appointments.</w:t>
@@ -2541,20 +2626,30 @@
     </w:p>
     <w:p>
       <w:pPr>
-        <w:rPr/>
-      </w:pPr>
-      <w:r>
-        <w:rPr>
-          <w:rtl w:val="0"/>
-        </w:rPr>
-      </w:r>
-    </w:p>
-    <w:p>
-      <w:pPr>
-        <w:rPr/>
-      </w:pPr>
-      <w:r>
-        <w:rPr>
+        <w:spacing w:line="360" w:lineRule="auto"/>
+        <w:rPr>
+          <w:sz w:val="24"/>
+          <w:szCs w:val="24"/>
+        </w:rPr>
+      </w:pPr>
+      <w:r>
+        <w:rPr>
+          <w:rtl w:val="0"/>
+        </w:rPr>
+      </w:r>
+    </w:p>
+    <w:p>
+      <w:pPr>
+        <w:spacing w:line="360" w:lineRule="auto"/>
+        <w:rPr>
+          <w:sz w:val="24"/>
+          <w:szCs w:val="24"/>
+        </w:rPr>
+      </w:pPr>
+      <w:r>
+        <w:rPr>
+          <w:sz w:val="24"/>
+          <w:szCs w:val="24"/>
           <w:rtl w:val="0"/>
         </w:rPr>
         <w:t xml:space="preserve">This helped us understand the functional scope of the system before moving to design.</w:t>
@@ -2563,12 +2658,18 @@
     <w:p>
       <w:pPr>
         <w:pStyle w:val="Heading2"/>
-        <w:rPr/>
+        <w:spacing w:line="360" w:lineRule="auto"/>
+        <w:rPr>
+          <w:sz w:val="28"/>
+          <w:szCs w:val="28"/>
+        </w:rPr>
       </w:pPr>
       <w:bookmarkStart w:colFirst="0" w:colLast="0" w:name="_jehb1txho4uk" w:id="6"/>
       <w:bookmarkEnd w:id="6"/>
       <w:r>
         <w:rPr>
+          <w:sz w:val="28"/>
+          <w:szCs w:val="28"/>
           <w:rtl w:val="0"/>
         </w:rPr>
         <w:t xml:space="preserve">3. Design</w:t>
@@ -2576,10 +2677,16 @@
     </w:p>
     <w:p>
       <w:pPr>
-        <w:rPr/>
-      </w:pPr>
-      <w:r>
-        <w:rPr>
+        <w:spacing w:line="360" w:lineRule="auto"/>
+        <w:rPr>
+          <w:sz w:val="24"/>
+          <w:szCs w:val="24"/>
+        </w:rPr>
+      </w:pPr>
+      <w:r>
+        <w:rPr>
+          <w:sz w:val="24"/>
+          <w:szCs w:val="24"/>
           <w:rtl w:val="0"/>
         </w:rPr>
         <w:t xml:space="preserve">In the design phase, we created wireframes to show how the system interface would look.</w:t>
@@ -2587,20 +2694,30 @@
     </w:p>
     <w:p>
       <w:pPr>
-        <w:rPr/>
-      </w:pPr>
-      <w:r>
-        <w:rPr>
-          <w:rtl w:val="0"/>
-        </w:rPr>
-      </w:r>
-    </w:p>
-    <w:p>
-      <w:pPr>
-        <w:rPr/>
-      </w:pPr>
-      <w:r>
-        <w:rPr>
+        <w:spacing w:line="360" w:lineRule="auto"/>
+        <w:rPr>
+          <w:sz w:val="24"/>
+          <w:szCs w:val="24"/>
+        </w:rPr>
+      </w:pPr>
+      <w:r>
+        <w:rPr>
+          <w:rtl w:val="0"/>
+        </w:rPr>
+      </w:r>
+    </w:p>
+    <w:p>
+      <w:pPr>
+        <w:spacing w:line="360" w:lineRule="auto"/>
+        <w:rPr>
+          <w:sz w:val="24"/>
+          <w:szCs w:val="24"/>
+        </w:rPr>
+      </w:pPr>
+      <w:r>
+        <w:rPr>
+          <w:sz w:val="24"/>
+          <w:szCs w:val="24"/>
           <w:rtl w:val="0"/>
         </w:rPr>
         <w:t xml:space="preserve">We focused on simple navigation and user-friendly layout. The main pages include login, appointment booking page, schedule management page, and confirmation page.</w:t>
@@ -2608,20 +2725,30 @@
     </w:p>
     <w:p>
       <w:pPr>
-        <w:rPr/>
-      </w:pPr>
-      <w:r>
-        <w:rPr>
-          <w:rtl w:val="0"/>
-        </w:rPr>
-      </w:r>
-    </w:p>
-    <w:p>
-      <w:pPr>
-        <w:rPr/>
-      </w:pPr>
-      <w:r>
-        <w:rPr>
+        <w:spacing w:line="360" w:lineRule="auto"/>
+        <w:rPr>
+          <w:sz w:val="24"/>
+          <w:szCs w:val="24"/>
+        </w:rPr>
+      </w:pPr>
+      <w:r>
+        <w:rPr>
+          <w:rtl w:val="0"/>
+        </w:rPr>
+      </w:r>
+    </w:p>
+    <w:p>
+      <w:pPr>
+        <w:spacing w:line="360" w:lineRule="auto"/>
+        <w:rPr>
+          <w:sz w:val="24"/>
+          <w:szCs w:val="24"/>
+        </w:rPr>
+      </w:pPr>
+      <w:r>
+        <w:rPr>
+          <w:sz w:val="24"/>
+          <w:szCs w:val="24"/>
           <w:rtl w:val="0"/>
         </w:rPr>
         <w:t xml:space="preserve">All design files were organised in the GitHub design folder with meaningful commit messages to show progress.</w:t>
@@ -2630,12 +2757,18 @@
     <w:p>
       <w:pPr>
         <w:pStyle w:val="Heading2"/>
-        <w:rPr/>
+        <w:spacing w:line="360" w:lineRule="auto"/>
+        <w:rPr>
+          <w:sz w:val="28"/>
+          <w:szCs w:val="28"/>
+        </w:rPr>
       </w:pPr>
       <w:bookmarkStart w:colFirst="0" w:colLast="0" w:name="_ggi6yv9x4gja" w:id="7"/>
       <w:bookmarkEnd w:id="7"/>
       <w:r>
         <w:rPr>
+          <w:sz w:val="28"/>
+          <w:szCs w:val="28"/>
           <w:rtl w:val="0"/>
         </w:rPr>
         <w:t xml:space="preserve">4. Prototype Development</w:t>
@@ -2643,76 +2776,109 @@
     </w:p>
     <w:p>
       <w:pPr>
+        <w:spacing w:line="360" w:lineRule="auto"/>
+        <w:rPr>
+          <w:sz w:val="24"/>
+          <w:szCs w:val="24"/>
+        </w:rPr>
+      </w:pPr>
+      <w:r>
+        <w:rPr>
+          <w:sz w:val="24"/>
+          <w:szCs w:val="24"/>
+          <w:rtl w:val="0"/>
+        </w:rPr>
+        <w:t xml:space="preserve">In this phase, we developed a working prototype to demonstrate the core features of the system.</w:t>
+      </w:r>
+    </w:p>
+    <w:p>
+      <w:pPr>
+        <w:spacing w:line="360" w:lineRule="auto"/>
+        <w:rPr>
+          <w:sz w:val="24"/>
+          <w:szCs w:val="24"/>
+        </w:rPr>
+      </w:pPr>
+      <w:r>
+        <w:rPr>
+          <w:rtl w:val="0"/>
+        </w:rPr>
+      </w:r>
+    </w:p>
+    <w:p>
+      <w:pPr>
+        <w:spacing w:line="360" w:lineRule="auto"/>
+        <w:rPr>
+          <w:sz w:val="24"/>
+          <w:szCs w:val="24"/>
+        </w:rPr>
+      </w:pPr>
+      <w:r>
+        <w:rPr>
+          <w:sz w:val="24"/>
+          <w:szCs w:val="24"/>
+          <w:rtl w:val="0"/>
+        </w:rPr>
+        <w:t xml:space="preserve">The prototype allows students to log in, select available time slots, and confirm bookings. Clinic staff can view and manage daily appointments.</w:t>
+      </w:r>
+    </w:p>
+    <w:p>
+      <w:pPr>
+        <w:spacing w:line="360" w:lineRule="auto"/>
+        <w:rPr>
+          <w:sz w:val="24"/>
+          <w:szCs w:val="24"/>
+        </w:rPr>
+      </w:pPr>
+      <w:r>
+        <w:rPr>
+          <w:rtl w:val="0"/>
+        </w:rPr>
+      </w:r>
+    </w:p>
+    <w:p>
+      <w:pPr>
+        <w:spacing w:line="360" w:lineRule="auto"/>
+        <w:rPr>
+          <w:sz w:val="24"/>
+          <w:szCs w:val="24"/>
+        </w:rPr>
+      </w:pPr>
+      <w:r>
+        <w:rPr>
+          <w:sz w:val="24"/>
+          <w:szCs w:val="24"/>
+          <w:rtl w:val="0"/>
+        </w:rPr>
+        <w:t xml:space="preserve">Development progress was tracked using GitHub commits and linked to Trello tasks.</w:t>
+      </w:r>
+    </w:p>
+    <w:p>
+      <w:pPr>
+        <w:spacing w:line="360" w:lineRule="auto"/>
         <w:rPr/>
       </w:pPr>
       <w:r>
         <w:rPr>
           <w:rtl w:val="0"/>
         </w:rPr>
-        <w:t xml:space="preserve">In this phase, we developed a working prototype to demonstrate the core features of the system.</w:t>
-      </w:r>
-    </w:p>
-    <w:p>
-      <w:pPr>
-        <w:rPr/>
-      </w:pPr>
-      <w:r>
-        <w:rPr>
-          <w:rtl w:val="0"/>
-        </w:rPr>
-      </w:r>
-    </w:p>
-    <w:p>
-      <w:pPr>
-        <w:rPr/>
-      </w:pPr>
-      <w:r>
-        <w:rPr>
-          <w:rtl w:val="0"/>
-        </w:rPr>
-        <w:t xml:space="preserve">The prototype allows students to log in, select available time slots, and confirm bookings. Clinic staff can view and manage daily appointments.</w:t>
-      </w:r>
-    </w:p>
-    <w:p>
-      <w:pPr>
-        <w:rPr/>
-      </w:pPr>
-      <w:r>
-        <w:rPr>
-          <w:rtl w:val="0"/>
-        </w:rPr>
-      </w:r>
-    </w:p>
-    <w:p>
-      <w:pPr>
-        <w:rPr/>
-      </w:pPr>
-      <w:r>
-        <w:rPr>
-          <w:rtl w:val="0"/>
-        </w:rPr>
-        <w:t xml:space="preserve">Development progress was tracked using GitHub commits and linked to Trello tasks.</w:t>
-      </w:r>
-    </w:p>
-    <w:p>
-      <w:pPr>
-        <w:rPr/>
-      </w:pPr>
-      <w:r>
-        <w:rPr>
-          <w:rtl w:val="0"/>
-        </w:rPr>
       </w:r>
     </w:p>
     <w:p>
       <w:pPr>
         <w:pStyle w:val="Heading2"/>
-        <w:rPr/>
+        <w:spacing w:line="360" w:lineRule="auto"/>
+        <w:rPr>
+          <w:sz w:val="28"/>
+          <w:szCs w:val="28"/>
+        </w:rPr>
       </w:pPr>
       <w:bookmarkStart w:colFirst="0" w:colLast="0" w:name="_4blxqbq17tkp" w:id="8"/>
       <w:bookmarkEnd w:id="8"/>
       <w:r>
         <w:rPr>
+          <w:sz w:val="28"/>
+          <w:szCs w:val="28"/>
           <w:rtl w:val="0"/>
         </w:rPr>
         <w:t xml:space="preserve">5. Testing / Evaluation</w:t>
@@ -2720,10 +2886,16 @@
     </w:p>
     <w:p>
       <w:pPr>
-        <w:rPr/>
-      </w:pPr>
-      <w:r>
-        <w:rPr>
+        <w:spacing w:line="360" w:lineRule="auto"/>
+        <w:rPr>
+          <w:sz w:val="24"/>
+          <w:szCs w:val="24"/>
+        </w:rPr>
+      </w:pPr>
+      <w:r>
+        <w:rPr>
+          <w:sz w:val="24"/>
+          <w:szCs w:val="24"/>
           <w:rtl w:val="0"/>
         </w:rPr>
         <w:t xml:space="preserve">In this phase, we defined clear test goals, such as checking booking accuracy and system usability.</w:t>
@@ -2731,20 +2903,30 @@
     </w:p>
     <w:p>
       <w:pPr>
-        <w:rPr/>
-      </w:pPr>
-      <w:r>
-        <w:rPr>
-          <w:rtl w:val="0"/>
-        </w:rPr>
-      </w:r>
-    </w:p>
-    <w:p>
-      <w:pPr>
-        <w:rPr/>
-      </w:pPr>
-      <w:r>
-        <w:rPr>
+        <w:spacing w:line="360" w:lineRule="auto"/>
+        <w:rPr>
+          <w:sz w:val="24"/>
+          <w:szCs w:val="24"/>
+        </w:rPr>
+      </w:pPr>
+      <w:r>
+        <w:rPr>
+          <w:rtl w:val="0"/>
+        </w:rPr>
+      </w:r>
+    </w:p>
+    <w:p>
+      <w:pPr>
+        <w:spacing w:line="360" w:lineRule="auto"/>
+        <w:rPr>
+          <w:sz w:val="24"/>
+          <w:szCs w:val="24"/>
+        </w:rPr>
+      </w:pPr>
+      <w:r>
+        <w:rPr>
+          <w:sz w:val="24"/>
+          <w:szCs w:val="24"/>
           <w:rtl w:val="0"/>
         </w:rPr>
         <w:t xml:space="preserve">We conducted basic usability testing with selected users. Users were asked to complete tasks such as booking and cancelling appointments.</w:t>
@@ -2752,20 +2934,30 @@
     </w:p>
     <w:p>
       <w:pPr>
-        <w:rPr/>
-      </w:pPr>
-      <w:r>
-        <w:rPr>
-          <w:rtl w:val="0"/>
-        </w:rPr>
-      </w:r>
-    </w:p>
-    <w:p>
-      <w:pPr>
-        <w:rPr/>
-      </w:pPr>
-      <w:r>
-        <w:rPr>
+        <w:spacing w:line="360" w:lineRule="auto"/>
+        <w:rPr>
+          <w:sz w:val="24"/>
+          <w:szCs w:val="24"/>
+        </w:rPr>
+      </w:pPr>
+      <w:r>
+        <w:rPr>
+          <w:rtl w:val="0"/>
+        </w:rPr>
+      </w:r>
+    </w:p>
+    <w:p>
+      <w:pPr>
+        <w:spacing w:line="360" w:lineRule="auto"/>
+        <w:rPr>
+          <w:sz w:val="24"/>
+          <w:szCs w:val="24"/>
+        </w:rPr>
+      </w:pPr>
+      <w:r>
+        <w:rPr>
+          <w:sz w:val="24"/>
+          <w:szCs w:val="24"/>
           <w:rtl w:val="0"/>
         </w:rPr>
         <w:t xml:space="preserve">Feedback was collected and analysed. Based on the feedback, we improved the interface and fixed minor issues.</w:t>
@@ -2773,20 +2965,30 @@
     </w:p>
     <w:p>
       <w:pPr>
-        <w:rPr/>
-      </w:pPr>
-      <w:r>
-        <w:rPr>
-          <w:rtl w:val="0"/>
-        </w:rPr>
-      </w:r>
-    </w:p>
-    <w:p>
-      <w:pPr>
-        <w:rPr/>
-      </w:pPr>
-      <w:r>
-        <w:rPr>
+        <w:spacing w:line="360" w:lineRule="auto"/>
+        <w:rPr>
+          <w:sz w:val="24"/>
+          <w:szCs w:val="24"/>
+        </w:rPr>
+      </w:pPr>
+      <w:r>
+        <w:rPr>
+          <w:rtl w:val="0"/>
+        </w:rPr>
+      </w:r>
+    </w:p>
+    <w:p>
+      <w:pPr>
+        <w:spacing w:line="360" w:lineRule="auto"/>
+        <w:rPr>
+          <w:sz w:val="24"/>
+          <w:szCs w:val="24"/>
+        </w:rPr>
+      </w:pPr>
+      <w:r>
+        <w:rPr>
+          <w:sz w:val="24"/>
+          <w:szCs w:val="24"/>
           <w:rtl w:val="0"/>
         </w:rPr>
         <w:t xml:space="preserve">This testing process helped ensure that the system is functional and user-friendly.</w:t>
@@ -2795,12 +2997,22 @@
     <w:p>
       <w:pPr>
         <w:pStyle w:val="Heading1"/>
-        <w:rPr/>
+        <w:spacing w:line="360" w:lineRule="auto"/>
+        <w:rPr>
+          <w:b w:val="1"/>
+          <w:bCs w:val="1"/>
+          <w:sz w:val="28"/>
+          <w:szCs w:val="28"/>
+        </w:rPr>
       </w:pPr>
       <w:bookmarkStart w:colFirst="0" w:colLast="0" w:name="_6d5ny3fiz87x" w:id="9"/>
       <w:bookmarkEnd w:id="9"/>
       <w:r>
         <w:rPr>
+          <w:b w:val="1"/>
+          <w:bCs w:val="1"/>
+          <w:sz w:val="28"/>
+          <w:szCs w:val="28"/>
           <w:rtl w:val="0"/>
         </w:rPr>
         <w:t xml:space="preserve">GitHub Evidence</w:t>
@@ -2808,6 +3020,7 @@
     </w:p>
     <w:p>
       <w:pPr>
+        <w:spacing w:line="360" w:lineRule="auto"/>
         <w:rPr/>
       </w:pPr>
       <w:r>
@@ -2819,6 +3032,7 @@
     <w:p>
       <w:pPr>
         <w:pStyle w:val="Heading1"/>
+        <w:spacing w:line="360" w:lineRule="auto"/>
         <w:rPr/>
       </w:pPr>
       <w:bookmarkStart w:colFirst="0" w:colLast="0" w:name="_901sb3e8xgz9" w:id="10"/>
@@ -2832,6 +3046,7 @@
     <w:p>
       <w:pPr>
         <w:pStyle w:val="Heading1"/>
+        <w:spacing w:line="360" w:lineRule="auto"/>
         <w:rPr/>
       </w:pPr>
       <w:bookmarkStart w:colFirst="0" w:colLast="0" w:name="_5t37ygidujsg" w:id="11"/>
@@ -2845,6 +3060,7 @@
     <w:p>
       <w:pPr>
         <w:pStyle w:val="Heading1"/>
+        <w:spacing w:line="360" w:lineRule="auto"/>
         <w:rPr/>
       </w:pPr>
       <w:bookmarkStart w:colFirst="0" w:colLast="0" w:name="_t7gj4ewduinw" w:id="12"/>
@@ -2858,6 +3074,7 @@
     <w:p>
       <w:pPr>
         <w:pStyle w:val="Heading1"/>
+        <w:spacing w:line="360" w:lineRule="auto"/>
         <w:rPr/>
       </w:pPr>
       <w:bookmarkStart w:colFirst="0" w:colLast="0" w:name="_6pwe1jbysbc" w:id="13"/>
@@ -2871,12 +3088,22 @@
     <w:p>
       <w:pPr>
         <w:pStyle w:val="Heading1"/>
-        <w:rPr/>
+        <w:spacing w:line="360" w:lineRule="auto"/>
+        <w:rPr>
+          <w:b w:val="1"/>
+          <w:bCs w:val="1"/>
+          <w:sz w:val="28"/>
+          <w:szCs w:val="28"/>
+        </w:rPr>
       </w:pPr>
       <w:bookmarkStart w:colFirst="0" w:colLast="0" w:name="_hwnny8xy7bju" w:id="14"/>
       <w:bookmarkEnd w:id="14"/>
       <w:r>
         <w:rPr>
+          <w:b w:val="1"/>
+          <w:bCs w:val="1"/>
+          <w:sz w:val="28"/>
+          <w:szCs w:val="28"/>
           <w:rtl w:val="0"/>
         </w:rPr>
         <w:t xml:space="preserve">Prototype Showcase</w:t>
@@ -2884,13 +3111,107 @@
     </w:p>
     <w:p>
       <w:pPr>
+        <w:spacing w:line="360" w:lineRule="auto"/>
+        <w:rPr/>
+      </w:pPr>
+      <w:r>
+        <w:rPr>
+          <w:rtl w:val="0"/>
+        </w:rPr>
+      </w:r>
+    </w:p>
+    <w:p>
+      <w:pPr>
+        <w:spacing w:line="360" w:lineRule="auto"/>
+        <w:rPr/>
+      </w:pPr>
+      <w:r>
+        <w:rPr>
+          <w:rtl w:val="0"/>
+        </w:rPr>
+      </w:r>
+    </w:p>
+    <w:p>
+      <w:pPr>
+        <w:spacing w:line="360" w:lineRule="auto"/>
+        <w:rPr/>
+      </w:pPr>
+      <w:r>
+        <w:rPr>
+          <w:rtl w:val="0"/>
+        </w:rPr>
+      </w:r>
+    </w:p>
+    <w:p>
+      <w:pPr>
+        <w:spacing w:line="360" w:lineRule="auto"/>
+        <w:rPr/>
+      </w:pPr>
+      <w:r>
+        <w:rPr>
+          <w:rtl w:val="0"/>
+        </w:rPr>
+      </w:r>
+    </w:p>
+    <w:p>
+      <w:pPr>
+        <w:spacing w:line="360" w:lineRule="auto"/>
+        <w:rPr/>
+      </w:pPr>
+      <w:r>
+        <w:rPr>
+          <w:rtl w:val="0"/>
+        </w:rPr>
+      </w:r>
+    </w:p>
+    <w:p>
+      <w:pPr>
+        <w:spacing w:line="360" w:lineRule="auto"/>
+        <w:rPr/>
+      </w:pPr>
+      <w:r>
+        <w:rPr>
+          <w:rtl w:val="0"/>
+        </w:rPr>
+      </w:r>
+    </w:p>
+    <w:p>
+      <w:pPr>
+        <w:spacing w:line="360" w:lineRule="auto"/>
+        <w:rPr/>
+      </w:pPr>
+      <w:r>
+        <w:rPr>
+          <w:rtl w:val="0"/>
+        </w:rPr>
+      </w:r>
+    </w:p>
+    <w:p>
+      <w:pPr>
+        <w:spacing w:line="360" w:lineRule="auto"/>
+        <w:rPr/>
+      </w:pPr>
+      <w:r>
+        <w:rPr>
+          <w:rtl w:val="0"/>
+        </w:rPr>
+      </w:r>
+    </w:p>
+    <w:p>
+      <w:pPr>
         <w:pStyle w:val="Heading2"/>
-        <w:rPr/>
+        <w:spacing w:line="360" w:lineRule="auto"/>
+        <w:rPr>
+          <w:sz w:val="28"/>
+          <w:szCs w:val="28"/>
+        </w:rPr>
       </w:pPr>
       <w:bookmarkStart w:colFirst="0" w:colLast="0" w:name="_9de80qcvc92l" w:id="15"/>
       <w:bookmarkEnd w:id="15"/>
       <w:r>
         <w:rPr>
+          <w:sz w:val="28"/>
+          <w:szCs w:val="28"/>
           <w:rtl w:val="0"/>
         </w:rPr>
         <w:t xml:space="preserve">Prototype Overview</w:t>
@@ -2898,104 +3219,144 @@
     </w:p>
     <w:p>
       <w:pPr>
+        <w:spacing w:line="360" w:lineRule="auto"/>
+        <w:rPr>
+          <w:sz w:val="24"/>
+          <w:szCs w:val="24"/>
+        </w:rPr>
+      </w:pPr>
+      <w:r>
+        <w:rPr>
+          <w:sz w:val="24"/>
+          <w:szCs w:val="24"/>
+          <w:rtl w:val="0"/>
+        </w:rPr>
+        <w:t xml:space="preserve">The prototype of the University Clinic Appointment System demonstrates the main features of the system and how students interact with the university healthcare portal.</w:t>
+      </w:r>
+    </w:p>
+    <w:p>
+      <w:pPr>
+        <w:spacing w:line="360" w:lineRule="auto"/>
+        <w:rPr>
+          <w:sz w:val="24"/>
+          <w:szCs w:val="24"/>
+        </w:rPr>
+      </w:pPr>
+      <w:r>
+        <w:rPr>
+          <w:rtl w:val="0"/>
+        </w:rPr>
+      </w:r>
+    </w:p>
+    <w:p>
+      <w:pPr>
+        <w:spacing w:line="360" w:lineRule="auto"/>
+        <w:rPr>
+          <w:sz w:val="24"/>
+          <w:szCs w:val="24"/>
+        </w:rPr>
+      </w:pPr>
+      <w:r>
+        <w:rPr>
+          <w:sz w:val="24"/>
+          <w:szCs w:val="24"/>
+          <w:rtl w:val="0"/>
+        </w:rPr>
+        <w:t xml:space="preserve">The prototype focuses on two main functions:</w:t>
+      </w:r>
+    </w:p>
+    <w:p>
+      <w:pPr>
+        <w:spacing w:line="360" w:lineRule="auto"/>
+        <w:rPr>
+          <w:sz w:val="24"/>
+          <w:szCs w:val="24"/>
+        </w:rPr>
+      </w:pPr>
+      <w:r>
+        <w:rPr>
+          <w:sz w:val="24"/>
+          <w:szCs w:val="24"/>
+          <w:rtl w:val="0"/>
+        </w:rPr>
+        <w:t xml:space="preserve">1.Secure student login </w:t>
+      </w:r>
+    </w:p>
+    <w:p>
+      <w:pPr>
+        <w:spacing w:line="360" w:lineRule="auto"/>
+        <w:rPr>
+          <w:sz w:val="24"/>
+          <w:szCs w:val="24"/>
+        </w:rPr>
+      </w:pPr>
+      <w:r>
+        <w:rPr>
+          <w:sz w:val="24"/>
+          <w:szCs w:val="24"/>
+          <w:rtl w:val="0"/>
+        </w:rPr>
+        <w:t xml:space="preserve">2.Appointment booking interface</w:t>
+      </w:r>
+    </w:p>
+    <w:p>
+      <w:pPr>
+        <w:spacing w:line="360" w:lineRule="auto"/>
+        <w:rPr>
+          <w:sz w:val="24"/>
+          <w:szCs w:val="24"/>
+        </w:rPr>
+      </w:pPr>
+      <w:r>
+        <w:rPr>
+          <w:rtl w:val="0"/>
+        </w:rPr>
+      </w:r>
+    </w:p>
+    <w:p>
+      <w:pPr>
+        <w:spacing w:line="360" w:lineRule="auto"/>
+        <w:rPr>
+          <w:sz w:val="24"/>
+          <w:szCs w:val="24"/>
+        </w:rPr>
+      </w:pPr>
+      <w:r>
+        <w:rPr>
+          <w:sz w:val="24"/>
+          <w:szCs w:val="24"/>
+          <w:rtl w:val="0"/>
+        </w:rPr>
+        <w:t xml:space="preserve">These features show how students can access the system, schedule appointments, and interact with the clinic services in a simple and efficient way.</w:t>
+      </w:r>
+    </w:p>
+    <w:p>
+      <w:pPr>
+        <w:spacing w:line="360" w:lineRule="auto"/>
+        <w:rPr>
+          <w:sz w:val="24"/>
+          <w:szCs w:val="24"/>
+        </w:rPr>
+      </w:pPr>
+      <w:r>
+        <w:rPr>
+          <w:rtl w:val="0"/>
+        </w:rPr>
+      </w:r>
+    </w:p>
+    <w:p>
+      <w:pPr>
+        <w:spacing w:line="360" w:lineRule="auto"/>
         <w:rPr/>
       </w:pPr>
       <w:r>
         <w:rPr>
-          <w:rtl w:val="0"/>
-        </w:rPr>
-        <w:t xml:space="preserve">The prototype of the University Clinic Appointment System demonstrates the main features of the system and how students interact with the university healthcare portal.</w:t>
-      </w:r>
-    </w:p>
-    <w:p>
-      <w:pPr>
-        <w:rPr/>
-      </w:pPr>
-      <w:r>
-        <w:rPr>
-          <w:rtl w:val="0"/>
-        </w:rPr>
-      </w:r>
-    </w:p>
-    <w:p>
-      <w:pPr>
-        <w:rPr/>
-      </w:pPr>
-      <w:r>
-        <w:rPr>
-          <w:rtl w:val="0"/>
-        </w:rPr>
-        <w:t xml:space="preserve">The prototype focuses on two main functions:</w:t>
-      </w:r>
-    </w:p>
-    <w:p>
-      <w:pPr>
-        <w:rPr/>
-      </w:pPr>
-      <w:r>
-        <w:rPr>
-          <w:rtl w:val="0"/>
-        </w:rPr>
-        <w:t xml:space="preserve">1.Secure student login </w:t>
-      </w:r>
-    </w:p>
-    <w:p>
-      <w:pPr>
-        <w:rPr/>
-      </w:pPr>
-      <w:r>
-        <w:rPr>
-          <w:rtl w:val="0"/>
-        </w:rPr>
-        <w:t xml:space="preserve">2.Appointment booking interface</w:t>
-      </w:r>
-    </w:p>
-    <w:p>
-      <w:pPr>
-        <w:rPr/>
-      </w:pPr>
-      <w:r>
-        <w:rPr>
-          <w:rtl w:val="0"/>
-        </w:rPr>
-      </w:r>
-    </w:p>
-    <w:p>
-      <w:pPr>
-        <w:rPr/>
-      </w:pPr>
-      <w:r>
-        <w:rPr>
-          <w:rtl w:val="0"/>
-        </w:rPr>
-        <w:t xml:space="preserve">These features show how students can access the system, schedule appointments, and interact with the clinic services in a simple and efficient way.</w:t>
-      </w:r>
-    </w:p>
-    <w:p>
-      <w:pPr>
-        <w:rPr/>
-      </w:pPr>
-      <w:r>
-        <w:rPr>
-          <w:rtl w:val="0"/>
-        </w:rPr>
-      </w:r>
-    </w:p>
-    <w:p>
-      <w:pPr>
-        <w:rPr/>
-      </w:pPr>
-      <w:r>
-        <w:rPr>
+          <w:sz w:val="24"/>
+          <w:szCs w:val="24"/>
           <w:rtl w:val="0"/>
         </w:rPr>
         <w:t xml:space="preserve">The prototype was developed as an early demonstration of the system before full development. It allows users to understand the workflow and evaluate usability of the system.</w:t>
       </w:r>
-    </w:p>
-    <w:p>
-      <w:pPr>
-        <w:rPr/>
-      </w:pPr>
       <w:r>
         <w:rPr>
           <w:rtl w:val="0"/>
@@ -3005,12 +3366,18 @@
     <w:p>
       <w:pPr>
         <w:pStyle w:val="Heading2"/>
-        <w:rPr/>
+        <w:spacing w:line="360" w:lineRule="auto"/>
+        <w:rPr>
+          <w:sz w:val="28"/>
+          <w:szCs w:val="28"/>
+        </w:rPr>
       </w:pPr>
       <w:bookmarkStart w:colFirst="0" w:colLast="0" w:name="_792tli1knyuz" w:id="16"/>
       <w:bookmarkEnd w:id="16"/>
       <w:r>
         <w:rPr>
+          <w:sz w:val="28"/>
+          <w:szCs w:val="28"/>
           <w:rtl w:val="0"/>
         </w:rPr>
         <w:t xml:space="preserve">Login Interface</w:t>
@@ -3018,6 +3385,7 @@
     </w:p>
     <w:p>
       <w:pPr>
+        <w:spacing w:line="360" w:lineRule="auto"/>
         <w:rPr/>
       </w:pPr>
       <w:r>
@@ -3026,12 +3394,12 @@
           <wp:inline distB="114300" distT="114300" distL="114300" distR="114300">
             <wp:extent cx="5943600" cy="2959100"/>
             <wp:effectExtent b="0" l="0" r="0" t="0"/>
-            <wp:docPr id="1" name="image1.png"/>
+            <wp:docPr id="2" name="image2.png"/>
             <a:graphic>
               <a:graphicData uri="http://schemas.openxmlformats.org/drawingml/2006/picture">
                 <pic:pic>
                   <pic:nvPicPr>
-                    <pic:cNvPr id="0" name="image1.png"/>
+                    <pic:cNvPr id="0" name="image2.png"/>
                     <pic:cNvPicPr preferRelativeResize="0"/>
                   </pic:nvPicPr>
                   <pic:blipFill>
@@ -3063,15 +3431,20 @@
     </w:p>
     <w:p>
       <w:pPr>
+        <w:spacing w:line="360" w:lineRule="auto"/>
         <w:rPr>
           <w:i w:val="1"/>
           <w:iCs w:val="1"/>
+          <w:sz w:val="24"/>
+          <w:szCs w:val="24"/>
         </w:rPr>
       </w:pPr>
       <w:r>
         <w:rPr>
           <w:i w:val="1"/>
           <w:iCs w:val="1"/>
+          <w:sz w:val="24"/>
+          <w:szCs w:val="24"/>
           <w:rtl w:val="0"/>
         </w:rPr>
         <w:t xml:space="preserve">Screenshot: Login Interface</w:t>
@@ -3079,20 +3452,30 @@
     </w:p>
     <w:p>
       <w:pPr>
-        <w:rPr/>
-      </w:pPr>
-      <w:r>
-        <w:rPr>
-          <w:rtl w:val="0"/>
-        </w:rPr>
-      </w:r>
-    </w:p>
-    <w:p>
-      <w:pPr>
-        <w:rPr/>
-      </w:pPr>
-      <w:r>
-        <w:rPr>
+        <w:spacing w:line="360" w:lineRule="auto"/>
+        <w:rPr>
+          <w:sz w:val="24"/>
+          <w:szCs w:val="24"/>
+        </w:rPr>
+      </w:pPr>
+      <w:r>
+        <w:rPr>
+          <w:rtl w:val="0"/>
+        </w:rPr>
+      </w:r>
+    </w:p>
+    <w:p>
+      <w:pPr>
+        <w:spacing w:line="360" w:lineRule="auto"/>
+        <w:rPr>
+          <w:sz w:val="24"/>
+          <w:szCs w:val="24"/>
+        </w:rPr>
+      </w:pPr>
+      <w:r>
+        <w:rPr>
+          <w:sz w:val="24"/>
+          <w:szCs w:val="24"/>
           <w:rtl w:val="0"/>
         </w:rPr>
         <w:t xml:space="preserve">The User Login Interface Prototype provides a secure way for students to access the university clinic system. </w:t>
@@ -3100,41 +3483,55 @@
     </w:p>
     <w:p>
       <w:pPr>
-        <w:rPr/>
-      </w:pPr>
-      <w:r>
-        <w:rPr>
-          <w:rtl w:val="0"/>
-        </w:rPr>
-      </w:r>
-    </w:p>
-    <w:p>
-      <w:pPr>
-        <w:rPr/>
-      </w:pPr>
-      <w:r>
-        <w:rPr>
+        <w:spacing w:line="360" w:lineRule="auto"/>
+        <w:rPr>
+          <w:sz w:val="24"/>
+          <w:szCs w:val="24"/>
+        </w:rPr>
+      </w:pPr>
+      <w:r>
+        <w:rPr>
+          <w:rtl w:val="0"/>
+        </w:rPr>
+      </w:r>
+    </w:p>
+    <w:p>
+      <w:pPr>
+        <w:pStyle w:val="Heading2"/>
+        <w:spacing w:line="360" w:lineRule="auto"/>
+        <w:rPr>
+          <w:sz w:val="24"/>
+          <w:szCs w:val="24"/>
+        </w:rPr>
+      </w:pPr>
+      <w:bookmarkStart w:colFirst="0" w:colLast="0" w:name="_cwah3ez6g40x" w:id="17"/>
+      <w:bookmarkEnd w:id="17"/>
+      <w:r>
+        <w:rPr>
+          <w:sz w:val="28"/>
+          <w:szCs w:val="28"/>
           <w:rtl w:val="0"/>
         </w:rPr>
         <w:t xml:space="preserve">User Login Interface Prototype</w:t>
       </w:r>
-    </w:p>
-    <w:p>
-      <w:pPr>
-        <w:rPr/>
-      </w:pPr>
-      <w:r>
-        <w:rPr>
-          <w:rtl w:val="0"/>
-        </w:rPr>
-      </w:r>
-    </w:p>
-    <w:p>
-      <w:pPr>
-        <w:rPr/>
-      </w:pPr>
-      <w:r>
-        <w:rPr>
+      <w:r>
+        <w:rPr>
+          <w:rtl w:val="0"/>
+        </w:rPr>
+      </w:r>
+    </w:p>
+    <w:p>
+      <w:pPr>
+        <w:spacing w:line="360" w:lineRule="auto"/>
+        <w:rPr>
+          <w:sz w:val="24"/>
+          <w:szCs w:val="24"/>
+        </w:rPr>
+      </w:pPr>
+      <w:r>
+        <w:rPr>
+          <w:sz w:val="24"/>
+          <w:szCs w:val="24"/>
           <w:rtl w:val="0"/>
         </w:rPr>
         <w:t xml:space="preserve">The interface is divided into two main sections:</w:t>
@@ -3142,141 +3539,171 @@
     </w:p>
     <w:p>
       <w:pPr>
-        <w:rPr/>
-      </w:pPr>
-      <w:r>
-        <w:rPr>
-          <w:rtl w:val="0"/>
-        </w:rPr>
-      </w:r>
-    </w:p>
-    <w:p>
-      <w:pPr>
-        <w:rPr/>
-      </w:pPr>
-      <w:r>
-        <w:rPr>
-          <w:rtl w:val="0"/>
-        </w:rPr>
-        <w:t xml:space="preserve">Information Area (Left Side)</w:t>
-      </w:r>
-    </w:p>
-    <w:p>
-      <w:pPr>
-        <w:rPr/>
-      </w:pPr>
-      <w:r>
-        <w:rPr>
-          <w:rtl w:val="0"/>
-        </w:rPr>
-        <w:t xml:space="preserve">This section introduces the university healthcare portal and explains its purpose. It includes:</w:t>
-      </w:r>
-    </w:p>
-    <w:p>
-      <w:pPr>
-        <w:rPr/>
-      </w:pPr>
-      <w:r>
-        <w:rPr>
-          <w:rtl w:val="0"/>
-        </w:rPr>
-      </w:r>
-    </w:p>
-    <w:p>
-      <w:pPr>
-        <w:rPr/>
-      </w:pPr>
-      <w:r>
-        <w:rPr>
-          <w:rtl w:val="0"/>
-        </w:rPr>
-        <w:t xml:space="preserve">1. University name and system title</w:t>
-      </w:r>
-    </w:p>
-    <w:p>
-      <w:pPr>
-        <w:rPr/>
-      </w:pPr>
-      <w:r>
-        <w:rPr>
-          <w:rtl w:val="0"/>
-        </w:rPr>
-      </w:r>
-    </w:p>
-    <w:p>
-      <w:pPr>
-        <w:rPr/>
-      </w:pPr>
-      <w:r>
-        <w:rPr>
-          <w:rtl w:val="0"/>
-        </w:rPr>
-        <w:t xml:space="preserve">2.Short description of the Health &amp; Wellness Centre portal</w:t>
-      </w:r>
-    </w:p>
-    <w:p>
-      <w:pPr>
-        <w:rPr/>
-      </w:pPr>
-      <w:r>
-        <w:rPr>
-          <w:rtl w:val="0"/>
-        </w:rPr>
-      </w:r>
-    </w:p>
-    <w:p>
-      <w:pPr>
-        <w:rPr/>
-      </w:pPr>
-      <w:r>
-        <w:rPr>
-          <w:rtl w:val="0"/>
-        </w:rPr>
-        <w:t xml:space="preserve">3.Key features such as simple appointment scheduling and 24/7 access</w:t>
-      </w:r>
-    </w:p>
-    <w:p>
-      <w:pPr>
-        <w:rPr/>
-      </w:pPr>
-      <w:r>
-        <w:rPr>
-          <w:rtl w:val="0"/>
-        </w:rPr>
-      </w:r>
-    </w:p>
-    <w:p>
-      <w:pPr>
-        <w:rPr/>
-      </w:pPr>
-      <w:r>
-        <w:rPr>
-          <w:rtl w:val="0"/>
-        </w:rPr>
-        <w:t xml:space="preserve">4.This section helps users understand the system before logging in.</w:t>
-      </w:r>
-    </w:p>
-    <w:p>
-      <w:pPr>
-        <w:rPr/>
-      </w:pPr>
-      <w:r>
-        <w:rPr>
-          <w:rtl w:val="0"/>
-        </w:rPr>
-      </w:r>
-    </w:p>
-    <w:p>
-      <w:pPr>
+        <w:numPr>
+          <w:ilvl w:val="0"/>
+          <w:numId w:val="1"/>
+        </w:numPr>
+        <w:spacing w:line="360" w:lineRule="auto"/>
+        <w:ind w:left="720" w:hanging="360"/>
         <w:rPr>
           <w:b w:val="1"/>
           <w:bCs w:val="1"/>
+          <w:sz w:val="24"/>
+          <w:szCs w:val="24"/>
         </w:rPr>
       </w:pPr>
       <w:r>
         <w:rPr>
           <w:b w:val="1"/>
           <w:bCs w:val="1"/>
+          <w:sz w:val="24"/>
+          <w:szCs w:val="24"/>
+          <w:rtl w:val="0"/>
+        </w:rPr>
+        <w:t xml:space="preserve">Information Area (Left Side)</w:t>
+      </w:r>
+    </w:p>
+    <w:p>
+      <w:pPr>
+        <w:spacing w:line="360" w:lineRule="auto"/>
+        <w:rPr>
+          <w:sz w:val="24"/>
+          <w:szCs w:val="24"/>
+        </w:rPr>
+      </w:pPr>
+      <w:r>
+        <w:rPr>
+          <w:sz w:val="24"/>
+          <w:szCs w:val="24"/>
+          <w:rtl w:val="0"/>
+        </w:rPr>
+        <w:t xml:space="preserve">This section introduces the university healthcare portal and explains its purpose. It includes:</w:t>
+      </w:r>
+    </w:p>
+    <w:p>
+      <w:pPr>
+        <w:numPr>
+          <w:ilvl w:val="0"/>
+          <w:numId w:val="5"/>
+        </w:numPr>
+        <w:spacing w:line="360" w:lineRule="auto"/>
+        <w:ind w:left="720" w:hanging="360"/>
+        <w:rPr>
+          <w:sz w:val="24"/>
+          <w:szCs w:val="24"/>
+        </w:rPr>
+      </w:pPr>
+      <w:r>
+        <w:rPr>
+          <w:sz w:val="24"/>
+          <w:szCs w:val="24"/>
+          <w:rtl w:val="0"/>
+        </w:rPr>
+        <w:t xml:space="preserve">University name and system title</w:t>
+      </w:r>
+    </w:p>
+    <w:p>
+      <w:pPr>
+        <w:numPr>
+          <w:ilvl w:val="0"/>
+          <w:numId w:val="5"/>
+        </w:numPr>
+        <w:spacing w:line="360" w:lineRule="auto"/>
+        <w:ind w:left="720" w:hanging="360"/>
+        <w:rPr>
+          <w:sz w:val="24"/>
+          <w:szCs w:val="24"/>
+        </w:rPr>
+      </w:pPr>
+      <w:r>
+        <w:rPr>
+          <w:sz w:val="24"/>
+          <w:szCs w:val="24"/>
+          <w:rtl w:val="0"/>
+        </w:rPr>
+        <w:t xml:space="preserve">Short description of the Health &amp; Wellness Centre portal</w:t>
+      </w:r>
+    </w:p>
+    <w:p>
+      <w:pPr>
+        <w:numPr>
+          <w:ilvl w:val="0"/>
+          <w:numId w:val="5"/>
+        </w:numPr>
+        <w:spacing w:line="360" w:lineRule="auto"/>
+        <w:ind w:left="720" w:hanging="360"/>
+        <w:rPr>
+          <w:sz w:val="24"/>
+          <w:szCs w:val="24"/>
+        </w:rPr>
+      </w:pPr>
+      <w:r>
+        <w:rPr>
+          <w:sz w:val="24"/>
+          <w:szCs w:val="24"/>
+          <w:rtl w:val="0"/>
+        </w:rPr>
+        <w:t xml:space="preserve">Key features such as simple appointment scheduling and 24/7 access</w:t>
+      </w:r>
+    </w:p>
+    <w:p>
+      <w:pPr>
+        <w:numPr>
+          <w:ilvl w:val="0"/>
+          <w:numId w:val="5"/>
+        </w:numPr>
+        <w:spacing w:line="360" w:lineRule="auto"/>
+        <w:ind w:left="720" w:hanging="360"/>
+        <w:rPr>
+          <w:sz w:val="24"/>
+          <w:szCs w:val="24"/>
+        </w:rPr>
+      </w:pPr>
+      <w:r>
+        <w:rPr>
+          <w:sz w:val="24"/>
+          <w:szCs w:val="24"/>
+          <w:rtl w:val="0"/>
+        </w:rPr>
+        <w:t xml:space="preserve">This section helps users understand the system before logging in.</w:t>
+      </w:r>
+    </w:p>
+    <w:p>
+      <w:pPr>
+        <w:spacing w:line="360" w:lineRule="auto"/>
+        <w:ind w:left="0" w:firstLine="0"/>
+        <w:rPr>
+          <w:sz w:val="24"/>
+          <w:szCs w:val="24"/>
+        </w:rPr>
+      </w:pPr>
+      <w:r>
+        <w:rPr>
+          <w:rtl w:val="0"/>
+        </w:rPr>
+      </w:r>
+    </w:p>
+    <w:p>
+      <w:pPr>
+        <w:numPr>
+          <w:ilvl w:val="0"/>
+          <w:numId w:val="1"/>
+        </w:numPr>
+        <w:spacing w:line="360" w:lineRule="auto"/>
+        <w:ind w:left="720" w:hanging="360"/>
+        <w:rPr>
+          <w:b w:val="1"/>
+          <w:bCs w:val="1"/>
+          <w:sz w:val="24"/>
+          <w:szCs w:val="24"/>
+        </w:rPr>
+      </w:pPr>
+      <w:r>
+        <w:rPr>
+          <w:b w:val="1"/>
+          <w:bCs w:val="1"/>
+          <w:sz w:val="24"/>
+          <w:szCs w:val="24"/>
           <w:rtl w:val="0"/>
         </w:rPr>
         <w:t xml:space="preserve">Login Area (Right Side)</w:t>
@@ -3284,10 +3711,16 @@
     </w:p>
     <w:p>
       <w:pPr>
-        <w:rPr/>
-      </w:pPr>
-      <w:r>
-        <w:rPr>
+        <w:spacing w:line="360" w:lineRule="auto"/>
+        <w:rPr>
+          <w:sz w:val="24"/>
+          <w:szCs w:val="24"/>
+        </w:rPr>
+      </w:pPr>
+      <w:r>
+        <w:rPr>
+          <w:sz w:val="24"/>
+          <w:szCs w:val="24"/>
           <w:rtl w:val="0"/>
         </w:rPr>
         <w:t xml:space="preserve">This section allows students to log in using their credentials. It includes:</w:t>
@@ -3295,125 +3728,131 @@
     </w:p>
     <w:p>
       <w:pPr>
-        <w:rPr/>
-      </w:pPr>
-      <w:r>
-        <w:rPr>
-          <w:rtl w:val="0"/>
-        </w:rPr>
-      </w:r>
-    </w:p>
-    <w:p>
-      <w:pPr>
-        <w:rPr/>
-      </w:pPr>
-      <w:r>
-        <w:rPr>
-          <w:rtl w:val="0"/>
-        </w:rPr>
-        <w:t xml:space="preserve">1.Student ID Field – students enter their university ID</w:t>
-      </w:r>
-    </w:p>
-    <w:p>
-      <w:pPr>
-        <w:rPr/>
-      </w:pPr>
-      <w:r>
-        <w:rPr>
-          <w:rtl w:val="0"/>
-        </w:rPr>
-      </w:r>
-    </w:p>
-    <w:p>
-      <w:pPr>
-        <w:rPr/>
-      </w:pPr>
-      <w:r>
-        <w:rPr>
-          <w:rtl w:val="0"/>
-        </w:rPr>
-        <w:t xml:space="preserve">2.Password Field – secure password entry with hidden characters</w:t>
-      </w:r>
-    </w:p>
-    <w:p>
-      <w:pPr>
-        <w:rPr/>
-      </w:pPr>
-      <w:r>
-        <w:rPr>
-          <w:rtl w:val="0"/>
-        </w:rPr>
-      </w:r>
-    </w:p>
-    <w:p>
-      <w:pPr>
-        <w:rPr/>
-      </w:pPr>
-      <w:r>
-        <w:rPr>
-          <w:rtl w:val="0"/>
-        </w:rPr>
-        <w:t xml:space="preserve">3.Forgot Password Link – allows users to reset their password</w:t>
-      </w:r>
-    </w:p>
-    <w:p>
-      <w:pPr>
-        <w:rPr/>
-      </w:pPr>
-      <w:r>
-        <w:rPr>
-          <w:rtl w:val="0"/>
-        </w:rPr>
-      </w:r>
-    </w:p>
-    <w:p>
-      <w:pPr>
-        <w:rPr/>
-      </w:pPr>
-      <w:r>
-        <w:rPr>
-          <w:rtl w:val="0"/>
-        </w:rPr>
-        <w:t xml:space="preserve">4.Sign In Button – submits login information to access the system</w:t>
-      </w:r>
-    </w:p>
-    <w:p>
-      <w:pPr>
-        <w:rPr/>
-      </w:pPr>
-      <w:r>
-        <w:rPr>
-          <w:rtl w:val="0"/>
-        </w:rPr>
-      </w:r>
-    </w:p>
-    <w:p>
-      <w:pPr>
-        <w:rPr/>
-      </w:pPr>
-      <w:r>
-        <w:rPr>
-          <w:rtl w:val="0"/>
-        </w:rPr>
-        <w:t xml:space="preserve">5.Support Contact Information – provides help if students face login problems</w:t>
-      </w:r>
-    </w:p>
-    <w:p>
-      <w:pPr>
-        <w:rPr/>
-      </w:pPr>
-      <w:r>
-        <w:rPr>
-          <w:rtl w:val="0"/>
-        </w:rPr>
-      </w:r>
-    </w:p>
-    <w:p>
-      <w:pPr>
-        <w:rPr/>
-      </w:pPr>
-      <w:r>
-        <w:rPr>
+        <w:numPr>
+          <w:ilvl w:val="0"/>
+          <w:numId w:val="4"/>
+        </w:numPr>
+        <w:spacing w:line="360" w:lineRule="auto"/>
+        <w:ind w:left="720" w:hanging="360"/>
+        <w:rPr>
+          <w:sz w:val="24"/>
+          <w:szCs w:val="24"/>
+          <w:u w:val="none"/>
+        </w:rPr>
+      </w:pPr>
+      <w:r>
+        <w:rPr>
+          <w:sz w:val="24"/>
+          <w:szCs w:val="24"/>
+          <w:rtl w:val="0"/>
+        </w:rPr>
+        <w:t xml:space="preserve">Student ID Field – students enter their university ID</w:t>
+      </w:r>
+    </w:p>
+    <w:p>
+      <w:pPr>
+        <w:numPr>
+          <w:ilvl w:val="0"/>
+          <w:numId w:val="4"/>
+        </w:numPr>
+        <w:spacing w:line="360" w:lineRule="auto"/>
+        <w:ind w:left="720" w:hanging="360"/>
+        <w:rPr>
+          <w:sz w:val="24"/>
+          <w:szCs w:val="24"/>
+          <w:u w:val="none"/>
+        </w:rPr>
+      </w:pPr>
+      <w:r>
+        <w:rPr>
+          <w:sz w:val="24"/>
+          <w:szCs w:val="24"/>
+          <w:rtl w:val="0"/>
+        </w:rPr>
+        <w:t xml:space="preserve">Password Field – secure password entry with hidden characters</w:t>
+      </w:r>
+    </w:p>
+    <w:p>
+      <w:pPr>
+        <w:numPr>
+          <w:ilvl w:val="0"/>
+          <w:numId w:val="4"/>
+        </w:numPr>
+        <w:spacing w:line="360" w:lineRule="auto"/>
+        <w:ind w:left="720" w:hanging="360"/>
+        <w:rPr>
+          <w:sz w:val="24"/>
+          <w:szCs w:val="24"/>
+          <w:u w:val="none"/>
+        </w:rPr>
+      </w:pPr>
+      <w:r>
+        <w:rPr>
+          <w:sz w:val="24"/>
+          <w:szCs w:val="24"/>
+          <w:rtl w:val="0"/>
+        </w:rPr>
+        <w:t xml:space="preserve">Forgot Password Link – allows users to reset their password</w:t>
+      </w:r>
+    </w:p>
+    <w:p>
+      <w:pPr>
+        <w:numPr>
+          <w:ilvl w:val="0"/>
+          <w:numId w:val="4"/>
+        </w:numPr>
+        <w:spacing w:line="360" w:lineRule="auto"/>
+        <w:ind w:left="720" w:hanging="360"/>
+        <w:rPr>
+          <w:sz w:val="24"/>
+          <w:szCs w:val="24"/>
+          <w:u w:val="none"/>
+        </w:rPr>
+      </w:pPr>
+      <w:r>
+        <w:rPr>
+          <w:sz w:val="24"/>
+          <w:szCs w:val="24"/>
+          <w:rtl w:val="0"/>
+        </w:rPr>
+        <w:t xml:space="preserve">Sign In Button – submits login information to access the system</w:t>
+      </w:r>
+    </w:p>
+    <w:p>
+      <w:pPr>
+        <w:numPr>
+          <w:ilvl w:val="0"/>
+          <w:numId w:val="4"/>
+        </w:numPr>
+        <w:spacing w:line="360" w:lineRule="auto"/>
+        <w:ind w:left="720" w:hanging="360"/>
+        <w:rPr>
+          <w:sz w:val="24"/>
+          <w:szCs w:val="24"/>
+          <w:u w:val="none"/>
+        </w:rPr>
+      </w:pPr>
+      <w:r>
+        <w:rPr>
+          <w:sz w:val="24"/>
+          <w:szCs w:val="24"/>
+          <w:rtl w:val="0"/>
+        </w:rPr>
+        <w:t xml:space="preserve">Support Contact Information – provides help if students face login problems</w:t>
+      </w:r>
+    </w:p>
+    <w:p>
+      <w:pPr>
+        <w:spacing w:line="360" w:lineRule="auto"/>
+        <w:rPr>
+          <w:sz w:val="24"/>
+          <w:szCs w:val="24"/>
+        </w:rPr>
+      </w:pPr>
+      <w:r>
+        <w:rPr>
+          <w:sz w:val="24"/>
+          <w:szCs w:val="24"/>
           <w:rtl w:val="0"/>
         </w:rPr>
         <w:t xml:space="preserve">The login interface ensures that only authorized students can access the system.</w:t>
@@ -3421,7 +3860,11 @@
     </w:p>
     <w:p>
       <w:pPr>
-        <w:rPr/>
+        <w:spacing w:line="360" w:lineRule="auto"/>
+        <w:rPr>
+          <w:sz w:val="24"/>
+          <w:szCs w:val="24"/>
+        </w:rPr>
       </w:pPr>
       <w:r>
         <w:rPr>
@@ -3432,12 +3875,18 @@
     <w:p>
       <w:pPr>
         <w:pStyle w:val="Heading2"/>
-        <w:rPr/>
-      </w:pPr>
-      <w:bookmarkStart w:colFirst="0" w:colLast="0" w:name="_xfzaa6imxd8f" w:id="17"/>
-      <w:bookmarkEnd w:id="17"/>
-      <w:r>
-        <w:rPr>
+        <w:spacing w:line="360" w:lineRule="auto"/>
+        <w:rPr>
+          <w:sz w:val="28"/>
+          <w:szCs w:val="28"/>
+        </w:rPr>
+      </w:pPr>
+      <w:bookmarkStart w:colFirst="0" w:colLast="0" w:name="_xfzaa6imxd8f" w:id="18"/>
+      <w:bookmarkEnd w:id="18"/>
+      <w:r>
+        <w:rPr>
+          <w:sz w:val="28"/>
+          <w:szCs w:val="28"/>
           <w:rtl w:val="0"/>
         </w:rPr>
         <w:t xml:space="preserve">Appointment Booking Interface</w:t>
@@ -3445,6 +3894,7 @@
     </w:p>
     <w:p>
       <w:pPr>
+        <w:spacing w:line="360" w:lineRule="auto"/>
         <w:rPr/>
       </w:pPr>
       <w:r>
@@ -3453,12 +3903,12 @@
           <wp:inline distB="114300" distT="114300" distL="114300" distR="114300">
             <wp:extent cx="5943600" cy="2971800"/>
             <wp:effectExtent b="0" l="0" r="0" t="0"/>
-            <wp:docPr id="2" name="image2.png"/>
+            <wp:docPr id="1" name="image1.png"/>
             <a:graphic>
               <a:graphicData uri="http://schemas.openxmlformats.org/drawingml/2006/picture">
                 <pic:pic>
                   <pic:nvPicPr>
-                    <pic:cNvPr id="0" name="image2.png"/>
+                    <pic:cNvPr id="0" name="image1.png"/>
                     <pic:cNvPicPr preferRelativeResize="0"/>
                   </pic:nvPicPr>
                   <pic:blipFill>
@@ -3490,28 +3940,816 @@
     </w:p>
     <w:p>
       <w:pPr>
+        <w:spacing w:line="360" w:lineRule="auto"/>
+        <w:rPr>
+          <w:i w:val="1"/>
+          <w:iCs w:val="1"/>
+          <w:sz w:val="24"/>
+          <w:szCs w:val="24"/>
+        </w:rPr>
+      </w:pPr>
+      <w:r>
+        <w:rPr>
+          <w:i w:val="1"/>
+          <w:iCs w:val="1"/>
+          <w:sz w:val="24"/>
+          <w:szCs w:val="24"/>
+          <w:rtl w:val="0"/>
+        </w:rPr>
+        <w:t xml:space="preserve">Screenshot: Appointment Booking Interface</w:t>
+      </w:r>
+    </w:p>
+    <w:p>
+      <w:pPr>
+        <w:spacing w:line="360" w:lineRule="auto"/>
+        <w:rPr>
+          <w:sz w:val="24"/>
+          <w:szCs w:val="24"/>
+        </w:rPr>
+      </w:pPr>
+      <w:r>
+        <w:rPr>
+          <w:rtl w:val="0"/>
+        </w:rPr>
+      </w:r>
+    </w:p>
+    <w:p>
+      <w:pPr>
+        <w:spacing w:line="360" w:lineRule="auto"/>
+        <w:rPr>
+          <w:sz w:val="24"/>
+          <w:szCs w:val="24"/>
+        </w:rPr>
+      </w:pPr>
+      <w:r>
+        <w:rPr>
+          <w:sz w:val="24"/>
+          <w:szCs w:val="24"/>
+          <w:rtl w:val="0"/>
+        </w:rPr>
+        <w:t xml:space="preserve">The Appointment Booking Interface allows students to schedule appointments with the university clinic.</w:t>
+      </w:r>
+    </w:p>
+    <w:p>
+      <w:pPr>
+        <w:spacing w:line="360" w:lineRule="auto"/>
+        <w:rPr>
+          <w:sz w:val="24"/>
+          <w:szCs w:val="24"/>
+        </w:rPr>
+      </w:pPr>
+      <w:r>
+        <w:rPr>
+          <w:rtl w:val="0"/>
+        </w:rPr>
+      </w:r>
+    </w:p>
+    <w:p>
+      <w:pPr>
+        <w:spacing w:line="360" w:lineRule="auto"/>
+        <w:rPr>
+          <w:sz w:val="24"/>
+          <w:szCs w:val="24"/>
+        </w:rPr>
+      </w:pPr>
+      <w:r>
+        <w:rPr>
+          <w:sz w:val="24"/>
+          <w:szCs w:val="24"/>
+          <w:rtl w:val="0"/>
+        </w:rPr>
+        <w:t xml:space="preserve">The interface provides a simple and clear booking process. Students can:</w:t>
+      </w:r>
+    </w:p>
+    <w:p>
+      <w:pPr>
+        <w:numPr>
+          <w:ilvl w:val="0"/>
+          <w:numId w:val="7"/>
+        </w:numPr>
+        <w:spacing w:line="360" w:lineRule="auto"/>
+        <w:ind w:left="720" w:hanging="360"/>
+        <w:rPr>
+          <w:sz w:val="24"/>
+          <w:szCs w:val="24"/>
+          <w:u w:val="none"/>
+        </w:rPr>
+      </w:pPr>
+      <w:r>
+        <w:rPr>
+          <w:sz w:val="24"/>
+          <w:szCs w:val="24"/>
+          <w:rtl w:val="0"/>
+        </w:rPr>
+        <w:t xml:space="preserve">View available appointment time slots</w:t>
+      </w:r>
+    </w:p>
+    <w:p>
+      <w:pPr>
+        <w:numPr>
+          <w:ilvl w:val="0"/>
+          <w:numId w:val="7"/>
+        </w:numPr>
+        <w:spacing w:line="360" w:lineRule="auto"/>
+        <w:ind w:left="720" w:hanging="360"/>
+        <w:rPr>
+          <w:sz w:val="24"/>
+          <w:szCs w:val="24"/>
+          <w:u w:val="none"/>
+        </w:rPr>
+      </w:pPr>
+      <w:r>
+        <w:rPr>
+          <w:sz w:val="24"/>
+          <w:szCs w:val="24"/>
+          <w:rtl w:val="0"/>
+        </w:rPr>
+        <w:t xml:space="preserve">Select a preferred date and time</w:t>
+      </w:r>
+    </w:p>
+    <w:p>
+      <w:pPr>
+        <w:numPr>
+          <w:ilvl w:val="0"/>
+          <w:numId w:val="7"/>
+        </w:numPr>
+        <w:spacing w:line="360" w:lineRule="auto"/>
+        <w:ind w:left="720" w:hanging="360"/>
+        <w:rPr>
+          <w:sz w:val="24"/>
+          <w:szCs w:val="24"/>
+          <w:u w:val="none"/>
+        </w:rPr>
+      </w:pPr>
+      <w:r>
+        <w:rPr>
+          <w:sz w:val="24"/>
+          <w:szCs w:val="24"/>
+          <w:rtl w:val="0"/>
+        </w:rPr>
+        <w:t xml:space="preserve">Confirm their appointment booking</w:t>
+      </w:r>
+    </w:p>
+    <w:p>
+      <w:pPr>
+        <w:numPr>
+          <w:ilvl w:val="0"/>
+          <w:numId w:val="7"/>
+        </w:numPr>
+        <w:spacing w:line="360" w:lineRule="auto"/>
+        <w:ind w:left="720" w:hanging="360"/>
+        <w:rPr>
+          <w:sz w:val="24"/>
+          <w:szCs w:val="24"/>
+          <w:u w:val="none"/>
+        </w:rPr>
+      </w:pPr>
+      <w:r>
+        <w:rPr>
+          <w:sz w:val="24"/>
+          <w:szCs w:val="24"/>
+          <w:rtl w:val="0"/>
+        </w:rPr>
+        <w:t xml:space="preserve">Manage or cancel existing appointments</w:t>
+      </w:r>
+    </w:p>
+    <w:p>
+      <w:pPr>
+        <w:spacing w:line="360" w:lineRule="auto"/>
+        <w:rPr>
+          <w:sz w:val="24"/>
+          <w:szCs w:val="24"/>
+        </w:rPr>
+      </w:pPr>
+      <w:r>
+        <w:rPr>
+          <w:sz w:val="24"/>
+          <w:szCs w:val="24"/>
+          <w:rtl w:val="0"/>
+        </w:rPr>
+        <w:t xml:space="preserve">This interface helps reduce waiting time at the clinic and allows students to plan their medical visits more efficiently.</w:t>
+      </w:r>
+    </w:p>
+    <w:p>
+      <w:pPr>
+        <w:spacing w:line="360" w:lineRule="auto"/>
+        <w:rPr>
+          <w:sz w:val="24"/>
+          <w:szCs w:val="24"/>
+        </w:rPr>
+      </w:pPr>
+      <w:r>
+        <w:rPr>
+          <w:rtl w:val="0"/>
+        </w:rPr>
+      </w:r>
+    </w:p>
+    <w:p>
+      <w:pPr>
+        <w:spacing w:line="360" w:lineRule="auto"/>
+        <w:rPr>
+          <w:sz w:val="24"/>
+          <w:szCs w:val="24"/>
+        </w:rPr>
+      </w:pPr>
+      <w:r>
+        <w:rPr>
+          <w:sz w:val="24"/>
+          <w:szCs w:val="24"/>
+          <w:rtl w:val="0"/>
+        </w:rPr>
+        <w:t xml:space="preserve">The design focuses on usability by using a clear layout, readable text, and simple navigation so that students can book appointments quickly without confusion.</w:t>
+      </w:r>
+    </w:p>
+    <w:p>
+      <w:pPr>
+        <w:spacing w:line="360" w:lineRule="auto"/>
+        <w:rPr/>
+      </w:pPr>
+      <w:r>
+        <w:rPr>
+          <w:rtl w:val="0"/>
+        </w:rPr>
+      </w:r>
+    </w:p>
+    <w:p>
+      <w:pPr>
+        <w:pStyle w:val="Heading2"/>
+        <w:spacing w:line="360" w:lineRule="auto"/>
+        <w:rPr>
+          <w:sz w:val="28"/>
+          <w:szCs w:val="28"/>
+        </w:rPr>
+      </w:pPr>
+      <w:bookmarkStart w:colFirst="0" w:colLast="0" w:name="_hv92o9iviffc" w:id="19"/>
+      <w:bookmarkEnd w:id="19"/>
+      <w:r>
+        <w:rPr>
+          <w:sz w:val="28"/>
+          <w:szCs w:val="28"/>
+          <w:rtl w:val="0"/>
+        </w:rPr>
+        <w:t xml:space="preserve">Usability Features</w:t>
+      </w:r>
+    </w:p>
+    <w:p>
+      <w:pPr>
+        <w:spacing w:line="360" w:lineRule="auto"/>
+        <w:rPr>
+          <w:sz w:val="24"/>
+          <w:szCs w:val="24"/>
+        </w:rPr>
+      </w:pPr>
+      <w:r>
+        <w:rPr>
+          <w:sz w:val="24"/>
+          <w:szCs w:val="24"/>
+          <w:rtl w:val="0"/>
+        </w:rPr>
+        <w:t xml:space="preserve">The prototype was designed with several usability features to improve the user experience: </w:t>
+      </w:r>
+    </w:p>
+    <w:p>
+      <w:pPr>
+        <w:numPr>
+          <w:ilvl w:val="0"/>
+          <w:numId w:val="2"/>
+        </w:numPr>
+        <w:spacing w:line="360" w:lineRule="auto"/>
+        <w:ind w:left="720" w:hanging="360"/>
+        <w:rPr>
+          <w:sz w:val="24"/>
+          <w:szCs w:val="24"/>
+          <w:u w:val="none"/>
+        </w:rPr>
+      </w:pPr>
+      <w:r>
+        <w:rPr>
+          <w:sz w:val="24"/>
+          <w:szCs w:val="24"/>
+          <w:rtl w:val="0"/>
+        </w:rPr>
+        <w:t xml:space="preserve">User Login Interface Prototype</w:t>
+      </w:r>
+    </w:p>
+    <w:p>
+      <w:pPr>
+        <w:numPr>
+          <w:ilvl w:val="0"/>
+          <w:numId w:val="2"/>
+        </w:numPr>
+        <w:spacing w:line="360" w:lineRule="auto"/>
+        <w:ind w:left="720" w:hanging="360"/>
+        <w:rPr>
+          <w:sz w:val="24"/>
+          <w:szCs w:val="24"/>
+          <w:u w:val="none"/>
+        </w:rPr>
+      </w:pPr>
+      <w:r>
+        <w:rPr>
+          <w:sz w:val="24"/>
+          <w:szCs w:val="24"/>
+          <w:rtl w:val="0"/>
+        </w:rPr>
+        <w:t xml:space="preserve">Clearly labeled input fields</w:t>
+      </w:r>
+    </w:p>
+    <w:p>
+      <w:pPr>
+        <w:numPr>
+          <w:ilvl w:val="0"/>
+          <w:numId w:val="2"/>
+        </w:numPr>
+        <w:spacing w:line="360" w:lineRule="auto"/>
+        <w:ind w:left="720" w:hanging="360"/>
+        <w:rPr>
+          <w:sz w:val="24"/>
+          <w:szCs w:val="24"/>
+          <w:u w:val="none"/>
+        </w:rPr>
+      </w:pPr>
+      <w:r>
+        <w:rPr>
+          <w:sz w:val="24"/>
+          <w:szCs w:val="24"/>
+          <w:rtl w:val="0"/>
+        </w:rPr>
+        <w:t xml:space="preserve">Simple and clean layout</w:t>
+      </w:r>
+    </w:p>
+    <w:p>
+      <w:pPr>
+        <w:numPr>
+          <w:ilvl w:val="0"/>
+          <w:numId w:val="2"/>
+        </w:numPr>
+        <w:spacing w:line="360" w:lineRule="auto"/>
+        <w:ind w:left="720" w:hanging="360"/>
+        <w:rPr>
+          <w:sz w:val="24"/>
+          <w:szCs w:val="24"/>
+          <w:u w:val="none"/>
+        </w:rPr>
+      </w:pPr>
+      <w:r>
+        <w:rPr>
+          <w:sz w:val="24"/>
+          <w:szCs w:val="24"/>
+          <w:rtl w:val="0"/>
+        </w:rPr>
+        <w:t xml:space="preserve">Easy-to-read fonts</w:t>
+      </w:r>
+    </w:p>
+    <w:p>
+      <w:pPr>
+        <w:numPr>
+          <w:ilvl w:val="0"/>
+          <w:numId w:val="2"/>
+        </w:numPr>
+        <w:spacing w:line="360" w:lineRule="auto"/>
+        <w:ind w:left="720" w:hanging="360"/>
+        <w:rPr>
+          <w:sz w:val="24"/>
+          <w:szCs w:val="24"/>
+          <w:u w:val="none"/>
+        </w:rPr>
+      </w:pPr>
+      <w:r>
+        <w:rPr>
+          <w:sz w:val="24"/>
+          <w:szCs w:val="24"/>
+          <w:rtl w:val="0"/>
+        </w:rPr>
+        <w:t xml:space="preserve">Strong visual contrast for important buttons</w:t>
+      </w:r>
+    </w:p>
+    <w:p>
+      <w:pPr>
+        <w:numPr>
+          <w:ilvl w:val="0"/>
+          <w:numId w:val="2"/>
+        </w:numPr>
+        <w:spacing w:line="360" w:lineRule="auto"/>
+        <w:ind w:left="720" w:hanging="360"/>
+        <w:rPr>
+          <w:sz w:val="24"/>
+          <w:szCs w:val="24"/>
+          <w:u w:val="none"/>
+        </w:rPr>
+      </w:pPr>
+      <w:r>
+        <w:rPr>
+          <w:sz w:val="24"/>
+          <w:szCs w:val="24"/>
+          <w:rtl w:val="0"/>
+        </w:rPr>
+        <w:t xml:space="preserve">Minimal interface design to reduce confusion</w:t>
+      </w:r>
+    </w:p>
+    <w:p>
+      <w:pPr>
+        <w:spacing w:line="360" w:lineRule="auto"/>
+        <w:rPr>
+          <w:sz w:val="24"/>
+          <w:szCs w:val="24"/>
+        </w:rPr>
+      </w:pPr>
+      <w:r>
+        <w:rPr>
+          <w:sz w:val="24"/>
+          <w:szCs w:val="24"/>
+          <w:rtl w:val="0"/>
+        </w:rPr>
+        <w:t xml:space="preserve">These features help students interact with the system easily and complete tasks without difficulty.</w:t>
+      </w:r>
+    </w:p>
+    <w:p>
+      <w:pPr>
+        <w:spacing w:line="360" w:lineRule="auto"/>
+        <w:rPr/>
+      </w:pPr>
+      <w:r>
+        <w:rPr>
+          <w:rtl w:val="0"/>
+        </w:rPr>
+      </w:r>
+    </w:p>
+    <w:p>
+      <w:pPr>
+        <w:pStyle w:val="Heading2"/>
+        <w:spacing w:line="360" w:lineRule="auto"/>
+        <w:rPr>
+          <w:sz w:val="28"/>
+          <w:szCs w:val="28"/>
+        </w:rPr>
+      </w:pPr>
+      <w:bookmarkStart w:colFirst="0" w:colLast="0" w:name="_qmmi5qary2jx" w:id="20"/>
+      <w:bookmarkEnd w:id="20"/>
+      <w:r>
+        <w:rPr>
+          <w:sz w:val="28"/>
+          <w:szCs w:val="28"/>
+          <w:rtl w:val="0"/>
+        </w:rPr>
+        <w:t xml:space="preserve">Security Considerations</w:t>
+      </w:r>
+    </w:p>
+    <w:p>
+      <w:pPr>
+        <w:spacing w:line="360" w:lineRule="auto"/>
+        <w:rPr>
+          <w:sz w:val="24"/>
+          <w:szCs w:val="24"/>
+        </w:rPr>
+      </w:pPr>
+      <w:r>
+        <w:rPr>
+          <w:sz w:val="24"/>
+          <w:szCs w:val="24"/>
+          <w:rtl w:val="0"/>
+        </w:rPr>
+        <w:t xml:space="preserve">Because the system handles student health information, security is important.</w:t>
+      </w:r>
+    </w:p>
+    <w:p>
+      <w:pPr>
+        <w:spacing w:line="360" w:lineRule="auto"/>
+        <w:rPr>
+          <w:sz w:val="24"/>
+          <w:szCs w:val="24"/>
+        </w:rPr>
+      </w:pPr>
+      <w:r>
+        <w:rPr>
+          <w:rtl w:val="0"/>
+        </w:rPr>
+      </w:r>
+    </w:p>
+    <w:p>
+      <w:pPr>
+        <w:spacing w:line="360" w:lineRule="auto"/>
+        <w:rPr>
+          <w:sz w:val="24"/>
+          <w:szCs w:val="24"/>
+        </w:rPr>
+      </w:pPr>
+      <w:r>
+        <w:rPr>
+          <w:sz w:val="24"/>
+          <w:szCs w:val="24"/>
+          <w:rtl w:val="0"/>
+        </w:rPr>
+        <w:t xml:space="preserve">The prototype includes several security considerations: </w:t>
+      </w:r>
+    </w:p>
+    <w:p>
+      <w:pPr>
+        <w:numPr>
+          <w:ilvl w:val="0"/>
+          <w:numId w:val="6"/>
+        </w:numPr>
+        <w:spacing w:line="360" w:lineRule="auto"/>
+        <w:ind w:left="720" w:hanging="360"/>
+        <w:rPr>
+          <w:sz w:val="24"/>
+          <w:szCs w:val="24"/>
+          <w:u w:val="none"/>
+        </w:rPr>
+      </w:pPr>
+      <w:r>
+        <w:rPr>
+          <w:sz w:val="24"/>
+          <w:szCs w:val="24"/>
+          <w:rtl w:val="0"/>
+        </w:rPr>
+        <w:t xml:space="preserve">User Login Interface Prototype</w:t>
+      </w:r>
+    </w:p>
+    <w:p>
+      <w:pPr>
+        <w:numPr>
+          <w:ilvl w:val="0"/>
+          <w:numId w:val="6"/>
+        </w:numPr>
+        <w:spacing w:line="360" w:lineRule="auto"/>
+        <w:ind w:left="720" w:hanging="360"/>
+        <w:rPr>
+          <w:sz w:val="24"/>
+          <w:szCs w:val="24"/>
+          <w:u w:val="none"/>
+        </w:rPr>
+      </w:pPr>
+      <w:r>
+        <w:rPr>
+          <w:sz w:val="24"/>
+          <w:szCs w:val="24"/>
+          <w:rtl w:val="0"/>
+        </w:rPr>
+        <w:t xml:space="preserve">Only registered students can log in</w:t>
+      </w:r>
+    </w:p>
+    <w:p>
+      <w:pPr>
+        <w:numPr>
+          <w:ilvl w:val="0"/>
+          <w:numId w:val="6"/>
+        </w:numPr>
+        <w:spacing w:line="360" w:lineRule="auto"/>
+        <w:ind w:left="720" w:hanging="360"/>
+        <w:rPr>
+          <w:sz w:val="24"/>
+          <w:szCs w:val="24"/>
+          <w:u w:val="none"/>
+        </w:rPr>
+      </w:pPr>
+      <w:r>
+        <w:rPr>
+          <w:sz w:val="24"/>
+          <w:szCs w:val="24"/>
+          <w:rtl w:val="0"/>
+        </w:rPr>
+        <w:t xml:space="preserve">Passwords are hidden during entry</w:t>
+      </w:r>
+    </w:p>
+    <w:p>
+      <w:pPr>
+        <w:numPr>
+          <w:ilvl w:val="0"/>
+          <w:numId w:val="6"/>
+        </w:numPr>
+        <w:spacing w:line="360" w:lineRule="auto"/>
+        <w:ind w:left="720" w:hanging="360"/>
+        <w:rPr>
+          <w:sz w:val="24"/>
+          <w:szCs w:val="24"/>
+          <w:u w:val="none"/>
+        </w:rPr>
+      </w:pPr>
+      <w:r>
+        <w:rPr>
+          <w:sz w:val="24"/>
+          <w:szCs w:val="24"/>
+          <w:rtl w:val="0"/>
+        </w:rPr>
+        <w:t xml:space="preserve">Unauthorized access is restricted</w:t>
+      </w:r>
+    </w:p>
+    <w:p>
+      <w:pPr>
+        <w:spacing w:line="360" w:lineRule="auto"/>
+        <w:rPr>
+          <w:sz w:val="24"/>
+          <w:szCs w:val="24"/>
+        </w:rPr>
+      </w:pPr>
+      <w:r>
+        <w:rPr>
+          <w:sz w:val="24"/>
+          <w:szCs w:val="24"/>
+          <w:rtl w:val="0"/>
+        </w:rPr>
+        <w:t xml:space="preserve">These features help protect student privacy and medical information.</w:t>
+      </w:r>
+    </w:p>
+    <w:p>
+      <w:pPr>
+        <w:pStyle w:val="Heading1"/>
+        <w:spacing w:line="360" w:lineRule="auto"/>
+        <w:rPr/>
+      </w:pPr>
+      <w:bookmarkStart w:colFirst="0" w:colLast="0" w:name="_ijwc96u8mxrh" w:id="21"/>
+      <w:bookmarkEnd w:id="21"/>
+      <w:r>
+        <w:rPr>
+          <w:rtl w:val="0"/>
+        </w:rPr>
+        <w:t xml:space="preserve"> </w:t>
+      </w:r>
+    </w:p>
+    <w:p>
+      <w:pPr>
+        <w:pStyle w:val="Heading1"/>
+        <w:spacing w:line="360" w:lineRule="auto"/>
+        <w:rPr/>
+      </w:pPr>
+      <w:bookmarkStart w:colFirst="0" w:colLast="0" w:name="_a47kyzlvk5ts" w:id="22"/>
+      <w:bookmarkEnd w:id="22"/>
+      <w:r>
+        <w:rPr>
+          <w:rtl w:val="0"/>
+        </w:rPr>
+      </w:r>
+    </w:p>
+    <w:p>
+      <w:pPr>
+        <w:pStyle w:val="Heading1"/>
+        <w:spacing w:line="360" w:lineRule="auto"/>
         <w:rPr>
           <w:b w:val="1"/>
           <w:bCs w:val="1"/>
-          <w:i w:val="1"/>
-          <w:iCs w:val="1"/>
-          <w:u w:val="single"/>
-        </w:rPr>
-      </w:pPr>
+          <w:sz w:val="28"/>
+          <w:szCs w:val="28"/>
+        </w:rPr>
+      </w:pPr>
+      <w:bookmarkStart w:colFirst="0" w:colLast="0" w:name="_qp56i7mm0ojk" w:id="23"/>
+      <w:bookmarkEnd w:id="23"/>
       <w:r>
         <w:rPr>
           <w:b w:val="1"/>
           <w:bCs w:val="1"/>
-          <w:i w:val="1"/>
-          <w:iCs w:val="1"/>
-          <w:u w:val="single"/>
-          <w:rtl w:val="0"/>
-        </w:rPr>
-        <w:t xml:space="preserve">Screenshot: Appointment Booking Interface</w:t>
-      </w:r>
-    </w:p>
-    <w:p>
-      <w:pPr>
+          <w:sz w:val="28"/>
+          <w:szCs w:val="28"/>
+          <w:rtl w:val="0"/>
+        </w:rPr>
+        <w:t xml:space="preserve">Reflection &amp; Lessons Learned</w:t>
+      </w:r>
+    </w:p>
+    <w:p>
+      <w:pPr>
+        <w:spacing w:line="360" w:lineRule="auto"/>
+        <w:rPr>
+          <w:sz w:val="24"/>
+          <w:szCs w:val="24"/>
+        </w:rPr>
+      </w:pPr>
+      <w:r>
+        <w:rPr>
+          <w:sz w:val="24"/>
+          <w:szCs w:val="24"/>
+          <w:rtl w:val="0"/>
+        </w:rPr>
+        <w:t xml:space="preserve">During this project, our team learned many important lessons about Software Development Life Cycle (SDLC) and Agile development. Working in a group helped us understand the importance of communication and collaboration. Each member had different responsibilities, and we needed to coordinate our work to complete the project successfully.</w:t>
+      </w:r>
+    </w:p>
+    <w:p>
+      <w:pPr>
+        <w:spacing w:line="360" w:lineRule="auto"/>
+        <w:rPr>
+          <w:sz w:val="24"/>
+          <w:szCs w:val="24"/>
+        </w:rPr>
+      </w:pPr>
+      <w:r>
+        <w:rPr>
+          <w:rtl w:val="0"/>
+        </w:rPr>
+      </w:r>
+    </w:p>
+    <w:p>
+      <w:pPr>
+        <w:spacing w:line="360" w:lineRule="auto"/>
+        <w:rPr>
+          <w:sz w:val="24"/>
+          <w:szCs w:val="24"/>
+        </w:rPr>
+      </w:pPr>
+      <w:r>
+        <w:rPr>
+          <w:rFonts w:ascii="Arial Unicode MS" w:cs="Arial Unicode MS" w:eastAsia="Arial Unicode MS" w:hAnsi="Arial Unicode MS"/>
+          <w:sz w:val="24"/>
+          <w:szCs w:val="24"/>
+          <w:rtl w:val="0"/>
+        </w:rPr>
+        <w:t xml:space="preserve">Using Trello helped us organise tasks clearly. We created cards for different tasks and moved them from To Do → Doing → Done as the project progressed. This allowed all team members to track progress and understand what tasks were completed or still pending.</w:t>
+      </w:r>
+    </w:p>
+    <w:p>
+      <w:pPr>
+        <w:spacing w:line="360" w:lineRule="auto"/>
+        <w:rPr>
+          <w:sz w:val="24"/>
+          <w:szCs w:val="24"/>
+        </w:rPr>
+      </w:pPr>
+      <w:r>
+        <w:rPr>
+          <w:rtl w:val="0"/>
+        </w:rPr>
+      </w:r>
+    </w:p>
+    <w:p>
+      <w:pPr>
+        <w:spacing w:line="360" w:lineRule="auto"/>
+        <w:rPr>
+          <w:sz w:val="24"/>
+          <w:szCs w:val="24"/>
+        </w:rPr>
+      </w:pPr>
+      <w:r>
+        <w:rPr>
+          <w:sz w:val="24"/>
+          <w:szCs w:val="24"/>
+          <w:rtl w:val="0"/>
+        </w:rPr>
+        <w:t xml:space="preserve">GitHub was used to manage our project files and track development progress. By committing updates regularly with clear commit messages, we were able to maintain a clear record of our work and collaboration. This also helped us avoid confusion and manage different versions of files effectively.</w:t>
+      </w:r>
+    </w:p>
+    <w:p>
+      <w:pPr>
+        <w:spacing w:line="360" w:lineRule="auto"/>
+        <w:rPr>
+          <w:sz w:val="24"/>
+          <w:szCs w:val="24"/>
+        </w:rPr>
+      </w:pPr>
+      <w:r>
+        <w:rPr>
+          <w:rtl w:val="0"/>
+        </w:rPr>
+      </w:r>
+    </w:p>
+    <w:p>
+      <w:pPr>
+        <w:spacing w:line="360" w:lineRule="auto"/>
+        <w:rPr>
+          <w:sz w:val="24"/>
+          <w:szCs w:val="24"/>
+        </w:rPr>
+      </w:pPr>
+      <w:r>
+        <w:rPr>
+          <w:sz w:val="24"/>
+          <w:szCs w:val="24"/>
+          <w:rtl w:val="0"/>
+        </w:rPr>
+        <w:t xml:space="preserve">Through this project, we also learned how Agile practices such as sprint planning, iterative development, and continuous feedback improve the development process. Instead of building the system all at once, we developed the prototype step by step and improved it based on feedback.</w:t>
+      </w:r>
+    </w:p>
+    <w:p>
+      <w:pPr>
+        <w:spacing w:line="360" w:lineRule="auto"/>
+        <w:rPr>
+          <w:sz w:val="24"/>
+          <w:szCs w:val="24"/>
+        </w:rPr>
+      </w:pPr>
+      <w:r>
+        <w:rPr>
+          <w:rtl w:val="0"/>
+        </w:rPr>
+      </w:r>
+    </w:p>
+    <w:p>
+      <w:pPr>
+        <w:spacing w:line="360" w:lineRule="auto"/>
+        <w:rPr>
+          <w:sz w:val="24"/>
+          <w:szCs w:val="24"/>
+        </w:rPr>
+      </w:pPr>
+      <w:r>
+        <w:rPr>
+          <w:sz w:val="24"/>
+          <w:szCs w:val="24"/>
+          <w:rtl w:val="0"/>
+        </w:rPr>
+        <w:t xml:space="preserve">Overall, this project helped us gain practical experience in applying SDLC phases, Agile methods, and software engineering tools in a real development scenario. These skills will be valuable for future software development projects.</w:t>
+      </w:r>
+    </w:p>
+    <w:p>
+      <w:pPr>
+        <w:spacing w:line="360" w:lineRule="auto"/>
         <w:rPr/>
       </w:pPr>
       <w:r>
@@ -3522,749 +4760,168 @@
     </w:p>
     <w:p>
       <w:pPr>
+        <w:pStyle w:val="Heading1"/>
+        <w:spacing w:line="360" w:lineRule="auto"/>
+        <w:rPr>
+          <w:b w:val="1"/>
+          <w:bCs w:val="1"/>
+          <w:sz w:val="28"/>
+          <w:szCs w:val="28"/>
+        </w:rPr>
+      </w:pPr>
+      <w:bookmarkStart w:colFirst="0" w:colLast="0" w:name="_dx6cpms2rjbu" w:id="24"/>
+      <w:bookmarkEnd w:id="24"/>
+      <w:r>
+        <w:rPr>
+          <w:b w:val="1"/>
+          <w:bCs w:val="1"/>
+          <w:sz w:val="28"/>
+          <w:szCs w:val="28"/>
+          <w:rtl w:val="0"/>
+        </w:rPr>
+        <w:t xml:space="preserve">Conclusion</w:t>
+      </w:r>
+    </w:p>
+    <w:p>
+      <w:pPr>
+        <w:spacing w:line="360" w:lineRule="auto"/>
+        <w:rPr>
+          <w:sz w:val="24"/>
+          <w:szCs w:val="24"/>
+        </w:rPr>
+      </w:pPr>
+      <w:r>
+        <w:rPr>
+          <w:sz w:val="24"/>
+          <w:szCs w:val="24"/>
+          <w:rtl w:val="0"/>
+        </w:rPr>
+        <w:t xml:space="preserve">This project developed a prototype of the University Clinic Appointment System to support SDG 3 – Good Health and Well-Being. The system aims to improve healthcare access in the university by providing a simple and efficient appointment booking platform.</w:t>
+      </w:r>
+    </w:p>
+    <w:p>
+      <w:pPr>
+        <w:spacing w:line="360" w:lineRule="auto"/>
+        <w:rPr>
+          <w:sz w:val="24"/>
+          <w:szCs w:val="24"/>
+        </w:rPr>
+      </w:pPr>
+      <w:r>
+        <w:rPr>
+          <w:rtl w:val="0"/>
+        </w:rPr>
+      </w:r>
+    </w:p>
+    <w:p>
+      <w:pPr>
+        <w:spacing w:line="360" w:lineRule="auto"/>
+        <w:rPr>
+          <w:sz w:val="24"/>
+          <w:szCs w:val="24"/>
+        </w:rPr>
+      </w:pPr>
+      <w:r>
+        <w:rPr>
+          <w:sz w:val="24"/>
+          <w:szCs w:val="24"/>
+          <w:rtl w:val="0"/>
+        </w:rPr>
+        <w:t xml:space="preserve">Throughout the project, our team applied Software Development Life Cycle (SDLC) phases including planning, analysis, design, prototype development, and testing. By following the Agile methodology, the team was able to organise tasks, manage progress, and continuously improve the prototype.</w:t>
+      </w:r>
+    </w:p>
+    <w:p>
+      <w:pPr>
+        <w:spacing w:line="360" w:lineRule="auto"/>
+        <w:rPr>
+          <w:sz w:val="24"/>
+          <w:szCs w:val="24"/>
+        </w:rPr>
+      </w:pPr>
+      <w:r>
+        <w:rPr>
+          <w:rtl w:val="0"/>
+        </w:rPr>
+      </w:r>
+    </w:p>
+    <w:p>
+      <w:pPr>
+        <w:spacing w:line="360" w:lineRule="auto"/>
+        <w:rPr>
+          <w:sz w:val="24"/>
+          <w:szCs w:val="24"/>
+        </w:rPr>
+      </w:pPr>
+      <w:r>
+        <w:rPr>
+          <w:sz w:val="24"/>
+          <w:szCs w:val="24"/>
+          <w:rtl w:val="0"/>
+        </w:rPr>
+        <w:t xml:space="preserve">Tools such as Trello and GitHub helped the team manage tasks, track development progress, and collaborate effectively. The prototype demonstrates key features such as secure login and appointment booking, which help reduce waiting time and improve clinic service efficiency.</w:t>
+      </w:r>
+    </w:p>
+    <w:p>
+      <w:pPr>
+        <w:spacing w:line="360" w:lineRule="auto"/>
+        <w:rPr>
+          <w:sz w:val="24"/>
+          <w:szCs w:val="24"/>
+        </w:rPr>
+      </w:pPr>
+      <w:r>
+        <w:rPr>
+          <w:rtl w:val="0"/>
+        </w:rPr>
+      </w:r>
+    </w:p>
+    <w:p>
+      <w:pPr>
+        <w:spacing w:line="360" w:lineRule="auto"/>
+        <w:rPr>
+          <w:sz w:val="24"/>
+          <w:szCs w:val="24"/>
+        </w:rPr>
+      </w:pPr>
+      <w:r>
+        <w:rPr>
+          <w:sz w:val="24"/>
+          <w:szCs w:val="24"/>
+          <w:rtl w:val="0"/>
+        </w:rPr>
+        <w:t xml:space="preserve">Overall, this project provided valuable experience in applying software engineering concepts, Agile practices, and teamwork to develop a practical system that supports better healthcare services for university students.</w:t>
+      </w:r>
+    </w:p>
+    <w:p>
+      <w:pPr>
+        <w:spacing w:line="360" w:lineRule="auto"/>
         <w:rPr/>
       </w:pPr>
       <w:r>
         <w:rPr>
           <w:rtl w:val="0"/>
         </w:rPr>
-        <w:t xml:space="preserve">The Appointment Booking Interface allows students to schedule appointments with the university clinic.</w:t>
-      </w:r>
-    </w:p>
-    <w:p>
-      <w:pPr>
-        <w:rPr/>
-      </w:pPr>
-      <w:r>
-        <w:rPr>
-          <w:rtl w:val="0"/>
-        </w:rPr>
-      </w:r>
-    </w:p>
-    <w:p>
-      <w:pPr>
-        <w:rPr/>
-      </w:pPr>
-      <w:r>
-        <w:rPr>
-          <w:rtl w:val="0"/>
-        </w:rPr>
-        <w:t xml:space="preserve">The interface provides a simple and clear booking process. Students can:</w:t>
-      </w:r>
-    </w:p>
-    <w:p>
-      <w:pPr>
-        <w:rPr/>
-      </w:pPr>
-      <w:r>
-        <w:rPr>
-          <w:rtl w:val="0"/>
-        </w:rPr>
-      </w:r>
-    </w:p>
-    <w:p>
-      <w:pPr>
-        <w:rPr/>
-      </w:pPr>
-      <w:r>
-        <w:rPr>
-          <w:rtl w:val="0"/>
-        </w:rPr>
-        <w:t xml:space="preserve">1.View available appointment time slots</w:t>
-      </w:r>
-    </w:p>
-    <w:p>
-      <w:pPr>
-        <w:rPr/>
-      </w:pPr>
-      <w:r>
-        <w:rPr>
-          <w:rtl w:val="0"/>
-        </w:rPr>
-      </w:r>
-    </w:p>
-    <w:p>
-      <w:pPr>
-        <w:rPr/>
-      </w:pPr>
-      <w:r>
-        <w:rPr>
-          <w:rtl w:val="0"/>
-        </w:rPr>
-        <w:t xml:space="preserve">2.Select a preferred date and time</w:t>
-      </w:r>
-    </w:p>
-    <w:p>
-      <w:pPr>
-        <w:rPr/>
-      </w:pPr>
-      <w:r>
-        <w:rPr>
-          <w:rtl w:val="0"/>
-        </w:rPr>
-      </w:r>
-    </w:p>
-    <w:p>
-      <w:pPr>
-        <w:rPr/>
-      </w:pPr>
-      <w:r>
-        <w:rPr>
-          <w:rtl w:val="0"/>
-        </w:rPr>
-        <w:t xml:space="preserve">3.Confirm their appointment booking</w:t>
-      </w:r>
-    </w:p>
-    <w:p>
-      <w:pPr>
-        <w:rPr/>
-      </w:pPr>
-      <w:r>
-        <w:rPr>
-          <w:rtl w:val="0"/>
-        </w:rPr>
-      </w:r>
-    </w:p>
-    <w:p>
-      <w:pPr>
-        <w:rPr/>
-      </w:pPr>
-      <w:r>
-        <w:rPr>
-          <w:rtl w:val="0"/>
-        </w:rPr>
-        <w:t xml:space="preserve">4.Manage or cancel existing appointments</w:t>
-      </w:r>
-    </w:p>
-    <w:p>
-      <w:pPr>
-        <w:rPr/>
-      </w:pPr>
-      <w:r>
-        <w:rPr>
-          <w:rtl w:val="0"/>
-        </w:rPr>
-        <w:t xml:space="preserve">This interface helps reduce waiting time at the clinic and allows students to plan their medical visits more efficiently.</w:t>
-      </w:r>
-    </w:p>
-    <w:p>
-      <w:pPr>
-        <w:rPr/>
-      </w:pPr>
-      <w:r>
-        <w:rPr>
-          <w:rtl w:val="0"/>
-        </w:rPr>
-      </w:r>
-    </w:p>
-    <w:p>
-      <w:pPr>
-        <w:rPr/>
-      </w:pPr>
-      <w:r>
-        <w:rPr>
-          <w:rtl w:val="0"/>
-        </w:rPr>
-        <w:t xml:space="preserve">The design focuses on usability by using a clear layout, readable text, and simple navigation so that students can book appointments quickly without confusion.</w:t>
-      </w:r>
-    </w:p>
-    <w:p>
-      <w:pPr>
-        <w:rPr/>
-      </w:pPr>
-      <w:r>
-        <w:rPr>
-          <w:rtl w:val="0"/>
-        </w:rPr>
-      </w:r>
-    </w:p>
-    <w:p>
-      <w:pPr>
-        <w:pStyle w:val="Heading2"/>
-        <w:rPr/>
-      </w:pPr>
-      <w:bookmarkStart w:colFirst="0" w:colLast="0" w:name="_hv92o9iviffc" w:id="18"/>
-      <w:bookmarkEnd w:id="18"/>
-      <w:r>
-        <w:rPr>
-          <w:rtl w:val="0"/>
-        </w:rPr>
-        <w:t xml:space="preserve">Usability Features</w:t>
-      </w:r>
-    </w:p>
-    <w:p>
-      <w:pPr>
-        <w:rPr/>
-      </w:pPr>
-      <w:r>
-        <w:rPr>
-          <w:rtl w:val="0"/>
-        </w:rPr>
-        <w:t xml:space="preserve">The prototype was designed with several usability features to improve the user experience: </w:t>
-      </w:r>
-    </w:p>
-    <w:p>
-      <w:pPr>
-        <w:rPr/>
-      </w:pPr>
-      <w:r>
-        <w:rPr>
-          <w:rtl w:val="0"/>
-        </w:rPr>
-      </w:r>
-    </w:p>
-    <w:p>
-      <w:pPr>
-        <w:rPr/>
-      </w:pPr>
-      <w:r>
-        <w:rPr>
-          <w:rtl w:val="0"/>
-        </w:rPr>
-        <w:t xml:space="preserve">1.User Login Interface Prototype</w:t>
-      </w:r>
-    </w:p>
-    <w:p>
-      <w:pPr>
-        <w:rPr/>
-      </w:pPr>
-      <w:r>
-        <w:rPr>
-          <w:rtl w:val="0"/>
-        </w:rPr>
-      </w:r>
-    </w:p>
-    <w:p>
-      <w:pPr>
-        <w:rPr/>
-      </w:pPr>
-      <w:r>
-        <w:rPr>
-          <w:rtl w:val="0"/>
-        </w:rPr>
-        <w:t xml:space="preserve">2.Clearly labeled input fields</w:t>
-      </w:r>
-    </w:p>
-    <w:p>
-      <w:pPr>
-        <w:rPr/>
-      </w:pPr>
-      <w:r>
-        <w:rPr>
-          <w:rtl w:val="0"/>
-        </w:rPr>
-      </w:r>
-    </w:p>
-    <w:p>
-      <w:pPr>
-        <w:rPr/>
-      </w:pPr>
-      <w:r>
-        <w:rPr>
-          <w:rtl w:val="0"/>
-        </w:rPr>
-        <w:t xml:space="preserve">3.Simple and clean layout</w:t>
-      </w:r>
-    </w:p>
-    <w:p>
-      <w:pPr>
-        <w:rPr/>
-      </w:pPr>
-      <w:r>
-        <w:rPr>
-          <w:rtl w:val="0"/>
-        </w:rPr>
-      </w:r>
-    </w:p>
-    <w:p>
-      <w:pPr>
-        <w:rPr/>
-      </w:pPr>
-      <w:r>
-        <w:rPr>
-          <w:rtl w:val="0"/>
-        </w:rPr>
-        <w:t xml:space="preserve">4.Easy-to-read fonts</w:t>
-      </w:r>
-    </w:p>
-    <w:p>
-      <w:pPr>
-        <w:rPr/>
-      </w:pPr>
-      <w:r>
-        <w:rPr>
-          <w:rtl w:val="0"/>
-        </w:rPr>
-      </w:r>
-    </w:p>
-    <w:p>
-      <w:pPr>
-        <w:rPr/>
-      </w:pPr>
-      <w:r>
-        <w:rPr>
-          <w:rtl w:val="0"/>
-        </w:rPr>
-        <w:t xml:space="preserve">5.Strong visual contrast for important buttons</w:t>
-      </w:r>
-    </w:p>
-    <w:p>
-      <w:pPr>
-        <w:rPr/>
-      </w:pPr>
-      <w:r>
-        <w:rPr>
-          <w:rtl w:val="0"/>
-        </w:rPr>
-      </w:r>
-    </w:p>
-    <w:p>
-      <w:pPr>
-        <w:rPr/>
-      </w:pPr>
-      <w:r>
-        <w:rPr>
-          <w:rtl w:val="0"/>
-        </w:rPr>
-        <w:t xml:space="preserve">6.Minimal interface design to reduce confusion</w:t>
-      </w:r>
-    </w:p>
-    <w:p>
-      <w:pPr>
-        <w:rPr/>
-      </w:pPr>
-      <w:r>
-        <w:rPr>
-          <w:rtl w:val="0"/>
-        </w:rPr>
-      </w:r>
-    </w:p>
-    <w:p>
-      <w:pPr>
-        <w:rPr/>
-      </w:pPr>
-      <w:r>
-        <w:rPr>
-          <w:rtl w:val="0"/>
-        </w:rPr>
-        <w:t xml:space="preserve">These features help students interact with the system easily and complete tasks without difficulty.</w:t>
-      </w:r>
-    </w:p>
-    <w:p>
-      <w:pPr>
-        <w:rPr/>
-      </w:pPr>
-      <w:r>
-        <w:rPr>
-          <w:rtl w:val="0"/>
-        </w:rPr>
-      </w:r>
-    </w:p>
-    <w:p>
-      <w:pPr>
-        <w:pStyle w:val="Heading2"/>
-        <w:rPr/>
-      </w:pPr>
-      <w:bookmarkStart w:colFirst="0" w:colLast="0" w:name="_qmmi5qary2jx" w:id="19"/>
-      <w:bookmarkEnd w:id="19"/>
-      <w:r>
-        <w:rPr>
-          <w:rtl w:val="0"/>
-        </w:rPr>
-        <w:t xml:space="preserve">Security Considerations</w:t>
-      </w:r>
-    </w:p>
-    <w:p>
-      <w:pPr>
-        <w:rPr/>
-      </w:pPr>
-      <w:r>
-        <w:rPr>
-          <w:rtl w:val="0"/>
-        </w:rPr>
-        <w:t xml:space="preserve">Because the system handles student health information, security is important.</w:t>
-      </w:r>
-    </w:p>
-    <w:p>
-      <w:pPr>
-        <w:rPr/>
-      </w:pPr>
-      <w:r>
-        <w:rPr>
-          <w:rtl w:val="0"/>
-        </w:rPr>
-      </w:r>
-    </w:p>
-    <w:p>
-      <w:pPr>
-        <w:rPr/>
-      </w:pPr>
-      <w:r>
-        <w:rPr>
-          <w:rtl w:val="0"/>
-        </w:rPr>
-        <w:t xml:space="preserve">The prototype includes several security considerations: </w:t>
-      </w:r>
-    </w:p>
-    <w:p>
-      <w:pPr>
-        <w:rPr/>
-      </w:pPr>
-      <w:r>
-        <w:rPr>
-          <w:rtl w:val="0"/>
-        </w:rPr>
-      </w:r>
-    </w:p>
-    <w:p>
-      <w:pPr>
-        <w:rPr/>
-      </w:pPr>
-      <w:r>
-        <w:rPr>
-          <w:rtl w:val="0"/>
-        </w:rPr>
-        <w:t xml:space="preserve">1.User Login Interface Prototype</w:t>
-      </w:r>
-    </w:p>
-    <w:p>
-      <w:pPr>
-        <w:rPr/>
-      </w:pPr>
-      <w:r>
-        <w:rPr>
-          <w:rtl w:val="0"/>
-        </w:rPr>
-      </w:r>
-    </w:p>
-    <w:p>
-      <w:pPr>
-        <w:rPr/>
-      </w:pPr>
-      <w:r>
-        <w:rPr>
-          <w:rtl w:val="0"/>
-        </w:rPr>
-        <w:t xml:space="preserve">2.Only registered students can log in</w:t>
-      </w:r>
-    </w:p>
-    <w:p>
-      <w:pPr>
-        <w:rPr/>
-      </w:pPr>
-      <w:r>
-        <w:rPr>
-          <w:rtl w:val="0"/>
-        </w:rPr>
-      </w:r>
-    </w:p>
-    <w:p>
-      <w:pPr>
-        <w:rPr/>
-      </w:pPr>
-      <w:r>
-        <w:rPr>
-          <w:rtl w:val="0"/>
-        </w:rPr>
-        <w:t xml:space="preserve">3.Passwords are hidden during entry</w:t>
-      </w:r>
-    </w:p>
-    <w:p>
-      <w:pPr>
-        <w:rPr/>
-      </w:pPr>
-      <w:r>
-        <w:rPr>
-          <w:rtl w:val="0"/>
-        </w:rPr>
-      </w:r>
-    </w:p>
-    <w:p>
-      <w:pPr>
-        <w:rPr/>
-      </w:pPr>
-      <w:r>
-        <w:rPr>
-          <w:rtl w:val="0"/>
-        </w:rPr>
-        <w:t xml:space="preserve">4.Unauthorized access is restricted</w:t>
-      </w:r>
-    </w:p>
-    <w:p>
-      <w:pPr>
-        <w:rPr/>
-      </w:pPr>
-      <w:r>
-        <w:rPr>
-          <w:rtl w:val="0"/>
-        </w:rPr>
-      </w:r>
-    </w:p>
-    <w:p>
-      <w:pPr>
-        <w:rPr/>
-      </w:pPr>
-      <w:r>
-        <w:rPr>
-          <w:rtl w:val="0"/>
-        </w:rPr>
-        <w:t xml:space="preserve">These features help protect student privacy and medical information.</w:t>
       </w:r>
     </w:p>
     <w:p>
       <w:pPr>
         <w:pStyle w:val="Heading1"/>
-        <w:rPr/>
-      </w:pPr>
-      <w:bookmarkStart w:colFirst="0" w:colLast="0" w:name="_ijwc96u8mxrh" w:id="20"/>
-      <w:bookmarkEnd w:id="20"/>
-      <w:r>
-        <w:rPr>
-          <w:rtl w:val="0"/>
-        </w:rPr>
-        <w:t xml:space="preserve"> </w:t>
-      </w:r>
-    </w:p>
-    <w:p>
-      <w:pPr>
-        <w:pStyle w:val="Heading1"/>
-        <w:rPr/>
-      </w:pPr>
-      <w:bookmarkStart w:colFirst="0" w:colLast="0" w:name="_a47kyzlvk5ts" w:id="21"/>
-      <w:bookmarkEnd w:id="21"/>
-      <w:r>
-        <w:rPr>
-          <w:rtl w:val="0"/>
-        </w:rPr>
-      </w:r>
-    </w:p>
-    <w:p>
-      <w:pPr>
-        <w:pStyle w:val="Heading1"/>
-        <w:rPr/>
-      </w:pPr>
-      <w:bookmarkStart w:colFirst="0" w:colLast="0" w:name="_qp56i7mm0ojk" w:id="22"/>
-      <w:bookmarkEnd w:id="22"/>
-      <w:r>
-        <w:rPr>
-          <w:rtl w:val="0"/>
-        </w:rPr>
-        <w:t xml:space="preserve">Reflection &amp; Lessons Learned</w:t>
-      </w:r>
-    </w:p>
-    <w:p>
-      <w:pPr>
-        <w:rPr/>
-      </w:pPr>
-      <w:r>
-        <w:rPr>
-          <w:rtl w:val="0"/>
-        </w:rPr>
-        <w:t xml:space="preserve">During this project, our team learned many important lessons about Software Development Life Cycle (SDLC) and Agile development. Working in a group helped us understand the importance of communication and collaboration. Each member had different responsibilities, and we needed to coordinate our work to complete the project successfully.</w:t>
-      </w:r>
-    </w:p>
-    <w:p>
-      <w:pPr>
-        <w:rPr/>
-      </w:pPr>
-      <w:r>
-        <w:rPr>
-          <w:rtl w:val="0"/>
-        </w:rPr>
-      </w:r>
-    </w:p>
-    <w:p>
-      <w:pPr>
-        <w:rPr/>
-      </w:pPr>
-      <w:r>
-        <w:rPr>
-          <w:rFonts w:ascii="Arial Unicode MS" w:cs="Arial Unicode MS" w:eastAsia="Arial Unicode MS" w:hAnsi="Arial Unicode MS"/>
-          <w:rtl w:val="0"/>
-        </w:rPr>
-        <w:t xml:space="preserve">Using Trello helped us organise tasks clearly. We created cards for different tasks and moved them from To Do → Doing → Done as the project progressed. This allowed all team members to track progress and understand what tasks were completed or still pending.</w:t>
-      </w:r>
-    </w:p>
-    <w:p>
-      <w:pPr>
-        <w:rPr/>
-      </w:pPr>
-      <w:r>
-        <w:rPr>
-          <w:rtl w:val="0"/>
-        </w:rPr>
-      </w:r>
-    </w:p>
-    <w:p>
-      <w:pPr>
-        <w:rPr/>
-      </w:pPr>
-      <w:r>
-        <w:rPr>
-          <w:rtl w:val="0"/>
-        </w:rPr>
-        <w:t xml:space="preserve">GitHub was used to manage our project files and track development progress. By committing updates regularly with clear commit messages, we were able to maintain a clear record of our work and collaboration. This also helped us avoid confusion and manage different versions of files effectively.</w:t>
-      </w:r>
-    </w:p>
-    <w:p>
-      <w:pPr>
-        <w:rPr/>
-      </w:pPr>
-      <w:r>
-        <w:rPr>
-          <w:rtl w:val="0"/>
-        </w:rPr>
-      </w:r>
-    </w:p>
-    <w:p>
-      <w:pPr>
-        <w:rPr/>
-      </w:pPr>
-      <w:r>
-        <w:rPr>
-          <w:rtl w:val="0"/>
-        </w:rPr>
-        <w:t xml:space="preserve">Through this project, we also learned how Agile practices such as sprint planning, iterative development, and continuous feedback improve the development process. Instead of building the system all at once, we developed the prototype step by step and improved it based on feedback.</w:t>
-      </w:r>
-    </w:p>
-    <w:p>
-      <w:pPr>
-        <w:rPr/>
-      </w:pPr>
-      <w:r>
-        <w:rPr>
-          <w:rtl w:val="0"/>
-        </w:rPr>
-      </w:r>
-    </w:p>
-    <w:p>
-      <w:pPr>
-        <w:rPr/>
-      </w:pPr>
-      <w:r>
-        <w:rPr>
-          <w:rtl w:val="0"/>
-        </w:rPr>
-        <w:t xml:space="preserve">Overall, this project helped us gain practical experience in applying SDLC phases, Agile methods, and software engineering tools in a real development scenario. These skills will be valuable for future software development projects.</w:t>
-      </w:r>
-    </w:p>
-    <w:p>
-      <w:pPr>
-        <w:rPr/>
-      </w:pPr>
-      <w:r>
-        <w:rPr>
-          <w:rtl w:val="0"/>
-        </w:rPr>
-      </w:r>
-    </w:p>
-    <w:p>
-      <w:pPr>
-        <w:pStyle w:val="Heading1"/>
-        <w:rPr/>
-      </w:pPr>
-      <w:bookmarkStart w:colFirst="0" w:colLast="0" w:name="_dx6cpms2rjbu" w:id="23"/>
-      <w:bookmarkEnd w:id="23"/>
-      <w:r>
-        <w:rPr>
-          <w:rtl w:val="0"/>
-        </w:rPr>
-        <w:t xml:space="preserve">Conclusion</w:t>
-      </w:r>
-    </w:p>
-    <w:p>
-      <w:pPr>
-        <w:rPr/>
-      </w:pPr>
-      <w:r>
-        <w:rPr>
-          <w:rtl w:val="0"/>
-        </w:rPr>
-        <w:t xml:space="preserve">This project developed a prototype of the University Clinic Appointment System to support SDG 3 – Good Health and Well-Being. The system aims to improve healthcare access in the university by providing a simple and efficient appointment booking platform.</w:t>
-      </w:r>
-    </w:p>
-    <w:p>
-      <w:pPr>
-        <w:rPr/>
-      </w:pPr>
-      <w:r>
-        <w:rPr>
-          <w:rtl w:val="0"/>
-        </w:rPr>
-      </w:r>
-    </w:p>
-    <w:p>
-      <w:pPr>
-        <w:rPr/>
-      </w:pPr>
-      <w:r>
-        <w:rPr>
-          <w:rtl w:val="0"/>
-        </w:rPr>
-        <w:t xml:space="preserve">Throughout the project, our team applied Software Development Life Cycle (SDLC) phases including planning, analysis, design, prototype development, and testing. By following the Agile methodology, the team was able to organise tasks, manage progress, and continuously improve the prototype.</w:t>
-      </w:r>
-    </w:p>
-    <w:p>
-      <w:pPr>
-        <w:rPr/>
-      </w:pPr>
-      <w:r>
-        <w:rPr>
-          <w:rtl w:val="0"/>
-        </w:rPr>
-      </w:r>
-    </w:p>
-    <w:p>
-      <w:pPr>
-        <w:rPr/>
-      </w:pPr>
-      <w:r>
-        <w:rPr>
-          <w:rtl w:val="0"/>
-        </w:rPr>
-        <w:t xml:space="preserve">Tools such as Trello and GitHub helped the team manage tasks, track development progress, and collaborate effectively. The prototype demonstrates key features such as secure login and appointment booking, which help reduce waiting time and improve clinic service efficiency.</w:t>
-      </w:r>
-    </w:p>
-    <w:p>
-      <w:pPr>
-        <w:rPr/>
-      </w:pPr>
-      <w:r>
-        <w:rPr>
-          <w:rtl w:val="0"/>
-        </w:rPr>
-      </w:r>
-    </w:p>
-    <w:p>
-      <w:pPr>
-        <w:rPr/>
-      </w:pPr>
-      <w:r>
-        <w:rPr>
-          <w:rtl w:val="0"/>
-        </w:rPr>
-        <w:t xml:space="preserve">Overall, this project provided valuable experience in applying software engineering concepts, Agile practices, and teamwork to develop a practical system that supports better healthcare services for university students.</w:t>
-      </w:r>
-    </w:p>
-    <w:p>
-      <w:pPr>
-        <w:rPr/>
-      </w:pPr>
-      <w:r>
-        <w:rPr>
-          <w:rtl w:val="0"/>
-        </w:rPr>
-      </w:r>
-    </w:p>
-    <w:p>
-      <w:pPr>
-        <w:pStyle w:val="Heading1"/>
-        <w:rPr/>
-      </w:pPr>
-      <w:bookmarkStart w:colFirst="0" w:colLast="0" w:name="_8naeicepv7sj" w:id="24"/>
-      <w:bookmarkEnd w:id="24"/>
-      <w:r>
-        <w:rPr>
+        <w:spacing w:line="360" w:lineRule="auto"/>
+        <w:rPr>
+          <w:b w:val="1"/>
+          <w:bCs w:val="1"/>
+          <w:sz w:val="28"/>
+          <w:szCs w:val="28"/>
+        </w:rPr>
+      </w:pPr>
+      <w:bookmarkStart w:colFirst="0" w:colLast="0" w:name="_8naeicepv7sj" w:id="25"/>
+      <w:bookmarkEnd w:id="25"/>
+      <w:r>
+        <w:rPr>
+          <w:b w:val="1"/>
+          <w:bCs w:val="1"/>
+          <w:sz w:val="28"/>
+          <w:szCs w:val="28"/>
           <w:rtl w:val="0"/>
         </w:rPr>
         <w:t xml:space="preserve">Appendix</w:t>
@@ -4284,8 +4941,8 @@
   <w:abstractNum w:abstractNumId="1">
     <w:lvl w:ilvl="0">
       <w:start w:val="1"/>
-      <w:numFmt w:val="bullet"/>
-      <w:lvlText w:val="●"/>
+      <w:numFmt w:val="lowerLetter"/>
+      <w:lvlText w:val="%1)"/>
       <w:lvlJc w:val="left"/>
       <w:pPr>
         <w:ind w:left="720" w:hanging="360"/>
@@ -4296,9 +4953,9 @@
     </w:lvl>
     <w:lvl w:ilvl="1">
       <w:start w:val="1"/>
-      <w:numFmt w:val="bullet"/>
-      <w:lvlText w:val="●"/>
-      <w:lvlJc w:val="left"/>
+      <w:numFmt w:val="lowerRoman"/>
+      <w:lvlText w:val="%2)"/>
+      <w:lvlJc w:val="right"/>
       <w:pPr>
         <w:ind w:left="1440" w:hanging="360"/>
       </w:pPr>
@@ -4308,8 +4965,8 @@
     </w:lvl>
     <w:lvl w:ilvl="2">
       <w:start w:val="1"/>
-      <w:numFmt w:val="bullet"/>
-      <w:lvlText w:val="●"/>
+      <w:numFmt w:val="decimal"/>
+      <w:lvlText w:val="%3)"/>
       <w:lvlJc w:val="left"/>
       <w:pPr>
         <w:ind w:left="2160" w:hanging="360"/>
@@ -4320,8 +4977,8 @@
     </w:lvl>
     <w:lvl w:ilvl="3">
       <w:start w:val="1"/>
-      <w:numFmt w:val="bullet"/>
-      <w:lvlText w:val="●"/>
+      <w:numFmt w:val="lowerLetter"/>
+      <w:lvlText w:val="(%4)"/>
       <w:lvlJc w:val="left"/>
       <w:pPr>
         <w:ind w:left="2880" w:hanging="360"/>
@@ -4332,9 +4989,9 @@
     </w:lvl>
     <w:lvl w:ilvl="4">
       <w:start w:val="1"/>
-      <w:numFmt w:val="bullet"/>
-      <w:lvlText w:val="●"/>
-      <w:lvlJc w:val="left"/>
+      <w:numFmt w:val="lowerRoman"/>
+      <w:lvlText w:val="(%5)"/>
+      <w:lvlJc w:val="right"/>
       <w:pPr>
         <w:ind w:left="3600" w:hanging="360"/>
       </w:pPr>
@@ -4344,8 +5001,8 @@
     </w:lvl>
     <w:lvl w:ilvl="5">
       <w:start w:val="1"/>
-      <w:numFmt w:val="bullet"/>
-      <w:lvlText w:val="●"/>
+      <w:numFmt w:val="decimal"/>
+      <w:lvlText w:val="(%6)"/>
       <w:lvlJc w:val="left"/>
       <w:pPr>
         <w:ind w:left="4320" w:hanging="360"/>
@@ -4356,8 +5013,8 @@
     </w:lvl>
     <w:lvl w:ilvl="6">
       <w:start w:val="1"/>
-      <w:numFmt w:val="bullet"/>
-      <w:lvlText w:val="●"/>
+      <w:numFmt w:val="lowerLetter"/>
+      <w:lvlText w:val="%7."/>
       <w:lvlJc w:val="left"/>
       <w:pPr>
         <w:ind w:left="5040" w:hanging="360"/>
@@ -4368,9 +5025,9 @@
     </w:lvl>
     <w:lvl w:ilvl="7">
       <w:start w:val="1"/>
-      <w:numFmt w:val="bullet"/>
-      <w:lvlText w:val="●"/>
-      <w:lvlJc w:val="left"/>
+      <w:numFmt w:val="lowerRoman"/>
+      <w:lvlText w:val="%8."/>
+      <w:lvlJc w:val="right"/>
       <w:pPr>
         <w:ind w:left="5760" w:hanging="360"/>
       </w:pPr>
@@ -4380,8 +5037,8 @@
     </w:lvl>
     <w:lvl w:ilvl="8">
       <w:start w:val="1"/>
-      <w:numFmt w:val="bullet"/>
-      <w:lvlText w:val="●"/>
+      <w:numFmt w:val="decimal"/>
+      <w:lvlText w:val="%9."/>
       <w:lvlJc w:val="left"/>
       <w:pPr>
         <w:ind w:left="6480" w:hanging="360"/>
@@ -4394,8 +5051,8 @@
   <w:abstractNum w:abstractNumId="2">
     <w:lvl w:ilvl="0">
       <w:start w:val="1"/>
-      <w:numFmt w:val="bullet"/>
-      <w:lvlText w:val="●"/>
+      <w:numFmt w:val="decimal"/>
+      <w:lvlText w:val="%1."/>
       <w:lvlJc w:val="left"/>
       <w:pPr>
         <w:ind w:left="720" w:hanging="360"/>
@@ -4406,8 +5063,8 @@
     </w:lvl>
     <w:lvl w:ilvl="1">
       <w:start w:val="1"/>
-      <w:numFmt w:val="bullet"/>
-      <w:lvlText w:val="●"/>
+      <w:numFmt w:val="lowerLetter"/>
+      <w:lvlText w:val="%2."/>
       <w:lvlJc w:val="left"/>
       <w:pPr>
         <w:ind w:left="1440" w:hanging="360"/>
@@ -4418,9 +5075,9 @@
     </w:lvl>
     <w:lvl w:ilvl="2">
       <w:start w:val="1"/>
-      <w:numFmt w:val="bullet"/>
-      <w:lvlText w:val="●"/>
-      <w:lvlJc w:val="left"/>
+      <w:numFmt w:val="lowerRoman"/>
+      <w:lvlText w:val="%3."/>
+      <w:lvlJc w:val="right"/>
       <w:pPr>
         <w:ind w:left="2160" w:hanging="360"/>
       </w:pPr>
@@ -4430,8 +5087,8 @@
     </w:lvl>
     <w:lvl w:ilvl="3">
       <w:start w:val="1"/>
-      <w:numFmt w:val="bullet"/>
-      <w:lvlText w:val="●"/>
+      <w:numFmt w:val="decimal"/>
+      <w:lvlText w:val="%4."/>
       <w:lvlJc w:val="left"/>
       <w:pPr>
         <w:ind w:left="2880" w:hanging="360"/>
@@ -4442,8 +5099,8 @@
     </w:lvl>
     <w:lvl w:ilvl="4">
       <w:start w:val="1"/>
-      <w:numFmt w:val="bullet"/>
-      <w:lvlText w:val="●"/>
+      <w:numFmt w:val="lowerLetter"/>
+      <w:lvlText w:val="%5."/>
       <w:lvlJc w:val="left"/>
       <w:pPr>
         <w:ind w:left="3600" w:hanging="360"/>
@@ -4454,9 +5111,9 @@
     </w:lvl>
     <w:lvl w:ilvl="5">
       <w:start w:val="1"/>
-      <w:numFmt w:val="bullet"/>
-      <w:lvlText w:val="●"/>
-      <w:lvlJc w:val="left"/>
+      <w:numFmt w:val="lowerRoman"/>
+      <w:lvlText w:val="%6."/>
+      <w:lvlJc w:val="right"/>
       <w:pPr>
         <w:ind w:left="4320" w:hanging="360"/>
       </w:pPr>
@@ -4466,8 +5123,8 @@
     </w:lvl>
     <w:lvl w:ilvl="6">
       <w:start w:val="1"/>
-      <w:numFmt w:val="bullet"/>
-      <w:lvlText w:val="●"/>
+      <w:numFmt w:val="decimal"/>
+      <w:lvlText w:val="%7."/>
       <w:lvlJc w:val="left"/>
       <w:pPr>
         <w:ind w:left="5040" w:hanging="360"/>
@@ -4478,8 +5135,8 @@
     </w:lvl>
     <w:lvl w:ilvl="7">
       <w:start w:val="1"/>
-      <w:numFmt w:val="bullet"/>
-      <w:lvlText w:val="●"/>
+      <w:numFmt w:val="lowerLetter"/>
+      <w:lvlText w:val="%8."/>
       <w:lvlJc w:val="left"/>
       <w:pPr>
         <w:ind w:left="5760" w:hanging="360"/>
@@ -4490,9 +5147,9 @@
     </w:lvl>
     <w:lvl w:ilvl="8">
       <w:start w:val="1"/>
-      <w:numFmt w:val="bullet"/>
-      <w:lvlText w:val="●"/>
-      <w:lvlJc w:val="left"/>
+      <w:numFmt w:val="lowerRoman"/>
+      <w:lvlText w:val="%9."/>
+      <w:lvlJc w:val="right"/>
       <w:pPr>
         <w:ind w:left="6480" w:hanging="360"/>
       </w:pPr>
@@ -4614,6 +5271,556 @@
   <w:abstractNum w:abstractNumId="4">
     <w:lvl w:ilvl="0">
       <w:start w:val="1"/>
+      <w:numFmt w:val="decimal"/>
+      <w:lvlText w:val="%1."/>
+      <w:lvlJc w:val="left"/>
+      <w:pPr>
+        <w:ind w:left="720" w:hanging="360"/>
+      </w:pPr>
+      <w:rPr>
+        <w:u w:val="none"/>
+      </w:rPr>
+    </w:lvl>
+    <w:lvl w:ilvl="1">
+      <w:start w:val="1"/>
+      <w:numFmt w:val="lowerLetter"/>
+      <w:lvlText w:val="%2."/>
+      <w:lvlJc w:val="left"/>
+      <w:pPr>
+        <w:ind w:left="1440" w:hanging="360"/>
+      </w:pPr>
+      <w:rPr>
+        <w:u w:val="none"/>
+      </w:rPr>
+    </w:lvl>
+    <w:lvl w:ilvl="2">
+      <w:start w:val="1"/>
+      <w:numFmt w:val="lowerRoman"/>
+      <w:lvlText w:val="%3."/>
+      <w:lvlJc w:val="right"/>
+      <w:pPr>
+        <w:ind w:left="2160" w:hanging="360"/>
+      </w:pPr>
+      <w:rPr>
+        <w:u w:val="none"/>
+      </w:rPr>
+    </w:lvl>
+    <w:lvl w:ilvl="3">
+      <w:start w:val="1"/>
+      <w:numFmt w:val="decimal"/>
+      <w:lvlText w:val="%4."/>
+      <w:lvlJc w:val="left"/>
+      <w:pPr>
+        <w:ind w:left="2880" w:hanging="360"/>
+      </w:pPr>
+      <w:rPr>
+        <w:u w:val="none"/>
+      </w:rPr>
+    </w:lvl>
+    <w:lvl w:ilvl="4">
+      <w:start w:val="1"/>
+      <w:numFmt w:val="lowerLetter"/>
+      <w:lvlText w:val="%5."/>
+      <w:lvlJc w:val="left"/>
+      <w:pPr>
+        <w:ind w:left="3600" w:hanging="360"/>
+      </w:pPr>
+      <w:rPr>
+        <w:u w:val="none"/>
+      </w:rPr>
+    </w:lvl>
+    <w:lvl w:ilvl="5">
+      <w:start w:val="1"/>
+      <w:numFmt w:val="lowerRoman"/>
+      <w:lvlText w:val="%6."/>
+      <w:lvlJc w:val="right"/>
+      <w:pPr>
+        <w:ind w:left="4320" w:hanging="360"/>
+      </w:pPr>
+      <w:rPr>
+        <w:u w:val="none"/>
+      </w:rPr>
+    </w:lvl>
+    <w:lvl w:ilvl="6">
+      <w:start w:val="1"/>
+      <w:numFmt w:val="decimal"/>
+      <w:lvlText w:val="%7."/>
+      <w:lvlJc w:val="left"/>
+      <w:pPr>
+        <w:ind w:left="5040" w:hanging="360"/>
+      </w:pPr>
+      <w:rPr>
+        <w:u w:val="none"/>
+      </w:rPr>
+    </w:lvl>
+    <w:lvl w:ilvl="7">
+      <w:start w:val="1"/>
+      <w:numFmt w:val="lowerLetter"/>
+      <w:lvlText w:val="%8."/>
+      <w:lvlJc w:val="left"/>
+      <w:pPr>
+        <w:ind w:left="5760" w:hanging="360"/>
+      </w:pPr>
+      <w:rPr>
+        <w:u w:val="none"/>
+      </w:rPr>
+    </w:lvl>
+    <w:lvl w:ilvl="8">
+      <w:start w:val="1"/>
+      <w:numFmt w:val="lowerRoman"/>
+      <w:lvlText w:val="%9."/>
+      <w:lvlJc w:val="right"/>
+      <w:pPr>
+        <w:ind w:left="6480" w:hanging="360"/>
+      </w:pPr>
+      <w:rPr>
+        <w:u w:val="none"/>
+      </w:rPr>
+    </w:lvl>
+  </w:abstractNum>
+  <w:abstractNum w:abstractNumId="5">
+    <w:lvl w:ilvl="0">
+      <w:start w:val="1"/>
+      <w:numFmt w:val="decimal"/>
+      <w:lvlText w:val="%1."/>
+      <w:lvlJc w:val="left"/>
+      <w:pPr>
+        <w:ind w:left="720" w:hanging="360"/>
+      </w:pPr>
+      <w:rPr>
+        <w:u w:val="none"/>
+      </w:rPr>
+    </w:lvl>
+    <w:lvl w:ilvl="1">
+      <w:start w:val="1"/>
+      <w:numFmt w:val="lowerLetter"/>
+      <w:lvlText w:val="%2."/>
+      <w:lvlJc w:val="left"/>
+      <w:pPr>
+        <w:ind w:left="1440" w:hanging="360"/>
+      </w:pPr>
+      <w:rPr>
+        <w:u w:val="none"/>
+      </w:rPr>
+    </w:lvl>
+    <w:lvl w:ilvl="2">
+      <w:start w:val="1"/>
+      <w:numFmt w:val="lowerRoman"/>
+      <w:lvlText w:val="%3."/>
+      <w:lvlJc w:val="right"/>
+      <w:pPr>
+        <w:ind w:left="2160" w:hanging="360"/>
+      </w:pPr>
+      <w:rPr>
+        <w:u w:val="none"/>
+      </w:rPr>
+    </w:lvl>
+    <w:lvl w:ilvl="3">
+      <w:start w:val="1"/>
+      <w:numFmt w:val="decimal"/>
+      <w:lvlText w:val="%4."/>
+      <w:lvlJc w:val="left"/>
+      <w:pPr>
+        <w:ind w:left="2880" w:hanging="360"/>
+      </w:pPr>
+      <w:rPr>
+        <w:u w:val="none"/>
+      </w:rPr>
+    </w:lvl>
+    <w:lvl w:ilvl="4">
+      <w:start w:val="1"/>
+      <w:numFmt w:val="lowerLetter"/>
+      <w:lvlText w:val="%5."/>
+      <w:lvlJc w:val="left"/>
+      <w:pPr>
+        <w:ind w:left="3600" w:hanging="360"/>
+      </w:pPr>
+      <w:rPr>
+        <w:u w:val="none"/>
+      </w:rPr>
+    </w:lvl>
+    <w:lvl w:ilvl="5">
+      <w:start w:val="1"/>
+      <w:numFmt w:val="lowerRoman"/>
+      <w:lvlText w:val="%6."/>
+      <w:lvlJc w:val="right"/>
+      <w:pPr>
+        <w:ind w:left="4320" w:hanging="360"/>
+      </w:pPr>
+      <w:rPr>
+        <w:u w:val="none"/>
+      </w:rPr>
+    </w:lvl>
+    <w:lvl w:ilvl="6">
+      <w:start w:val="1"/>
+      <w:numFmt w:val="decimal"/>
+      <w:lvlText w:val="%7."/>
+      <w:lvlJc w:val="left"/>
+      <w:pPr>
+        <w:ind w:left="5040" w:hanging="360"/>
+      </w:pPr>
+      <w:rPr>
+        <w:u w:val="none"/>
+      </w:rPr>
+    </w:lvl>
+    <w:lvl w:ilvl="7">
+      <w:start w:val="1"/>
+      <w:numFmt w:val="lowerLetter"/>
+      <w:lvlText w:val="%8."/>
+      <w:lvlJc w:val="left"/>
+      <w:pPr>
+        <w:ind w:left="5760" w:hanging="360"/>
+      </w:pPr>
+      <w:rPr>
+        <w:u w:val="none"/>
+      </w:rPr>
+    </w:lvl>
+    <w:lvl w:ilvl="8">
+      <w:start w:val="1"/>
+      <w:numFmt w:val="lowerRoman"/>
+      <w:lvlText w:val="%9."/>
+      <w:lvlJc w:val="right"/>
+      <w:pPr>
+        <w:ind w:left="6480" w:hanging="360"/>
+      </w:pPr>
+      <w:rPr>
+        <w:u w:val="none"/>
+      </w:rPr>
+    </w:lvl>
+  </w:abstractNum>
+  <w:abstractNum w:abstractNumId="6">
+    <w:lvl w:ilvl="0">
+      <w:start w:val="1"/>
+      <w:numFmt w:val="decimal"/>
+      <w:lvlText w:val="%1."/>
+      <w:lvlJc w:val="left"/>
+      <w:pPr>
+        <w:ind w:left="720" w:hanging="360"/>
+      </w:pPr>
+      <w:rPr>
+        <w:u w:val="none"/>
+      </w:rPr>
+    </w:lvl>
+    <w:lvl w:ilvl="1">
+      <w:start w:val="1"/>
+      <w:numFmt w:val="lowerLetter"/>
+      <w:lvlText w:val="%2."/>
+      <w:lvlJc w:val="left"/>
+      <w:pPr>
+        <w:ind w:left="1440" w:hanging="360"/>
+      </w:pPr>
+      <w:rPr>
+        <w:u w:val="none"/>
+      </w:rPr>
+    </w:lvl>
+    <w:lvl w:ilvl="2">
+      <w:start w:val="1"/>
+      <w:numFmt w:val="lowerRoman"/>
+      <w:lvlText w:val="%3."/>
+      <w:lvlJc w:val="right"/>
+      <w:pPr>
+        <w:ind w:left="2160" w:hanging="360"/>
+      </w:pPr>
+      <w:rPr>
+        <w:u w:val="none"/>
+      </w:rPr>
+    </w:lvl>
+    <w:lvl w:ilvl="3">
+      <w:start w:val="1"/>
+      <w:numFmt w:val="decimal"/>
+      <w:lvlText w:val="%4."/>
+      <w:lvlJc w:val="left"/>
+      <w:pPr>
+        <w:ind w:left="2880" w:hanging="360"/>
+      </w:pPr>
+      <w:rPr>
+        <w:u w:val="none"/>
+      </w:rPr>
+    </w:lvl>
+    <w:lvl w:ilvl="4">
+      <w:start w:val="1"/>
+      <w:numFmt w:val="lowerLetter"/>
+      <w:lvlText w:val="%5."/>
+      <w:lvlJc w:val="left"/>
+      <w:pPr>
+        <w:ind w:left="3600" w:hanging="360"/>
+      </w:pPr>
+      <w:rPr>
+        <w:u w:val="none"/>
+      </w:rPr>
+    </w:lvl>
+    <w:lvl w:ilvl="5">
+      <w:start w:val="1"/>
+      <w:numFmt w:val="lowerRoman"/>
+      <w:lvlText w:val="%6."/>
+      <w:lvlJc w:val="right"/>
+      <w:pPr>
+        <w:ind w:left="4320" w:hanging="360"/>
+      </w:pPr>
+      <w:rPr>
+        <w:u w:val="none"/>
+      </w:rPr>
+    </w:lvl>
+    <w:lvl w:ilvl="6">
+      <w:start w:val="1"/>
+      <w:numFmt w:val="decimal"/>
+      <w:lvlText w:val="%7."/>
+      <w:lvlJc w:val="left"/>
+      <w:pPr>
+        <w:ind w:left="5040" w:hanging="360"/>
+      </w:pPr>
+      <w:rPr>
+        <w:u w:val="none"/>
+      </w:rPr>
+    </w:lvl>
+    <w:lvl w:ilvl="7">
+      <w:start w:val="1"/>
+      <w:numFmt w:val="lowerLetter"/>
+      <w:lvlText w:val="%8."/>
+      <w:lvlJc w:val="left"/>
+      <w:pPr>
+        <w:ind w:left="5760" w:hanging="360"/>
+      </w:pPr>
+      <w:rPr>
+        <w:u w:val="none"/>
+      </w:rPr>
+    </w:lvl>
+    <w:lvl w:ilvl="8">
+      <w:start w:val="1"/>
+      <w:numFmt w:val="lowerRoman"/>
+      <w:lvlText w:val="%9."/>
+      <w:lvlJc w:val="right"/>
+      <w:pPr>
+        <w:ind w:left="6480" w:hanging="360"/>
+      </w:pPr>
+      <w:rPr>
+        <w:u w:val="none"/>
+      </w:rPr>
+    </w:lvl>
+  </w:abstractNum>
+  <w:abstractNum w:abstractNumId="7">
+    <w:lvl w:ilvl="0">
+      <w:start w:val="1"/>
+      <w:numFmt w:val="decimal"/>
+      <w:lvlText w:val="%1."/>
+      <w:lvlJc w:val="left"/>
+      <w:pPr>
+        <w:ind w:left="720" w:hanging="360"/>
+      </w:pPr>
+      <w:rPr>
+        <w:u w:val="none"/>
+      </w:rPr>
+    </w:lvl>
+    <w:lvl w:ilvl="1">
+      <w:start w:val="1"/>
+      <w:numFmt w:val="lowerLetter"/>
+      <w:lvlText w:val="%2."/>
+      <w:lvlJc w:val="left"/>
+      <w:pPr>
+        <w:ind w:left="1440" w:hanging="360"/>
+      </w:pPr>
+      <w:rPr>
+        <w:u w:val="none"/>
+      </w:rPr>
+    </w:lvl>
+    <w:lvl w:ilvl="2">
+      <w:start w:val="1"/>
+      <w:numFmt w:val="lowerRoman"/>
+      <w:lvlText w:val="%3."/>
+      <w:lvlJc w:val="right"/>
+      <w:pPr>
+        <w:ind w:left="2160" w:hanging="360"/>
+      </w:pPr>
+      <w:rPr>
+        <w:u w:val="none"/>
+      </w:rPr>
+    </w:lvl>
+    <w:lvl w:ilvl="3">
+      <w:start w:val="1"/>
+      <w:numFmt w:val="decimal"/>
+      <w:lvlText w:val="%4."/>
+      <w:lvlJc w:val="left"/>
+      <w:pPr>
+        <w:ind w:left="2880" w:hanging="360"/>
+      </w:pPr>
+      <w:rPr>
+        <w:u w:val="none"/>
+      </w:rPr>
+    </w:lvl>
+    <w:lvl w:ilvl="4">
+      <w:start w:val="1"/>
+      <w:numFmt w:val="lowerLetter"/>
+      <w:lvlText w:val="%5."/>
+      <w:lvlJc w:val="left"/>
+      <w:pPr>
+        <w:ind w:left="3600" w:hanging="360"/>
+      </w:pPr>
+      <w:rPr>
+        <w:u w:val="none"/>
+      </w:rPr>
+    </w:lvl>
+    <w:lvl w:ilvl="5">
+      <w:start w:val="1"/>
+      <w:numFmt w:val="lowerRoman"/>
+      <w:lvlText w:val="%6."/>
+      <w:lvlJc w:val="right"/>
+      <w:pPr>
+        <w:ind w:left="4320" w:hanging="360"/>
+      </w:pPr>
+      <w:rPr>
+        <w:u w:val="none"/>
+      </w:rPr>
+    </w:lvl>
+    <w:lvl w:ilvl="6">
+      <w:start w:val="1"/>
+      <w:numFmt w:val="decimal"/>
+      <w:lvlText w:val="%7."/>
+      <w:lvlJc w:val="left"/>
+      <w:pPr>
+        <w:ind w:left="5040" w:hanging="360"/>
+      </w:pPr>
+      <w:rPr>
+        <w:u w:val="none"/>
+      </w:rPr>
+    </w:lvl>
+    <w:lvl w:ilvl="7">
+      <w:start w:val="1"/>
+      <w:numFmt w:val="lowerLetter"/>
+      <w:lvlText w:val="%8."/>
+      <w:lvlJc w:val="left"/>
+      <w:pPr>
+        <w:ind w:left="5760" w:hanging="360"/>
+      </w:pPr>
+      <w:rPr>
+        <w:u w:val="none"/>
+      </w:rPr>
+    </w:lvl>
+    <w:lvl w:ilvl="8">
+      <w:start w:val="1"/>
+      <w:numFmt w:val="lowerRoman"/>
+      <w:lvlText w:val="%9."/>
+      <w:lvlJc w:val="right"/>
+      <w:pPr>
+        <w:ind w:left="6480" w:hanging="360"/>
+      </w:pPr>
+      <w:rPr>
+        <w:u w:val="none"/>
+      </w:rPr>
+    </w:lvl>
+  </w:abstractNum>
+  <w:abstractNum w:abstractNumId="8">
+    <w:lvl w:ilvl="0">
+      <w:start w:val="1"/>
+      <w:numFmt w:val="decimal"/>
+      <w:lvlText w:val="%1."/>
+      <w:lvlJc w:val="left"/>
+      <w:pPr>
+        <w:ind w:left="720" w:hanging="360"/>
+      </w:pPr>
+      <w:rPr>
+        <w:u w:val="none"/>
+      </w:rPr>
+    </w:lvl>
+    <w:lvl w:ilvl="1">
+      <w:start w:val="1"/>
+      <w:numFmt w:val="lowerLetter"/>
+      <w:lvlText w:val="%2."/>
+      <w:lvlJc w:val="left"/>
+      <w:pPr>
+        <w:ind w:left="1440" w:hanging="360"/>
+      </w:pPr>
+      <w:rPr>
+        <w:u w:val="none"/>
+      </w:rPr>
+    </w:lvl>
+    <w:lvl w:ilvl="2">
+      <w:start w:val="1"/>
+      <w:numFmt w:val="lowerRoman"/>
+      <w:lvlText w:val="%3."/>
+      <w:lvlJc w:val="right"/>
+      <w:pPr>
+        <w:ind w:left="2160" w:hanging="360"/>
+      </w:pPr>
+      <w:rPr>
+        <w:u w:val="none"/>
+      </w:rPr>
+    </w:lvl>
+    <w:lvl w:ilvl="3">
+      <w:start w:val="1"/>
+      <w:numFmt w:val="decimal"/>
+      <w:lvlText w:val="%4."/>
+      <w:lvlJc w:val="left"/>
+      <w:pPr>
+        <w:ind w:left="2880" w:hanging="360"/>
+      </w:pPr>
+      <w:rPr>
+        <w:u w:val="none"/>
+      </w:rPr>
+    </w:lvl>
+    <w:lvl w:ilvl="4">
+      <w:start w:val="1"/>
+      <w:numFmt w:val="lowerLetter"/>
+      <w:lvlText w:val="%5."/>
+      <w:lvlJc w:val="left"/>
+      <w:pPr>
+        <w:ind w:left="3600" w:hanging="360"/>
+      </w:pPr>
+      <w:rPr>
+        <w:u w:val="none"/>
+      </w:rPr>
+    </w:lvl>
+    <w:lvl w:ilvl="5">
+      <w:start w:val="1"/>
+      <w:numFmt w:val="lowerRoman"/>
+      <w:lvlText w:val="%6."/>
+      <w:lvlJc w:val="right"/>
+      <w:pPr>
+        <w:ind w:left="4320" w:hanging="360"/>
+      </w:pPr>
+      <w:rPr>
+        <w:u w:val="none"/>
+      </w:rPr>
+    </w:lvl>
+    <w:lvl w:ilvl="6">
+      <w:start w:val="1"/>
+      <w:numFmt w:val="decimal"/>
+      <w:lvlText w:val="%7."/>
+      <w:lvlJc w:val="left"/>
+      <w:pPr>
+        <w:ind w:left="5040" w:hanging="360"/>
+      </w:pPr>
+      <w:rPr>
+        <w:u w:val="none"/>
+      </w:rPr>
+    </w:lvl>
+    <w:lvl w:ilvl="7">
+      <w:start w:val="1"/>
+      <w:numFmt w:val="lowerLetter"/>
+      <w:lvlText w:val="%8."/>
+      <w:lvlJc w:val="left"/>
+      <w:pPr>
+        <w:ind w:left="5760" w:hanging="360"/>
+      </w:pPr>
+      <w:rPr>
+        <w:u w:val="none"/>
+      </w:rPr>
+    </w:lvl>
+    <w:lvl w:ilvl="8">
+      <w:start w:val="1"/>
+      <w:numFmt w:val="lowerRoman"/>
+      <w:lvlText w:val="%9."/>
+      <w:lvlJc w:val="right"/>
+      <w:pPr>
+        <w:ind w:left="6480" w:hanging="360"/>
+      </w:pPr>
+      <w:rPr>
+        <w:u w:val="none"/>
+      </w:rPr>
+    </w:lvl>
+  </w:abstractNum>
+  <w:abstractNum w:abstractNumId="9">
+    <w:lvl w:ilvl="0">
+      <w:start w:val="1"/>
       <w:numFmt w:val="bullet"/>
       <w:lvlText w:val="●"/>
       <w:lvlJc w:val="left"/>
@@ -4721,7 +5928,227 @@
       </w:rPr>
     </w:lvl>
   </w:abstractNum>
-  <w:abstractNum w:abstractNumId="5">
+  <w:abstractNum w:abstractNumId="10">
+    <w:lvl w:ilvl="0">
+      <w:start w:val="1"/>
+      <w:numFmt w:val="bullet"/>
+      <w:lvlText w:val="●"/>
+      <w:lvlJc w:val="left"/>
+      <w:pPr>
+        <w:ind w:left="720" w:hanging="360"/>
+      </w:pPr>
+      <w:rPr>
+        <w:u w:val="none"/>
+      </w:rPr>
+    </w:lvl>
+    <w:lvl w:ilvl="1">
+      <w:start w:val="1"/>
+      <w:numFmt w:val="bullet"/>
+      <w:lvlText w:val="●"/>
+      <w:lvlJc w:val="left"/>
+      <w:pPr>
+        <w:ind w:left="1440" w:hanging="360"/>
+      </w:pPr>
+      <w:rPr>
+        <w:u w:val="none"/>
+      </w:rPr>
+    </w:lvl>
+    <w:lvl w:ilvl="2">
+      <w:start w:val="1"/>
+      <w:numFmt w:val="bullet"/>
+      <w:lvlText w:val="●"/>
+      <w:lvlJc w:val="left"/>
+      <w:pPr>
+        <w:ind w:left="2160" w:hanging="360"/>
+      </w:pPr>
+      <w:rPr>
+        <w:u w:val="none"/>
+      </w:rPr>
+    </w:lvl>
+    <w:lvl w:ilvl="3">
+      <w:start w:val="1"/>
+      <w:numFmt w:val="bullet"/>
+      <w:lvlText w:val="●"/>
+      <w:lvlJc w:val="left"/>
+      <w:pPr>
+        <w:ind w:left="2880" w:hanging="360"/>
+      </w:pPr>
+      <w:rPr>
+        <w:u w:val="none"/>
+      </w:rPr>
+    </w:lvl>
+    <w:lvl w:ilvl="4">
+      <w:start w:val="1"/>
+      <w:numFmt w:val="bullet"/>
+      <w:lvlText w:val="●"/>
+      <w:lvlJc w:val="left"/>
+      <w:pPr>
+        <w:ind w:left="3600" w:hanging="360"/>
+      </w:pPr>
+      <w:rPr>
+        <w:u w:val="none"/>
+      </w:rPr>
+    </w:lvl>
+    <w:lvl w:ilvl="5">
+      <w:start w:val="1"/>
+      <w:numFmt w:val="bullet"/>
+      <w:lvlText w:val="●"/>
+      <w:lvlJc w:val="left"/>
+      <w:pPr>
+        <w:ind w:left="4320" w:hanging="360"/>
+      </w:pPr>
+      <w:rPr>
+        <w:u w:val="none"/>
+      </w:rPr>
+    </w:lvl>
+    <w:lvl w:ilvl="6">
+      <w:start w:val="1"/>
+      <w:numFmt w:val="bullet"/>
+      <w:lvlText w:val="●"/>
+      <w:lvlJc w:val="left"/>
+      <w:pPr>
+        <w:ind w:left="5040" w:hanging="360"/>
+      </w:pPr>
+      <w:rPr>
+        <w:u w:val="none"/>
+      </w:rPr>
+    </w:lvl>
+    <w:lvl w:ilvl="7">
+      <w:start w:val="1"/>
+      <w:numFmt w:val="bullet"/>
+      <w:lvlText w:val="●"/>
+      <w:lvlJc w:val="left"/>
+      <w:pPr>
+        <w:ind w:left="5760" w:hanging="360"/>
+      </w:pPr>
+      <w:rPr>
+        <w:u w:val="none"/>
+      </w:rPr>
+    </w:lvl>
+    <w:lvl w:ilvl="8">
+      <w:start w:val="1"/>
+      <w:numFmt w:val="bullet"/>
+      <w:lvlText w:val="●"/>
+      <w:lvlJc w:val="left"/>
+      <w:pPr>
+        <w:ind w:left="6480" w:hanging="360"/>
+      </w:pPr>
+      <w:rPr>
+        <w:u w:val="none"/>
+      </w:rPr>
+    </w:lvl>
+  </w:abstractNum>
+  <w:abstractNum w:abstractNumId="11">
+    <w:lvl w:ilvl="0">
+      <w:start w:val="1"/>
+      <w:numFmt w:val="bullet"/>
+      <w:lvlText w:val="●"/>
+      <w:lvlJc w:val="left"/>
+      <w:pPr>
+        <w:ind w:left="720" w:hanging="360"/>
+      </w:pPr>
+      <w:rPr>
+        <w:u w:val="none"/>
+      </w:rPr>
+    </w:lvl>
+    <w:lvl w:ilvl="1">
+      <w:start w:val="1"/>
+      <w:numFmt w:val="bullet"/>
+      <w:lvlText w:val="●"/>
+      <w:lvlJc w:val="left"/>
+      <w:pPr>
+        <w:ind w:left="1440" w:hanging="360"/>
+      </w:pPr>
+      <w:rPr>
+        <w:u w:val="none"/>
+      </w:rPr>
+    </w:lvl>
+    <w:lvl w:ilvl="2">
+      <w:start w:val="1"/>
+      <w:numFmt w:val="bullet"/>
+      <w:lvlText w:val="●"/>
+      <w:lvlJc w:val="left"/>
+      <w:pPr>
+        <w:ind w:left="2160" w:hanging="360"/>
+      </w:pPr>
+      <w:rPr>
+        <w:u w:val="none"/>
+      </w:rPr>
+    </w:lvl>
+    <w:lvl w:ilvl="3">
+      <w:start w:val="1"/>
+      <w:numFmt w:val="bullet"/>
+      <w:lvlText w:val="●"/>
+      <w:lvlJc w:val="left"/>
+      <w:pPr>
+        <w:ind w:left="2880" w:hanging="360"/>
+      </w:pPr>
+      <w:rPr>
+        <w:u w:val="none"/>
+      </w:rPr>
+    </w:lvl>
+    <w:lvl w:ilvl="4">
+      <w:start w:val="1"/>
+      <w:numFmt w:val="bullet"/>
+      <w:lvlText w:val="●"/>
+      <w:lvlJc w:val="left"/>
+      <w:pPr>
+        <w:ind w:left="3600" w:hanging="360"/>
+      </w:pPr>
+      <w:rPr>
+        <w:u w:val="none"/>
+      </w:rPr>
+    </w:lvl>
+    <w:lvl w:ilvl="5">
+      <w:start w:val="1"/>
+      <w:numFmt w:val="bullet"/>
+      <w:lvlText w:val="●"/>
+      <w:lvlJc w:val="left"/>
+      <w:pPr>
+        <w:ind w:left="4320" w:hanging="360"/>
+      </w:pPr>
+      <w:rPr>
+        <w:u w:val="none"/>
+      </w:rPr>
+    </w:lvl>
+    <w:lvl w:ilvl="6">
+      <w:start w:val="1"/>
+      <w:numFmt w:val="bullet"/>
+      <w:lvlText w:val="●"/>
+      <w:lvlJc w:val="left"/>
+      <w:pPr>
+        <w:ind w:left="5040" w:hanging="360"/>
+      </w:pPr>
+      <w:rPr>
+        <w:u w:val="none"/>
+      </w:rPr>
+    </w:lvl>
+    <w:lvl w:ilvl="7">
+      <w:start w:val="1"/>
+      <w:numFmt w:val="bullet"/>
+      <w:lvlText w:val="●"/>
+      <w:lvlJc w:val="left"/>
+      <w:pPr>
+        <w:ind w:left="5760" w:hanging="360"/>
+      </w:pPr>
+      <w:rPr>
+        <w:u w:val="none"/>
+      </w:rPr>
+    </w:lvl>
+    <w:lvl w:ilvl="8">
+      <w:start w:val="1"/>
+      <w:numFmt w:val="bullet"/>
+      <w:lvlText w:val="●"/>
+      <w:lvlJc w:val="left"/>
+      <w:pPr>
+        <w:ind w:left="6480" w:hanging="360"/>
+      </w:pPr>
+      <w:rPr>
+        <w:u w:val="none"/>
+      </w:rPr>
+    </w:lvl>
+  </w:abstractNum>
+  <w:abstractNum w:abstractNumId="12">
     <w:lvl w:ilvl="0">
       <w:start w:val="1"/>
       <w:numFmt w:val="bullet"/>
@@ -4845,6 +6272,27 @@
   </w:num>
   <w:num w:numId="5">
     <w:abstractNumId w:val="5"/>
+  </w:num>
+  <w:num w:numId="6">
+    <w:abstractNumId w:val="6"/>
+  </w:num>
+  <w:num w:numId="7">
+    <w:abstractNumId w:val="7"/>
+  </w:num>
+  <w:num w:numId="8">
+    <w:abstractNumId w:val="8"/>
+  </w:num>
+  <w:num w:numId="9">
+    <w:abstractNumId w:val="9"/>
+  </w:num>
+  <w:num w:numId="10">
+    <w:abstractNumId w:val="10"/>
+  </w:num>
+  <w:num w:numId="11">
+    <w:abstractNumId w:val="11"/>
+  </w:num>
+  <w:num w:numId="12">
+    <w:abstractNumId w:val="12"/>
   </w:num>
 </w:numbering>
 </file>

--- a/Final/Report-G3.docx
+++ b/Final/Report-G3.docx
@@ -399,7 +399,6 @@
             <w:pPr>
               <w:keepNext w:val="0"/>
               <w:keepLines w:val="0"/>
-              <w:pageBreakBefore w:val="0"/>
               <w:widowControl w:val="0"/>
               <w:pBdr>
                 <w:top w:space="0" w:sz="0" w:val="nil"/>
@@ -441,7 +440,6 @@
             <w:pPr>
               <w:keepNext w:val="0"/>
               <w:keepLines w:val="0"/>
-              <w:pageBreakBefore w:val="0"/>
               <w:widowControl w:val="0"/>
               <w:pBdr>
                 <w:top w:space="0" w:sz="0" w:val="nil"/>
@@ -483,7 +481,6 @@
             <w:pPr>
               <w:keepNext w:val="0"/>
               <w:keepLines w:val="0"/>
-              <w:pageBreakBefore w:val="0"/>
               <w:widowControl w:val="0"/>
               <w:pBdr>
                 <w:top w:space="0" w:sz="0" w:val="nil"/>
@@ -525,7 +522,6 @@
             <w:pPr>
               <w:keepNext w:val="0"/>
               <w:keepLines w:val="0"/>
-              <w:pageBreakBefore w:val="0"/>
               <w:widowControl w:val="0"/>
               <w:pBdr>
                 <w:top w:space="0" w:sz="0" w:val="nil"/>
@@ -660,11 +656,10 @@
             <w:pPr>
               <w:keepNext w:val="0"/>
               <w:keepLines w:val="0"/>
-              <w:pageBreakBefore w:val="0"/>
               <w:widowControl w:val="0"/>
               <w:numPr>
                 <w:ilvl w:val="0"/>
-                <w:numId w:val="9"/>
+                <w:numId w:val="12"/>
               </w:numPr>
               <w:pBdr>
                 <w:top w:space="0" w:sz="0" w:val="nil"/>
@@ -690,16 +685,20 @@
               </w:rPr>
               <w:t xml:space="preserve">Writing test plan           </w:t>
             </w:r>
+            <w:r>
+              <w:rPr>
+                <w:rtl w:val="0"/>
+              </w:rPr>
+            </w:r>
           </w:p>
           <w:p>
             <w:pPr>
               <w:keepNext w:val="0"/>
               <w:keepLines w:val="0"/>
-              <w:pageBreakBefore w:val="0"/>
               <w:widowControl w:val="0"/>
               <w:numPr>
                 <w:ilvl w:val="0"/>
-                <w:numId w:val="9"/>
+                <w:numId w:val="12"/>
               </w:numPr>
               <w:pBdr>
                 <w:top w:space="0" w:sz="0" w:val="nil"/>
@@ -725,16 +724,20 @@
               </w:rPr>
               <w:t xml:space="preserve">Creating test cases</w:t>
             </w:r>
+            <w:r>
+              <w:rPr>
+                <w:rtl w:val="0"/>
+              </w:rPr>
+            </w:r>
           </w:p>
           <w:p>
             <w:pPr>
               <w:keepNext w:val="0"/>
               <w:keepLines w:val="0"/>
-              <w:pageBreakBefore w:val="0"/>
               <w:widowControl w:val="0"/>
               <w:numPr>
                 <w:ilvl w:val="0"/>
-                <w:numId w:val="9"/>
+                <w:numId w:val="12"/>
               </w:numPr>
               <w:pBdr>
                 <w:top w:space="0" w:sz="0" w:val="nil"/>
@@ -760,16 +763,20 @@
               </w:rPr>
               <w:t xml:space="preserve">Collecting user feedback</w:t>
             </w:r>
+            <w:r>
+              <w:rPr>
+                <w:rtl w:val="0"/>
+              </w:rPr>
+            </w:r>
           </w:p>
           <w:p>
             <w:pPr>
               <w:keepNext w:val="0"/>
               <w:keepLines w:val="0"/>
-              <w:pageBreakBefore w:val="0"/>
               <w:widowControl w:val="0"/>
               <w:numPr>
                 <w:ilvl w:val="0"/>
-                <w:numId w:val="9"/>
+                <w:numId w:val="12"/>
               </w:numPr>
               <w:pBdr>
                 <w:top w:space="0" w:sz="0" w:val="nil"/>
@@ -794,6 +801,11 @@
                 <w:rtl w:val="0"/>
               </w:rPr>
               <w:t xml:space="preserve">Recording improvements</w:t>
+            </w:r>
+            <w:r>
+              <w:rPr>
+                <w:rtl w:val="0"/>
+              </w:rPr>
             </w:r>
           </w:p>
         </w:tc>
@@ -905,11 +917,10 @@
             <w:pPr>
               <w:keepNext w:val="0"/>
               <w:keepLines w:val="0"/>
-              <w:pageBreakBefore w:val="0"/>
               <w:widowControl w:val="0"/>
               <w:numPr>
                 <w:ilvl w:val="0"/>
-                <w:numId w:val="12"/>
+                <w:numId w:val="4"/>
               </w:numPr>
               <w:pBdr>
                 <w:top w:space="0" w:sz="0" w:val="nil"/>
@@ -935,16 +946,20 @@
               </w:rPr>
               <w:t xml:space="preserve">Setting up GitHub repository                  Writing README</w:t>
             </w:r>
+            <w:r>
+              <w:rPr>
+                <w:rtl w:val="0"/>
+              </w:rPr>
+            </w:r>
           </w:p>
           <w:p>
             <w:pPr>
               <w:keepNext w:val="0"/>
               <w:keepLines w:val="0"/>
-              <w:pageBreakBefore w:val="0"/>
               <w:widowControl w:val="0"/>
               <w:numPr>
                 <w:ilvl w:val="0"/>
-                <w:numId w:val="12"/>
+                <w:numId w:val="4"/>
               </w:numPr>
               <w:pBdr>
                 <w:top w:space="0" w:sz="0" w:val="nil"/>
@@ -970,16 +985,20 @@
               </w:rPr>
               <w:t xml:space="preserve">Organizing folders</w:t>
             </w:r>
+            <w:r>
+              <w:rPr>
+                <w:rtl w:val="0"/>
+              </w:rPr>
+            </w:r>
           </w:p>
           <w:p>
             <w:pPr>
               <w:keepNext w:val="0"/>
               <w:keepLines w:val="0"/>
-              <w:pageBreakBefore w:val="0"/>
               <w:widowControl w:val="0"/>
               <w:numPr>
                 <w:ilvl w:val="0"/>
-                <w:numId w:val="12"/>
+                <w:numId w:val="4"/>
               </w:numPr>
               <w:pBdr>
                 <w:top w:space="0" w:sz="0" w:val="nil"/>
@@ -1005,16 +1024,20 @@
               </w:rPr>
               <w:t xml:space="preserve">Managing commit history</w:t>
             </w:r>
+            <w:r>
+              <w:rPr>
+                <w:rtl w:val="0"/>
+              </w:rPr>
+            </w:r>
           </w:p>
           <w:p>
             <w:pPr>
               <w:keepNext w:val="0"/>
               <w:keepLines w:val="0"/>
-              <w:pageBreakBefore w:val="0"/>
               <w:widowControl w:val="0"/>
               <w:numPr>
                 <w:ilvl w:val="0"/>
-                <w:numId w:val="12"/>
+                <w:numId w:val="4"/>
               </w:numPr>
               <w:pBdr>
                 <w:top w:space="0" w:sz="0" w:val="nil"/>
@@ -1039,6 +1062,11 @@
                 <w:rtl w:val="0"/>
               </w:rPr>
               <w:t xml:space="preserve">Compiling report</w:t>
+            </w:r>
+            <w:r>
+              <w:rPr>
+                <w:rtl w:val="0"/>
+              </w:rPr>
             </w:r>
           </w:p>
         </w:tc>
@@ -1150,11 +1178,10 @@
             <w:pPr>
               <w:keepNext w:val="0"/>
               <w:keepLines w:val="0"/>
-              <w:pageBreakBefore w:val="0"/>
               <w:widowControl w:val="0"/>
               <w:numPr>
                 <w:ilvl w:val="0"/>
-                <w:numId w:val="3"/>
+                <w:numId w:val="6"/>
               </w:numPr>
               <w:pBdr>
                 <w:top w:space="0" w:sz="0" w:val="nil"/>
@@ -1180,16 +1207,20 @@
               </w:rPr>
               <w:t xml:space="preserve">Managing Trello Board</w:t>
             </w:r>
+            <w:r>
+              <w:rPr>
+                <w:rtl w:val="0"/>
+              </w:rPr>
+            </w:r>
           </w:p>
           <w:p>
             <w:pPr>
               <w:keepNext w:val="0"/>
               <w:keepLines w:val="0"/>
-              <w:pageBreakBefore w:val="0"/>
               <w:widowControl w:val="0"/>
               <w:numPr>
                 <w:ilvl w:val="0"/>
-                <w:numId w:val="3"/>
+                <w:numId w:val="6"/>
               </w:numPr>
               <w:pBdr>
                 <w:top w:space="0" w:sz="0" w:val="nil"/>
@@ -1215,16 +1246,20 @@
               </w:rPr>
               <w:t xml:space="preserve">Create burndown chart</w:t>
             </w:r>
+            <w:r>
+              <w:rPr>
+                <w:rtl w:val="0"/>
+              </w:rPr>
+            </w:r>
           </w:p>
           <w:p>
             <w:pPr>
               <w:keepNext w:val="0"/>
               <w:keepLines w:val="0"/>
-              <w:pageBreakBefore w:val="0"/>
               <w:widowControl w:val="0"/>
               <w:numPr>
                 <w:ilvl w:val="0"/>
-                <w:numId w:val="3"/>
+                <w:numId w:val="6"/>
               </w:numPr>
               <w:pBdr>
                 <w:top w:space="0" w:sz="0" w:val="nil"/>
@@ -1250,16 +1285,20 @@
               </w:rPr>
               <w:t xml:space="preserve">Monitoring sprint progress</w:t>
             </w:r>
+            <w:r>
+              <w:rPr>
+                <w:rtl w:val="0"/>
+              </w:rPr>
+            </w:r>
           </w:p>
           <w:p>
             <w:pPr>
               <w:keepNext w:val="0"/>
               <w:keepLines w:val="0"/>
-              <w:pageBreakBefore w:val="0"/>
               <w:widowControl w:val="0"/>
               <w:numPr>
                 <w:ilvl w:val="0"/>
-                <w:numId w:val="3"/>
+                <w:numId w:val="6"/>
               </w:numPr>
               <w:pBdr>
                 <w:top w:space="0" w:sz="0" w:val="nil"/>
@@ -1290,13 +1329,13 @@
               <w:widowControl w:val="0"/>
               <w:numPr>
                 <w:ilvl w:val="0"/>
-                <w:numId w:val="3"/>
+                <w:numId w:val="6"/>
               </w:numPr>
               <w:pBdr>
-                <w:top w:color="auto" w:space="0" w:sz="0" w:val="none"/>
-                <w:bottom w:color="auto" w:space="0" w:sz="0" w:val="none"/>
-                <w:right w:color="auto" w:space="0" w:sz="0" w:val="none"/>
-                <w:between w:color="auto" w:space="0" w:sz="0" w:val="none"/>
+                <w:top w:color="000000" w:space="0" w:sz="0" w:val="none"/>
+                <w:bottom w:color="000000" w:space="0" w:sz="0" w:val="none"/>
+                <w:right w:color="000000" w:space="0" w:sz="0" w:val="none"/>
+                <w:between w:color="000000" w:space="0" w:sz="0" w:val="none"/>
               </w:pBdr>
               <w:spacing w:line="360" w:lineRule="auto"/>
               <w:ind w:left="720" w:hanging="360"/>
@@ -1313,6 +1352,11 @@
                 <w:rtl w:val="0"/>
               </w:rPr>
               <w:t xml:space="preserve">Explain Agile methodology used </w:t>
+            </w:r>
+            <w:r>
+              <w:rPr>
+                <w:rtl w:val="0"/>
+              </w:rPr>
             </w:r>
           </w:p>
         </w:tc>
@@ -1424,11 +1468,10 @@
             <w:pPr>
               <w:keepNext w:val="0"/>
               <w:keepLines w:val="0"/>
-              <w:pageBreakBefore w:val="0"/>
               <w:widowControl w:val="0"/>
               <w:numPr>
                 <w:ilvl w:val="0"/>
-                <w:numId w:val="10"/>
+                <w:numId w:val="2"/>
               </w:numPr>
               <w:pBdr>
                 <w:top w:space="0" w:sz="0" w:val="nil"/>
@@ -1458,11 +1501,10 @@
             <w:pPr>
               <w:keepNext w:val="0"/>
               <w:keepLines w:val="0"/>
-              <w:pageBreakBefore w:val="0"/>
               <w:widowControl w:val="0"/>
               <w:numPr>
                 <w:ilvl w:val="0"/>
-                <w:numId w:val="10"/>
+                <w:numId w:val="2"/>
               </w:numPr>
               <w:pBdr>
                 <w:top w:space="0" w:sz="0" w:val="nil"/>
@@ -1488,16 +1530,20 @@
               </w:rPr>
               <w:t xml:space="preserve">Creating User stories</w:t>
             </w:r>
+            <w:r>
+              <w:rPr>
+                <w:rtl w:val="0"/>
+              </w:rPr>
+            </w:r>
           </w:p>
           <w:p>
             <w:pPr>
               <w:keepNext w:val="0"/>
               <w:keepLines w:val="0"/>
-              <w:pageBreakBefore w:val="0"/>
               <w:widowControl w:val="0"/>
               <w:numPr>
                 <w:ilvl w:val="0"/>
-                <w:numId w:val="10"/>
+                <w:numId w:val="2"/>
               </w:numPr>
               <w:pBdr>
                 <w:top w:space="0" w:sz="0" w:val="nil"/>
@@ -1527,11 +1573,10 @@
             <w:pPr>
               <w:keepNext w:val="0"/>
               <w:keepLines w:val="0"/>
-              <w:pageBreakBefore w:val="0"/>
               <w:widowControl w:val="0"/>
               <w:numPr>
                 <w:ilvl w:val="0"/>
-                <w:numId w:val="10"/>
+                <w:numId w:val="2"/>
               </w:numPr>
               <w:pBdr>
                 <w:top w:space="0" w:sz="0" w:val="nil"/>
@@ -1557,16 +1602,20 @@
               </w:rPr>
               <w:t xml:space="preserve">Draw Use Case Diagram</w:t>
             </w:r>
+            <w:r>
+              <w:rPr>
+                <w:rtl w:val="0"/>
+              </w:rPr>
+            </w:r>
           </w:p>
           <w:p>
             <w:pPr>
               <w:keepNext w:val="0"/>
               <w:keepLines w:val="0"/>
-              <w:pageBreakBefore w:val="0"/>
               <w:widowControl w:val="0"/>
               <w:numPr>
                 <w:ilvl w:val="0"/>
-                <w:numId w:val="10"/>
+                <w:numId w:val="2"/>
               </w:numPr>
               <w:pBdr>
                 <w:top w:space="0" w:sz="0" w:val="nil"/>
@@ -1591,6 +1640,11 @@
                 <w:rtl w:val="0"/>
               </w:rPr>
               <w:t xml:space="preserve">Organizing weekly meeting</w:t>
+            </w:r>
+            <w:r>
+              <w:rPr>
+                <w:rtl w:val="0"/>
+              </w:rPr>
             </w:r>
           </w:p>
         </w:tc>
@@ -1702,11 +1756,10 @@
             <w:pPr>
               <w:keepNext w:val="0"/>
               <w:keepLines w:val="0"/>
-              <w:pageBreakBefore w:val="0"/>
               <w:widowControl w:val="0"/>
               <w:numPr>
                 <w:ilvl w:val="0"/>
-                <w:numId w:val="11"/>
+                <w:numId w:val="3"/>
               </w:numPr>
               <w:pBdr>
                 <w:top w:space="0" w:sz="0" w:val="nil"/>
@@ -1732,16 +1785,20 @@
               </w:rPr>
               <w:t xml:space="preserve">Design login page</w:t>
             </w:r>
+            <w:r>
+              <w:rPr>
+                <w:rtl w:val="0"/>
+              </w:rPr>
+            </w:r>
           </w:p>
           <w:p>
             <w:pPr>
               <w:keepNext w:val="0"/>
               <w:keepLines w:val="0"/>
-              <w:pageBreakBefore w:val="0"/>
               <w:widowControl w:val="0"/>
               <w:numPr>
                 <w:ilvl w:val="0"/>
-                <w:numId w:val="11"/>
+                <w:numId w:val="3"/>
               </w:numPr>
               <w:pBdr>
                 <w:top w:space="0" w:sz="0" w:val="nil"/>
@@ -1767,16 +1824,20 @@
               </w:rPr>
               <w:t xml:space="preserve">Design appointment booking UI</w:t>
             </w:r>
+            <w:r>
+              <w:rPr>
+                <w:rtl w:val="0"/>
+              </w:rPr>
+            </w:r>
           </w:p>
           <w:p>
             <w:pPr>
               <w:keepNext w:val="0"/>
               <w:keepLines w:val="0"/>
-              <w:pageBreakBefore w:val="0"/>
               <w:widowControl w:val="0"/>
               <w:numPr>
                 <w:ilvl w:val="0"/>
-                <w:numId w:val="11"/>
+                <w:numId w:val="3"/>
               </w:numPr>
               <w:pBdr>
                 <w:top w:space="0" w:sz="0" w:val="nil"/>
@@ -1802,16 +1863,20 @@
               </w:rPr>
               <w:t xml:space="preserve">Draft class Diagram</w:t>
             </w:r>
+            <w:r>
+              <w:rPr>
+                <w:rtl w:val="0"/>
+              </w:rPr>
+            </w:r>
           </w:p>
           <w:p>
             <w:pPr>
               <w:keepNext w:val="0"/>
               <w:keepLines w:val="0"/>
-              <w:pageBreakBefore w:val="0"/>
               <w:widowControl w:val="0"/>
               <w:numPr>
                 <w:ilvl w:val="0"/>
-                <w:numId w:val="11"/>
+                <w:numId w:val="3"/>
               </w:numPr>
               <w:pBdr>
                 <w:top w:space="0" w:sz="0" w:val="nil"/>
@@ -1871,7 +1936,7 @@
           <w:szCs w:val="28"/>
         </w:rPr>
       </w:pPr>
-      <w:bookmarkStart w:colFirst="0" w:colLast="0" w:name="_qr0596l9n8cw" w:id="0"/>
+      <w:bookmarkStart w:colFirst="0" w:colLast="0" w:name="_heading=h.cqgq09s41co6" w:id="0"/>
       <w:bookmarkEnd w:id="0"/>
       <w:r>
         <w:rPr>
@@ -2019,7 +2084,7 @@
           <w:szCs w:val="28"/>
         </w:rPr>
       </w:pPr>
-      <w:bookmarkStart w:colFirst="0" w:colLast="0" w:name="_xdsyn8a7hf2z" w:id="1"/>
+      <w:bookmarkStart w:colFirst="0" w:colLast="0" w:name="_heading=h.tzwyf8bkgeg0" w:id="1"/>
       <w:bookmarkEnd w:id="1"/>
       <w:r>
         <w:rPr>
@@ -2155,7 +2220,7 @@
           <w:szCs w:val="28"/>
         </w:rPr>
       </w:pPr>
-      <w:bookmarkStart w:colFirst="0" w:colLast="0" w:name="_vmqx8114bv2r" w:id="2"/>
+      <w:bookmarkStart w:colFirst="0" w:colLast="0" w:name="_heading=h.5g6i06v9e6t9" w:id="2"/>
       <w:bookmarkEnd w:id="2"/>
       <w:r>
         <w:rPr>
@@ -2282,7 +2347,7 @@
       <w:pPr>
         <w:numPr>
           <w:ilvl w:val="0"/>
-          <w:numId w:val="8"/>
+          <w:numId w:val="11"/>
         </w:numPr>
         <w:spacing w:line="360" w:lineRule="auto"/>
         <w:ind w:left="720" w:hanging="360"/>
@@ -2299,13 +2364,18 @@
           <w:rtl w:val="0"/>
         </w:rPr>
         <w:t xml:space="preserve">Product Backlog – a list of all user stories and system requirements</w:t>
+      </w:r>
+      <w:r>
+        <w:rPr>
+          <w:rtl w:val="0"/>
+        </w:rPr>
       </w:r>
     </w:p>
     <w:p>
       <w:pPr>
         <w:numPr>
           <w:ilvl w:val="0"/>
-          <w:numId w:val="8"/>
+          <w:numId w:val="11"/>
         </w:numPr>
         <w:spacing w:line="360" w:lineRule="auto"/>
         <w:ind w:left="720" w:hanging="360"/>
@@ -2322,13 +2392,18 @@
           <w:rtl w:val="0"/>
         </w:rPr>
         <w:t xml:space="preserve">To Do – tasks planned for the current sprint</w:t>
+      </w:r>
+      <w:r>
+        <w:rPr>
+          <w:rtl w:val="0"/>
+        </w:rPr>
       </w:r>
     </w:p>
     <w:p>
       <w:pPr>
         <w:numPr>
           <w:ilvl w:val="0"/>
-          <w:numId w:val="8"/>
+          <w:numId w:val="11"/>
         </w:numPr>
         <w:spacing w:line="360" w:lineRule="auto"/>
         <w:ind w:left="720" w:hanging="360"/>
@@ -2345,13 +2420,18 @@
           <w:rtl w:val="0"/>
         </w:rPr>
         <w:t xml:space="preserve">Doing – tasks currently being worked on by team members</w:t>
+      </w:r>
+      <w:r>
+        <w:rPr>
+          <w:rtl w:val="0"/>
+        </w:rPr>
       </w:r>
     </w:p>
     <w:p>
       <w:pPr>
         <w:numPr>
           <w:ilvl w:val="0"/>
-          <w:numId w:val="8"/>
+          <w:numId w:val="11"/>
         </w:numPr>
         <w:spacing w:line="360" w:lineRule="auto"/>
         <w:ind w:left="720" w:hanging="360"/>
@@ -2369,37 +2449,55 @@
         </w:rPr>
         <w:t xml:space="preserve">Done – completed tasks</w:t>
       </w:r>
-    </w:p>
-    <w:p>
-      <w:pPr>
-        <w:spacing w:line="360" w:lineRule="auto"/>
-        <w:rPr>
-          <w:sz w:val="24"/>
-          <w:szCs w:val="24"/>
-        </w:rPr>
-      </w:pPr>
-      <w:r>
-        <w:rPr>
-          <w:rtl w:val="0"/>
-        </w:rPr>
-      </w:r>
-    </w:p>
-    <w:p>
-      <w:pPr>
-        <w:spacing w:line="360" w:lineRule="auto"/>
-        <w:rPr>
-          <w:sz w:val="24"/>
-          <w:szCs w:val="24"/>
-        </w:rPr>
-      </w:pPr>
-      <w:r>
-        <w:rPr>
-          <w:rFonts w:ascii="Arial Unicode MS" w:cs="Arial Unicode MS" w:eastAsia="Arial Unicode MS" w:hAnsi="Arial Unicode MS"/>
-          <w:sz w:val="24"/>
-          <w:szCs w:val="24"/>
-          <w:rtl w:val="0"/>
-        </w:rPr>
-        <w:t xml:space="preserve">Each task was represented as a card on the Trello board. Cards included task descriptions, assigned team members, and deadlines. Team members moved cards across the lists as work progressed from To Do → Doing → Done.</w:t>
+      <w:r>
+        <w:rPr>
+          <w:rtl w:val="0"/>
+        </w:rPr>
+      </w:r>
+    </w:p>
+    <w:p>
+      <w:pPr>
+        <w:spacing w:line="360" w:lineRule="auto"/>
+        <w:rPr>
+          <w:sz w:val="24"/>
+          <w:szCs w:val="24"/>
+        </w:rPr>
+      </w:pPr>
+      <w:r>
+        <w:rPr>
+          <w:rtl w:val="0"/>
+        </w:rPr>
+      </w:r>
+    </w:p>
+    <w:p>
+      <w:pPr>
+        <w:spacing w:line="360" w:lineRule="auto"/>
+        <w:rPr>
+          <w:sz w:val="24"/>
+          <w:szCs w:val="24"/>
+        </w:rPr>
+      </w:pPr>
+      <w:sdt>
+        <w:sdtPr>
+          <w:id w:val="-1972434138"/>
+          <w:tag w:val="goog_rdk_0"/>
+        </w:sdtPr>
+        <w:sdtContent>
+          <w:r>
+            <w:rPr>
+              <w:rFonts w:ascii="Arial Unicode MS" w:cs="Arial Unicode MS" w:eastAsia="Arial Unicode MS" w:hAnsi="Arial Unicode MS"/>
+              <w:sz w:val="24"/>
+              <w:szCs w:val="24"/>
+              <w:rtl w:val="0"/>
+            </w:rPr>
+            <w:t xml:space="preserve">Each task was represented as a card on the Trello board. Cards included task descriptions, assigned team members, and deadlines. Team members moved cards across the lists as work progressed from To Do → Doing → Done.</w:t>
+          </w:r>
+        </w:sdtContent>
+      </w:sdt>
+      <w:r>
+        <w:rPr>
+          <w:rtl w:val="0"/>
+        </w:rPr>
       </w:r>
     </w:p>
     <w:p>
@@ -2506,7 +2604,7 @@
           <w:szCs w:val="28"/>
         </w:rPr>
       </w:pPr>
-      <w:bookmarkStart w:colFirst="0" w:colLast="0" w:name="_s5dmpielxu94" w:id="3"/>
+      <w:bookmarkStart w:colFirst="0" w:colLast="0" w:name="_heading=h.91w4eerkejs2" w:id="3"/>
       <w:bookmarkEnd w:id="3"/>
       <w:r>
         <w:rPr>
@@ -2528,7 +2626,7 @@
           <w:szCs w:val="28"/>
         </w:rPr>
       </w:pPr>
-      <w:bookmarkStart w:colFirst="0" w:colLast="0" w:name="_pw7mauklca5w" w:id="4"/>
+      <w:bookmarkStart w:colFirst="0" w:colLast="0" w:name="_heading=h.l45d4q5407lv" w:id="4"/>
       <w:bookmarkEnd w:id="4"/>
       <w:r>
         <w:rPr>
@@ -2565,7 +2663,7 @@
           <w:szCs w:val="28"/>
         </w:rPr>
       </w:pPr>
-      <w:bookmarkStart w:colFirst="0" w:colLast="0" w:name="_1frk58tx6rdk" w:id="5"/>
+      <w:bookmarkStart w:colFirst="0" w:colLast="0" w:name="_heading=h.cx8yf5po74ir" w:id="5"/>
       <w:bookmarkEnd w:id="5"/>
       <w:r>
         <w:rPr>
@@ -2664,7 +2762,7 @@
           <w:szCs w:val="28"/>
         </w:rPr>
       </w:pPr>
-      <w:bookmarkStart w:colFirst="0" w:colLast="0" w:name="_jehb1txho4uk" w:id="6"/>
+      <w:bookmarkStart w:colFirst="0" w:colLast="0" w:name="_heading=h.8h4nq9fw15qv" w:id="6"/>
       <w:bookmarkEnd w:id="6"/>
       <w:r>
         <w:rPr>
@@ -2763,7 +2861,7 @@
           <w:szCs w:val="28"/>
         </w:rPr>
       </w:pPr>
-      <w:bookmarkStart w:colFirst="0" w:colLast="0" w:name="_ggi6yv9x4gja" w:id="7"/>
+      <w:bookmarkStart w:colFirst="0" w:colLast="0" w:name="_heading=h.ixzav85wgdv4" w:id="7"/>
       <w:bookmarkEnd w:id="7"/>
       <w:r>
         <w:rPr>
@@ -2873,7 +2971,7 @@
           <w:szCs w:val="28"/>
         </w:rPr>
       </w:pPr>
-      <w:bookmarkStart w:colFirst="0" w:colLast="0" w:name="_4blxqbq17tkp" w:id="8"/>
+      <w:bookmarkStart w:colFirst="0" w:colLast="0" w:name="_heading=h.87nx3j2nt9jr" w:id="8"/>
       <w:bookmarkEnd w:id="8"/>
       <w:r>
         <w:rPr>
@@ -3005,80 +3103,27 @@
           <w:szCs w:val="28"/>
         </w:rPr>
       </w:pPr>
-      <w:bookmarkStart w:colFirst="0" w:colLast="0" w:name="_6d5ny3fiz87x" w:id="9"/>
+      <w:bookmarkStart w:colFirst="0" w:colLast="0" w:name="_heading=h.ye15ef1furzx" w:id="9"/>
       <w:bookmarkEnd w:id="9"/>
       <w:r>
+        <w:rPr>
+          <w:rtl w:val="0"/>
+        </w:rPr>
+      </w:r>
+    </w:p>
+    <w:p>
+      <w:pPr>
+        <w:pStyle w:val="Heading1"/>
+        <w:spacing w:line="360" w:lineRule="auto"/>
         <w:rPr>
           <w:b w:val="1"/>
           <w:bCs w:val="1"/>
           <w:sz w:val="28"/>
           <w:szCs w:val="28"/>
-          <w:rtl w:val="0"/>
-        </w:rPr>
-        <w:t xml:space="preserve">GitHub Evidence</w:t>
-      </w:r>
-    </w:p>
-    <w:p>
-      <w:pPr>
-        <w:spacing w:line="360" w:lineRule="auto"/>
-        <w:rPr/>
-      </w:pPr>
-      <w:r>
-        <w:rPr>
-          <w:rtl w:val="0"/>
-        </w:rPr>
-      </w:r>
-    </w:p>
-    <w:p>
-      <w:pPr>
-        <w:pStyle w:val="Heading1"/>
-        <w:spacing w:line="360" w:lineRule="auto"/>
-        <w:rPr/>
-      </w:pPr>
-      <w:bookmarkStart w:colFirst="0" w:colLast="0" w:name="_901sb3e8xgz9" w:id="10"/>
+        </w:rPr>
+      </w:pPr>
+      <w:bookmarkStart w:colFirst="0" w:colLast="0" w:name="_heading=h.ym97q5hwurqj" w:id="10"/>
       <w:bookmarkEnd w:id="10"/>
-      <w:r>
-        <w:rPr>
-          <w:rtl w:val="0"/>
-        </w:rPr>
-      </w:r>
-    </w:p>
-    <w:p>
-      <w:pPr>
-        <w:pStyle w:val="Heading1"/>
-        <w:spacing w:line="360" w:lineRule="auto"/>
-        <w:rPr/>
-      </w:pPr>
-      <w:bookmarkStart w:colFirst="0" w:colLast="0" w:name="_5t37ygidujsg" w:id="11"/>
-      <w:bookmarkEnd w:id="11"/>
-      <w:r>
-        <w:rPr>
-          <w:rtl w:val="0"/>
-        </w:rPr>
-      </w:r>
-    </w:p>
-    <w:p>
-      <w:pPr>
-        <w:pStyle w:val="Heading1"/>
-        <w:spacing w:line="360" w:lineRule="auto"/>
-        <w:rPr/>
-      </w:pPr>
-      <w:bookmarkStart w:colFirst="0" w:colLast="0" w:name="_t7gj4ewduinw" w:id="12"/>
-      <w:bookmarkEnd w:id="12"/>
-      <w:r>
-        <w:rPr>
-          <w:rtl w:val="0"/>
-        </w:rPr>
-      </w:r>
-    </w:p>
-    <w:p>
-      <w:pPr>
-        <w:pStyle w:val="Heading1"/>
-        <w:spacing w:line="360" w:lineRule="auto"/>
-        <w:rPr/>
-      </w:pPr>
-      <w:bookmarkStart w:colFirst="0" w:colLast="0" w:name="_6pwe1jbysbc" w:id="13"/>
-      <w:bookmarkEnd w:id="13"/>
       <w:r>
         <w:rPr>
           <w:rtl w:val="0"/>
@@ -3096,291 +3141,405 @@
           <w:szCs w:val="28"/>
         </w:rPr>
       </w:pPr>
-      <w:bookmarkStart w:colFirst="0" w:colLast="0" w:name="_hwnny8xy7bju" w:id="14"/>
-      <w:bookmarkEnd w:id="14"/>
-      <w:r>
+      <w:bookmarkStart w:colFirst="0" w:colLast="0" w:name="_heading=h.uk5pf75e8vf1" w:id="11"/>
+      <w:bookmarkEnd w:id="11"/>
+      <w:r>
+        <w:rPr>
+          <w:rtl w:val="0"/>
+        </w:rPr>
+      </w:r>
+    </w:p>
+    <w:p>
+      <w:pPr>
+        <w:pStyle w:val="Heading1"/>
+        <w:spacing w:line="360" w:lineRule="auto"/>
         <w:rPr>
           <w:b w:val="1"/>
           <w:bCs w:val="1"/>
           <w:sz w:val="28"/>
           <w:szCs w:val="28"/>
-          <w:rtl w:val="0"/>
-        </w:rPr>
-        <w:t xml:space="preserve">Prototype Showcase</w:t>
-      </w:r>
-    </w:p>
-    <w:p>
-      <w:pPr>
-        <w:spacing w:line="360" w:lineRule="auto"/>
-        <w:rPr/>
-      </w:pPr>
-      <w:r>
-        <w:rPr>
-          <w:rtl w:val="0"/>
-        </w:rPr>
-      </w:r>
-    </w:p>
-    <w:p>
-      <w:pPr>
-        <w:spacing w:line="360" w:lineRule="auto"/>
-        <w:rPr/>
-      </w:pPr>
-      <w:r>
-        <w:rPr>
-          <w:rtl w:val="0"/>
-        </w:rPr>
-      </w:r>
-    </w:p>
-    <w:p>
-      <w:pPr>
-        <w:spacing w:line="360" w:lineRule="auto"/>
-        <w:rPr/>
-      </w:pPr>
-      <w:r>
-        <w:rPr>
-          <w:rtl w:val="0"/>
-        </w:rPr>
-      </w:r>
-    </w:p>
-    <w:p>
-      <w:pPr>
-        <w:spacing w:line="360" w:lineRule="auto"/>
-        <w:rPr/>
-      </w:pPr>
-      <w:r>
-        <w:rPr>
-          <w:rtl w:val="0"/>
-        </w:rPr>
-      </w:r>
-    </w:p>
-    <w:p>
-      <w:pPr>
-        <w:spacing w:line="360" w:lineRule="auto"/>
-        <w:rPr/>
-      </w:pPr>
-      <w:r>
-        <w:rPr>
-          <w:rtl w:val="0"/>
-        </w:rPr>
-      </w:r>
-    </w:p>
-    <w:p>
-      <w:pPr>
-        <w:spacing w:line="360" w:lineRule="auto"/>
-        <w:rPr/>
-      </w:pPr>
-      <w:r>
-        <w:rPr>
-          <w:rtl w:val="0"/>
-        </w:rPr>
-      </w:r>
-    </w:p>
-    <w:p>
-      <w:pPr>
-        <w:spacing w:line="360" w:lineRule="auto"/>
-        <w:rPr/>
-      </w:pPr>
-      <w:r>
-        <w:rPr>
-          <w:rtl w:val="0"/>
-        </w:rPr>
-      </w:r>
-    </w:p>
-    <w:p>
-      <w:pPr>
-        <w:spacing w:line="360" w:lineRule="auto"/>
-        <w:rPr/>
-      </w:pPr>
-      <w:r>
-        <w:rPr>
-          <w:rtl w:val="0"/>
-        </w:rPr>
-      </w:r>
-    </w:p>
-    <w:p>
-      <w:pPr>
-        <w:pStyle w:val="Heading2"/>
-        <w:spacing w:line="360" w:lineRule="auto"/>
-        <w:rPr>
+        </w:rPr>
+      </w:pPr>
+      <w:bookmarkStart w:colFirst="0" w:colLast="0" w:name="_heading=h.msqk73dnbl3h" w:id="12"/>
+      <w:bookmarkEnd w:id="12"/>
+      <w:r>
+        <w:rPr>
+          <w:rtl w:val="0"/>
+        </w:rPr>
+      </w:r>
+    </w:p>
+    <w:p>
+      <w:pPr>
+        <w:pStyle w:val="Heading1"/>
+        <w:spacing w:line="360" w:lineRule="auto"/>
+        <w:rPr>
+          <w:b w:val="1"/>
+          <w:bCs w:val="1"/>
           <w:sz w:val="28"/>
           <w:szCs w:val="28"/>
         </w:rPr>
       </w:pPr>
-      <w:bookmarkStart w:colFirst="0" w:colLast="0" w:name="_9de80qcvc92l" w:id="15"/>
-      <w:bookmarkEnd w:id="15"/>
-      <w:r>
-        <w:rPr>
+      <w:bookmarkStart w:colFirst="0" w:colLast="0" w:name="_heading=h.kurspkx029u8" w:id="13"/>
+      <w:bookmarkEnd w:id="13"/>
+      <w:r>
+        <w:rPr>
+          <w:rtl w:val="0"/>
+        </w:rPr>
+      </w:r>
+    </w:p>
+    <w:p>
+      <w:pPr>
+        <w:pStyle w:val="Heading1"/>
+        <w:spacing w:line="360" w:lineRule="auto"/>
+        <w:rPr>
+          <w:b w:val="1"/>
+          <w:bCs w:val="1"/>
           <w:sz w:val="28"/>
           <w:szCs w:val="28"/>
-          <w:rtl w:val="0"/>
-        </w:rPr>
-        <w:t xml:space="preserve">Prototype Overview</w:t>
-      </w:r>
-    </w:p>
-    <w:p>
-      <w:pPr>
-        <w:spacing w:line="360" w:lineRule="auto"/>
-        <w:rPr>
-          <w:sz w:val="24"/>
-          <w:szCs w:val="24"/>
-        </w:rPr>
-      </w:pPr>
-      <w:r>
-        <w:rPr>
-          <w:sz w:val="24"/>
-          <w:szCs w:val="24"/>
-          <w:rtl w:val="0"/>
-        </w:rPr>
-        <w:t xml:space="preserve">The prototype of the University Clinic Appointment System demonstrates the main features of the system and how students interact with the university healthcare portal.</w:t>
-      </w:r>
-    </w:p>
-    <w:p>
-      <w:pPr>
-        <w:spacing w:line="360" w:lineRule="auto"/>
-        <w:rPr>
-          <w:sz w:val="24"/>
-          <w:szCs w:val="24"/>
-        </w:rPr>
-      </w:pPr>
-      <w:r>
-        <w:rPr>
-          <w:rtl w:val="0"/>
-        </w:rPr>
-      </w:r>
-    </w:p>
-    <w:p>
-      <w:pPr>
-        <w:spacing w:line="360" w:lineRule="auto"/>
-        <w:rPr>
-          <w:sz w:val="24"/>
-          <w:szCs w:val="24"/>
-        </w:rPr>
-      </w:pPr>
-      <w:r>
-        <w:rPr>
-          <w:sz w:val="24"/>
-          <w:szCs w:val="24"/>
-          <w:rtl w:val="0"/>
-        </w:rPr>
-        <w:t xml:space="preserve">The prototype focuses on two main functions:</w:t>
-      </w:r>
-    </w:p>
-    <w:p>
-      <w:pPr>
-        <w:spacing w:line="360" w:lineRule="auto"/>
-        <w:rPr>
-          <w:sz w:val="24"/>
-          <w:szCs w:val="24"/>
-        </w:rPr>
-      </w:pPr>
-      <w:r>
-        <w:rPr>
-          <w:sz w:val="24"/>
-          <w:szCs w:val="24"/>
-          <w:rtl w:val="0"/>
-        </w:rPr>
-        <w:t xml:space="preserve">1.Secure student login </w:t>
-      </w:r>
-    </w:p>
-    <w:p>
-      <w:pPr>
-        <w:spacing w:line="360" w:lineRule="auto"/>
-        <w:rPr>
-          <w:sz w:val="24"/>
-          <w:szCs w:val="24"/>
-        </w:rPr>
-      </w:pPr>
-      <w:r>
-        <w:rPr>
-          <w:sz w:val="24"/>
-          <w:szCs w:val="24"/>
-          <w:rtl w:val="0"/>
-        </w:rPr>
-        <w:t xml:space="preserve">2.Appointment booking interface</w:t>
-      </w:r>
-    </w:p>
-    <w:p>
-      <w:pPr>
-        <w:spacing w:line="360" w:lineRule="auto"/>
-        <w:rPr>
-          <w:sz w:val="24"/>
-          <w:szCs w:val="24"/>
-        </w:rPr>
-      </w:pPr>
-      <w:r>
-        <w:rPr>
-          <w:rtl w:val="0"/>
-        </w:rPr>
-      </w:r>
-    </w:p>
-    <w:p>
-      <w:pPr>
-        <w:spacing w:line="360" w:lineRule="auto"/>
-        <w:rPr>
-          <w:sz w:val="24"/>
-          <w:szCs w:val="24"/>
-        </w:rPr>
-      </w:pPr>
-      <w:r>
-        <w:rPr>
-          <w:sz w:val="24"/>
-          <w:szCs w:val="24"/>
-          <w:rtl w:val="0"/>
-        </w:rPr>
-        <w:t xml:space="preserve">These features show how students can access the system, schedule appointments, and interact with the clinic services in a simple and efficient way.</w:t>
-      </w:r>
-    </w:p>
-    <w:p>
-      <w:pPr>
-        <w:spacing w:line="360" w:lineRule="auto"/>
-        <w:rPr>
-          <w:sz w:val="24"/>
-          <w:szCs w:val="24"/>
-        </w:rPr>
-      </w:pPr>
-      <w:r>
-        <w:rPr>
-          <w:rtl w:val="0"/>
-        </w:rPr>
-      </w:r>
-    </w:p>
-    <w:p>
-      <w:pPr>
-        <w:spacing w:line="360" w:lineRule="auto"/>
-        <w:rPr/>
-      </w:pPr>
-      <w:r>
-        <w:rPr>
-          <w:sz w:val="24"/>
-          <w:szCs w:val="24"/>
-          <w:rtl w:val="0"/>
-        </w:rPr>
-        <w:t xml:space="preserve">The prototype was developed as an early demonstration of the system before full development. It allows users to understand the workflow and evaluate usability of the system.</w:t>
-      </w:r>
-      <w:r>
-        <w:rPr>
-          <w:rtl w:val="0"/>
-        </w:rPr>
-      </w:r>
-    </w:p>
-    <w:p>
-      <w:pPr>
-        <w:pStyle w:val="Heading2"/>
-        <w:spacing w:line="360" w:lineRule="auto"/>
-        <w:rPr>
+        </w:rPr>
+      </w:pPr>
+      <w:bookmarkStart w:colFirst="0" w:colLast="0" w:name="_heading=h.9a43j2oa7tl4" w:id="14"/>
+      <w:bookmarkEnd w:id="14"/>
+      <w:r>
+        <w:rPr>
+          <w:b w:val="1"/>
+          <w:bCs w:val="1"/>
           <w:sz w:val="28"/>
           <w:szCs w:val="28"/>
-        </w:rPr>
-      </w:pPr>
-      <w:bookmarkStart w:colFirst="0" w:colLast="0" w:name="_792tli1knyuz" w:id="16"/>
-      <w:bookmarkEnd w:id="16"/>
-      <w:r>
+          <w:rtl w:val="0"/>
+        </w:rPr>
+        <w:t xml:space="preserve">GitHub Evidence</w:t>
+      </w:r>
+    </w:p>
+    <w:p>
+      <w:pPr>
+        <w:pStyle w:val="Heading2"/>
         <w:rPr>
           <w:sz w:val="28"/>
           <w:szCs w:val="28"/>
-          <w:rtl w:val="0"/>
-        </w:rPr>
-        <w:t xml:space="preserve">Login Interface</w:t>
+        </w:rPr>
+      </w:pPr>
+      <w:bookmarkStart w:colFirst="0" w:colLast="0" w:name="_heading=h.5pvpcld3ehmn" w:id="15"/>
+      <w:bookmarkEnd w:id="15"/>
+      <w:r>
+        <w:rPr>
+          <w:sz w:val="28"/>
+          <w:szCs w:val="28"/>
+          <w:rtl w:val="0"/>
+        </w:rPr>
+        <w:t xml:space="preserve">GitHub Repository Overview</w:t>
+      </w:r>
+    </w:p>
+    <w:p>
+      <w:pPr>
+        <w:pStyle w:val="Heading1"/>
+        <w:spacing w:line="360" w:lineRule="auto"/>
+        <w:rPr>
+          <w:b w:val="1"/>
+          <w:bCs w:val="1"/>
+          <w:sz w:val="28"/>
+          <w:szCs w:val="28"/>
+        </w:rPr>
+      </w:pPr>
+      <w:bookmarkStart w:colFirst="0" w:colLast="0" w:name="_heading=h.ubbv2svn2ooj" w:id="16"/>
+      <w:bookmarkEnd w:id="16"/>
+      <w:r>
+        <w:rPr>
+          <w:b w:val="1"/>
+          <w:bCs w:val="1"/>
+          <w:sz w:val="28"/>
+          <w:szCs w:val="28"/>
+        </w:rPr>
+        <w:drawing>
+          <wp:inline distB="114300" distT="114300" distL="114300" distR="114300">
+            <wp:extent cx="5943600" cy="2070100"/>
+            <wp:effectExtent b="0" l="0" r="0" t="0"/>
+            <wp:docPr id="7" name="image5.png"/>
+            <a:graphic>
+              <a:graphicData uri="http://schemas.openxmlformats.org/drawingml/2006/picture">
+                <pic:pic>
+                  <pic:nvPicPr>
+                    <pic:cNvPr id="0" name="image5.png"/>
+                    <pic:cNvPicPr preferRelativeResize="0"/>
+                  </pic:nvPicPr>
+                  <pic:blipFill>
+                    <a:blip r:embed="rId7"/>
+                    <a:srcRect b="0" l="0" r="0" t="0"/>
+                    <a:stretch>
+                      <a:fillRect/>
+                    </a:stretch>
+                  </pic:blipFill>
+                  <pic:spPr>
+                    <a:xfrm>
+                      <a:off x="0" y="0"/>
+                      <a:ext cx="5943600" cy="2070100"/>
+                    </a:xfrm>
+                    <a:prstGeom prst="rect"/>
+                    <a:ln/>
+                  </pic:spPr>
+                </pic:pic>
+              </a:graphicData>
+            </a:graphic>
+          </wp:inline>
+        </w:drawing>
+      </w:r>
+      <w:r>
+        <w:rPr>
+          <w:rtl w:val="0"/>
+        </w:rPr>
+      </w:r>
+    </w:p>
+    <w:p>
+      <w:pPr>
+        <w:rPr>
+          <w:i w:val="1"/>
+          <w:iCs w:val="1"/>
+          <w:sz w:val="24"/>
+          <w:szCs w:val="24"/>
+        </w:rPr>
+      </w:pPr>
+      <w:r>
+        <w:rPr>
+          <w:i w:val="1"/>
+          <w:iCs w:val="1"/>
+          <w:sz w:val="24"/>
+          <w:szCs w:val="24"/>
+          <w:rtl w:val="0"/>
+        </w:rPr>
+        <w:t xml:space="preserve">This Screenshot shows the GitHub repository created for the University Clinic Appointment System project.</w:t>
+      </w:r>
+    </w:p>
+    <w:p>
+      <w:pPr>
+        <w:rPr>
+          <w:i w:val="1"/>
+          <w:iCs w:val="1"/>
+          <w:sz w:val="24"/>
+          <w:szCs w:val="24"/>
+        </w:rPr>
+      </w:pPr>
+      <w:r>
+        <w:rPr>
+          <w:rtl w:val="0"/>
+        </w:rPr>
+      </w:r>
+    </w:p>
+    <w:p>
+      <w:pPr>
+        <w:rPr>
+          <w:i w:val="1"/>
+          <w:iCs w:val="1"/>
+          <w:sz w:val="24"/>
+          <w:szCs w:val="24"/>
+        </w:rPr>
+      </w:pPr>
+      <w:r>
+        <w:rPr>
+          <w:rtl w:val="0"/>
+        </w:rPr>
+      </w:r>
+    </w:p>
+    <w:p>
+      <w:pPr>
+        <w:rPr>
+          <w:i w:val="1"/>
+          <w:iCs w:val="1"/>
+          <w:sz w:val="24"/>
+          <w:szCs w:val="24"/>
+        </w:rPr>
+      </w:pPr>
+      <w:r>
+        <w:rPr>
+          <w:rtl w:val="0"/>
+        </w:rPr>
+      </w:r>
+    </w:p>
+    <w:p>
+      <w:pPr>
+        <w:rPr>
+          <w:i w:val="1"/>
+          <w:iCs w:val="1"/>
+          <w:sz w:val="24"/>
+          <w:szCs w:val="24"/>
+        </w:rPr>
+      </w:pPr>
+      <w:r>
+        <w:rPr>
+          <w:rtl w:val="0"/>
+        </w:rPr>
+      </w:r>
+    </w:p>
+    <w:p>
+      <w:pPr>
+        <w:rPr>
+          <w:i w:val="1"/>
+          <w:iCs w:val="1"/>
+          <w:sz w:val="24"/>
+          <w:szCs w:val="24"/>
+        </w:rPr>
+      </w:pPr>
+      <w:r>
+        <w:rPr>
+          <w:rtl w:val="0"/>
+        </w:rPr>
+      </w:r>
+    </w:p>
+    <w:p>
+      <w:pPr>
+        <w:pStyle w:val="Heading2"/>
+        <w:rPr>
+          <w:sz w:val="28"/>
+          <w:szCs w:val="28"/>
+        </w:rPr>
+      </w:pPr>
+      <w:bookmarkStart w:colFirst="0" w:colLast="0" w:name="_heading=h.d7zez883k36j" w:id="17"/>
+      <w:bookmarkEnd w:id="17"/>
+      <w:r>
+        <w:rPr>
+          <w:sz w:val="28"/>
+          <w:szCs w:val="28"/>
+          <w:rtl w:val="0"/>
+        </w:rPr>
+        <w:t xml:space="preserve">README File</w:t>
+      </w:r>
+    </w:p>
+    <w:p>
+      <w:pPr>
+        <w:rPr>
+          <w:sz w:val="24"/>
+          <w:szCs w:val="24"/>
+        </w:rPr>
+      </w:pPr>
+      <w:r>
+        <w:rPr>
+          <w:sz w:val="24"/>
+          <w:szCs w:val="24"/>
+        </w:rPr>
+        <w:drawing>
+          <wp:inline distB="114300" distT="114300" distL="114300" distR="114300">
+            <wp:extent cx="5053013" cy="6534906"/>
+            <wp:effectExtent b="0" l="0" r="0" t="0"/>
+            <wp:docPr id="4" name="image6.png"/>
+            <a:graphic>
+              <a:graphicData uri="http://schemas.openxmlformats.org/drawingml/2006/picture">
+                <pic:pic>
+                  <pic:nvPicPr>
+                    <pic:cNvPr id="0" name="image6.png"/>
+                    <pic:cNvPicPr preferRelativeResize="0"/>
+                  </pic:nvPicPr>
+                  <pic:blipFill>
+                    <a:blip r:embed="rId8"/>
+                    <a:srcRect b="0" l="0" r="0" t="0"/>
+                    <a:stretch>
+                      <a:fillRect/>
+                    </a:stretch>
+                  </pic:blipFill>
+                  <pic:spPr>
+                    <a:xfrm>
+                      <a:off x="0" y="0"/>
+                      <a:ext cx="5053013" cy="6534906"/>
+                    </a:xfrm>
+                    <a:prstGeom prst="rect"/>
+                    <a:ln/>
+                  </pic:spPr>
+                </pic:pic>
+              </a:graphicData>
+            </a:graphic>
+          </wp:inline>
+        </w:drawing>
+      </w:r>
+      <w:r>
+        <w:rPr>
+          <w:rtl w:val="0"/>
+        </w:rPr>
+      </w:r>
+    </w:p>
+    <w:p>
+      <w:pPr>
+        <w:rPr>
+          <w:i w:val="1"/>
+          <w:iCs w:val="1"/>
+          <w:sz w:val="24"/>
+          <w:szCs w:val="24"/>
+        </w:rPr>
+      </w:pPr>
+      <w:r>
+        <w:rPr>
+          <w:i w:val="1"/>
+          <w:iCs w:val="1"/>
+          <w:sz w:val="24"/>
+          <w:szCs w:val="24"/>
+          <w:rtl w:val="0"/>
+        </w:rPr>
+        <w:t xml:space="preserve">The README file explains the project purpose, SDG focus, and team responsibilities.</w:t>
+      </w:r>
+    </w:p>
+    <w:p>
+      <w:pPr>
+        <w:pStyle w:val="Heading2"/>
+        <w:rPr>
+          <w:sz w:val="28"/>
+          <w:szCs w:val="28"/>
+        </w:rPr>
+      </w:pPr>
+      <w:bookmarkStart w:colFirst="0" w:colLast="0" w:name="_heading=h.8i4czudbfedk" w:id="18"/>
+      <w:bookmarkEnd w:id="18"/>
+      <w:r>
+        <w:rPr>
+          <w:sz w:val="28"/>
+          <w:szCs w:val="28"/>
+          <w:rtl w:val="0"/>
+        </w:rPr>
+        <w:t xml:space="preserve">Folder Structure</w:t>
+      </w:r>
+    </w:p>
+    <w:p>
+      <w:pPr>
+        <w:pStyle w:val="Heading1"/>
+        <w:spacing w:line="360" w:lineRule="auto"/>
+        <w:rPr>
+          <w:b w:val="1"/>
+          <w:bCs w:val="1"/>
+          <w:sz w:val="28"/>
+          <w:szCs w:val="28"/>
+        </w:rPr>
+      </w:pPr>
+      <w:bookmarkStart w:colFirst="0" w:colLast="0" w:name="_heading=h.45x612xzevpt" w:id="19"/>
+      <w:bookmarkEnd w:id="19"/>
+      <w:r>
+        <w:rPr>
+          <w:b w:val="1"/>
+          <w:bCs w:val="1"/>
+          <w:sz w:val="28"/>
+          <w:szCs w:val="28"/>
+          <w:rtl w:val="0"/>
+        </w:rPr>
+        <w:t xml:space="preserve">Prototype Showcase</w:t>
+      </w:r>
+    </w:p>
+    <w:p>
+      <w:pPr>
+        <w:pStyle w:val="Heading1"/>
+        <w:spacing w:line="360" w:lineRule="auto"/>
+        <w:rPr>
+          <w:sz w:val="28"/>
+          <w:szCs w:val="28"/>
+        </w:rPr>
+      </w:pPr>
+      <w:bookmarkStart w:colFirst="0" w:colLast="0" w:name="_heading=h.e8myubwy6t7y" w:id="20"/>
+      <w:bookmarkEnd w:id="20"/>
+      <w:r>
+        <w:rPr>
+          <w:sz w:val="28"/>
+          <w:szCs w:val="28"/>
+          <w:rtl w:val="0"/>
+        </w:rPr>
+        <w:t xml:space="preserve">Wireframe</w:t>
+      </w:r>
+      <w:r>
+        <w:rPr>
+          <w:rtl w:val="0"/>
+        </w:rPr>
       </w:r>
     </w:p>
     <w:p>
@@ -3392,9 +3551,9 @@
         <w:rPr/>
         <w:drawing>
           <wp:inline distB="114300" distT="114300" distL="114300" distR="114300">
-            <wp:extent cx="5943600" cy="2959100"/>
+            <wp:extent cx="5943600" cy="2933700"/>
             <wp:effectExtent b="0" l="0" r="0" t="0"/>
-            <wp:docPr id="2" name="image2.png"/>
+            <wp:docPr id="6" name="image2.png"/>
             <a:graphic>
               <a:graphicData uri="http://schemas.openxmlformats.org/drawingml/2006/picture">
                 <pic:pic>
@@ -3403,7 +3562,285 @@
                     <pic:cNvPicPr preferRelativeResize="0"/>
                   </pic:nvPicPr>
                   <pic:blipFill>
-                    <a:blip r:embed="rId6"/>
+                    <a:blip r:embed="rId9"/>
+                    <a:srcRect b="0" l="0" r="0" t="0"/>
+                    <a:stretch>
+                      <a:fillRect/>
+                    </a:stretch>
+                  </pic:blipFill>
+                  <pic:spPr>
+                    <a:xfrm>
+                      <a:off x="0" y="0"/>
+                      <a:ext cx="5943600" cy="2933700"/>
+                    </a:xfrm>
+                    <a:prstGeom prst="rect"/>
+                    <a:ln/>
+                  </pic:spPr>
+                </pic:pic>
+              </a:graphicData>
+            </a:graphic>
+          </wp:inline>
+        </w:drawing>
+      </w:r>
+      <w:r>
+        <w:rPr>
+          <w:rtl w:val="0"/>
+        </w:rPr>
+      </w:r>
+    </w:p>
+    <w:p>
+      <w:pPr>
+        <w:spacing w:line="360" w:lineRule="auto"/>
+        <w:rPr/>
+      </w:pPr>
+      <w:r>
+        <w:rPr/>
+        <w:drawing>
+          <wp:inline distB="114300" distT="114300" distL="114300" distR="114300">
+            <wp:extent cx="5943600" cy="2540000"/>
+            <wp:effectExtent b="0" l="0" r="0" t="0"/>
+            <wp:docPr id="8" name="image1.png"/>
+            <a:graphic>
+              <a:graphicData uri="http://schemas.openxmlformats.org/drawingml/2006/picture">
+                <pic:pic>
+                  <pic:nvPicPr>
+                    <pic:cNvPr id="0" name="image1.png"/>
+                    <pic:cNvPicPr preferRelativeResize="0"/>
+                  </pic:nvPicPr>
+                  <pic:blipFill>
+                    <a:blip r:embed="rId10"/>
+                    <a:srcRect b="0" l="0" r="0" t="0"/>
+                    <a:stretch>
+                      <a:fillRect/>
+                    </a:stretch>
+                  </pic:blipFill>
+                  <pic:spPr>
+                    <a:xfrm>
+                      <a:off x="0" y="0"/>
+                      <a:ext cx="5943600" cy="2540000"/>
+                    </a:xfrm>
+                    <a:prstGeom prst="rect"/>
+                    <a:ln/>
+                  </pic:spPr>
+                </pic:pic>
+              </a:graphicData>
+            </a:graphic>
+          </wp:inline>
+        </w:drawing>
+      </w:r>
+      <w:r>
+        <w:rPr>
+          <w:rtl w:val="0"/>
+        </w:rPr>
+      </w:r>
+    </w:p>
+    <w:p>
+      <w:pPr>
+        <w:pStyle w:val="Heading2"/>
+        <w:spacing w:line="360" w:lineRule="auto"/>
+        <w:rPr>
+          <w:sz w:val="28"/>
+          <w:szCs w:val="28"/>
+        </w:rPr>
+      </w:pPr>
+      <w:bookmarkStart w:colFirst="0" w:colLast="0" w:name="_heading=h.4o7rb6qytdex" w:id="21"/>
+      <w:bookmarkEnd w:id="21"/>
+      <w:r>
+        <w:rPr>
+          <w:sz w:val="28"/>
+          <w:szCs w:val="28"/>
+          <w:rtl w:val="0"/>
+        </w:rPr>
+        <w:t xml:space="preserve">Prototype Overview</w:t>
+      </w:r>
+    </w:p>
+    <w:p>
+      <w:pPr>
+        <w:spacing w:line="360" w:lineRule="auto"/>
+        <w:rPr>
+          <w:sz w:val="24"/>
+          <w:szCs w:val="24"/>
+        </w:rPr>
+      </w:pPr>
+      <w:r>
+        <w:rPr>
+          <w:sz w:val="24"/>
+          <w:szCs w:val="24"/>
+          <w:rtl w:val="0"/>
+        </w:rPr>
+        <w:t xml:space="preserve">The prototype of the University Clinic Appointment System demonstrates the main features of the system and how students interact with the university healthcare portal.</w:t>
+      </w:r>
+    </w:p>
+    <w:p>
+      <w:pPr>
+        <w:spacing w:line="360" w:lineRule="auto"/>
+        <w:rPr>
+          <w:sz w:val="24"/>
+          <w:szCs w:val="24"/>
+        </w:rPr>
+      </w:pPr>
+      <w:r>
+        <w:rPr>
+          <w:rtl w:val="0"/>
+        </w:rPr>
+      </w:r>
+    </w:p>
+    <w:p>
+      <w:pPr>
+        <w:spacing w:line="360" w:lineRule="auto"/>
+        <w:rPr>
+          <w:sz w:val="24"/>
+          <w:szCs w:val="24"/>
+        </w:rPr>
+      </w:pPr>
+      <w:r>
+        <w:rPr>
+          <w:sz w:val="24"/>
+          <w:szCs w:val="24"/>
+          <w:rtl w:val="0"/>
+        </w:rPr>
+        <w:t xml:space="preserve">The prototype focuses on two main functions:</w:t>
+      </w:r>
+    </w:p>
+    <w:p>
+      <w:pPr>
+        <w:spacing w:line="360" w:lineRule="auto"/>
+        <w:rPr>
+          <w:sz w:val="24"/>
+          <w:szCs w:val="24"/>
+        </w:rPr>
+      </w:pPr>
+      <w:r>
+        <w:rPr>
+          <w:sz w:val="24"/>
+          <w:szCs w:val="24"/>
+          <w:rtl w:val="0"/>
+        </w:rPr>
+        <w:t xml:space="preserve">1.Secure student login </w:t>
+      </w:r>
+    </w:p>
+    <w:p>
+      <w:pPr>
+        <w:spacing w:line="360" w:lineRule="auto"/>
+        <w:rPr>
+          <w:sz w:val="24"/>
+          <w:szCs w:val="24"/>
+        </w:rPr>
+      </w:pPr>
+      <w:r>
+        <w:rPr>
+          <w:sz w:val="24"/>
+          <w:szCs w:val="24"/>
+          <w:rtl w:val="0"/>
+        </w:rPr>
+        <w:t xml:space="preserve">2.Appointment booking interface</w:t>
+      </w:r>
+    </w:p>
+    <w:p>
+      <w:pPr>
+        <w:spacing w:line="360" w:lineRule="auto"/>
+        <w:rPr>
+          <w:sz w:val="24"/>
+          <w:szCs w:val="24"/>
+        </w:rPr>
+      </w:pPr>
+      <w:r>
+        <w:rPr>
+          <w:rtl w:val="0"/>
+        </w:rPr>
+      </w:r>
+    </w:p>
+    <w:p>
+      <w:pPr>
+        <w:spacing w:line="360" w:lineRule="auto"/>
+        <w:rPr>
+          <w:sz w:val="24"/>
+          <w:szCs w:val="24"/>
+        </w:rPr>
+      </w:pPr>
+      <w:r>
+        <w:rPr>
+          <w:sz w:val="24"/>
+          <w:szCs w:val="24"/>
+          <w:rtl w:val="0"/>
+        </w:rPr>
+        <w:t xml:space="preserve">These features show how students can access the system, schedule appointments, and interact with the clinic services in a simple and efficient way.</w:t>
+      </w:r>
+    </w:p>
+    <w:p>
+      <w:pPr>
+        <w:spacing w:line="360" w:lineRule="auto"/>
+        <w:rPr>
+          <w:sz w:val="24"/>
+          <w:szCs w:val="24"/>
+        </w:rPr>
+      </w:pPr>
+      <w:r>
+        <w:rPr>
+          <w:rtl w:val="0"/>
+        </w:rPr>
+      </w:r>
+    </w:p>
+    <w:p>
+      <w:pPr>
+        <w:spacing w:line="360" w:lineRule="auto"/>
+        <w:rPr/>
+      </w:pPr>
+      <w:r>
+        <w:rPr>
+          <w:sz w:val="24"/>
+          <w:szCs w:val="24"/>
+          <w:rtl w:val="0"/>
+        </w:rPr>
+        <w:t xml:space="preserve">The prototype was developed as an early demonstration of the system before full development. It allows users to understand the workflow and evaluate usability of the system.</w:t>
+      </w:r>
+      <w:r>
+        <w:rPr>
+          <w:rtl w:val="0"/>
+        </w:rPr>
+      </w:r>
+    </w:p>
+    <w:p>
+      <w:pPr>
+        <w:pStyle w:val="Heading2"/>
+        <w:spacing w:line="360" w:lineRule="auto"/>
+        <w:rPr>
+          <w:sz w:val="28"/>
+          <w:szCs w:val="28"/>
+        </w:rPr>
+      </w:pPr>
+      <w:bookmarkStart w:colFirst="0" w:colLast="0" w:name="_heading=h.g4p3igax0ni" w:id="22"/>
+      <w:bookmarkEnd w:id="22"/>
+      <w:r>
+        <w:rPr>
+          <w:sz w:val="28"/>
+          <w:szCs w:val="28"/>
+          <w:rtl w:val="0"/>
+        </w:rPr>
+        <w:t xml:space="preserve">Login Interface</w:t>
+      </w:r>
+    </w:p>
+    <w:p>
+      <w:pPr>
+        <w:spacing w:line="360" w:lineRule="auto"/>
+        <w:rPr/>
+      </w:pPr>
+      <w:r>
+        <w:rPr/>
+        <w:drawing>
+          <wp:inline distB="114300" distT="114300" distL="114300" distR="114300">
+            <wp:extent cx="5943600" cy="2959100"/>
+            <wp:effectExtent b="0" l="0" r="0" t="0"/>
+            <wp:docPr id="3" name="image3.png"/>
+            <a:graphic>
+              <a:graphicData uri="http://schemas.openxmlformats.org/drawingml/2006/picture">
+                <pic:pic>
+                  <pic:nvPicPr>
+                    <pic:cNvPr id="0" name="image3.png"/>
+                    <pic:cNvPicPr preferRelativeResize="0"/>
+                  </pic:nvPicPr>
+                  <pic:blipFill>
+                    <a:blip r:embed="rId11"/>
                     <a:srcRect b="0" l="0" r="0" t="0"/>
                     <a:stretch>
                       <a:fillRect/>
@@ -3504,8 +3941,8 @@
           <w:szCs w:val="24"/>
         </w:rPr>
       </w:pPr>
-      <w:bookmarkStart w:colFirst="0" w:colLast="0" w:name="_cwah3ez6g40x" w:id="17"/>
-      <w:bookmarkEnd w:id="17"/>
+      <w:bookmarkStart w:colFirst="0" w:colLast="0" w:name="_heading=h.xv4ui31afyve" w:id="23"/>
+      <w:bookmarkEnd w:id="23"/>
       <w:r>
         <w:rPr>
           <w:sz w:val="28"/>
@@ -3584,7 +4021,7 @@
       <w:pPr>
         <w:numPr>
           <w:ilvl w:val="0"/>
-          <w:numId w:val="5"/>
+          <w:numId w:val="8"/>
         </w:numPr>
         <w:spacing w:line="360" w:lineRule="auto"/>
         <w:ind w:left="720" w:hanging="360"/>
@@ -3606,7 +4043,7 @@
       <w:pPr>
         <w:numPr>
           <w:ilvl w:val="0"/>
-          <w:numId w:val="5"/>
+          <w:numId w:val="8"/>
         </w:numPr>
         <w:spacing w:line="360" w:lineRule="auto"/>
         <w:ind w:left="720" w:hanging="360"/>
@@ -3628,7 +4065,7 @@
       <w:pPr>
         <w:numPr>
           <w:ilvl w:val="0"/>
-          <w:numId w:val="5"/>
+          <w:numId w:val="8"/>
         </w:numPr>
         <w:spacing w:line="360" w:lineRule="auto"/>
         <w:ind w:left="720" w:hanging="360"/>
@@ -3650,7 +4087,7 @@
       <w:pPr>
         <w:numPr>
           <w:ilvl w:val="0"/>
-          <w:numId w:val="5"/>
+          <w:numId w:val="8"/>
         </w:numPr>
         <w:spacing w:line="360" w:lineRule="auto"/>
         <w:ind w:left="720" w:hanging="360"/>
@@ -3730,7 +4167,7 @@
       <w:pPr>
         <w:numPr>
           <w:ilvl w:val="0"/>
-          <w:numId w:val="4"/>
+          <w:numId w:val="7"/>
         </w:numPr>
         <w:spacing w:line="360" w:lineRule="auto"/>
         <w:ind w:left="720" w:hanging="360"/>
@@ -3747,13 +4184,18 @@
           <w:rtl w:val="0"/>
         </w:rPr>
         <w:t xml:space="preserve">Student ID Field – students enter their university ID</w:t>
+      </w:r>
+      <w:r>
+        <w:rPr>
+          <w:rtl w:val="0"/>
+        </w:rPr>
       </w:r>
     </w:p>
     <w:p>
       <w:pPr>
         <w:numPr>
           <w:ilvl w:val="0"/>
-          <w:numId w:val="4"/>
+          <w:numId w:val="7"/>
         </w:numPr>
         <w:spacing w:line="360" w:lineRule="auto"/>
         <w:ind w:left="720" w:hanging="360"/>
@@ -3770,13 +4212,18 @@
           <w:rtl w:val="0"/>
         </w:rPr>
         <w:t xml:space="preserve">Password Field – secure password entry with hidden characters</w:t>
+      </w:r>
+      <w:r>
+        <w:rPr>
+          <w:rtl w:val="0"/>
+        </w:rPr>
       </w:r>
     </w:p>
     <w:p>
       <w:pPr>
         <w:numPr>
           <w:ilvl w:val="0"/>
-          <w:numId w:val="4"/>
+          <w:numId w:val="7"/>
         </w:numPr>
         <w:spacing w:line="360" w:lineRule="auto"/>
         <w:ind w:left="720" w:hanging="360"/>
@@ -3793,13 +4240,18 @@
           <w:rtl w:val="0"/>
         </w:rPr>
         <w:t xml:space="preserve">Forgot Password Link – allows users to reset their password</w:t>
+      </w:r>
+      <w:r>
+        <w:rPr>
+          <w:rtl w:val="0"/>
+        </w:rPr>
       </w:r>
     </w:p>
     <w:p>
       <w:pPr>
         <w:numPr>
           <w:ilvl w:val="0"/>
-          <w:numId w:val="4"/>
+          <w:numId w:val="7"/>
         </w:numPr>
         <w:spacing w:line="360" w:lineRule="auto"/>
         <w:ind w:left="720" w:hanging="360"/>
@@ -3816,13 +4268,18 @@
           <w:rtl w:val="0"/>
         </w:rPr>
         <w:t xml:space="preserve">Sign In Button – submits login information to access the system</w:t>
+      </w:r>
+      <w:r>
+        <w:rPr>
+          <w:rtl w:val="0"/>
+        </w:rPr>
       </w:r>
     </w:p>
     <w:p>
       <w:pPr>
         <w:numPr>
           <w:ilvl w:val="0"/>
-          <w:numId w:val="4"/>
+          <w:numId w:val="7"/>
         </w:numPr>
         <w:spacing w:line="360" w:lineRule="auto"/>
         <w:ind w:left="720" w:hanging="360"/>
@@ -3839,6 +4296,11 @@
           <w:rtl w:val="0"/>
         </w:rPr>
         <w:t xml:space="preserve">Support Contact Information – provides help if students face login problems</w:t>
+      </w:r>
+      <w:r>
+        <w:rPr>
+          <w:rtl w:val="0"/>
+        </w:rPr>
       </w:r>
     </w:p>
     <w:p>
@@ -3881,8 +4343,8 @@
           <w:szCs w:val="28"/>
         </w:rPr>
       </w:pPr>
-      <w:bookmarkStart w:colFirst="0" w:colLast="0" w:name="_xfzaa6imxd8f" w:id="18"/>
-      <w:bookmarkEnd w:id="18"/>
+      <w:bookmarkStart w:colFirst="0" w:colLast="0" w:name="_heading=h.r8aitelbl56i" w:id="24"/>
+      <w:bookmarkEnd w:id="24"/>
       <w:r>
         <w:rPr>
           <w:sz w:val="28"/>
@@ -3903,16 +4365,16 @@
           <wp:inline distB="114300" distT="114300" distL="114300" distR="114300">
             <wp:extent cx="5943600" cy="2971800"/>
             <wp:effectExtent b="0" l="0" r="0" t="0"/>
-            <wp:docPr id="1" name="image1.png"/>
+            <wp:docPr id="5" name="image4.png"/>
             <a:graphic>
               <a:graphicData uri="http://schemas.openxmlformats.org/drawingml/2006/picture">
                 <pic:pic>
                   <pic:nvPicPr>
-                    <pic:cNvPr id="0" name="image1.png"/>
+                    <pic:cNvPr id="0" name="image4.png"/>
                     <pic:cNvPicPr preferRelativeResize="0"/>
                   </pic:nvPicPr>
                   <pic:blipFill>
-                    <a:blip r:embed="rId7"/>
+                    <a:blip r:embed="rId12"/>
                     <a:srcRect b="0" l="0" r="0" t="0"/>
                     <a:stretch>
                       <a:fillRect/>
@@ -4025,7 +4487,7 @@
       <w:pPr>
         <w:numPr>
           <w:ilvl w:val="0"/>
-          <w:numId w:val="7"/>
+          <w:numId w:val="10"/>
         </w:numPr>
         <w:spacing w:line="360" w:lineRule="auto"/>
         <w:ind w:left="720" w:hanging="360"/>
@@ -4042,13 +4504,18 @@
           <w:rtl w:val="0"/>
         </w:rPr>
         <w:t xml:space="preserve">View available appointment time slots</w:t>
+      </w:r>
+      <w:r>
+        <w:rPr>
+          <w:rtl w:val="0"/>
+        </w:rPr>
       </w:r>
     </w:p>
     <w:p>
       <w:pPr>
         <w:numPr>
           <w:ilvl w:val="0"/>
-          <w:numId w:val="7"/>
+          <w:numId w:val="10"/>
         </w:numPr>
         <w:spacing w:line="360" w:lineRule="auto"/>
         <w:ind w:left="720" w:hanging="360"/>
@@ -4065,13 +4532,18 @@
           <w:rtl w:val="0"/>
         </w:rPr>
         <w:t xml:space="preserve">Select a preferred date and time</w:t>
+      </w:r>
+      <w:r>
+        <w:rPr>
+          <w:rtl w:val="0"/>
+        </w:rPr>
       </w:r>
     </w:p>
     <w:p>
       <w:pPr>
         <w:numPr>
           <w:ilvl w:val="0"/>
-          <w:numId w:val="7"/>
+          <w:numId w:val="10"/>
         </w:numPr>
         <w:spacing w:line="360" w:lineRule="auto"/>
         <w:ind w:left="720" w:hanging="360"/>
@@ -4088,13 +4560,18 @@
           <w:rtl w:val="0"/>
         </w:rPr>
         <w:t xml:space="preserve">Confirm their appointment booking</w:t>
+      </w:r>
+      <w:r>
+        <w:rPr>
+          <w:rtl w:val="0"/>
+        </w:rPr>
       </w:r>
     </w:p>
     <w:p>
       <w:pPr>
         <w:numPr>
           <w:ilvl w:val="0"/>
-          <w:numId w:val="7"/>
+          <w:numId w:val="10"/>
         </w:numPr>
         <w:spacing w:line="360" w:lineRule="auto"/>
         <w:ind w:left="720" w:hanging="360"/>
@@ -4111,6 +4588,11 @@
           <w:rtl w:val="0"/>
         </w:rPr>
         <w:t xml:space="preserve">Manage or cancel existing appointments</w:t>
+      </w:r>
+      <w:r>
+        <w:rPr>
+          <w:rtl w:val="0"/>
+        </w:rPr>
       </w:r>
     </w:p>
     <w:p>
@@ -4181,8 +4663,8 @@
           <w:szCs w:val="28"/>
         </w:rPr>
       </w:pPr>
-      <w:bookmarkStart w:colFirst="0" w:colLast="0" w:name="_hv92o9iviffc" w:id="19"/>
-      <w:bookmarkEnd w:id="19"/>
+      <w:bookmarkStart w:colFirst="0" w:colLast="0" w:name="_heading=h.nyc86idl1ych" w:id="25"/>
+      <w:bookmarkEnd w:id="25"/>
       <w:r>
         <w:rPr>
           <w:sz w:val="28"/>
@@ -4213,7 +4695,7 @@
       <w:pPr>
         <w:numPr>
           <w:ilvl w:val="0"/>
-          <w:numId w:val="2"/>
+          <w:numId w:val="5"/>
         </w:numPr>
         <w:spacing w:line="360" w:lineRule="auto"/>
         <w:ind w:left="720" w:hanging="360"/>
@@ -4230,13 +4712,18 @@
           <w:rtl w:val="0"/>
         </w:rPr>
         <w:t xml:space="preserve">User Login Interface Prototype</w:t>
+      </w:r>
+      <w:r>
+        <w:rPr>
+          <w:rtl w:val="0"/>
+        </w:rPr>
       </w:r>
     </w:p>
     <w:p>
       <w:pPr>
         <w:numPr>
           <w:ilvl w:val="0"/>
-          <w:numId w:val="2"/>
+          <w:numId w:val="5"/>
         </w:numPr>
         <w:spacing w:line="360" w:lineRule="auto"/>
         <w:ind w:left="720" w:hanging="360"/>
@@ -4253,13 +4740,18 @@
           <w:rtl w:val="0"/>
         </w:rPr>
         <w:t xml:space="preserve">Clearly labeled input fields</w:t>
+      </w:r>
+      <w:r>
+        <w:rPr>
+          <w:rtl w:val="0"/>
+        </w:rPr>
       </w:r>
     </w:p>
     <w:p>
       <w:pPr>
         <w:numPr>
           <w:ilvl w:val="0"/>
-          <w:numId w:val="2"/>
+          <w:numId w:val="5"/>
         </w:numPr>
         <w:spacing w:line="360" w:lineRule="auto"/>
         <w:ind w:left="720" w:hanging="360"/>
@@ -4276,13 +4768,18 @@
           <w:rtl w:val="0"/>
         </w:rPr>
         <w:t xml:space="preserve">Simple and clean layout</w:t>
+      </w:r>
+      <w:r>
+        <w:rPr>
+          <w:rtl w:val="0"/>
+        </w:rPr>
       </w:r>
     </w:p>
     <w:p>
       <w:pPr>
         <w:numPr>
           <w:ilvl w:val="0"/>
-          <w:numId w:val="2"/>
+          <w:numId w:val="5"/>
         </w:numPr>
         <w:spacing w:line="360" w:lineRule="auto"/>
         <w:ind w:left="720" w:hanging="360"/>
@@ -4299,13 +4796,18 @@
           <w:rtl w:val="0"/>
         </w:rPr>
         <w:t xml:space="preserve">Easy-to-read fonts</w:t>
+      </w:r>
+      <w:r>
+        <w:rPr>
+          <w:rtl w:val="0"/>
+        </w:rPr>
       </w:r>
     </w:p>
     <w:p>
       <w:pPr>
         <w:numPr>
           <w:ilvl w:val="0"/>
-          <w:numId w:val="2"/>
+          <w:numId w:val="5"/>
         </w:numPr>
         <w:spacing w:line="360" w:lineRule="auto"/>
         <w:ind w:left="720" w:hanging="360"/>
@@ -4322,13 +4824,18 @@
           <w:rtl w:val="0"/>
         </w:rPr>
         <w:t xml:space="preserve">Strong visual contrast for important buttons</w:t>
+      </w:r>
+      <w:r>
+        <w:rPr>
+          <w:rtl w:val="0"/>
+        </w:rPr>
       </w:r>
     </w:p>
     <w:p>
       <w:pPr>
         <w:numPr>
           <w:ilvl w:val="0"/>
-          <w:numId w:val="2"/>
+          <w:numId w:val="5"/>
         </w:numPr>
         <w:spacing w:line="360" w:lineRule="auto"/>
         <w:ind w:left="720" w:hanging="360"/>
@@ -4345,6 +4852,11 @@
           <w:rtl w:val="0"/>
         </w:rPr>
         <w:t xml:space="preserve">Minimal interface design to reduce confusion</w:t>
+      </w:r>
+      <w:r>
+        <w:rPr>
+          <w:rtl w:val="0"/>
+        </w:rPr>
       </w:r>
     </w:p>
     <w:p>
@@ -4384,8 +4896,8 @@
           <w:szCs w:val="28"/>
         </w:rPr>
       </w:pPr>
-      <w:bookmarkStart w:colFirst="0" w:colLast="0" w:name="_qmmi5qary2jx" w:id="20"/>
-      <w:bookmarkEnd w:id="20"/>
+      <w:bookmarkStart w:colFirst="0" w:colLast="0" w:name="_heading=h.akv1lxlksp97" w:id="26"/>
+      <w:bookmarkEnd w:id="26"/>
       <w:r>
         <w:rPr>
           <w:sz w:val="28"/>
@@ -4447,7 +4959,7 @@
       <w:pPr>
         <w:numPr>
           <w:ilvl w:val="0"/>
-          <w:numId w:val="6"/>
+          <w:numId w:val="9"/>
         </w:numPr>
         <w:spacing w:line="360" w:lineRule="auto"/>
         <w:ind w:left="720" w:hanging="360"/>
@@ -4464,13 +4976,18 @@
           <w:rtl w:val="0"/>
         </w:rPr>
         <w:t xml:space="preserve">User Login Interface Prototype</w:t>
+      </w:r>
+      <w:r>
+        <w:rPr>
+          <w:rtl w:val="0"/>
+        </w:rPr>
       </w:r>
     </w:p>
     <w:p>
       <w:pPr>
         <w:numPr>
           <w:ilvl w:val="0"/>
-          <w:numId w:val="6"/>
+          <w:numId w:val="9"/>
         </w:numPr>
         <w:spacing w:line="360" w:lineRule="auto"/>
         <w:ind w:left="720" w:hanging="360"/>
@@ -4487,13 +5004,18 @@
           <w:rtl w:val="0"/>
         </w:rPr>
         <w:t xml:space="preserve">Only registered students can log in</w:t>
+      </w:r>
+      <w:r>
+        <w:rPr>
+          <w:rtl w:val="0"/>
+        </w:rPr>
       </w:r>
     </w:p>
     <w:p>
       <w:pPr>
         <w:numPr>
           <w:ilvl w:val="0"/>
-          <w:numId w:val="6"/>
+          <w:numId w:val="9"/>
         </w:numPr>
         <w:spacing w:line="360" w:lineRule="auto"/>
         <w:ind w:left="720" w:hanging="360"/>
@@ -4510,13 +5032,18 @@
           <w:rtl w:val="0"/>
         </w:rPr>
         <w:t xml:space="preserve">Passwords are hidden during entry</w:t>
+      </w:r>
+      <w:r>
+        <w:rPr>
+          <w:rtl w:val="0"/>
+        </w:rPr>
       </w:r>
     </w:p>
     <w:p>
       <w:pPr>
         <w:numPr>
           <w:ilvl w:val="0"/>
-          <w:numId w:val="6"/>
+          <w:numId w:val="9"/>
         </w:numPr>
         <w:spacing w:line="360" w:lineRule="auto"/>
         <w:ind w:left="720" w:hanging="360"/>
@@ -4534,6 +5061,11 @@
         </w:rPr>
         <w:t xml:space="preserve">Unauthorized access is restricted</w:t>
       </w:r>
+      <w:r>
+        <w:rPr>
+          <w:rtl w:val="0"/>
+        </w:rPr>
+      </w:r>
     </w:p>
     <w:p>
       <w:pPr>
@@ -4558,8 +5090,8 @@
         <w:spacing w:line="360" w:lineRule="auto"/>
         <w:rPr/>
       </w:pPr>
-      <w:bookmarkStart w:colFirst="0" w:colLast="0" w:name="_ijwc96u8mxrh" w:id="21"/>
-      <w:bookmarkEnd w:id="21"/>
+      <w:bookmarkStart w:colFirst="0" w:colLast="0" w:name="_heading=h.wuudmp26vh0f" w:id="27"/>
+      <w:bookmarkEnd w:id="27"/>
       <w:r>
         <w:rPr>
           <w:rtl w:val="0"/>
@@ -4573,8 +5105,8 @@
         <w:spacing w:line="360" w:lineRule="auto"/>
         <w:rPr/>
       </w:pPr>
-      <w:bookmarkStart w:colFirst="0" w:colLast="0" w:name="_a47kyzlvk5ts" w:id="22"/>
-      <w:bookmarkEnd w:id="22"/>
+      <w:bookmarkStart w:colFirst="0" w:colLast="0" w:name="_heading=h.cyc2vxb8baqo" w:id="28"/>
+      <w:bookmarkEnd w:id="28"/>
       <w:r>
         <w:rPr>
           <w:rtl w:val="0"/>
@@ -4592,8 +5124,8 @@
           <w:szCs w:val="28"/>
         </w:rPr>
       </w:pPr>
-      <w:bookmarkStart w:colFirst="0" w:colLast="0" w:name="_qp56i7mm0ojk" w:id="23"/>
-      <w:bookmarkEnd w:id="23"/>
+      <w:bookmarkStart w:colFirst="0" w:colLast="0" w:name="_heading=h.98y9wayvnav0" w:id="29"/>
+      <w:bookmarkEnd w:id="29"/>
       <w:r>
         <w:rPr>
           <w:b w:val="1"/>
@@ -4644,14 +5176,27 @@
           <w:szCs w:val="24"/>
         </w:rPr>
       </w:pPr>
-      <w:r>
-        <w:rPr>
-          <w:rFonts w:ascii="Arial Unicode MS" w:cs="Arial Unicode MS" w:eastAsia="Arial Unicode MS" w:hAnsi="Arial Unicode MS"/>
-          <w:sz w:val="24"/>
-          <w:szCs w:val="24"/>
-          <w:rtl w:val="0"/>
-        </w:rPr>
-        <w:t xml:space="preserve">Using Trello helped us organise tasks clearly. We created cards for different tasks and moved them from To Do → Doing → Done as the project progressed. This allowed all team members to track progress and understand what tasks were completed or still pending.</w:t>
+      <w:sdt>
+        <w:sdtPr>
+          <w:id w:val="-694727166"/>
+          <w:tag w:val="goog_rdk_1"/>
+        </w:sdtPr>
+        <w:sdtContent>
+          <w:r>
+            <w:rPr>
+              <w:rFonts w:ascii="Arial Unicode MS" w:cs="Arial Unicode MS" w:eastAsia="Arial Unicode MS" w:hAnsi="Arial Unicode MS"/>
+              <w:sz w:val="24"/>
+              <w:szCs w:val="24"/>
+              <w:rtl w:val="0"/>
+            </w:rPr>
+            <w:t xml:space="preserve">Using Trello helped us organise tasks clearly. We created cards for different tasks and moved them from To Do → Doing → Done as the project progressed. This allowed all team members to track progress and understand what tasks were completed or still pending.</w:t>
+          </w:r>
+        </w:sdtContent>
+      </w:sdt>
+      <w:r>
+        <w:rPr>
+          <w:rtl w:val="0"/>
+        </w:rPr>
       </w:r>
     </w:p>
     <w:p>
@@ -4769,8 +5314,8 @@
           <w:szCs w:val="28"/>
         </w:rPr>
       </w:pPr>
-      <w:bookmarkStart w:colFirst="0" w:colLast="0" w:name="_dx6cpms2rjbu" w:id="24"/>
-      <w:bookmarkEnd w:id="24"/>
+      <w:bookmarkStart w:colFirst="0" w:colLast="0" w:name="_heading=h.kklnwolvido6" w:id="30"/>
+      <w:bookmarkEnd w:id="30"/>
       <w:r>
         <w:rPr>
           <w:b w:val="1"/>
@@ -4914,8 +5459,8 @@
           <w:szCs w:val="28"/>
         </w:rPr>
       </w:pPr>
-      <w:bookmarkStart w:colFirst="0" w:colLast="0" w:name="_8naeicepv7sj" w:id="25"/>
-      <w:bookmarkEnd w:id="25"/>
+      <w:bookmarkStart w:colFirst="0" w:colLast="0" w:name="_heading=h.o6jspc9onl5t" w:id="31"/>
+      <w:bookmarkEnd w:id="31"/>
       <w:r>
         <w:rPr>
           <w:b w:val="1"/>
@@ -5051,6 +5596,336 @@
   <w:abstractNum w:abstractNumId="2">
     <w:lvl w:ilvl="0">
       <w:start w:val="1"/>
+      <w:numFmt w:val="bullet"/>
+      <w:lvlText w:val="●"/>
+      <w:lvlJc w:val="left"/>
+      <w:pPr>
+        <w:ind w:left="720" w:hanging="360"/>
+      </w:pPr>
+      <w:rPr>
+        <w:u w:val="none"/>
+      </w:rPr>
+    </w:lvl>
+    <w:lvl w:ilvl="1">
+      <w:start w:val="1"/>
+      <w:numFmt w:val="bullet"/>
+      <w:lvlText w:val="●"/>
+      <w:lvlJc w:val="left"/>
+      <w:pPr>
+        <w:ind w:left="1440" w:hanging="360"/>
+      </w:pPr>
+      <w:rPr>
+        <w:u w:val="none"/>
+      </w:rPr>
+    </w:lvl>
+    <w:lvl w:ilvl="2">
+      <w:start w:val="1"/>
+      <w:numFmt w:val="bullet"/>
+      <w:lvlText w:val="●"/>
+      <w:lvlJc w:val="left"/>
+      <w:pPr>
+        <w:ind w:left="2160" w:hanging="360"/>
+      </w:pPr>
+      <w:rPr>
+        <w:u w:val="none"/>
+      </w:rPr>
+    </w:lvl>
+    <w:lvl w:ilvl="3">
+      <w:start w:val="1"/>
+      <w:numFmt w:val="bullet"/>
+      <w:lvlText w:val="●"/>
+      <w:lvlJc w:val="left"/>
+      <w:pPr>
+        <w:ind w:left="2880" w:hanging="360"/>
+      </w:pPr>
+      <w:rPr>
+        <w:u w:val="none"/>
+      </w:rPr>
+    </w:lvl>
+    <w:lvl w:ilvl="4">
+      <w:start w:val="1"/>
+      <w:numFmt w:val="bullet"/>
+      <w:lvlText w:val="●"/>
+      <w:lvlJc w:val="left"/>
+      <w:pPr>
+        <w:ind w:left="3600" w:hanging="360"/>
+      </w:pPr>
+      <w:rPr>
+        <w:u w:val="none"/>
+      </w:rPr>
+    </w:lvl>
+    <w:lvl w:ilvl="5">
+      <w:start w:val="1"/>
+      <w:numFmt w:val="bullet"/>
+      <w:lvlText w:val="●"/>
+      <w:lvlJc w:val="left"/>
+      <w:pPr>
+        <w:ind w:left="4320" w:hanging="360"/>
+      </w:pPr>
+      <w:rPr>
+        <w:u w:val="none"/>
+      </w:rPr>
+    </w:lvl>
+    <w:lvl w:ilvl="6">
+      <w:start w:val="1"/>
+      <w:numFmt w:val="bullet"/>
+      <w:lvlText w:val="●"/>
+      <w:lvlJc w:val="left"/>
+      <w:pPr>
+        <w:ind w:left="5040" w:hanging="360"/>
+      </w:pPr>
+      <w:rPr>
+        <w:u w:val="none"/>
+      </w:rPr>
+    </w:lvl>
+    <w:lvl w:ilvl="7">
+      <w:start w:val="1"/>
+      <w:numFmt w:val="bullet"/>
+      <w:lvlText w:val="●"/>
+      <w:lvlJc w:val="left"/>
+      <w:pPr>
+        <w:ind w:left="5760" w:hanging="360"/>
+      </w:pPr>
+      <w:rPr>
+        <w:u w:val="none"/>
+      </w:rPr>
+    </w:lvl>
+    <w:lvl w:ilvl="8">
+      <w:start w:val="1"/>
+      <w:numFmt w:val="bullet"/>
+      <w:lvlText w:val="●"/>
+      <w:lvlJc w:val="left"/>
+      <w:pPr>
+        <w:ind w:left="6480" w:hanging="360"/>
+      </w:pPr>
+      <w:rPr>
+        <w:u w:val="none"/>
+      </w:rPr>
+    </w:lvl>
+  </w:abstractNum>
+  <w:abstractNum w:abstractNumId="3">
+    <w:lvl w:ilvl="0">
+      <w:start w:val="1"/>
+      <w:numFmt w:val="bullet"/>
+      <w:lvlText w:val="●"/>
+      <w:lvlJc w:val="left"/>
+      <w:pPr>
+        <w:ind w:left="720" w:hanging="360"/>
+      </w:pPr>
+      <w:rPr>
+        <w:u w:val="none"/>
+      </w:rPr>
+    </w:lvl>
+    <w:lvl w:ilvl="1">
+      <w:start w:val="1"/>
+      <w:numFmt w:val="bullet"/>
+      <w:lvlText w:val="●"/>
+      <w:lvlJc w:val="left"/>
+      <w:pPr>
+        <w:ind w:left="1440" w:hanging="360"/>
+      </w:pPr>
+      <w:rPr>
+        <w:u w:val="none"/>
+      </w:rPr>
+    </w:lvl>
+    <w:lvl w:ilvl="2">
+      <w:start w:val="1"/>
+      <w:numFmt w:val="bullet"/>
+      <w:lvlText w:val="●"/>
+      <w:lvlJc w:val="left"/>
+      <w:pPr>
+        <w:ind w:left="2160" w:hanging="360"/>
+      </w:pPr>
+      <w:rPr>
+        <w:u w:val="none"/>
+      </w:rPr>
+    </w:lvl>
+    <w:lvl w:ilvl="3">
+      <w:start w:val="1"/>
+      <w:numFmt w:val="bullet"/>
+      <w:lvlText w:val="●"/>
+      <w:lvlJc w:val="left"/>
+      <w:pPr>
+        <w:ind w:left="2880" w:hanging="360"/>
+      </w:pPr>
+      <w:rPr>
+        <w:u w:val="none"/>
+      </w:rPr>
+    </w:lvl>
+    <w:lvl w:ilvl="4">
+      <w:start w:val="1"/>
+      <w:numFmt w:val="bullet"/>
+      <w:lvlText w:val="●"/>
+      <w:lvlJc w:val="left"/>
+      <w:pPr>
+        <w:ind w:left="3600" w:hanging="360"/>
+      </w:pPr>
+      <w:rPr>
+        <w:u w:val="none"/>
+      </w:rPr>
+    </w:lvl>
+    <w:lvl w:ilvl="5">
+      <w:start w:val="1"/>
+      <w:numFmt w:val="bullet"/>
+      <w:lvlText w:val="●"/>
+      <w:lvlJc w:val="left"/>
+      <w:pPr>
+        <w:ind w:left="4320" w:hanging="360"/>
+      </w:pPr>
+      <w:rPr>
+        <w:u w:val="none"/>
+      </w:rPr>
+    </w:lvl>
+    <w:lvl w:ilvl="6">
+      <w:start w:val="1"/>
+      <w:numFmt w:val="bullet"/>
+      <w:lvlText w:val="●"/>
+      <w:lvlJc w:val="left"/>
+      <w:pPr>
+        <w:ind w:left="5040" w:hanging="360"/>
+      </w:pPr>
+      <w:rPr>
+        <w:u w:val="none"/>
+      </w:rPr>
+    </w:lvl>
+    <w:lvl w:ilvl="7">
+      <w:start w:val="1"/>
+      <w:numFmt w:val="bullet"/>
+      <w:lvlText w:val="●"/>
+      <w:lvlJc w:val="left"/>
+      <w:pPr>
+        <w:ind w:left="5760" w:hanging="360"/>
+      </w:pPr>
+      <w:rPr>
+        <w:u w:val="none"/>
+      </w:rPr>
+    </w:lvl>
+    <w:lvl w:ilvl="8">
+      <w:start w:val="1"/>
+      <w:numFmt w:val="bullet"/>
+      <w:lvlText w:val="●"/>
+      <w:lvlJc w:val="left"/>
+      <w:pPr>
+        <w:ind w:left="6480" w:hanging="360"/>
+      </w:pPr>
+      <w:rPr>
+        <w:u w:val="none"/>
+      </w:rPr>
+    </w:lvl>
+  </w:abstractNum>
+  <w:abstractNum w:abstractNumId="4">
+    <w:lvl w:ilvl="0">
+      <w:start w:val="1"/>
+      <w:numFmt w:val="bullet"/>
+      <w:lvlText w:val="●"/>
+      <w:lvlJc w:val="left"/>
+      <w:pPr>
+        <w:ind w:left="720" w:hanging="360"/>
+      </w:pPr>
+      <w:rPr>
+        <w:u w:val="none"/>
+      </w:rPr>
+    </w:lvl>
+    <w:lvl w:ilvl="1">
+      <w:start w:val="1"/>
+      <w:numFmt w:val="bullet"/>
+      <w:lvlText w:val="●"/>
+      <w:lvlJc w:val="left"/>
+      <w:pPr>
+        <w:ind w:left="1440" w:hanging="360"/>
+      </w:pPr>
+      <w:rPr>
+        <w:u w:val="none"/>
+      </w:rPr>
+    </w:lvl>
+    <w:lvl w:ilvl="2">
+      <w:start w:val="1"/>
+      <w:numFmt w:val="bullet"/>
+      <w:lvlText w:val="●"/>
+      <w:lvlJc w:val="left"/>
+      <w:pPr>
+        <w:ind w:left="2160" w:hanging="360"/>
+      </w:pPr>
+      <w:rPr>
+        <w:u w:val="none"/>
+      </w:rPr>
+    </w:lvl>
+    <w:lvl w:ilvl="3">
+      <w:start w:val="1"/>
+      <w:numFmt w:val="bullet"/>
+      <w:lvlText w:val="●"/>
+      <w:lvlJc w:val="left"/>
+      <w:pPr>
+        <w:ind w:left="2880" w:hanging="360"/>
+      </w:pPr>
+      <w:rPr>
+        <w:u w:val="none"/>
+      </w:rPr>
+    </w:lvl>
+    <w:lvl w:ilvl="4">
+      <w:start w:val="1"/>
+      <w:numFmt w:val="bullet"/>
+      <w:lvlText w:val="●"/>
+      <w:lvlJc w:val="left"/>
+      <w:pPr>
+        <w:ind w:left="3600" w:hanging="360"/>
+      </w:pPr>
+      <w:rPr>
+        <w:u w:val="none"/>
+      </w:rPr>
+    </w:lvl>
+    <w:lvl w:ilvl="5">
+      <w:start w:val="1"/>
+      <w:numFmt w:val="bullet"/>
+      <w:lvlText w:val="●"/>
+      <w:lvlJc w:val="left"/>
+      <w:pPr>
+        <w:ind w:left="4320" w:hanging="360"/>
+      </w:pPr>
+      <w:rPr>
+        <w:u w:val="none"/>
+      </w:rPr>
+    </w:lvl>
+    <w:lvl w:ilvl="6">
+      <w:start w:val="1"/>
+      <w:numFmt w:val="bullet"/>
+      <w:lvlText w:val="●"/>
+      <w:lvlJc w:val="left"/>
+      <w:pPr>
+        <w:ind w:left="5040" w:hanging="360"/>
+      </w:pPr>
+      <w:rPr>
+        <w:u w:val="none"/>
+      </w:rPr>
+    </w:lvl>
+    <w:lvl w:ilvl="7">
+      <w:start w:val="1"/>
+      <w:numFmt w:val="bullet"/>
+      <w:lvlText w:val="●"/>
+      <w:lvlJc w:val="left"/>
+      <w:pPr>
+        <w:ind w:left="5760" w:hanging="360"/>
+      </w:pPr>
+      <w:rPr>
+        <w:u w:val="none"/>
+      </w:rPr>
+    </w:lvl>
+    <w:lvl w:ilvl="8">
+      <w:start w:val="1"/>
+      <w:numFmt w:val="bullet"/>
+      <w:lvlText w:val="●"/>
+      <w:lvlJc w:val="left"/>
+      <w:pPr>
+        <w:ind w:left="6480" w:hanging="360"/>
+      </w:pPr>
+      <w:rPr>
+        <w:u w:val="none"/>
+      </w:rPr>
+    </w:lvl>
+  </w:abstractNum>
+  <w:abstractNum w:abstractNumId="5">
+    <w:lvl w:ilvl="0">
+      <w:start w:val="1"/>
       <w:numFmt w:val="decimal"/>
       <w:lvlText w:val="%1."/>
       <w:lvlJc w:val="left"/>
@@ -5158,7 +6033,7 @@
       </w:rPr>
     </w:lvl>
   </w:abstractNum>
-  <w:abstractNum w:abstractNumId="3">
+  <w:abstractNum w:abstractNumId="6">
     <w:lvl w:ilvl="0">
       <w:start w:val="1"/>
       <w:numFmt w:val="bullet"/>
@@ -5268,7 +6143,7 @@
       </w:rPr>
     </w:lvl>
   </w:abstractNum>
-  <w:abstractNum w:abstractNumId="4">
+  <w:abstractNum w:abstractNumId="7">
     <w:lvl w:ilvl="0">
       <w:start w:val="1"/>
       <w:numFmt w:val="decimal"/>
@@ -5378,7 +6253,7 @@
       </w:rPr>
     </w:lvl>
   </w:abstractNum>
-  <w:abstractNum w:abstractNumId="5">
+  <w:abstractNum w:abstractNumId="8">
     <w:lvl w:ilvl="0">
       <w:start w:val="1"/>
       <w:numFmt w:val="decimal"/>
@@ -5488,7 +6363,7 @@
       </w:rPr>
     </w:lvl>
   </w:abstractNum>
-  <w:abstractNum w:abstractNumId="6">
+  <w:abstractNum w:abstractNumId="9">
     <w:lvl w:ilvl="0">
       <w:start w:val="1"/>
       <w:numFmt w:val="decimal"/>
@@ -5598,7 +6473,7 @@
       </w:rPr>
     </w:lvl>
   </w:abstractNum>
-  <w:abstractNum w:abstractNumId="7">
+  <w:abstractNum w:abstractNumId="10">
     <w:lvl w:ilvl="0">
       <w:start w:val="1"/>
       <w:numFmt w:val="decimal"/>
@@ -5708,7 +6583,7 @@
       </w:rPr>
     </w:lvl>
   </w:abstractNum>
-  <w:abstractNum w:abstractNumId="8">
+  <w:abstractNum w:abstractNumId="11">
     <w:lvl w:ilvl="0">
       <w:start w:val="1"/>
       <w:numFmt w:val="decimal"/>
@@ -5810,336 +6685,6 @@
       <w:numFmt w:val="lowerRoman"/>
       <w:lvlText w:val="%9."/>
       <w:lvlJc w:val="right"/>
-      <w:pPr>
-        <w:ind w:left="6480" w:hanging="360"/>
-      </w:pPr>
-      <w:rPr>
-        <w:u w:val="none"/>
-      </w:rPr>
-    </w:lvl>
-  </w:abstractNum>
-  <w:abstractNum w:abstractNumId="9">
-    <w:lvl w:ilvl="0">
-      <w:start w:val="1"/>
-      <w:numFmt w:val="bullet"/>
-      <w:lvlText w:val="●"/>
-      <w:lvlJc w:val="left"/>
-      <w:pPr>
-        <w:ind w:left="720" w:hanging="360"/>
-      </w:pPr>
-      <w:rPr>
-        <w:u w:val="none"/>
-      </w:rPr>
-    </w:lvl>
-    <w:lvl w:ilvl="1">
-      <w:start w:val="1"/>
-      <w:numFmt w:val="bullet"/>
-      <w:lvlText w:val="●"/>
-      <w:lvlJc w:val="left"/>
-      <w:pPr>
-        <w:ind w:left="1440" w:hanging="360"/>
-      </w:pPr>
-      <w:rPr>
-        <w:u w:val="none"/>
-      </w:rPr>
-    </w:lvl>
-    <w:lvl w:ilvl="2">
-      <w:start w:val="1"/>
-      <w:numFmt w:val="bullet"/>
-      <w:lvlText w:val="●"/>
-      <w:lvlJc w:val="left"/>
-      <w:pPr>
-        <w:ind w:left="2160" w:hanging="360"/>
-      </w:pPr>
-      <w:rPr>
-        <w:u w:val="none"/>
-      </w:rPr>
-    </w:lvl>
-    <w:lvl w:ilvl="3">
-      <w:start w:val="1"/>
-      <w:numFmt w:val="bullet"/>
-      <w:lvlText w:val="●"/>
-      <w:lvlJc w:val="left"/>
-      <w:pPr>
-        <w:ind w:left="2880" w:hanging="360"/>
-      </w:pPr>
-      <w:rPr>
-        <w:u w:val="none"/>
-      </w:rPr>
-    </w:lvl>
-    <w:lvl w:ilvl="4">
-      <w:start w:val="1"/>
-      <w:numFmt w:val="bullet"/>
-      <w:lvlText w:val="●"/>
-      <w:lvlJc w:val="left"/>
-      <w:pPr>
-        <w:ind w:left="3600" w:hanging="360"/>
-      </w:pPr>
-      <w:rPr>
-        <w:u w:val="none"/>
-      </w:rPr>
-    </w:lvl>
-    <w:lvl w:ilvl="5">
-      <w:start w:val="1"/>
-      <w:numFmt w:val="bullet"/>
-      <w:lvlText w:val="●"/>
-      <w:lvlJc w:val="left"/>
-      <w:pPr>
-        <w:ind w:left="4320" w:hanging="360"/>
-      </w:pPr>
-      <w:rPr>
-        <w:u w:val="none"/>
-      </w:rPr>
-    </w:lvl>
-    <w:lvl w:ilvl="6">
-      <w:start w:val="1"/>
-      <w:numFmt w:val="bullet"/>
-      <w:lvlText w:val="●"/>
-      <w:lvlJc w:val="left"/>
-      <w:pPr>
-        <w:ind w:left="5040" w:hanging="360"/>
-      </w:pPr>
-      <w:rPr>
-        <w:u w:val="none"/>
-      </w:rPr>
-    </w:lvl>
-    <w:lvl w:ilvl="7">
-      <w:start w:val="1"/>
-      <w:numFmt w:val="bullet"/>
-      <w:lvlText w:val="●"/>
-      <w:lvlJc w:val="left"/>
-      <w:pPr>
-        <w:ind w:left="5760" w:hanging="360"/>
-      </w:pPr>
-      <w:rPr>
-        <w:u w:val="none"/>
-      </w:rPr>
-    </w:lvl>
-    <w:lvl w:ilvl="8">
-      <w:start w:val="1"/>
-      <w:numFmt w:val="bullet"/>
-      <w:lvlText w:val="●"/>
-      <w:lvlJc w:val="left"/>
-      <w:pPr>
-        <w:ind w:left="6480" w:hanging="360"/>
-      </w:pPr>
-      <w:rPr>
-        <w:u w:val="none"/>
-      </w:rPr>
-    </w:lvl>
-  </w:abstractNum>
-  <w:abstractNum w:abstractNumId="10">
-    <w:lvl w:ilvl="0">
-      <w:start w:val="1"/>
-      <w:numFmt w:val="bullet"/>
-      <w:lvlText w:val="●"/>
-      <w:lvlJc w:val="left"/>
-      <w:pPr>
-        <w:ind w:left="720" w:hanging="360"/>
-      </w:pPr>
-      <w:rPr>
-        <w:u w:val="none"/>
-      </w:rPr>
-    </w:lvl>
-    <w:lvl w:ilvl="1">
-      <w:start w:val="1"/>
-      <w:numFmt w:val="bullet"/>
-      <w:lvlText w:val="●"/>
-      <w:lvlJc w:val="left"/>
-      <w:pPr>
-        <w:ind w:left="1440" w:hanging="360"/>
-      </w:pPr>
-      <w:rPr>
-        <w:u w:val="none"/>
-      </w:rPr>
-    </w:lvl>
-    <w:lvl w:ilvl="2">
-      <w:start w:val="1"/>
-      <w:numFmt w:val="bullet"/>
-      <w:lvlText w:val="●"/>
-      <w:lvlJc w:val="left"/>
-      <w:pPr>
-        <w:ind w:left="2160" w:hanging="360"/>
-      </w:pPr>
-      <w:rPr>
-        <w:u w:val="none"/>
-      </w:rPr>
-    </w:lvl>
-    <w:lvl w:ilvl="3">
-      <w:start w:val="1"/>
-      <w:numFmt w:val="bullet"/>
-      <w:lvlText w:val="●"/>
-      <w:lvlJc w:val="left"/>
-      <w:pPr>
-        <w:ind w:left="2880" w:hanging="360"/>
-      </w:pPr>
-      <w:rPr>
-        <w:u w:val="none"/>
-      </w:rPr>
-    </w:lvl>
-    <w:lvl w:ilvl="4">
-      <w:start w:val="1"/>
-      <w:numFmt w:val="bullet"/>
-      <w:lvlText w:val="●"/>
-      <w:lvlJc w:val="left"/>
-      <w:pPr>
-        <w:ind w:left="3600" w:hanging="360"/>
-      </w:pPr>
-      <w:rPr>
-        <w:u w:val="none"/>
-      </w:rPr>
-    </w:lvl>
-    <w:lvl w:ilvl="5">
-      <w:start w:val="1"/>
-      <w:numFmt w:val="bullet"/>
-      <w:lvlText w:val="●"/>
-      <w:lvlJc w:val="left"/>
-      <w:pPr>
-        <w:ind w:left="4320" w:hanging="360"/>
-      </w:pPr>
-      <w:rPr>
-        <w:u w:val="none"/>
-      </w:rPr>
-    </w:lvl>
-    <w:lvl w:ilvl="6">
-      <w:start w:val="1"/>
-      <w:numFmt w:val="bullet"/>
-      <w:lvlText w:val="●"/>
-      <w:lvlJc w:val="left"/>
-      <w:pPr>
-        <w:ind w:left="5040" w:hanging="360"/>
-      </w:pPr>
-      <w:rPr>
-        <w:u w:val="none"/>
-      </w:rPr>
-    </w:lvl>
-    <w:lvl w:ilvl="7">
-      <w:start w:val="1"/>
-      <w:numFmt w:val="bullet"/>
-      <w:lvlText w:val="●"/>
-      <w:lvlJc w:val="left"/>
-      <w:pPr>
-        <w:ind w:left="5760" w:hanging="360"/>
-      </w:pPr>
-      <w:rPr>
-        <w:u w:val="none"/>
-      </w:rPr>
-    </w:lvl>
-    <w:lvl w:ilvl="8">
-      <w:start w:val="1"/>
-      <w:numFmt w:val="bullet"/>
-      <w:lvlText w:val="●"/>
-      <w:lvlJc w:val="left"/>
-      <w:pPr>
-        <w:ind w:left="6480" w:hanging="360"/>
-      </w:pPr>
-      <w:rPr>
-        <w:u w:val="none"/>
-      </w:rPr>
-    </w:lvl>
-  </w:abstractNum>
-  <w:abstractNum w:abstractNumId="11">
-    <w:lvl w:ilvl="0">
-      <w:start w:val="1"/>
-      <w:numFmt w:val="bullet"/>
-      <w:lvlText w:val="●"/>
-      <w:lvlJc w:val="left"/>
-      <w:pPr>
-        <w:ind w:left="720" w:hanging="360"/>
-      </w:pPr>
-      <w:rPr>
-        <w:u w:val="none"/>
-      </w:rPr>
-    </w:lvl>
-    <w:lvl w:ilvl="1">
-      <w:start w:val="1"/>
-      <w:numFmt w:val="bullet"/>
-      <w:lvlText w:val="●"/>
-      <w:lvlJc w:val="left"/>
-      <w:pPr>
-        <w:ind w:left="1440" w:hanging="360"/>
-      </w:pPr>
-      <w:rPr>
-        <w:u w:val="none"/>
-      </w:rPr>
-    </w:lvl>
-    <w:lvl w:ilvl="2">
-      <w:start w:val="1"/>
-      <w:numFmt w:val="bullet"/>
-      <w:lvlText w:val="●"/>
-      <w:lvlJc w:val="left"/>
-      <w:pPr>
-        <w:ind w:left="2160" w:hanging="360"/>
-      </w:pPr>
-      <w:rPr>
-        <w:u w:val="none"/>
-      </w:rPr>
-    </w:lvl>
-    <w:lvl w:ilvl="3">
-      <w:start w:val="1"/>
-      <w:numFmt w:val="bullet"/>
-      <w:lvlText w:val="●"/>
-      <w:lvlJc w:val="left"/>
-      <w:pPr>
-        <w:ind w:left="2880" w:hanging="360"/>
-      </w:pPr>
-      <w:rPr>
-        <w:u w:val="none"/>
-      </w:rPr>
-    </w:lvl>
-    <w:lvl w:ilvl="4">
-      <w:start w:val="1"/>
-      <w:numFmt w:val="bullet"/>
-      <w:lvlText w:val="●"/>
-      <w:lvlJc w:val="left"/>
-      <w:pPr>
-        <w:ind w:left="3600" w:hanging="360"/>
-      </w:pPr>
-      <w:rPr>
-        <w:u w:val="none"/>
-      </w:rPr>
-    </w:lvl>
-    <w:lvl w:ilvl="5">
-      <w:start w:val="1"/>
-      <w:numFmt w:val="bullet"/>
-      <w:lvlText w:val="●"/>
-      <w:lvlJc w:val="left"/>
-      <w:pPr>
-        <w:ind w:left="4320" w:hanging="360"/>
-      </w:pPr>
-      <w:rPr>
-        <w:u w:val="none"/>
-      </w:rPr>
-    </w:lvl>
-    <w:lvl w:ilvl="6">
-      <w:start w:val="1"/>
-      <w:numFmt w:val="bullet"/>
-      <w:lvlText w:val="●"/>
-      <w:lvlJc w:val="left"/>
-      <w:pPr>
-        <w:ind w:left="5040" w:hanging="360"/>
-      </w:pPr>
-      <w:rPr>
-        <w:u w:val="none"/>
-      </w:rPr>
-    </w:lvl>
-    <w:lvl w:ilvl="7">
-      <w:start w:val="1"/>
-      <w:numFmt w:val="bullet"/>
-      <w:lvlText w:val="●"/>
-      <w:lvlJc w:val="left"/>
-      <w:pPr>
-        <w:ind w:left="5760" w:hanging="360"/>
-      </w:pPr>
-      <w:rPr>
-        <w:u w:val="none"/>
-      </w:rPr>
-    </w:lvl>
-    <w:lvl w:ilvl="8">
-      <w:start w:val="1"/>
-      <w:numFmt w:val="bullet"/>
-      <w:lvlText w:val="●"/>
-      <w:lvlJc w:val="left"/>
       <w:pPr>
         <w:ind w:left="6480" w:hanging="360"/>
       </w:pPr>
@@ -6442,6 +6987,27 @@
       <w:sz w:val="52"/>
       <w:szCs w:val="52"/>
     </w:rPr>
+  </w:style>
+  <w:style w:type="table" w:styleId="TableNormal" w:default="1">
+    <w:name w:val="TableNormal"/>
+    <w:tblPr>
+      <w:tblCellMar>
+        <w:top w:w="100.0" w:type="dxa"/>
+        <w:left w:w="100.0" w:type="dxa"/>
+        <w:bottom w:w="100.0" w:type="dxa"/>
+        <w:right w:w="100.0" w:type="dxa"/>
+      </w:tblCellMar>
+    </w:tblPr>
+  </w:style>
+  <w:style w:type="paragraph" w:styleId="Normal" w:default="1">
+    <w:name w:val="normal"/>
+  </w:style>
+  <w:style w:type="table" w:styleId="Table1">
+    <w:basedOn w:val="TableNormal"/>
+    <w:tblPr>
+      <w:tblStyleRowBandSize w:val="1"/>
+      <w:tblStyleColBandSize w:val="1"/>
+    </w:tblPr>
   </w:style>
   <w:style w:type="paragraph" w:styleId="Subtitle">
     <w:name w:val="Subtitle"/>
@@ -6790,4 +7356,19 @@
   </a:objectDefaults>
   <a:extraClrSchemeLst/>
 </a:theme>
+</file>
+
+<file path=customXML/item1.xml><?xml version="1.0" encoding="utf-8"?>
+<go:gDocsCustomXmlDataStorage xmlns:go="http://customooxmlschemas.google.com/" xmlns:r="http://schemas.openxmlformats.org/officeDocument/2006/relationships" uri="GoogleDocsCustomDataVersion2">
+  <go:docsCustomData xmlns:go="http://customooxmlschemas.google.com/" roundtripDataSignature="AMtx7mickIiWvBwFl3NPO8ydiDNWBSVb0Q==">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</go:docsCustomData>
+</go:gDocsCustomXmlDataStorage>
+</file>
+
+<file path=customXML/itemProps1.xml><?xml version="1.0" encoding="utf-8"?>
+<ds:datastoreItem xmlns:ds="http://schemas.openxmlformats.org/officeDocument/2006/customXml" ds:itemID="{11111111-1234-1234-1234-123412341234}">
+  <ds:schemaRefs>
+    <ds:schemaRef ds:uri="http://schemas.openxmlformats.org/officeDocument/2006/relationships"/>
+    <ds:schemaRef ds:uri="http://customooxmlschemas.google.com/"/>
+  </ds:schemaRefs>
+</ds:datastoreItem>
 </file>
--- a/Final/Report-G3.docx
+++ b/Final/Report-G3.docx
@@ -2479,7 +2479,7 @@
       </w:pPr>
       <w:sdt>
         <w:sdtPr>
-          <w:id w:val="-1972434138"/>
+          <w:id w:val="1439895127"/>
           <w:tag w:val="goog_rdk_0"/>
         </w:sdtPr>
         <w:sdtContent>
@@ -3079,32 +3079,20 @@
       <w:pPr>
         <w:spacing w:line="360" w:lineRule="auto"/>
         <w:rPr>
-          <w:sz w:val="24"/>
-          <w:szCs w:val="24"/>
-        </w:rPr>
-      </w:pPr>
-      <w:r>
-        <w:rPr>
-          <w:sz w:val="24"/>
-          <w:szCs w:val="24"/>
-          <w:rtl w:val="0"/>
-        </w:rPr>
-        <w:t xml:space="preserve">This testing process helped ensure that the system is functional and user-friendly.</w:t>
-      </w:r>
-    </w:p>
-    <w:p>
-      <w:pPr>
-        <w:pStyle w:val="Heading1"/>
-        <w:spacing w:line="360" w:lineRule="auto"/>
-        <w:rPr>
           <w:b w:val="1"/>
           <w:bCs w:val="1"/>
           <w:sz w:val="28"/>
           <w:szCs w:val="28"/>
         </w:rPr>
       </w:pPr>
-      <w:bookmarkStart w:colFirst="0" w:colLast="0" w:name="_heading=h.ye15ef1furzx" w:id="9"/>
-      <w:bookmarkEnd w:id="9"/>
+      <w:r>
+        <w:rPr>
+          <w:sz w:val="24"/>
+          <w:szCs w:val="24"/>
+          <w:rtl w:val="0"/>
+        </w:rPr>
+        <w:t xml:space="preserve">This testing process helped ensure that the system is functional and user-friendly.</w:t>
+      </w:r>
       <w:r>
         <w:rPr>
           <w:rtl w:val="0"/>
@@ -3122,8 +3110,8 @@
           <w:szCs w:val="28"/>
         </w:rPr>
       </w:pPr>
-      <w:bookmarkStart w:colFirst="0" w:colLast="0" w:name="_heading=h.ym97q5hwurqj" w:id="10"/>
-      <w:bookmarkEnd w:id="10"/>
+      <w:bookmarkStart w:colFirst="0" w:colLast="0" w:name="_heading=h.u1guwua9hmue" w:id="9"/>
+      <w:bookmarkEnd w:id="9"/>
       <w:r>
         <w:rPr>
           <w:rtl w:val="0"/>
@@ -3141,8 +3129,8 @@
           <w:szCs w:val="28"/>
         </w:rPr>
       </w:pPr>
-      <w:bookmarkStart w:colFirst="0" w:colLast="0" w:name="_heading=h.uk5pf75e8vf1" w:id="11"/>
-      <w:bookmarkEnd w:id="11"/>
+      <w:bookmarkStart w:colFirst="0" w:colLast="0" w:name="_heading=h.r3s5hk8cdxo1" w:id="10"/>
+      <w:bookmarkEnd w:id="10"/>
       <w:r>
         <w:rPr>
           <w:rtl w:val="0"/>
@@ -3160,8 +3148,8 @@
           <w:szCs w:val="28"/>
         </w:rPr>
       </w:pPr>
-      <w:bookmarkStart w:colFirst="0" w:colLast="0" w:name="_heading=h.msqk73dnbl3h" w:id="12"/>
-      <w:bookmarkEnd w:id="12"/>
+      <w:bookmarkStart w:colFirst="0" w:colLast="0" w:name="_heading=h.gdb77bpnge29" w:id="11"/>
+      <w:bookmarkEnd w:id="11"/>
       <w:r>
         <w:rPr>
           <w:rtl w:val="0"/>
@@ -3179,8 +3167,8 @@
           <w:szCs w:val="28"/>
         </w:rPr>
       </w:pPr>
-      <w:bookmarkStart w:colFirst="0" w:colLast="0" w:name="_heading=h.kurspkx029u8" w:id="13"/>
-      <w:bookmarkEnd w:id="13"/>
+      <w:bookmarkStart w:colFirst="0" w:colLast="0" w:name="_heading=h.ew2bcevmegi4" w:id="12"/>
+      <w:bookmarkEnd w:id="12"/>
       <w:r>
         <w:rPr>
           <w:rtl w:val="0"/>
@@ -3198,8 +3186,8 @@
           <w:szCs w:val="28"/>
         </w:rPr>
       </w:pPr>
-      <w:bookmarkStart w:colFirst="0" w:colLast="0" w:name="_heading=h.9a43j2oa7tl4" w:id="14"/>
-      <w:bookmarkEnd w:id="14"/>
+      <w:bookmarkStart w:colFirst="0" w:colLast="0" w:name="_heading=h.9a43j2oa7tl4" w:id="13"/>
+      <w:bookmarkEnd w:id="13"/>
       <w:r>
         <w:rPr>
           <w:b w:val="1"/>
@@ -3219,8 +3207,8 @@
           <w:szCs w:val="28"/>
         </w:rPr>
       </w:pPr>
-      <w:bookmarkStart w:colFirst="0" w:colLast="0" w:name="_heading=h.5pvpcld3ehmn" w:id="15"/>
-      <w:bookmarkEnd w:id="15"/>
+      <w:bookmarkStart w:colFirst="0" w:colLast="0" w:name="_heading=h.5pvpcld3ehmn" w:id="14"/>
+      <w:bookmarkEnd w:id="14"/>
       <w:r>
         <w:rPr>
           <w:sz w:val="28"/>
@@ -3241,8 +3229,8 @@
           <w:szCs w:val="28"/>
         </w:rPr>
       </w:pPr>
-      <w:bookmarkStart w:colFirst="0" w:colLast="0" w:name="_heading=h.ubbv2svn2ooj" w:id="16"/>
-      <w:bookmarkEnd w:id="16"/>
+      <w:bookmarkStart w:colFirst="0" w:colLast="0" w:name="_heading=h.ubbv2svn2ooj" w:id="15"/>
+      <w:bookmarkEnd w:id="15"/>
       <w:r>
         <w:rPr>
           <w:b w:val="1"/>
@@ -3254,12 +3242,12 @@
           <wp:inline distB="114300" distT="114300" distL="114300" distR="114300">
             <wp:extent cx="5943600" cy="2070100"/>
             <wp:effectExtent b="0" l="0" r="0" t="0"/>
-            <wp:docPr id="7" name="image5.png"/>
+            <wp:docPr id="11" name="image9.png"/>
             <a:graphic>
               <a:graphicData uri="http://schemas.openxmlformats.org/drawingml/2006/picture">
                 <pic:pic>
                   <pic:nvPicPr>
-                    <pic:cNvPr id="0" name="image5.png"/>
+                    <pic:cNvPr id="0" name="image9.png"/>
                     <pic:cNvPicPr preferRelativeResize="0"/>
                   </pic:nvPicPr>
                   <pic:blipFill>
@@ -3341,59 +3329,14 @@
     </w:p>
     <w:p>
       <w:pPr>
-        <w:rPr>
-          <w:i w:val="1"/>
-          <w:iCs w:val="1"/>
-          <w:sz w:val="24"/>
-          <w:szCs w:val="24"/>
-        </w:rPr>
-      </w:pPr>
-      <w:r>
-        <w:rPr>
-          <w:rtl w:val="0"/>
-        </w:rPr>
-      </w:r>
-    </w:p>
-    <w:p>
-      <w:pPr>
-        <w:rPr>
-          <w:i w:val="1"/>
-          <w:iCs w:val="1"/>
-          <w:sz w:val="24"/>
-          <w:szCs w:val="24"/>
-        </w:rPr>
-      </w:pPr>
-      <w:r>
-        <w:rPr>
-          <w:rtl w:val="0"/>
-        </w:rPr>
-      </w:r>
-    </w:p>
-    <w:p>
-      <w:pPr>
-        <w:rPr>
-          <w:i w:val="1"/>
-          <w:iCs w:val="1"/>
-          <w:sz w:val="24"/>
-          <w:szCs w:val="24"/>
-        </w:rPr>
-      </w:pPr>
-      <w:r>
-        <w:rPr>
-          <w:rtl w:val="0"/>
-        </w:rPr>
-      </w:r>
-    </w:p>
-    <w:p>
-      <w:pPr>
         <w:pStyle w:val="Heading2"/>
         <w:rPr>
           <w:sz w:val="28"/>
           <w:szCs w:val="28"/>
         </w:rPr>
       </w:pPr>
-      <w:bookmarkStart w:colFirst="0" w:colLast="0" w:name="_heading=h.d7zez883k36j" w:id="17"/>
-      <w:bookmarkEnd w:id="17"/>
+      <w:bookmarkStart w:colFirst="0" w:colLast="0" w:name="_heading=h.d7zez883k36j" w:id="16"/>
+      <w:bookmarkEnd w:id="16"/>
       <w:r>
         <w:rPr>
           <w:sz w:val="28"/>
@@ -3419,12 +3362,12 @@
           <wp:inline distB="114300" distT="114300" distL="114300" distR="114300">
             <wp:extent cx="5053013" cy="6534906"/>
             <wp:effectExtent b="0" l="0" r="0" t="0"/>
-            <wp:docPr id="4" name="image6.png"/>
+            <wp:docPr id="4" name="image4.png"/>
             <a:graphic>
               <a:graphicData uri="http://schemas.openxmlformats.org/drawingml/2006/picture">
                 <pic:pic>
                   <pic:nvPicPr>
-                    <pic:cNvPr id="0" name="image6.png"/>
+                    <pic:cNvPr id="0" name="image4.png"/>
                     <pic:cNvPicPr preferRelativeResize="0"/>
                   </pic:nvPicPr>
                   <pic:blipFill>
@@ -3482,8 +3425,8 @@
           <w:szCs w:val="28"/>
         </w:rPr>
       </w:pPr>
-      <w:bookmarkStart w:colFirst="0" w:colLast="0" w:name="_heading=h.8i4czudbfedk" w:id="18"/>
-      <w:bookmarkEnd w:id="18"/>
+      <w:bookmarkStart w:colFirst="0" w:colLast="0" w:name="_heading=h.8i4czudbfedk" w:id="17"/>
+      <w:bookmarkEnd w:id="17"/>
       <w:r>
         <w:rPr>
           <w:sz w:val="28"/>
@@ -3491,6 +3434,325 @@
           <w:rtl w:val="0"/>
         </w:rPr>
         <w:t xml:space="preserve">Folder Structure</w:t>
+      </w:r>
+    </w:p>
+    <w:p>
+      <w:pPr>
+        <w:rPr/>
+      </w:pPr>
+      <w:r>
+        <w:rPr/>
+        <w:drawing>
+          <wp:inline distB="114300" distT="114300" distL="114300" distR="114300">
+            <wp:extent cx="4618448" cy="6351417"/>
+            <wp:effectExtent b="0" l="0" r="0" t="0"/>
+            <wp:docPr id="12" name="image12.png"/>
+            <a:graphic>
+              <a:graphicData uri="http://schemas.openxmlformats.org/drawingml/2006/picture">
+                <pic:pic>
+                  <pic:nvPicPr>
+                    <pic:cNvPr id="0" name="image12.png"/>
+                    <pic:cNvPicPr preferRelativeResize="0"/>
+                  </pic:nvPicPr>
+                  <pic:blipFill>
+                    <a:blip r:embed="rId9"/>
+                    <a:srcRect b="0" l="0" r="0" t="0"/>
+                    <a:stretch>
+                      <a:fillRect/>
+                    </a:stretch>
+                  </pic:blipFill>
+                  <pic:spPr>
+                    <a:xfrm>
+                      <a:off x="0" y="0"/>
+                      <a:ext cx="4618448" cy="6351417"/>
+                    </a:xfrm>
+                    <a:prstGeom prst="rect"/>
+                    <a:ln/>
+                  </pic:spPr>
+                </pic:pic>
+              </a:graphicData>
+            </a:graphic>
+          </wp:inline>
+        </w:drawing>
+      </w:r>
+      <w:r>
+        <w:rPr>
+          <w:rtl w:val="0"/>
+        </w:rPr>
+      </w:r>
+    </w:p>
+    <w:p>
+      <w:pPr>
+        <w:rPr>
+          <w:i w:val="1"/>
+          <w:iCs w:val="1"/>
+          <w:sz w:val="24"/>
+          <w:szCs w:val="24"/>
+        </w:rPr>
+      </w:pPr>
+      <w:r>
+        <w:rPr>
+          <w:i w:val="1"/>
+          <w:iCs w:val="1"/>
+          <w:sz w:val="24"/>
+          <w:szCs w:val="24"/>
+          <w:rtl w:val="0"/>
+        </w:rPr>
+        <w:t xml:space="preserve">The repository is organised according to SDLC phases, including planning, design, testing, and final documentation. Each folder stores related project artefacts such as diagrams, prototype files, testing documents, and the final report. This structure helps keep the project organised and makes it easier to track development progress.</w:t>
+      </w:r>
+    </w:p>
+    <w:p>
+      <w:pPr>
+        <w:pStyle w:val="Heading2"/>
+        <w:rPr>
+          <w:sz w:val="28"/>
+          <w:szCs w:val="28"/>
+        </w:rPr>
+      </w:pPr>
+      <w:bookmarkStart w:colFirst="0" w:colLast="0" w:name="_heading=h.uyh3d56cf4ue" w:id="18"/>
+      <w:bookmarkEnd w:id="18"/>
+      <w:r>
+        <w:rPr>
+          <w:rtl w:val="0"/>
+        </w:rPr>
+        <w:t xml:space="preserve">C</w:t>
+      </w:r>
+      <w:r>
+        <w:rPr>
+          <w:sz w:val="28"/>
+          <w:szCs w:val="28"/>
+          <w:rtl w:val="0"/>
+        </w:rPr>
+        <w:t xml:space="preserve">ommit History</w:t>
+        <w:br w:type="textWrapping"/>
+      </w:r>
+      <w:r>
+        <w:rPr>
+          <w:sz w:val="28"/>
+          <w:szCs w:val="28"/>
+        </w:rPr>
+        <w:drawing>
+          <wp:inline distB="114300" distT="114300" distL="114300" distR="114300">
+            <wp:extent cx="5943600" cy="3086100"/>
+            <wp:effectExtent b="0" l="0" r="0" t="0"/>
+            <wp:docPr id="9" name="image8.png"/>
+            <a:graphic>
+              <a:graphicData uri="http://schemas.openxmlformats.org/drawingml/2006/picture">
+                <pic:pic>
+                  <pic:nvPicPr>
+                    <pic:cNvPr id="0" name="image8.png"/>
+                    <pic:cNvPicPr preferRelativeResize="0"/>
+                  </pic:nvPicPr>
+                  <pic:blipFill>
+                    <a:blip r:embed="rId10"/>
+                    <a:srcRect b="0" l="0" r="0" t="0"/>
+                    <a:stretch>
+                      <a:fillRect/>
+                    </a:stretch>
+                  </pic:blipFill>
+                  <pic:spPr>
+                    <a:xfrm>
+                      <a:off x="0" y="0"/>
+                      <a:ext cx="5943600" cy="3086100"/>
+                    </a:xfrm>
+                    <a:prstGeom prst="rect"/>
+                    <a:ln/>
+                  </pic:spPr>
+                </pic:pic>
+              </a:graphicData>
+            </a:graphic>
+          </wp:inline>
+        </w:drawing>
+      </w:r>
+      <w:r>
+        <w:rPr>
+          <w:sz w:val="28"/>
+          <w:szCs w:val="28"/>
+        </w:rPr>
+        <w:drawing>
+          <wp:inline distB="114300" distT="114300" distL="114300" distR="114300">
+            <wp:extent cx="5943600" cy="1130300"/>
+            <wp:effectExtent b="0" l="0" r="0" t="0"/>
+            <wp:docPr id="6" name="image3.png"/>
+            <a:graphic>
+              <a:graphicData uri="http://schemas.openxmlformats.org/drawingml/2006/picture">
+                <pic:pic>
+                  <pic:nvPicPr>
+                    <pic:cNvPr id="0" name="image3.png"/>
+                    <pic:cNvPicPr preferRelativeResize="0"/>
+                  </pic:nvPicPr>
+                  <pic:blipFill>
+                    <a:blip r:embed="rId11"/>
+                    <a:srcRect b="0" l="0" r="0" t="0"/>
+                    <a:stretch>
+                      <a:fillRect/>
+                    </a:stretch>
+                  </pic:blipFill>
+                  <pic:spPr>
+                    <a:xfrm>
+                      <a:off x="0" y="0"/>
+                      <a:ext cx="5943600" cy="1130300"/>
+                    </a:xfrm>
+                    <a:prstGeom prst="rect"/>
+                    <a:ln/>
+                  </pic:spPr>
+                </pic:pic>
+              </a:graphicData>
+            </a:graphic>
+          </wp:inline>
+        </w:drawing>
+      </w:r>
+      <w:r>
+        <w:rPr>
+          <w:sz w:val="28"/>
+          <w:szCs w:val="28"/>
+        </w:rPr>
+        <w:drawing>
+          <wp:inline distB="114300" distT="114300" distL="114300" distR="114300">
+            <wp:extent cx="5900738" cy="3162300"/>
+            <wp:effectExtent b="0" l="0" r="0" t="0"/>
+            <wp:docPr id="5" name="image1.png"/>
+            <a:graphic>
+              <a:graphicData uri="http://schemas.openxmlformats.org/drawingml/2006/picture">
+                <pic:pic>
+                  <pic:nvPicPr>
+                    <pic:cNvPr id="0" name="image1.png"/>
+                    <pic:cNvPicPr preferRelativeResize="0"/>
+                  </pic:nvPicPr>
+                  <pic:blipFill>
+                    <a:blip r:embed="rId12"/>
+                    <a:srcRect b="0" l="0" r="0" t="0"/>
+                    <a:stretch>
+                      <a:fillRect/>
+                    </a:stretch>
+                  </pic:blipFill>
+                  <pic:spPr>
+                    <a:xfrm>
+                      <a:off x="0" y="0"/>
+                      <a:ext cx="5900738" cy="3162300"/>
+                    </a:xfrm>
+                    <a:prstGeom prst="rect"/>
+                    <a:ln/>
+                  </pic:spPr>
+                </pic:pic>
+              </a:graphicData>
+            </a:graphic>
+          </wp:inline>
+        </w:drawing>
+      </w:r>
+      <w:r>
+        <w:rPr>
+          <w:rtl w:val="0"/>
+        </w:rPr>
+      </w:r>
+    </w:p>
+    <w:p>
+      <w:pPr>
+        <w:rPr/>
+      </w:pPr>
+      <w:r>
+        <w:rPr/>
+        <w:drawing>
+          <wp:inline distB="114300" distT="114300" distL="114300" distR="114300">
+            <wp:extent cx="5943600" cy="3340100"/>
+            <wp:effectExtent b="0" l="0" r="0" t="0"/>
+            <wp:docPr id="14" name="image11.png"/>
+            <a:graphic>
+              <a:graphicData uri="http://schemas.openxmlformats.org/drawingml/2006/picture">
+                <pic:pic>
+                  <pic:nvPicPr>
+                    <pic:cNvPr id="0" name="image11.png"/>
+                    <pic:cNvPicPr preferRelativeResize="0"/>
+                  </pic:nvPicPr>
+                  <pic:blipFill>
+                    <a:blip r:embed="rId13"/>
+                    <a:srcRect b="0" l="0" r="0" t="0"/>
+                    <a:stretch>
+                      <a:fillRect/>
+                    </a:stretch>
+                  </pic:blipFill>
+                  <pic:spPr>
+                    <a:xfrm>
+                      <a:off x="0" y="0"/>
+                      <a:ext cx="5943600" cy="3340100"/>
+                    </a:xfrm>
+                    <a:prstGeom prst="rect"/>
+                    <a:ln/>
+                  </pic:spPr>
+                </pic:pic>
+              </a:graphicData>
+            </a:graphic>
+          </wp:inline>
+        </w:drawing>
+      </w:r>
+      <w:r>
+        <w:rPr>
+          <w:rtl w:val="0"/>
+        </w:rPr>
+      </w:r>
+    </w:p>
+    <w:p>
+      <w:pPr>
+        <w:pStyle w:val="Heading2"/>
+        <w:rPr>
+          <w:sz w:val="28"/>
+          <w:szCs w:val="28"/>
+        </w:rPr>
+      </w:pPr>
+      <w:bookmarkStart w:colFirst="0" w:colLast="0" w:name="_heading=h.1wga19l91k5e" w:id="19"/>
+      <w:bookmarkEnd w:id="19"/>
+      <w:r>
+        <w:rPr>
+          <w:sz w:val="28"/>
+          <w:szCs w:val="28"/>
+          <w:rtl w:val="0"/>
+        </w:rPr>
+        <w:t xml:space="preserve">GitHub Activity / Progress</w:t>
+      </w:r>
+    </w:p>
+    <w:p>
+      <w:pPr>
+        <w:rPr/>
+      </w:pPr>
+      <w:r>
+        <w:rPr/>
+        <w:drawing>
+          <wp:inline distB="114300" distT="114300" distL="114300" distR="114300">
+            <wp:extent cx="5943600" cy="3302000"/>
+            <wp:effectExtent b="0" l="0" r="0" t="0"/>
+            <wp:docPr id="8" name="image5.png"/>
+            <a:graphic>
+              <a:graphicData uri="http://schemas.openxmlformats.org/drawingml/2006/picture">
+                <pic:pic>
+                  <pic:nvPicPr>
+                    <pic:cNvPr id="0" name="image5.png"/>
+                    <pic:cNvPicPr preferRelativeResize="0"/>
+                  </pic:nvPicPr>
+                  <pic:blipFill>
+                    <a:blip r:embed="rId14"/>
+                    <a:srcRect b="0" l="0" r="0" t="0"/>
+                    <a:stretch>
+                      <a:fillRect/>
+                    </a:stretch>
+                  </pic:blipFill>
+                  <pic:spPr>
+                    <a:xfrm>
+                      <a:off x="0" y="0"/>
+                      <a:ext cx="5943600" cy="3302000"/>
+                    </a:xfrm>
+                    <a:prstGeom prst="rect"/>
+                    <a:ln/>
+                  </pic:spPr>
+                </pic:pic>
+              </a:graphicData>
+            </a:graphic>
+          </wp:inline>
+        </w:drawing>
+      </w:r>
+      <w:r>
+        <w:rPr>
+          <w:rtl w:val="0"/>
+        </w:rPr>
       </w:r>
     </w:p>
     <w:p>
@@ -3504,8 +3766,8 @@
           <w:szCs w:val="28"/>
         </w:rPr>
       </w:pPr>
-      <w:bookmarkStart w:colFirst="0" w:colLast="0" w:name="_heading=h.45x612xzevpt" w:id="19"/>
-      <w:bookmarkEnd w:id="19"/>
+      <w:bookmarkStart w:colFirst="0" w:colLast="0" w:name="_heading=h.45x612xzevpt" w:id="20"/>
+      <w:bookmarkEnd w:id="20"/>
       <w:r>
         <w:rPr>
           <w:b w:val="1"/>
@@ -3526,8 +3788,8 @@
           <w:szCs w:val="28"/>
         </w:rPr>
       </w:pPr>
-      <w:bookmarkStart w:colFirst="0" w:colLast="0" w:name="_heading=h.e8myubwy6t7y" w:id="20"/>
-      <w:bookmarkEnd w:id="20"/>
+      <w:bookmarkStart w:colFirst="0" w:colLast="0" w:name="_heading=h.e8myubwy6t7y" w:id="21"/>
+      <w:bookmarkEnd w:id="21"/>
       <w:r>
         <w:rPr>
           <w:sz w:val="28"/>
@@ -3553,16 +3815,16 @@
           <wp:inline distB="114300" distT="114300" distL="114300" distR="114300">
             <wp:extent cx="5943600" cy="2933700"/>
             <wp:effectExtent b="0" l="0" r="0" t="0"/>
-            <wp:docPr id="6" name="image2.png"/>
+            <wp:docPr id="10" name="image7.png"/>
             <a:graphic>
               <a:graphicData uri="http://schemas.openxmlformats.org/drawingml/2006/picture">
                 <pic:pic>
                   <pic:nvPicPr>
-                    <pic:cNvPr id="0" name="image2.png"/>
+                    <pic:cNvPr id="0" name="image7.png"/>
                     <pic:cNvPicPr preferRelativeResize="0"/>
                   </pic:nvPicPr>
                   <pic:blipFill>
-                    <a:blip r:embed="rId9"/>
+                    <a:blip r:embed="rId15"/>
                     <a:srcRect b="0" l="0" r="0" t="0"/>
                     <a:stretch>
                       <a:fillRect/>
@@ -3599,16 +3861,16 @@
           <wp:inline distB="114300" distT="114300" distL="114300" distR="114300">
             <wp:extent cx="5943600" cy="2540000"/>
             <wp:effectExtent b="0" l="0" r="0" t="0"/>
-            <wp:docPr id="8" name="image1.png"/>
+            <wp:docPr id="13" name="image10.png"/>
             <a:graphic>
               <a:graphicData uri="http://schemas.openxmlformats.org/drawingml/2006/picture">
                 <pic:pic>
                   <pic:nvPicPr>
-                    <pic:cNvPr id="0" name="image1.png"/>
+                    <pic:cNvPr id="0" name="image10.png"/>
                     <pic:cNvPicPr preferRelativeResize="0"/>
                   </pic:nvPicPr>
                   <pic:blipFill>
-                    <a:blip r:embed="rId10"/>
+                    <a:blip r:embed="rId16"/>
                     <a:srcRect b="0" l="0" r="0" t="0"/>
                     <a:stretch>
                       <a:fillRect/>
@@ -3643,8 +3905,8 @@
           <w:szCs w:val="28"/>
         </w:rPr>
       </w:pPr>
-      <w:bookmarkStart w:colFirst="0" w:colLast="0" w:name="_heading=h.4o7rb6qytdex" w:id="21"/>
-      <w:bookmarkEnd w:id="21"/>
+      <w:bookmarkStart w:colFirst="0" w:colLast="0" w:name="_heading=h.4o7rb6qytdex" w:id="22"/>
+      <w:bookmarkEnd w:id="22"/>
       <w:r>
         <w:rPr>
           <w:sz w:val="28"/>
@@ -3809,8 +4071,8 @@
           <w:szCs w:val="28"/>
         </w:rPr>
       </w:pPr>
-      <w:bookmarkStart w:colFirst="0" w:colLast="0" w:name="_heading=h.g4p3igax0ni" w:id="22"/>
-      <w:bookmarkEnd w:id="22"/>
+      <w:bookmarkStart w:colFirst="0" w:colLast="0" w:name="_heading=h.g4p3igax0ni" w:id="23"/>
+      <w:bookmarkEnd w:id="23"/>
       <w:r>
         <w:rPr>
           <w:sz w:val="28"/>
@@ -3831,16 +4093,16 @@
           <wp:inline distB="114300" distT="114300" distL="114300" distR="114300">
             <wp:extent cx="5943600" cy="2959100"/>
             <wp:effectExtent b="0" l="0" r="0" t="0"/>
-            <wp:docPr id="3" name="image3.png"/>
+            <wp:docPr id="3" name="image2.png"/>
             <a:graphic>
               <a:graphicData uri="http://schemas.openxmlformats.org/drawingml/2006/picture">
                 <pic:pic>
                   <pic:nvPicPr>
-                    <pic:cNvPr id="0" name="image3.png"/>
+                    <pic:cNvPr id="0" name="image2.png"/>
                     <pic:cNvPicPr preferRelativeResize="0"/>
                   </pic:nvPicPr>
                   <pic:blipFill>
-                    <a:blip r:embed="rId11"/>
+                    <a:blip r:embed="rId17"/>
                     <a:srcRect b="0" l="0" r="0" t="0"/>
                     <a:stretch>
                       <a:fillRect/>
@@ -3941,8 +4203,8 @@
           <w:szCs w:val="24"/>
         </w:rPr>
       </w:pPr>
-      <w:bookmarkStart w:colFirst="0" w:colLast="0" w:name="_heading=h.xv4ui31afyve" w:id="23"/>
-      <w:bookmarkEnd w:id="23"/>
+      <w:bookmarkStart w:colFirst="0" w:colLast="0" w:name="_heading=h.xv4ui31afyve" w:id="24"/>
+      <w:bookmarkEnd w:id="24"/>
       <w:r>
         <w:rPr>
           <w:sz w:val="28"/>
@@ -4343,8 +4605,8 @@
           <w:szCs w:val="28"/>
         </w:rPr>
       </w:pPr>
-      <w:bookmarkStart w:colFirst="0" w:colLast="0" w:name="_heading=h.r8aitelbl56i" w:id="24"/>
-      <w:bookmarkEnd w:id="24"/>
+      <w:bookmarkStart w:colFirst="0" w:colLast="0" w:name="_heading=h.r8aitelbl56i" w:id="25"/>
+      <w:bookmarkEnd w:id="25"/>
       <w:r>
         <w:rPr>
           <w:sz w:val="28"/>
@@ -4365,16 +4627,16 @@
           <wp:inline distB="114300" distT="114300" distL="114300" distR="114300">
             <wp:extent cx="5943600" cy="2971800"/>
             <wp:effectExtent b="0" l="0" r="0" t="0"/>
-            <wp:docPr id="5" name="image4.png"/>
+            <wp:docPr id="7" name="image6.png"/>
             <a:graphic>
               <a:graphicData uri="http://schemas.openxmlformats.org/drawingml/2006/picture">
                 <pic:pic>
                   <pic:nvPicPr>
-                    <pic:cNvPr id="0" name="image4.png"/>
+                    <pic:cNvPr id="0" name="image6.png"/>
                     <pic:cNvPicPr preferRelativeResize="0"/>
                   </pic:nvPicPr>
                   <pic:blipFill>
-                    <a:blip r:embed="rId12"/>
+                    <a:blip r:embed="rId18"/>
                     <a:srcRect b="0" l="0" r="0" t="0"/>
                     <a:stretch>
                       <a:fillRect/>
@@ -4663,8 +4925,8 @@
           <w:szCs w:val="28"/>
         </w:rPr>
       </w:pPr>
-      <w:bookmarkStart w:colFirst="0" w:colLast="0" w:name="_heading=h.nyc86idl1ych" w:id="25"/>
-      <w:bookmarkEnd w:id="25"/>
+      <w:bookmarkStart w:colFirst="0" w:colLast="0" w:name="_heading=h.nyc86idl1ych" w:id="26"/>
+      <w:bookmarkEnd w:id="26"/>
       <w:r>
         <w:rPr>
           <w:sz w:val="28"/>
@@ -4896,8 +5158,8 @@
           <w:szCs w:val="28"/>
         </w:rPr>
       </w:pPr>
-      <w:bookmarkStart w:colFirst="0" w:colLast="0" w:name="_heading=h.akv1lxlksp97" w:id="26"/>
-      <w:bookmarkEnd w:id="26"/>
+      <w:bookmarkStart w:colFirst="0" w:colLast="0" w:name="_heading=h.akv1lxlksp97" w:id="27"/>
+      <w:bookmarkEnd w:id="27"/>
       <w:r>
         <w:rPr>
           <w:sz w:val="28"/>
@@ -5090,8 +5352,8 @@
         <w:spacing w:line="360" w:lineRule="auto"/>
         <w:rPr/>
       </w:pPr>
-      <w:bookmarkStart w:colFirst="0" w:colLast="0" w:name="_heading=h.wuudmp26vh0f" w:id="27"/>
-      <w:bookmarkEnd w:id="27"/>
+      <w:bookmarkStart w:colFirst="0" w:colLast="0" w:name="_heading=h.wuudmp26vh0f" w:id="28"/>
+      <w:bookmarkEnd w:id="28"/>
       <w:r>
         <w:rPr>
           <w:rtl w:val="0"/>
@@ -5105,8 +5367,8 @@
         <w:spacing w:line="360" w:lineRule="auto"/>
         <w:rPr/>
       </w:pPr>
-      <w:bookmarkStart w:colFirst="0" w:colLast="0" w:name="_heading=h.cyc2vxb8baqo" w:id="28"/>
-      <w:bookmarkEnd w:id="28"/>
+      <w:bookmarkStart w:colFirst="0" w:colLast="0" w:name="_heading=h.cyc2vxb8baqo" w:id="29"/>
+      <w:bookmarkEnd w:id="29"/>
       <w:r>
         <w:rPr>
           <w:rtl w:val="0"/>
@@ -5124,8 +5386,8 @@
           <w:szCs w:val="28"/>
         </w:rPr>
       </w:pPr>
-      <w:bookmarkStart w:colFirst="0" w:colLast="0" w:name="_heading=h.98y9wayvnav0" w:id="29"/>
-      <w:bookmarkEnd w:id="29"/>
+      <w:bookmarkStart w:colFirst="0" w:colLast="0" w:name="_heading=h.98y9wayvnav0" w:id="30"/>
+      <w:bookmarkEnd w:id="30"/>
       <w:r>
         <w:rPr>
           <w:b w:val="1"/>
@@ -5178,7 +5440,7 @@
       </w:pPr>
       <w:sdt>
         <w:sdtPr>
-          <w:id w:val="-694727166"/>
+          <w:id w:val="225797918"/>
           <w:tag w:val="goog_rdk_1"/>
         </w:sdtPr>
         <w:sdtContent>
@@ -5314,8 +5576,8 @@
           <w:szCs w:val="28"/>
         </w:rPr>
       </w:pPr>
-      <w:bookmarkStart w:colFirst="0" w:colLast="0" w:name="_heading=h.kklnwolvido6" w:id="30"/>
-      <w:bookmarkEnd w:id="30"/>
+      <w:bookmarkStart w:colFirst="0" w:colLast="0" w:name="_heading=h.kklnwolvido6" w:id="31"/>
+      <w:bookmarkEnd w:id="31"/>
       <w:r>
         <w:rPr>
           <w:b w:val="1"/>
@@ -5459,8 +5721,8 @@
           <w:szCs w:val="28"/>
         </w:rPr>
       </w:pPr>
-      <w:bookmarkStart w:colFirst="0" w:colLast="0" w:name="_heading=h.o6jspc9onl5t" w:id="31"/>
-      <w:bookmarkEnd w:id="31"/>
+      <w:bookmarkStart w:colFirst="0" w:colLast="0" w:name="_heading=h.o6jspc9onl5t" w:id="32"/>
+      <w:bookmarkEnd w:id="32"/>
       <w:r>
         <w:rPr>
           <w:b w:val="1"/>
@@ -7360,7 +7622,7 @@
 
 <file path=customXML/item1.xml><?xml version="1.0" encoding="utf-8"?>
 <go:gDocsCustomXmlDataStorage xmlns:go="http://customooxmlschemas.google.com/" xmlns:r="http://schemas.openxmlformats.org/officeDocument/2006/relationships" uri="GoogleDocsCustomDataVersion2">
-  <go:docsCustomData xmlns:go="http://customooxmlschemas.google.com/" roundtripDataSignature="AMtx7mickIiWvBwFl3NPO8ydiDNWBSVb0Q==">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</go:docsCustomData>
+  <go:docsCustomData xmlns:go="http://customooxmlschemas.google.com/" roundtripDataSignature="AMtx7mhZJ7+lrL/92DA4UN0LR02qBF0DLQ==">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</go:docsCustomData>
 </go:gDocsCustomXmlDataStorage>
 </file>
 
